--- a/L5Y-Lines-Worksheet.docx
+++ b/L5Y-Lines-Worksheet.docx
@@ -95,7 +95,7 @@
           <w:sz w:val="22"/>
           <w:szCs w:val="22"/>
         </w:rPr>
-        <w:t xml:space="preserve">♪ First piano bar — house settles</w:t>
+        <w:t xml:space="preserve">♪ PROLOGUE — the wedding waltz begins. SHE is discovered on her phone.</w:t>
       </w:r>
     </w:p>
     <w:p>
@@ -142,7 +142,7 @@
           <w:sz w:val="22"/>
           <w:szCs w:val="22"/>
         </w:rPr>
-        <w:t xml:space="preserve">♪ Intro, phrase 2</w:t>
+        <w:t xml:space="preserve">♪ Prologue, next phrase</w:t>
       </w:r>
     </w:p>
     <w:p>
@@ -189,7 +189,7 @@
           <w:sz w:val="22"/>
           <w:szCs w:val="22"/>
         </w:rPr>
-        <w:t xml:space="preserve">♪ Intro, phrase 3 — she gives in</w:t>
+        <w:t xml:space="preserve">♪ Prologue — she gives in</w:t>
       </w:r>
     </w:p>
     <w:p>
@@ -226,6 +226,1515 @@
           <w:szCs w:val="20"/>
         </w:rPr>
         <w:t xml:space="preserve">1.4   </w:t>
+      </w:r>
+      <w:r>
+        <w:rPr>
+          <w:rFonts w:ascii="Arial" w:cs="Arial" w:eastAsia="Arial" w:hAnsi="Arial"/>
+          <w:b w:val="false"/>
+          <w:bCs w:val="false"/>
+          <w:color w:val="2b4d8a"/>
+          <w:sz w:val="22"/>
+          <w:szCs w:val="22"/>
+        </w:rPr>
+        <w:t xml:space="preserve">♪ Prologue — the first memory</w:t>
+      </w:r>
+    </w:p>
+    <w:p>
+      <w:pPr>
+        <w:pBdr>
+          <w:bottom w:val="single" w:color="9aa0a8" w:sz="6"/>
+        </w:pBdr>
+        <w:spacing w:after="200" w:before="60"/>
+        <w:ind w:left="460"/>
+      </w:pPr>
+      <w:r>
+        <w:rPr>
+          <w:rFonts w:ascii="Arial" w:cs="Arial" w:eastAsia="Arial" w:hAnsi="Arial"/>
+          <w:b/>
+          <w:bCs/>
+          <w:color w:val="6b7280"/>
+          <w:sz w:val="16"/>
+          <w:szCs w:val="16"/>
+        </w:rPr>
+        <w:t xml:space="preserve">REAL LINE:  </w:t>
+      </w:r>
+    </w:p>
+    <w:p>
+      <w:pPr>
+        <w:spacing w:after="10"/>
+      </w:pPr>
+      <w:r>
+        <w:rPr>
+          <w:rFonts w:ascii="Courier New" w:cs="Courier New" w:eastAsia="Courier New" w:hAnsi="Courier New"/>
+          <w:b/>
+          <w:bCs/>
+          <w:color w:val="6b7280"/>
+          <w:sz w:val="20"/>
+          <w:szCs w:val="20"/>
+        </w:rPr>
+        <w:t xml:space="preserve">1.5   </w:t>
+      </w:r>
+      <w:r>
+        <w:rPr>
+          <w:rFonts w:ascii="Arial" w:cs="Arial" w:eastAsia="Arial" w:hAnsi="Arial"/>
+          <w:b w:val="false"/>
+          <w:bCs w:val="false"/>
+          <w:color w:val="2b4d8a"/>
+          <w:sz w:val="22"/>
+          <w:szCs w:val="22"/>
+        </w:rPr>
+        <w:t xml:space="preserve">♪ Prologue — the second</w:t>
+      </w:r>
+    </w:p>
+    <w:p>
+      <w:pPr>
+        <w:pBdr>
+          <w:bottom w:val="single" w:color="9aa0a8" w:sz="6"/>
+        </w:pBdr>
+        <w:spacing w:after="200" w:before="60"/>
+        <w:ind w:left="460"/>
+      </w:pPr>
+      <w:r>
+        <w:rPr>
+          <w:rFonts w:ascii="Arial" w:cs="Arial" w:eastAsia="Arial" w:hAnsi="Arial"/>
+          <w:b/>
+          <w:bCs/>
+          <w:color w:val="6b7280"/>
+          <w:sz w:val="16"/>
+          <w:szCs w:val="16"/>
+        </w:rPr>
+        <w:t xml:space="preserve">REAL LINE:  </w:t>
+      </w:r>
+    </w:p>
+    <w:p>
+      <w:pPr>
+        <w:spacing w:after="10"/>
+      </w:pPr>
+      <w:r>
+        <w:rPr>
+          <w:rFonts w:ascii="Courier New" w:cs="Courier New" w:eastAsia="Courier New" w:hAnsi="Courier New"/>
+          <w:b/>
+          <w:bCs/>
+          <w:color w:val="6b7280"/>
+          <w:sz w:val="20"/>
+          <w:szCs w:val="20"/>
+        </w:rPr>
+        <w:t xml:space="preserve">1.6   </w:t>
+      </w:r>
+      <w:r>
+        <w:rPr>
+          <w:rFonts w:ascii="Arial" w:cs="Arial" w:eastAsia="Arial" w:hAnsi="Arial"/>
+          <w:b w:val="false"/>
+          <w:bCs w:val="false"/>
+          <w:color w:val="2b4d8a"/>
+          <w:sz w:val="22"/>
+          <w:szCs w:val="22"/>
+        </w:rPr>
+        <w:t xml:space="preserve">♪ Prologue — the third</w:t>
+      </w:r>
+    </w:p>
+    <w:p>
+      <w:pPr>
+        <w:pBdr>
+          <w:bottom w:val="single" w:color="9aa0a8" w:sz="6"/>
+        </w:pBdr>
+        <w:spacing w:after="200" w:before="60"/>
+        <w:ind w:left="460"/>
+      </w:pPr>
+      <w:r>
+        <w:rPr>
+          <w:rFonts w:ascii="Arial" w:cs="Arial" w:eastAsia="Arial" w:hAnsi="Arial"/>
+          <w:b/>
+          <w:bCs/>
+          <w:color w:val="6b7280"/>
+          <w:sz w:val="16"/>
+          <w:szCs w:val="16"/>
+        </w:rPr>
+        <w:t xml:space="preserve">REAL LINE:  </w:t>
+      </w:r>
+    </w:p>
+    <w:p>
+      <w:pPr>
+        <w:spacing w:after="10"/>
+      </w:pPr>
+      <w:r>
+        <w:rPr>
+          <w:rFonts w:ascii="Courier New" w:cs="Courier New" w:eastAsia="Courier New" w:hAnsi="Courier New"/>
+          <w:b/>
+          <w:bCs/>
+          <w:color w:val="6b7280"/>
+          <w:sz w:val="20"/>
+          <w:szCs w:val="20"/>
+        </w:rPr>
+        <w:t xml:space="preserve">1.7   </w:t>
+      </w:r>
+      <w:r>
+        <w:rPr>
+          <w:rFonts w:ascii="Arial" w:cs="Arial" w:eastAsia="Arial" w:hAnsi="Arial"/>
+          <w:b w:val="false"/>
+          <w:bCs w:val="false"/>
+          <w:color w:val="2b4d8a"/>
+          <w:sz w:val="22"/>
+          <w:szCs w:val="22"/>
+        </w:rPr>
+        <w:t xml:space="preserve">♪ Prologue rolls into the INTRO of Still Hurting</w:t>
+      </w:r>
+    </w:p>
+    <w:p>
+      <w:pPr>
+        <w:pBdr>
+          <w:bottom w:val="single" w:color="9aa0a8" w:sz="6"/>
+        </w:pBdr>
+        <w:spacing w:after="200" w:before="60"/>
+        <w:ind w:left="460"/>
+      </w:pPr>
+      <w:r>
+        <w:rPr>
+          <w:rFonts w:ascii="Arial" w:cs="Arial" w:eastAsia="Arial" w:hAnsi="Arial"/>
+          <w:b/>
+          <w:bCs/>
+          <w:color w:val="6b7280"/>
+          <w:sz w:val="16"/>
+          <w:szCs w:val="16"/>
+        </w:rPr>
+        <w:t xml:space="preserve">REAL LINE:  </w:t>
+      </w:r>
+    </w:p>
+    <w:p>
+      <w:pPr>
+        <w:spacing w:after="10"/>
+      </w:pPr>
+      <w:r>
+        <w:rPr>
+          <w:rFonts w:ascii="Courier New" w:cs="Courier New" w:eastAsia="Courier New" w:hAnsi="Courier New"/>
+          <w:b/>
+          <w:bCs/>
+          <w:color w:val="6b7280"/>
+          <w:sz w:val="20"/>
+          <w:szCs w:val="20"/>
+        </w:rPr>
+        <w:t xml:space="preserve">1.8   </w:t>
+      </w:r>
+      <w:r>
+        <w:rPr>
+          <w:rFonts w:ascii="Arial" w:cs="Arial" w:eastAsia="Arial" w:hAnsi="Arial"/>
+          <w:b w:val="false"/>
+          <w:bCs w:val="false"/>
+          <w:color w:val="2b4d8a"/>
+          <w:sz w:val="22"/>
+          <w:szCs w:val="22"/>
+        </w:rPr>
+        <w:t xml:space="preserve">♪ Intro — the last card</w:t>
+      </w:r>
+    </w:p>
+    <w:p>
+      <w:pPr>
+        <w:pBdr>
+          <w:bottom w:val="single" w:color="9aa0a8" w:sz="6"/>
+        </w:pBdr>
+        <w:spacing w:after="200" w:before="60"/>
+        <w:ind w:left="460"/>
+      </w:pPr>
+      <w:r>
+        <w:rPr>
+          <w:rFonts w:ascii="Arial" w:cs="Arial" w:eastAsia="Arial" w:hAnsi="Arial"/>
+          <w:b/>
+          <w:bCs/>
+          <w:color w:val="6b7280"/>
+          <w:sz w:val="16"/>
+          <w:szCs w:val="16"/>
+        </w:rPr>
+        <w:t xml:space="preserve">REAL LINE:  </w:t>
+      </w:r>
+    </w:p>
+    <w:p>
+      <w:pPr>
+        <w:spacing w:after="10"/>
+      </w:pPr>
+      <w:r>
+        <w:rPr>
+          <w:rFonts w:ascii="Courier New" w:cs="Courier New" w:eastAsia="Courier New" w:hAnsi="Courier New"/>
+          <w:b/>
+          <w:bCs/>
+          <w:color w:val="6b7280"/>
+          <w:sz w:val="20"/>
+          <w:szCs w:val="20"/>
+        </w:rPr>
+        <w:t xml:space="preserve">1.9   </w:t>
+      </w:r>
+      <w:r>
+        <w:rPr>
+          <w:rFonts w:ascii="Arial" w:cs="Arial" w:eastAsia="Arial" w:hAnsi="Arial"/>
+          <w:b w:val="false"/>
+          <w:bCs w:val="false"/>
+          <w:color w:val="2b4d8a"/>
+          <w:sz w:val="22"/>
+          <w:szCs w:val="22"/>
+        </w:rPr>
+        <w:t xml:space="preserve">♪ AS SHE BEGINS TO SING</w:t>
+      </w:r>
+    </w:p>
+    <w:p>
+      <w:pPr>
+        <w:pBdr>
+          <w:bottom w:val="single" w:color="9aa0a8" w:sz="6"/>
+        </w:pBdr>
+        <w:spacing w:after="200" w:before="60"/>
+        <w:ind w:left="460"/>
+      </w:pPr>
+      <w:r>
+        <w:rPr>
+          <w:rFonts w:ascii="Arial" w:cs="Arial" w:eastAsia="Arial" w:hAnsi="Arial"/>
+          <w:b/>
+          <w:bCs/>
+          <w:color w:val="6b7280"/>
+          <w:sz w:val="16"/>
+          <w:szCs w:val="16"/>
+        </w:rPr>
+        <w:t xml:space="preserve">REAL LINE:  </w:t>
+      </w:r>
+    </w:p>
+    <w:p>
+      <w:pPr>
+        <w:spacing w:after="10"/>
+      </w:pPr>
+      <w:r>
+        <w:rPr>
+          <w:rFonts w:ascii="Courier New" w:cs="Courier New" w:eastAsia="Courier New" w:hAnsi="Courier New"/>
+          <w:b/>
+          <w:bCs/>
+          <w:color w:val="6b7280"/>
+          <w:sz w:val="20"/>
+          <w:szCs w:val="20"/>
+        </w:rPr>
+        <w:t xml:space="preserve">1.10   </w:t>
+      </w:r>
+      <w:r>
+        <w:rPr>
+          <w:rFonts w:ascii="Arial" w:cs="Arial" w:eastAsia="Arial" w:hAnsi="Arial"/>
+          <w:b w:val="false"/>
+          <w:bCs w:val="false"/>
+          <w:color w:val="2b4d8a"/>
+          <w:sz w:val="22"/>
+          <w:szCs w:val="22"/>
+        </w:rPr>
+        <w:t xml:space="preserve">♪ INTERLUDE — measure 58. She picks the phone back up.</w:t>
+      </w:r>
+    </w:p>
+    <w:p>
+      <w:pPr>
+        <w:pBdr>
+          <w:bottom w:val="single" w:color="9aa0a8" w:sz="6"/>
+        </w:pBdr>
+        <w:spacing w:after="200" w:before="60"/>
+        <w:ind w:left="460"/>
+      </w:pPr>
+      <w:r>
+        <w:rPr>
+          <w:rFonts w:ascii="Arial" w:cs="Arial" w:eastAsia="Arial" w:hAnsi="Arial"/>
+          <w:b/>
+          <w:bCs/>
+          <w:color w:val="6b7280"/>
+          <w:sz w:val="16"/>
+          <w:szCs w:val="16"/>
+        </w:rPr>
+        <w:t xml:space="preserve">REAL LINE:  </w:t>
+      </w:r>
+    </w:p>
+    <w:p>
+      <w:pPr>
+        <w:spacing w:after="10"/>
+      </w:pPr>
+      <w:r>
+        <w:rPr>
+          <w:rFonts w:ascii="Courier New" w:cs="Courier New" w:eastAsia="Courier New" w:hAnsi="Courier New"/>
+          <w:b/>
+          <w:bCs/>
+          <w:color w:val="6b7280"/>
+          <w:sz w:val="20"/>
+          <w:szCs w:val="20"/>
+        </w:rPr>
+        <w:t xml:space="preserve">1.11   </w:t>
+      </w:r>
+      <w:r>
+        <w:rPr>
+          <w:rFonts w:ascii="Arial" w:cs="Arial" w:eastAsia="Arial" w:hAnsi="Arial"/>
+          <w:b w:val="false"/>
+          <w:bCs w:val="false"/>
+          <w:color w:val="2b4d8a"/>
+          <w:sz w:val="22"/>
+          <w:szCs w:val="22"/>
+        </w:rPr>
+        <w:t xml:space="preserve">♪ Interlude — she opens his thread</w:t>
+      </w:r>
+    </w:p>
+    <w:p>
+      <w:pPr>
+        <w:pBdr>
+          <w:bottom w:val="single" w:color="9aa0a8" w:sz="6"/>
+        </w:pBdr>
+        <w:spacing w:after="200" w:before="60"/>
+        <w:ind w:left="460"/>
+      </w:pPr>
+      <w:r>
+        <w:rPr>
+          <w:rFonts w:ascii="Arial" w:cs="Arial" w:eastAsia="Arial" w:hAnsi="Arial"/>
+          <w:b/>
+          <w:bCs/>
+          <w:color w:val="6b7280"/>
+          <w:sz w:val="16"/>
+          <w:szCs w:val="16"/>
+        </w:rPr>
+        <w:t xml:space="preserve">REAL LINE:  </w:t>
+      </w:r>
+    </w:p>
+    <w:p>
+      <w:pPr>
+        <w:spacing w:after="10"/>
+      </w:pPr>
+      <w:r>
+        <w:rPr>
+          <w:rFonts w:ascii="Courier New" w:cs="Courier New" w:eastAsia="Courier New" w:hAnsi="Courier New"/>
+          <w:b/>
+          <w:bCs/>
+          <w:color w:val="6b7280"/>
+          <w:sz w:val="20"/>
+          <w:szCs w:val="20"/>
+        </w:rPr>
+        <w:t xml:space="preserve">1.12   </w:t>
+      </w:r>
+      <w:r>
+        <w:rPr>
+          <w:rFonts w:ascii="Arial" w:cs="Arial" w:eastAsia="Arial" w:hAnsi="Arial"/>
+          <w:b w:val="false"/>
+          <w:bCs w:val="false"/>
+          <w:color w:val="2b4d8a"/>
+          <w:sz w:val="22"/>
+          <w:szCs w:val="22"/>
+        </w:rPr>
+        <w:t xml:space="preserve">♪ Interlude — she types it live</w:t>
+      </w:r>
+    </w:p>
+    <w:p>
+      <w:pPr>
+        <w:pBdr>
+          <w:bottom w:val="single" w:color="9aa0a8" w:sz="6"/>
+        </w:pBdr>
+        <w:spacing w:after="200" w:before="60"/>
+        <w:ind w:left="460"/>
+      </w:pPr>
+      <w:r>
+        <w:rPr>
+          <w:rFonts w:ascii="Arial" w:cs="Arial" w:eastAsia="Arial" w:hAnsi="Arial"/>
+          <w:b/>
+          <w:bCs/>
+          <w:color w:val="6b7280"/>
+          <w:sz w:val="16"/>
+          <w:szCs w:val="16"/>
+        </w:rPr>
+        <w:t xml:space="preserve">REAL LINE:  </w:t>
+      </w:r>
+    </w:p>
+    <w:p>
+      <w:pPr>
+        <w:spacing w:after="10"/>
+      </w:pPr>
+      <w:r>
+        <w:rPr>
+          <w:rFonts w:ascii="Courier New" w:cs="Courier New" w:eastAsia="Courier New" w:hAnsi="Courier New"/>
+          <w:b/>
+          <w:bCs/>
+          <w:color w:val="6b7280"/>
+          <w:sz w:val="20"/>
+          <w:szCs w:val="20"/>
+        </w:rPr>
+        <w:t xml:space="preserve">1.13   </w:t>
+      </w:r>
+      <w:r>
+        <w:rPr>
+          <w:rFonts w:ascii="Arial" w:cs="Arial" w:eastAsia="Arial" w:hAnsi="Arial"/>
+          <w:b w:val="false"/>
+          <w:bCs w:val="false"/>
+          <w:color w:val="2b4d8a"/>
+          <w:sz w:val="22"/>
+          <w:szCs w:val="22"/>
+        </w:rPr>
+        <w:t xml:space="preserve">♪ Interlude — SHE SENDS IT</w:t>
+      </w:r>
+    </w:p>
+    <w:p>
+      <w:pPr>
+        <w:pBdr>
+          <w:bottom w:val="single" w:color="9aa0a8" w:sz="6"/>
+        </w:pBdr>
+        <w:spacing w:after="200" w:before="60"/>
+        <w:ind w:left="460"/>
+      </w:pPr>
+      <w:r>
+        <w:rPr>
+          <w:rFonts w:ascii="Arial" w:cs="Arial" w:eastAsia="Arial" w:hAnsi="Arial"/>
+          <w:b/>
+          <w:bCs/>
+          <w:color w:val="6b7280"/>
+          <w:sz w:val="16"/>
+          <w:szCs w:val="16"/>
+        </w:rPr>
+        <w:t xml:space="preserve">REAL LINE:  </w:t>
+      </w:r>
+    </w:p>
+    <w:p>
+      <w:pPr>
+        <w:spacing w:after="10"/>
+      </w:pPr>
+      <w:r>
+        <w:rPr>
+          <w:rFonts w:ascii="Courier New" w:cs="Courier New" w:eastAsia="Courier New" w:hAnsi="Courier New"/>
+          <w:b/>
+          <w:bCs/>
+          <w:color w:val="6b7280"/>
+          <w:sz w:val="20"/>
+          <w:szCs w:val="20"/>
+        </w:rPr>
+        <w:t xml:space="preserve">1.14   </w:t>
+      </w:r>
+      <w:r>
+        <w:rPr>
+          <w:rFonts w:ascii="Arial" w:cs="Arial" w:eastAsia="Arial" w:hAnsi="Arial"/>
+          <w:b/>
+          <w:bCs/>
+          <w:color w:val="15151d"/>
+          <w:sz w:val="22"/>
+          <w:szCs w:val="22"/>
+        </w:rPr>
+        <w:t xml:space="preserve">“What about lies, Jamie?”</w:t>
+      </w:r>
+    </w:p>
+    <w:p>
+      <w:pPr>
+        <w:pBdr>
+          <w:bottom w:val="single" w:color="9aa0a8" w:sz="6"/>
+        </w:pBdr>
+        <w:spacing w:after="200" w:before="60"/>
+        <w:ind w:left="460"/>
+      </w:pPr>
+      <w:r>
+        <w:rPr>
+          <w:rFonts w:ascii="Arial" w:cs="Arial" w:eastAsia="Arial" w:hAnsi="Arial"/>
+          <w:b/>
+          <w:bCs/>
+          <w:color w:val="6b7280"/>
+          <w:sz w:val="16"/>
+          <w:szCs w:val="16"/>
+        </w:rPr>
+        <w:t xml:space="preserve">REAL LINE:  </w:t>
+      </w:r>
+    </w:p>
+    <w:p>
+      <w:pPr>
+        <w:spacing w:after="10"/>
+      </w:pPr>
+      <w:r>
+        <w:rPr>
+          <w:rFonts w:ascii="Courier New" w:cs="Courier New" w:eastAsia="Courier New" w:hAnsi="Courier New"/>
+          <w:b/>
+          <w:bCs/>
+          <w:color w:val="6b7280"/>
+          <w:sz w:val="20"/>
+          <w:szCs w:val="20"/>
+        </w:rPr>
+        <w:t xml:space="preserve">1.15   </w:t>
+      </w:r>
+      <w:r>
+        <w:rPr>
+          <w:rFonts w:ascii="Arial" w:cs="Arial" w:eastAsia="Arial" w:hAnsi="Arial"/>
+          <w:b/>
+          <w:bCs/>
+          <w:color w:val="15151d"/>
+          <w:sz w:val="22"/>
+          <w:szCs w:val="22"/>
+        </w:rPr>
+        <w:t xml:space="preserve">“What about you, Jamie? — on the soft bloom”</w:t>
+      </w:r>
+    </w:p>
+    <w:p>
+      <w:pPr>
+        <w:pBdr>
+          <w:bottom w:val="single" w:color="9aa0a8" w:sz="6"/>
+        </w:pBdr>
+        <w:spacing w:after="200" w:before="60"/>
+        <w:ind w:left="460"/>
+      </w:pPr>
+      <w:r>
+        <w:rPr>
+          <w:rFonts w:ascii="Arial" w:cs="Arial" w:eastAsia="Arial" w:hAnsi="Arial"/>
+          <w:b/>
+          <w:bCs/>
+          <w:color w:val="6b7280"/>
+          <w:sz w:val="16"/>
+          <w:szCs w:val="16"/>
+        </w:rPr>
+        <w:t xml:space="preserve">REAL LINE:  </w:t>
+      </w:r>
+    </w:p>
+    <w:p>
+      <w:pPr>
+        <w:spacing w:after="10"/>
+      </w:pPr>
+      <w:r>
+        <w:rPr>
+          <w:rFonts w:ascii="Courier New" w:cs="Courier New" w:eastAsia="Courier New" w:hAnsi="Courier New"/>
+          <w:b/>
+          <w:bCs/>
+          <w:color w:val="6b7280"/>
+          <w:sz w:val="20"/>
+          <w:szCs w:val="20"/>
+        </w:rPr>
+        <w:t xml:space="preserve">1.16   </w:t>
+      </w:r>
+      <w:r>
+        <w:rPr>
+          <w:rFonts w:ascii="Arial" w:cs="Arial" w:eastAsia="Arial" w:hAnsi="Arial"/>
+          <w:b/>
+          <w:bCs/>
+          <w:color w:val="15151d"/>
+          <w:sz w:val="22"/>
+          <w:szCs w:val="22"/>
+        </w:rPr>
+        <w:t xml:space="preserve">“What about you?”</w:t>
+      </w:r>
+    </w:p>
+    <w:p>
+      <w:pPr>
+        <w:pBdr>
+          <w:bottom w:val="single" w:color="9aa0a8" w:sz="6"/>
+        </w:pBdr>
+        <w:spacing w:after="200" w:before="60"/>
+        <w:ind w:left="460"/>
+      </w:pPr>
+      <w:r>
+        <w:rPr>
+          <w:rFonts w:ascii="Arial" w:cs="Arial" w:eastAsia="Arial" w:hAnsi="Arial"/>
+          <w:b/>
+          <w:bCs/>
+          <w:color w:val="6b7280"/>
+          <w:sz w:val="16"/>
+          <w:szCs w:val="16"/>
+        </w:rPr>
+        <w:t xml:space="preserve">REAL LINE:  </w:t>
+      </w:r>
+    </w:p>
+    <w:p>
+      <w:pPr>
+        <w:spacing w:after="10"/>
+      </w:pPr>
+      <w:r>
+        <w:rPr>
+          <w:rFonts w:ascii="Courier New" w:cs="Courier New" w:eastAsia="Courier New" w:hAnsi="Courier New"/>
+          <w:b/>
+          <w:bCs/>
+          <w:color w:val="6b7280"/>
+          <w:sz w:val="20"/>
+          <w:szCs w:val="20"/>
+        </w:rPr>
+        <w:t xml:space="preserve">1.17   </w:t>
+      </w:r>
+      <w:r>
+        <w:rPr>
+          <w:rFonts w:ascii="Arial" w:cs="Arial" w:eastAsia="Arial" w:hAnsi="Arial"/>
+          <w:b w:val="false"/>
+          <w:bCs w:val="false"/>
+          <w:color w:val="2b4d8a"/>
+          <w:sz w:val="22"/>
+          <w:szCs w:val="22"/>
+        </w:rPr>
+        <w:t xml:space="preserve">♪ She locks the phone</w:t>
+      </w:r>
+    </w:p>
+    <w:p>
+      <w:pPr>
+        <w:pBdr>
+          <w:bottom w:val="single" w:color="9aa0a8" w:sz="6"/>
+        </w:pBdr>
+        <w:spacing w:after="200" w:before="60"/>
+        <w:ind w:left="460"/>
+      </w:pPr>
+      <w:r>
+        <w:rPr>
+          <w:rFonts w:ascii="Arial" w:cs="Arial" w:eastAsia="Arial" w:hAnsi="Arial"/>
+          <w:b/>
+          <w:bCs/>
+          <w:color w:val="6b7280"/>
+          <w:sz w:val="16"/>
+          <w:szCs w:val="16"/>
+        </w:rPr>
+        <w:t xml:space="preserve">REAL LINE:  </w:t>
+      </w:r>
+    </w:p>
+    <w:p>
+      <w:pPr>
+        <w:spacing w:after="10"/>
+      </w:pPr>
+      <w:r>
+        <w:rPr>
+          <w:rFonts w:ascii="Courier New" w:cs="Courier New" w:eastAsia="Courier New" w:hAnsi="Courier New"/>
+          <w:b/>
+          <w:bCs/>
+          <w:color w:val="6b7280"/>
+          <w:sz w:val="20"/>
+          <w:szCs w:val="20"/>
+        </w:rPr>
+        <w:t xml:space="preserve">1.18   </w:t>
+      </w:r>
+      <w:r>
+        <w:rPr>
+          <w:rFonts w:ascii="Arial" w:cs="Arial" w:eastAsia="Arial" w:hAnsi="Arial"/>
+          <w:b/>
+          <w:bCs/>
+          <w:color w:val="15151d"/>
+          <w:sz w:val="22"/>
+          <w:szCs w:val="22"/>
+        </w:rPr>
+        <w:t xml:space="preserve">“⚠CONFIRM LINE — “Give me a day” · the memories return”</w:t>
+      </w:r>
+    </w:p>
+    <w:p>
+      <w:pPr>
+        <w:pBdr>
+          <w:bottom w:val="single" w:color="9aa0a8" w:sz="6"/>
+        </w:pBdr>
+        <w:spacing w:after="200" w:before="60"/>
+        <w:ind w:left="460"/>
+      </w:pPr>
+      <w:r>
+        <w:rPr>
+          <w:rFonts w:ascii="Arial" w:cs="Arial" w:eastAsia="Arial" w:hAnsi="Arial"/>
+          <w:b/>
+          <w:bCs/>
+          <w:color w:val="6b7280"/>
+          <w:sz w:val="16"/>
+          <w:szCs w:val="16"/>
+        </w:rPr>
+        <w:t xml:space="preserve">REAL LINE:  </w:t>
+      </w:r>
+    </w:p>
+    <w:p>
+      <w:pPr>
+        <w:spacing w:after="10"/>
+      </w:pPr>
+      <w:r>
+        <w:rPr>
+          <w:rFonts w:ascii="Courier New" w:cs="Courier New" w:eastAsia="Courier New" w:hAnsi="Courier New"/>
+          <w:b/>
+          <w:bCs/>
+          <w:color w:val="6b7280"/>
+          <w:sz w:val="20"/>
+          <w:szCs w:val="20"/>
+        </w:rPr>
+        <w:t xml:space="preserve">1.19   </w:t>
+      </w:r>
+      <w:r>
+        <w:rPr>
+          <w:rFonts w:ascii="Arial" w:cs="Arial" w:eastAsia="Arial" w:hAnsi="Arial"/>
+          <w:b/>
+          <w:bCs/>
+          <w:color w:val="15151d"/>
+          <w:sz w:val="22"/>
+          <w:szCs w:val="22"/>
+        </w:rPr>
+        <w:t xml:space="preserve">“⚠CONFIRM LINE — “Bring back the lies” · back to the beginning”</w:t>
+      </w:r>
+    </w:p>
+    <w:p>
+      <w:pPr>
+        <w:pBdr>
+          <w:bottom w:val="single" w:color="9aa0a8" w:sz="6"/>
+        </w:pBdr>
+        <w:spacing w:after="200" w:before="60"/>
+        <w:ind w:left="460"/>
+      </w:pPr>
+      <w:r>
+        <w:rPr>
+          <w:rFonts w:ascii="Arial" w:cs="Arial" w:eastAsia="Arial" w:hAnsi="Arial"/>
+          <w:b/>
+          <w:bCs/>
+          <w:color w:val="6b7280"/>
+          <w:sz w:val="16"/>
+          <w:szCs w:val="16"/>
+        </w:rPr>
+        <w:t xml:space="preserve">REAL LINE:  </w:t>
+      </w:r>
+    </w:p>
+    <w:p>
+      <w:pPr>
+        <w:spacing w:after="10"/>
+      </w:pPr>
+      <w:r>
+        <w:rPr>
+          <w:rFonts w:ascii="Courier New" w:cs="Courier New" w:eastAsia="Courier New" w:hAnsi="Courier New"/>
+          <w:b/>
+          <w:bCs/>
+          <w:color w:val="6b7280"/>
+          <w:sz w:val="20"/>
+          <w:szCs w:val="20"/>
+        </w:rPr>
+        <w:t xml:space="preserve">1.20   </w:t>
+      </w:r>
+      <w:r>
+        <w:rPr>
+          <w:rFonts w:ascii="Arial" w:cs="Arial" w:eastAsia="Arial" w:hAnsi="Arial"/>
+          <w:b w:val="false"/>
+          <w:bCs w:val="false"/>
+          <w:color w:val="2b4d8a"/>
+          <w:sz w:val="22"/>
+          <w:szCs w:val="22"/>
+        </w:rPr>
+        <w:t xml:space="preserve">♪ FINAL CUTOFF</w:t>
+      </w:r>
+    </w:p>
+    <w:p>
+      <w:pPr>
+        <w:pBdr>
+          <w:bottom w:val="single" w:color="9aa0a8" w:sz="6"/>
+        </w:pBdr>
+        <w:spacing w:after="200" w:before="60"/>
+        <w:ind w:left="460"/>
+      </w:pPr>
+      <w:r>
+        <w:rPr>
+          <w:rFonts w:ascii="Arial" w:cs="Arial" w:eastAsia="Arial" w:hAnsi="Arial"/>
+          <w:b/>
+          <w:bCs/>
+          <w:color w:val="6b7280"/>
+          <w:sz w:val="16"/>
+          <w:szCs w:val="16"/>
+        </w:rPr>
+        <w:t xml:space="preserve">REAL LINE:  </w:t>
+      </w:r>
+    </w:p>
+    <w:p>
+      <w:pPr>
+        <w:pageBreakBefore/>
+        <w:spacing w:after="160"/>
+      </w:pPr>
+      <w:r>
+        <w:rPr>
+          <w:rFonts w:ascii="Arial" w:cs="Arial" w:eastAsia="Arial" w:hAnsi="Arial"/>
+          <w:b/>
+          <w:bCs/>
+          <w:color w:val="15151d"/>
+          <w:sz w:val="32"/>
+          <w:szCs w:val="32"/>
+        </w:rPr>
+        <w:t xml:space="preserve">2 · Shiksa Goddess</w:t>
+      </w:r>
+      <w:r>
+        <w:rPr>
+          <w:rFonts w:ascii="Arial" w:cs="Arial" w:eastAsia="Arial" w:hAnsi="Arial"/>
+          <w:color w:val="6b7280"/>
+          <w:sz w:val="20"/>
+          <w:szCs w:val="20"/>
+        </w:rPr>
+        <w:t xml:space="preserve">   ·   11 cues</w:t>
+      </w:r>
+    </w:p>
+    <w:p>
+      <w:pPr>
+        <w:spacing w:after="10"/>
+      </w:pPr>
+      <w:r>
+        <w:rPr>
+          <w:rFonts w:ascii="Courier New" w:cs="Courier New" w:eastAsia="Courier New" w:hAnsi="Courier New"/>
+          <w:b/>
+          <w:bCs/>
+          <w:color w:val="6b7280"/>
+          <w:sz w:val="20"/>
+          <w:szCs w:val="20"/>
+        </w:rPr>
+        <w:t xml:space="preserve">2.1   </w:t>
+      </w:r>
+      <w:r>
+        <w:rPr>
+          <w:rFonts w:ascii="Arial" w:cs="Arial" w:eastAsia="Arial" w:hAnsi="Arial"/>
+          <w:b w:val="false"/>
+          <w:bCs w:val="false"/>
+          <w:color w:val="2b4d8a"/>
+          <w:sz w:val="22"/>
+          <w:szCs w:val="22"/>
+        </w:rPr>
+        <w:t xml:space="preserve">♪ Segue chord out of her blackout</w:t>
+      </w:r>
+    </w:p>
+    <w:p>
+      <w:pPr>
+        <w:pBdr>
+          <w:bottom w:val="single" w:color="9aa0a8" w:sz="6"/>
+        </w:pBdr>
+        <w:spacing w:after="200" w:before="60"/>
+        <w:ind w:left="460"/>
+      </w:pPr>
+      <w:r>
+        <w:rPr>
+          <w:rFonts w:ascii="Arial" w:cs="Arial" w:eastAsia="Arial" w:hAnsi="Arial"/>
+          <w:b/>
+          <w:bCs/>
+          <w:color w:val="6b7280"/>
+          <w:sz w:val="16"/>
+          <w:szCs w:val="16"/>
+        </w:rPr>
+        <w:t xml:space="preserve">REAL LINE:  </w:t>
+      </w:r>
+    </w:p>
+    <w:p>
+      <w:pPr>
+        <w:spacing w:after="10"/>
+      </w:pPr>
+      <w:r>
+        <w:rPr>
+          <w:rFonts w:ascii="Courier New" w:cs="Courier New" w:eastAsia="Courier New" w:hAnsi="Courier New"/>
+          <w:b/>
+          <w:bCs/>
+          <w:color w:val="6b7280"/>
+          <w:sz w:val="20"/>
+          <w:szCs w:val="20"/>
+        </w:rPr>
+        <w:t xml:space="preserve">2.2   </w:t>
+      </w:r>
+      <w:r>
+        <w:rPr>
+          <w:rFonts w:ascii="Arial" w:cs="Arial" w:eastAsia="Arial" w:hAnsi="Arial"/>
+          <w:b/>
+          <w:bCs/>
+          <w:color w:val="15151d"/>
+          <w:sz w:val="22"/>
+          <w:szCs w:val="22"/>
+        </w:rPr>
+        <w:t xml:space="preserve">“I’m breaking my mother’s heart,”</w:t>
+      </w:r>
+    </w:p>
+    <w:p>
+      <w:pPr>
+        <w:pBdr>
+          <w:bottom w:val="single" w:color="9aa0a8" w:sz="6"/>
+        </w:pBdr>
+        <w:spacing w:after="200" w:before="60"/>
+        <w:ind w:left="460"/>
+      </w:pPr>
+      <w:r>
+        <w:rPr>
+          <w:rFonts w:ascii="Arial" w:cs="Arial" w:eastAsia="Arial" w:hAnsi="Arial"/>
+          <w:b/>
+          <w:bCs/>
+          <w:color w:val="6b7280"/>
+          <w:sz w:val="16"/>
+          <w:szCs w:val="16"/>
+        </w:rPr>
+        <w:t xml:space="preserve">REAL LINE:  </w:t>
+      </w:r>
+    </w:p>
+    <w:p>
+      <w:pPr>
+        <w:spacing w:after="10"/>
+      </w:pPr>
+      <w:r>
+        <w:rPr>
+          <w:rFonts w:ascii="Courier New" w:cs="Courier New" w:eastAsia="Courier New" w:hAnsi="Courier New"/>
+          <w:b/>
+          <w:bCs/>
+          <w:color w:val="6b7280"/>
+          <w:sz w:val="20"/>
+          <w:szCs w:val="20"/>
+        </w:rPr>
+        <w:t xml:space="preserve">2.3   </w:t>
+      </w:r>
+      <w:r>
+        <w:rPr>
+          <w:rFonts w:ascii="Arial" w:cs="Arial" w:eastAsia="Arial" w:hAnsi="Arial"/>
+          <w:b/>
+          <w:bCs/>
+          <w:color w:val="15151d"/>
+          <w:sz w:val="22"/>
+          <w:szCs w:val="22"/>
+        </w:rPr>
+        <w:t xml:space="preserve">“The JCC of Spring Valley is shaking,”</w:t>
+      </w:r>
+    </w:p>
+    <w:p>
+      <w:pPr>
+        <w:pBdr>
+          <w:bottom w:val="single" w:color="9aa0a8" w:sz="6"/>
+        </w:pBdr>
+        <w:spacing w:after="200" w:before="60"/>
+        <w:ind w:left="460"/>
+      </w:pPr>
+      <w:r>
+        <w:rPr>
+          <w:rFonts w:ascii="Arial" w:cs="Arial" w:eastAsia="Arial" w:hAnsi="Arial"/>
+          <w:b/>
+          <w:bCs/>
+          <w:color w:val="6b7280"/>
+          <w:sz w:val="16"/>
+          <w:szCs w:val="16"/>
+        </w:rPr>
+        <w:t xml:space="preserve">REAL LINE:  </w:t>
+      </w:r>
+    </w:p>
+    <w:p>
+      <w:pPr>
+        <w:spacing w:after="10"/>
+      </w:pPr>
+      <w:r>
+        <w:rPr>
+          <w:rFonts w:ascii="Courier New" w:cs="Courier New" w:eastAsia="Courier New" w:hAnsi="Courier New"/>
+          <w:b/>
+          <w:bCs/>
+          <w:color w:val="6b7280"/>
+          <w:sz w:val="20"/>
+          <w:szCs w:val="20"/>
+        </w:rPr>
+        <w:t xml:space="preserve">2.4   </w:t>
+      </w:r>
+      <w:r>
+        <w:rPr>
+          <w:rFonts w:ascii="Arial" w:cs="Arial" w:eastAsia="Arial" w:hAnsi="Arial"/>
+          <w:b/>
+          <w:bCs/>
+          <w:color w:val="15151d"/>
+          <w:sz w:val="22"/>
+          <w:szCs w:val="22"/>
+        </w:rPr>
+        <w:t xml:space="preserve">“And if you had a tattoo, that wouldn’t matter.”</w:t>
+      </w:r>
+    </w:p>
+    <w:p>
+      <w:pPr>
+        <w:pBdr>
+          <w:bottom w:val="single" w:color="9aa0a8" w:sz="6"/>
+        </w:pBdr>
+        <w:spacing w:after="200" w:before="60"/>
+        <w:ind w:left="460"/>
+      </w:pPr>
+      <w:r>
+        <w:rPr>
+          <w:rFonts w:ascii="Arial" w:cs="Arial" w:eastAsia="Arial" w:hAnsi="Arial"/>
+          <w:b/>
+          <w:bCs/>
+          <w:color w:val="6b7280"/>
+          <w:sz w:val="16"/>
+          <w:szCs w:val="16"/>
+        </w:rPr>
+        <w:t xml:space="preserve">REAL LINE:  </w:t>
+      </w:r>
+    </w:p>
+    <w:p>
+      <w:pPr>
+        <w:spacing w:after="10"/>
+      </w:pPr>
+      <w:r>
+        <w:rPr>
+          <w:rFonts w:ascii="Courier New" w:cs="Courier New" w:eastAsia="Courier New" w:hAnsi="Courier New"/>
+          <w:b/>
+          <w:bCs/>
+          <w:color w:val="6b7280"/>
+          <w:sz w:val="20"/>
+          <w:szCs w:val="20"/>
+        </w:rPr>
+        <w:t xml:space="preserve">2.5   </w:t>
+      </w:r>
+      <w:r>
+        <w:rPr>
+          <w:rFonts w:ascii="Arial" w:cs="Arial" w:eastAsia="Arial" w:hAnsi="Arial"/>
+          <w:b/>
+          <w:bCs/>
+          <w:color w:val="15151d"/>
+          <w:sz w:val="22"/>
+          <w:szCs w:val="22"/>
+        </w:rPr>
+        <w:t xml:space="preserve">“And if you had a shaved head, that would be cool.”</w:t>
+      </w:r>
+    </w:p>
+    <w:p>
+      <w:pPr>
+        <w:pBdr>
+          <w:bottom w:val="single" w:color="9aa0a8" w:sz="6"/>
+        </w:pBdr>
+        <w:spacing w:after="200" w:before="60"/>
+        <w:ind w:left="460"/>
+      </w:pPr>
+      <w:r>
+        <w:rPr>
+          <w:rFonts w:ascii="Arial" w:cs="Arial" w:eastAsia="Arial" w:hAnsi="Arial"/>
+          <w:b/>
+          <w:bCs/>
+          <w:color w:val="6b7280"/>
+          <w:sz w:val="16"/>
+          <w:szCs w:val="16"/>
+        </w:rPr>
+        <w:t xml:space="preserve">REAL LINE:  </w:t>
+      </w:r>
+    </w:p>
+    <w:p>
+      <w:pPr>
+        <w:spacing w:after="10"/>
+      </w:pPr>
+      <w:r>
+        <w:rPr>
+          <w:rFonts w:ascii="Courier New" w:cs="Courier New" w:eastAsia="Courier New" w:hAnsi="Courier New"/>
+          <w:b/>
+          <w:bCs/>
+          <w:color w:val="6b7280"/>
+          <w:sz w:val="20"/>
+          <w:szCs w:val="20"/>
+        </w:rPr>
+        <w:t xml:space="preserve">2.6   </w:t>
+      </w:r>
+      <w:r>
+        <w:rPr>
+          <w:rFonts w:ascii="Arial" w:cs="Arial" w:eastAsia="Arial" w:hAnsi="Arial"/>
+          <w:b/>
+          <w:bCs/>
+          <w:color w:val="15151d"/>
+          <w:sz w:val="22"/>
+          <w:szCs w:val="22"/>
+        </w:rPr>
+        <w:t xml:space="preserve">“If you came from Spain or Japan or the back of a van—”</w:t>
+      </w:r>
+    </w:p>
+    <w:p>
+      <w:pPr>
+        <w:pBdr>
+          <w:bottom w:val="single" w:color="9aa0a8" w:sz="6"/>
+        </w:pBdr>
+        <w:spacing w:after="200" w:before="60"/>
+        <w:ind w:left="460"/>
+      </w:pPr>
+      <w:r>
+        <w:rPr>
+          <w:rFonts w:ascii="Arial" w:cs="Arial" w:eastAsia="Arial" w:hAnsi="Arial"/>
+          <w:b/>
+          <w:bCs/>
+          <w:color w:val="6b7280"/>
+          <w:sz w:val="16"/>
+          <w:szCs w:val="16"/>
+        </w:rPr>
+        <w:t xml:space="preserve">REAL LINE:  </w:t>
+      </w:r>
+    </w:p>
+    <w:p>
+      <w:pPr>
+        <w:spacing w:after="10"/>
+      </w:pPr>
+      <w:r>
+        <w:rPr>
+          <w:rFonts w:ascii="Courier New" w:cs="Courier New" w:eastAsia="Courier New" w:hAnsi="Courier New"/>
+          <w:b/>
+          <w:bCs/>
+          <w:color w:val="6b7280"/>
+          <w:sz w:val="20"/>
+          <w:szCs w:val="20"/>
+        </w:rPr>
+        <w:t xml:space="preserve">2.7   </w:t>
+      </w:r>
+      <w:r>
+        <w:rPr>
+          <w:rFonts w:ascii="Arial" w:cs="Arial" w:eastAsia="Arial" w:hAnsi="Arial"/>
+          <w:b/>
+          <w:bCs/>
+          <w:color w:val="15151d"/>
+          <w:sz w:val="22"/>
+          <w:szCs w:val="22"/>
+        </w:rPr>
+        <w:t xml:space="preserve">“Just as long as you’re not from Hebrew school.”</w:t>
+      </w:r>
+    </w:p>
+    <w:p>
+      <w:pPr>
+        <w:pBdr>
+          <w:bottom w:val="single" w:color="9aa0a8" w:sz="6"/>
+        </w:pBdr>
+        <w:spacing w:after="200" w:before="60"/>
+        <w:ind w:left="460"/>
+      </w:pPr>
+      <w:r>
+        <w:rPr>
+          <w:rFonts w:ascii="Arial" w:cs="Arial" w:eastAsia="Arial" w:hAnsi="Arial"/>
+          <w:b/>
+          <w:bCs/>
+          <w:color w:val="6b7280"/>
+          <w:sz w:val="16"/>
+          <w:szCs w:val="16"/>
+        </w:rPr>
+        <w:t xml:space="preserve">REAL LINE:  </w:t>
+      </w:r>
+    </w:p>
+    <w:p>
+      <w:pPr>
+        <w:spacing w:after="10"/>
+      </w:pPr>
+      <w:r>
+        <w:rPr>
+          <w:rFonts w:ascii="Courier New" w:cs="Courier New" w:eastAsia="Courier New" w:hAnsi="Courier New"/>
+          <w:b/>
+          <w:bCs/>
+          <w:color w:val="6b7280"/>
+          <w:sz w:val="20"/>
+          <w:szCs w:val="20"/>
+        </w:rPr>
+        <w:t xml:space="preserve">2.8   </w:t>
+      </w:r>
+      <w:r>
+        <w:rPr>
+          <w:rFonts w:ascii="Arial" w:cs="Arial" w:eastAsia="Arial" w:hAnsi="Arial"/>
+          <w:b/>
+          <w:bCs/>
+          <w:color w:val="15151d"/>
+          <w:sz w:val="22"/>
+          <w:szCs w:val="22"/>
+        </w:rPr>
+        <w:t xml:space="preserve">“I’ve been waiting for someone like you.”</w:t>
+      </w:r>
+    </w:p>
+    <w:p>
+      <w:pPr>
+        <w:pBdr>
+          <w:bottom w:val="single" w:color="9aa0a8" w:sz="6"/>
+        </w:pBdr>
+        <w:spacing w:after="200" w:before="60"/>
+        <w:ind w:left="460"/>
+      </w:pPr>
+      <w:r>
+        <w:rPr>
+          <w:rFonts w:ascii="Arial" w:cs="Arial" w:eastAsia="Arial" w:hAnsi="Arial"/>
+          <w:b/>
+          <w:bCs/>
+          <w:color w:val="6b7280"/>
+          <w:sz w:val="16"/>
+          <w:szCs w:val="16"/>
+        </w:rPr>
+        <w:t xml:space="preserve">REAL LINE:  </w:t>
+      </w:r>
+    </w:p>
+    <w:p>
+      <w:pPr>
+        <w:spacing w:after="10"/>
+      </w:pPr>
+      <w:r>
+        <w:rPr>
+          <w:rFonts w:ascii="Courier New" w:cs="Courier New" w:eastAsia="Courier New" w:hAnsi="Courier New"/>
+          <w:b/>
+          <w:bCs/>
+          <w:color w:val="6b7280"/>
+          <w:sz w:val="20"/>
+          <w:szCs w:val="20"/>
+        </w:rPr>
+        <w:t xml:space="preserve">2.9   </w:t>
+      </w:r>
+      <w:r>
+        <w:rPr>
+          <w:rFonts w:ascii="Arial" w:cs="Arial" w:eastAsia="Arial" w:hAnsi="Arial"/>
+          <w:b/>
+          <w:bCs/>
+          <w:color w:val="15151d"/>
+          <w:sz w:val="22"/>
+          <w:szCs w:val="22"/>
+        </w:rPr>
+        <w:t xml:space="preserve">“I’ve been waiting for you.”</w:t>
+      </w:r>
+    </w:p>
+    <w:p>
+      <w:pPr>
+        <w:pBdr>
+          <w:bottom w:val="single" w:color="9aa0a8" w:sz="6"/>
+        </w:pBdr>
+        <w:spacing w:after="200" w:before="60"/>
+        <w:ind w:left="460"/>
+      </w:pPr>
+      <w:r>
+        <w:rPr>
+          <w:rFonts w:ascii="Arial" w:cs="Arial" w:eastAsia="Arial" w:hAnsi="Arial"/>
+          <w:b/>
+          <w:bCs/>
+          <w:color w:val="6b7280"/>
+          <w:sz w:val="16"/>
+          <w:szCs w:val="16"/>
+        </w:rPr>
+        <w:t xml:space="preserve">REAL LINE:  </w:t>
+      </w:r>
+    </w:p>
+    <w:p>
+      <w:pPr>
+        <w:spacing w:after="10"/>
+      </w:pPr>
+      <w:r>
+        <w:rPr>
+          <w:rFonts w:ascii="Courier New" w:cs="Courier New" w:eastAsia="Courier New" w:hAnsi="Courier New"/>
+          <w:b/>
+          <w:bCs/>
+          <w:color w:val="6b7280"/>
+          <w:sz w:val="20"/>
+          <w:szCs w:val="20"/>
+        </w:rPr>
+        <w:t xml:space="preserve">2.10   </w:t>
+      </w:r>
+      <w:r>
+        <w:rPr>
+          <w:rFonts w:ascii="Arial" w:cs="Arial" w:eastAsia="Arial" w:hAnsi="Arial"/>
+          <w:b w:val="false"/>
+          <w:bCs w:val="false"/>
+          <w:color w:val="2b4d8a"/>
+          <w:sz w:val="22"/>
+          <w:szCs w:val="22"/>
+        </w:rPr>
+        <w:t xml:space="preserve">♪ Vamp under the button</w:t>
+      </w:r>
+    </w:p>
+    <w:p>
+      <w:pPr>
+        <w:pBdr>
+          <w:bottom w:val="single" w:color="9aa0a8" w:sz="6"/>
+        </w:pBdr>
+        <w:spacing w:after="200" w:before="60"/>
+        <w:ind w:left="460"/>
+      </w:pPr>
+      <w:r>
+        <w:rPr>
+          <w:rFonts w:ascii="Arial" w:cs="Arial" w:eastAsia="Arial" w:hAnsi="Arial"/>
+          <w:b/>
+          <w:bCs/>
+          <w:color w:val="6b7280"/>
+          <w:sz w:val="16"/>
+          <w:szCs w:val="16"/>
+        </w:rPr>
+        <w:t xml:space="preserve">REAL LINE:  </w:t>
+      </w:r>
+    </w:p>
+    <w:p>
+      <w:pPr>
+        <w:spacing w:after="10"/>
+      </w:pPr>
+      <w:r>
+        <w:rPr>
+          <w:rFonts w:ascii="Courier New" w:cs="Courier New" w:eastAsia="Courier New" w:hAnsi="Courier New"/>
+          <w:b/>
+          <w:bCs/>
+          <w:color w:val="6b7280"/>
+          <w:sz w:val="20"/>
+          <w:szCs w:val="20"/>
+        </w:rPr>
+        <w:t xml:space="preserve">2.11   </w:t>
+      </w:r>
+      <w:r>
+        <w:rPr>
+          <w:rFonts w:ascii="Arial" w:cs="Arial" w:eastAsia="Arial" w:hAnsi="Arial"/>
+          <w:b w:val="false"/>
+          <w:bCs w:val="false"/>
+          <w:color w:val="2b4d8a"/>
+          <w:sz w:val="22"/>
+          <w:szCs w:val="22"/>
+        </w:rPr>
+        <w:t xml:space="preserve">♪ After the vamp settles</w:t>
+      </w:r>
+    </w:p>
+    <w:p>
+      <w:pPr>
+        <w:pBdr>
+          <w:bottom w:val="single" w:color="9aa0a8" w:sz="6"/>
+        </w:pBdr>
+        <w:spacing w:after="200" w:before="60"/>
+        <w:ind w:left="460"/>
+      </w:pPr>
+      <w:r>
+        <w:rPr>
+          <w:rFonts w:ascii="Arial" w:cs="Arial" w:eastAsia="Arial" w:hAnsi="Arial"/>
+          <w:b/>
+          <w:bCs/>
+          <w:color w:val="6b7280"/>
+          <w:sz w:val="16"/>
+          <w:szCs w:val="16"/>
+        </w:rPr>
+        <w:t xml:space="preserve">REAL LINE:  </w:t>
+      </w:r>
+    </w:p>
+    <w:p>
+      <w:pPr>
+        <w:pageBreakBefore/>
+        <w:spacing w:after="160"/>
+      </w:pPr>
+      <w:r>
+        <w:rPr>
+          <w:rFonts w:ascii="Arial" w:cs="Arial" w:eastAsia="Arial" w:hAnsi="Arial"/>
+          <w:b/>
+          <w:bCs/>
+          <w:color w:val="15151d"/>
+          <w:sz w:val="32"/>
+          <w:szCs w:val="32"/>
+        </w:rPr>
+        <w:t xml:space="preserve">3 · See I’m Smiling</w:t>
+      </w:r>
+      <w:r>
+        <w:rPr>
+          <w:rFonts w:ascii="Arial" w:cs="Arial" w:eastAsia="Arial" w:hAnsi="Arial"/>
+          <w:color w:val="6b7280"/>
+          <w:sz w:val="20"/>
+          <w:szCs w:val="20"/>
+        </w:rPr>
+        <w:t xml:space="preserve">   ·   5 cues</w:t>
+      </w:r>
+    </w:p>
+    <w:p>
+      <w:pPr>
+        <w:spacing w:after="10"/>
+      </w:pPr>
+      <w:r>
+        <w:rPr>
+          <w:rFonts w:ascii="Courier New" w:cs="Courier New" w:eastAsia="Courier New" w:hAnsi="Courier New"/>
+          <w:b/>
+          <w:bCs/>
+          <w:color w:val="6b7280"/>
+          <w:sz w:val="20"/>
+          <w:szCs w:val="20"/>
+        </w:rPr>
+        <w:t xml:space="preserve">3.1   </w:t>
+      </w:r>
+      <w:r>
+        <w:rPr>
+          <w:rFonts w:ascii="Arial" w:cs="Arial" w:eastAsia="Arial" w:hAnsi="Arial"/>
+          <w:b w:val="false"/>
+          <w:bCs w:val="false"/>
+          <w:color w:val="2b4d8a"/>
+          <w:sz w:val="22"/>
+          <w:szCs w:val="22"/>
+        </w:rPr>
+        <w:t xml:space="preserve">♪ Scene change — her phone rolls back to July 19, 2025</w:t>
+      </w:r>
+    </w:p>
+    <w:p>
+      <w:pPr>
+        <w:pBdr>
+          <w:bottom w:val="single" w:color="9aa0a8" w:sz="6"/>
+        </w:pBdr>
+        <w:spacing w:after="200" w:before="60"/>
+        <w:ind w:left="460"/>
+      </w:pPr>
+      <w:r>
+        <w:rPr>
+          <w:rFonts w:ascii="Arial" w:cs="Arial" w:eastAsia="Arial" w:hAnsi="Arial"/>
+          <w:b/>
+          <w:bCs/>
+          <w:color w:val="6b7280"/>
+          <w:sz w:val="16"/>
+          <w:szCs w:val="16"/>
+        </w:rPr>
+        <w:t xml:space="preserve">REAL LINE:  </w:t>
+      </w:r>
+    </w:p>
+    <w:p>
+      <w:pPr>
+        <w:spacing w:after="10"/>
+      </w:pPr>
+      <w:r>
+        <w:rPr>
+          <w:rFonts w:ascii="Courier New" w:cs="Courier New" w:eastAsia="Courier New" w:hAnsi="Courier New"/>
+          <w:b/>
+          <w:bCs/>
+          <w:color w:val="6b7280"/>
+          <w:sz w:val="20"/>
+          <w:szCs w:val="20"/>
+        </w:rPr>
+        <w:t xml:space="preserve">3.2   </w:t>
+      </w:r>
+      <w:r>
+        <w:rPr>
+          <w:rFonts w:ascii="Arial" w:cs="Arial" w:eastAsia="Arial" w:hAnsi="Arial"/>
+          <w:b w:val="false"/>
+          <w:bCs w:val="false"/>
+          <w:color w:val="2b4d8a"/>
+          <w:sz w:val="22"/>
+          <w:szCs w:val="22"/>
+        </w:rPr>
+        <w:t xml:space="preserve">♪ A beat later — the likes climb</w:t>
+      </w:r>
+    </w:p>
+    <w:p>
+      <w:pPr>
+        <w:pBdr>
+          <w:bottom w:val="single" w:color="9aa0a8" w:sz="6"/>
+        </w:pBdr>
+        <w:spacing w:after="200" w:before="60"/>
+        <w:ind w:left="460"/>
+      </w:pPr>
+      <w:r>
+        <w:rPr>
+          <w:rFonts w:ascii="Arial" w:cs="Arial" w:eastAsia="Arial" w:hAnsi="Arial"/>
+          <w:b/>
+          <w:bCs/>
+          <w:color w:val="6b7280"/>
+          <w:sz w:val="16"/>
+          <w:szCs w:val="16"/>
+        </w:rPr>
+        <w:t xml:space="preserve">REAL LINE:  </w:t>
+      </w:r>
+    </w:p>
+    <w:p>
+      <w:pPr>
+        <w:spacing w:after="10"/>
+      </w:pPr>
+      <w:r>
+        <w:rPr>
+          <w:rFonts w:ascii="Courier New" w:cs="Courier New" w:eastAsia="Courier New" w:hAnsi="Courier New"/>
+          <w:b/>
+          <w:bCs/>
+          <w:color w:val="6b7280"/>
+          <w:sz w:val="20"/>
+          <w:szCs w:val="20"/>
+        </w:rPr>
+        <w:t xml:space="preserve">3.3   </w:t>
+      </w:r>
+      <w:r>
+        <w:rPr>
+          <w:rFonts w:ascii="Arial" w:cs="Arial" w:eastAsia="Arial" w:hAnsi="Arial"/>
+          <w:b w:val="false"/>
+          <w:bCs w:val="false"/>
+          <w:color w:val="2b4d8a"/>
+          <w:sz w:val="22"/>
+          <w:szCs w:val="22"/>
+        </w:rPr>
+        <w:t xml:space="preserve">♪ She puts the phone away</w:t>
+      </w:r>
+    </w:p>
+    <w:p>
+      <w:pPr>
+        <w:pBdr>
+          <w:bottom w:val="single" w:color="9aa0a8" w:sz="6"/>
+        </w:pBdr>
+        <w:spacing w:after="200" w:before="60"/>
+        <w:ind w:left="460"/>
+      </w:pPr>
+      <w:r>
+        <w:rPr>
+          <w:rFonts w:ascii="Arial" w:cs="Arial" w:eastAsia="Arial" w:hAnsi="Arial"/>
+          <w:b/>
+          <w:bCs/>
+          <w:color w:val="6b7280"/>
+          <w:sz w:val="16"/>
+          <w:szCs w:val="16"/>
+        </w:rPr>
+        <w:t xml:space="preserve">REAL LINE:  </w:t>
+      </w:r>
+    </w:p>
+    <w:p>
+      <w:pPr>
+        <w:spacing w:after="10"/>
+      </w:pPr>
+      <w:r>
+        <w:rPr>
+          <w:rFonts w:ascii="Courier New" w:cs="Courier New" w:eastAsia="Courier New" w:hAnsi="Courier New"/>
+          <w:b/>
+          <w:bCs/>
+          <w:color w:val="6b7280"/>
+          <w:sz w:val="20"/>
+          <w:szCs w:val="20"/>
+        </w:rPr>
+        <w:t xml:space="preserve">3.4   </w:t>
       </w:r>
       <w:r>
         <w:rPr>
@@ -236,759 +1745,54 @@
           <w:sz w:val="22"/>
           <w:szCs w:val="22"/>
         </w:rPr>
-        <w:t xml:space="preserve">▸ CATHERINE is discovered. SHE wears a wedding ring.</w:t>
-      </w:r>
-    </w:p>
-    <w:p>
-      <w:pPr>
-        <w:pBdr>
-          <w:bottom w:val="single" w:color="9aa0a8" w:sz="6"/>
-        </w:pBdr>
-        <w:spacing w:after="200" w:before="60"/>
-        <w:ind w:left="460"/>
-      </w:pPr>
-      <w:r>
-        <w:rPr>
-          <w:rFonts w:ascii="Arial" w:cs="Arial" w:eastAsia="Arial" w:hAnsi="Arial"/>
-          <w:b/>
-          <w:bCs/>
-          <w:color w:val="6b7280"/>
-          <w:sz w:val="16"/>
-          <w:szCs w:val="16"/>
-        </w:rPr>
-        <w:t xml:space="preserve">REAL LINE:  </w:t>
-      </w:r>
-    </w:p>
-    <w:p>
-      <w:pPr>
-        <w:spacing w:after="10"/>
-      </w:pPr>
-      <w:r>
-        <w:rPr>
-          <w:rFonts w:ascii="Courier New" w:cs="Courier New" w:eastAsia="Courier New" w:hAnsi="Courier New"/>
-          <w:b/>
-          <w:bCs/>
-          <w:color w:val="6b7280"/>
-          <w:sz w:val="20"/>
-          <w:szCs w:val="20"/>
-        </w:rPr>
-        <w:t xml:space="preserve">1.5   </w:t>
-      </w:r>
-      <w:r>
-        <w:rPr>
-          <w:rFonts w:ascii="Arial" w:cs="Arial" w:eastAsia="Arial" w:hAnsi="Arial"/>
-          <w:b/>
-          <w:bCs/>
-          <w:color w:val="15151d"/>
-          <w:sz w:val="22"/>
-          <w:szCs w:val="22"/>
-        </w:rPr>
-        <w:t xml:space="preserve">“Jamie is over and Jamie is gone.”</w:t>
-      </w:r>
-    </w:p>
-    <w:p>
-      <w:pPr>
-        <w:pBdr>
-          <w:bottom w:val="single" w:color="9aa0a8" w:sz="6"/>
-        </w:pBdr>
-        <w:spacing w:after="200" w:before="60"/>
-        <w:ind w:left="460"/>
-      </w:pPr>
-      <w:r>
-        <w:rPr>
-          <w:rFonts w:ascii="Arial" w:cs="Arial" w:eastAsia="Arial" w:hAnsi="Arial"/>
-          <w:b/>
-          <w:bCs/>
-          <w:color w:val="6b7280"/>
-          <w:sz w:val="16"/>
-          <w:szCs w:val="16"/>
-        </w:rPr>
-        <w:t xml:space="preserve">REAL LINE:  </w:t>
-      </w:r>
-    </w:p>
-    <w:p>
-      <w:pPr>
-        <w:spacing w:after="10"/>
-      </w:pPr>
-      <w:r>
-        <w:rPr>
-          <w:rFonts w:ascii="Courier New" w:cs="Courier New" w:eastAsia="Courier New" w:hAnsi="Courier New"/>
-          <w:b/>
-          <w:bCs/>
-          <w:color w:val="6b7280"/>
-          <w:sz w:val="20"/>
-          <w:szCs w:val="20"/>
-        </w:rPr>
-        <w:t xml:space="preserve">1.6   </w:t>
-      </w:r>
-      <w:r>
-        <w:rPr>
-          <w:rFonts w:ascii="Arial" w:cs="Arial" w:eastAsia="Arial" w:hAnsi="Arial"/>
-          <w:b/>
-          <w:bCs/>
-          <w:color w:val="15151d"/>
-          <w:sz w:val="22"/>
-          <w:szCs w:val="22"/>
-        </w:rPr>
-        <w:t xml:space="preserve">“Jamie’s decided it’s time to move on.”</w:t>
-      </w:r>
-    </w:p>
-    <w:p>
-      <w:pPr>
-        <w:pBdr>
-          <w:bottom w:val="single" w:color="9aa0a8" w:sz="6"/>
-        </w:pBdr>
-        <w:spacing w:after="200" w:before="60"/>
-        <w:ind w:left="460"/>
-      </w:pPr>
-      <w:r>
-        <w:rPr>
-          <w:rFonts w:ascii="Arial" w:cs="Arial" w:eastAsia="Arial" w:hAnsi="Arial"/>
-          <w:b/>
-          <w:bCs/>
-          <w:color w:val="6b7280"/>
-          <w:sz w:val="16"/>
-          <w:szCs w:val="16"/>
-        </w:rPr>
-        <w:t xml:space="preserve">REAL LINE:  </w:t>
-      </w:r>
-    </w:p>
-    <w:p>
-      <w:pPr>
-        <w:spacing w:after="10"/>
-      </w:pPr>
-      <w:r>
-        <w:rPr>
-          <w:rFonts w:ascii="Courier New" w:cs="Courier New" w:eastAsia="Courier New" w:hAnsi="Courier New"/>
-          <w:b/>
-          <w:bCs/>
-          <w:color w:val="6b7280"/>
-          <w:sz w:val="20"/>
-          <w:szCs w:val="20"/>
-        </w:rPr>
-        <w:t xml:space="preserve">1.7   </w:t>
-      </w:r>
-      <w:r>
-        <w:rPr>
-          <w:rFonts w:ascii="Arial" w:cs="Arial" w:eastAsia="Arial" w:hAnsi="Arial"/>
-          <w:b/>
-          <w:bCs/>
-          <w:color w:val="15151d"/>
-          <w:sz w:val="22"/>
-          <w:szCs w:val="22"/>
-        </w:rPr>
-        <w:t xml:space="preserve">“Jamie has new dreams he’s building upon,”</w:t>
-      </w:r>
-    </w:p>
-    <w:p>
-      <w:pPr>
-        <w:pBdr>
-          <w:bottom w:val="single" w:color="9aa0a8" w:sz="6"/>
-        </w:pBdr>
-        <w:spacing w:after="200" w:before="60"/>
-        <w:ind w:left="460"/>
-      </w:pPr>
-      <w:r>
-        <w:rPr>
-          <w:rFonts w:ascii="Arial" w:cs="Arial" w:eastAsia="Arial" w:hAnsi="Arial"/>
-          <w:b/>
-          <w:bCs/>
-          <w:color w:val="6b7280"/>
-          <w:sz w:val="16"/>
-          <w:szCs w:val="16"/>
-        </w:rPr>
-        <w:t xml:space="preserve">REAL LINE:  </w:t>
-      </w:r>
-    </w:p>
-    <w:p>
-      <w:pPr>
-        <w:spacing w:after="10"/>
-      </w:pPr>
-      <w:r>
-        <w:rPr>
-          <w:rFonts w:ascii="Courier New" w:cs="Courier New" w:eastAsia="Courier New" w:hAnsi="Courier New"/>
-          <w:b/>
-          <w:bCs/>
-          <w:color w:val="6b7280"/>
-          <w:sz w:val="20"/>
-          <w:szCs w:val="20"/>
-        </w:rPr>
-        <w:t xml:space="preserve">1.8   </w:t>
-      </w:r>
-      <w:r>
-        <w:rPr>
-          <w:rFonts w:ascii="Arial" w:cs="Arial" w:eastAsia="Arial" w:hAnsi="Arial"/>
-          <w:b/>
-          <w:bCs/>
-          <w:color w:val="15151d"/>
-          <w:sz w:val="22"/>
-          <w:szCs w:val="22"/>
-        </w:rPr>
-        <w:t xml:space="preserve">“And I’m still hurting.”</w:t>
-      </w:r>
-    </w:p>
-    <w:p>
-      <w:pPr>
-        <w:pBdr>
-          <w:bottom w:val="single" w:color="9aa0a8" w:sz="6"/>
-        </w:pBdr>
-        <w:spacing w:after="200" w:before="60"/>
-        <w:ind w:left="460"/>
-      </w:pPr>
-      <w:r>
-        <w:rPr>
-          <w:rFonts w:ascii="Arial" w:cs="Arial" w:eastAsia="Arial" w:hAnsi="Arial"/>
-          <w:b/>
-          <w:bCs/>
-          <w:color w:val="6b7280"/>
-          <w:sz w:val="16"/>
-          <w:szCs w:val="16"/>
-        </w:rPr>
-        <w:t xml:space="preserve">REAL LINE:  </w:t>
-      </w:r>
-    </w:p>
-    <w:p>
-      <w:pPr>
-        <w:spacing w:after="10"/>
-      </w:pPr>
-      <w:r>
-        <w:rPr>
-          <w:rFonts w:ascii="Courier New" w:cs="Courier New" w:eastAsia="Courier New" w:hAnsi="Courier New"/>
-          <w:b/>
-          <w:bCs/>
-          <w:color w:val="6b7280"/>
-          <w:sz w:val="20"/>
-          <w:szCs w:val="20"/>
-        </w:rPr>
-        <w:t xml:space="preserve">1.9   </w:t>
-      </w:r>
-      <w:r>
-        <w:rPr>
-          <w:rFonts w:ascii="Arial" w:cs="Arial" w:eastAsia="Arial" w:hAnsi="Arial"/>
-          <w:b/>
-          <w:bCs/>
-          <w:color w:val="15151d"/>
-          <w:sz w:val="22"/>
-          <w:szCs w:val="22"/>
-        </w:rPr>
-        <w:t xml:space="preserve">“Jamie arrived at the end of the line.”</w:t>
-      </w:r>
-    </w:p>
-    <w:p>
-      <w:pPr>
-        <w:pBdr>
-          <w:bottom w:val="single" w:color="9aa0a8" w:sz="6"/>
-        </w:pBdr>
-        <w:spacing w:after="200" w:before="60"/>
-        <w:ind w:left="460"/>
-      </w:pPr>
-      <w:r>
-        <w:rPr>
-          <w:rFonts w:ascii="Arial" w:cs="Arial" w:eastAsia="Arial" w:hAnsi="Arial"/>
-          <w:b/>
-          <w:bCs/>
-          <w:color w:val="6b7280"/>
-          <w:sz w:val="16"/>
-          <w:szCs w:val="16"/>
-        </w:rPr>
-        <w:t xml:space="preserve">REAL LINE:  </w:t>
-      </w:r>
-    </w:p>
-    <w:p>
-      <w:pPr>
-        <w:spacing w:after="10"/>
-      </w:pPr>
-      <w:r>
-        <w:rPr>
-          <w:rFonts w:ascii="Courier New" w:cs="Courier New" w:eastAsia="Courier New" w:hAnsi="Courier New"/>
-          <w:b/>
-          <w:bCs/>
-          <w:color w:val="6b7280"/>
-          <w:sz w:val="20"/>
-          <w:szCs w:val="20"/>
-        </w:rPr>
-        <w:t xml:space="preserve">1.10   </w:t>
-      </w:r>
-      <w:r>
-        <w:rPr>
-          <w:rFonts w:ascii="Arial" w:cs="Arial" w:eastAsia="Arial" w:hAnsi="Arial"/>
-          <w:b/>
-          <w:bCs/>
-          <w:color w:val="15151d"/>
-          <w:sz w:val="22"/>
-          <w:szCs w:val="22"/>
-        </w:rPr>
-        <w:t xml:space="preserve">“Jamie’s convinced that the problems are mine.”</w:t>
-      </w:r>
-    </w:p>
-    <w:p>
-      <w:pPr>
-        <w:pBdr>
-          <w:bottom w:val="single" w:color="9aa0a8" w:sz="6"/>
-        </w:pBdr>
-        <w:spacing w:after="200" w:before="60"/>
-        <w:ind w:left="460"/>
-      </w:pPr>
-      <w:r>
-        <w:rPr>
-          <w:rFonts w:ascii="Arial" w:cs="Arial" w:eastAsia="Arial" w:hAnsi="Arial"/>
-          <w:b/>
-          <w:bCs/>
-          <w:color w:val="6b7280"/>
-          <w:sz w:val="16"/>
-          <w:szCs w:val="16"/>
-        </w:rPr>
-        <w:t xml:space="preserve">REAL LINE:  </w:t>
-      </w:r>
-    </w:p>
-    <w:p>
-      <w:pPr>
-        <w:spacing w:after="10"/>
-      </w:pPr>
-      <w:r>
-        <w:rPr>
-          <w:rFonts w:ascii="Courier New" w:cs="Courier New" w:eastAsia="Courier New" w:hAnsi="Courier New"/>
-          <w:b/>
-          <w:bCs/>
-          <w:color w:val="6b7280"/>
-          <w:sz w:val="20"/>
-          <w:szCs w:val="20"/>
-        </w:rPr>
-        <w:t xml:space="preserve">1.11   </w:t>
-      </w:r>
-      <w:r>
-        <w:rPr>
-          <w:rFonts w:ascii="Arial" w:cs="Arial" w:eastAsia="Arial" w:hAnsi="Arial"/>
-          <w:b/>
-          <w:bCs/>
-          <w:color w:val="15151d"/>
-          <w:sz w:val="22"/>
-          <w:szCs w:val="22"/>
-        </w:rPr>
-        <w:t xml:space="preserve">“Jamie is probably feeling just fine,”</w:t>
-      </w:r>
-    </w:p>
-    <w:p>
-      <w:pPr>
-        <w:pBdr>
-          <w:bottom w:val="single" w:color="9aa0a8" w:sz="6"/>
-        </w:pBdr>
-        <w:spacing w:after="200" w:before="60"/>
-        <w:ind w:left="460"/>
-      </w:pPr>
-      <w:r>
-        <w:rPr>
-          <w:rFonts w:ascii="Arial" w:cs="Arial" w:eastAsia="Arial" w:hAnsi="Arial"/>
-          <w:b/>
-          <w:bCs/>
-          <w:color w:val="6b7280"/>
-          <w:sz w:val="16"/>
-          <w:szCs w:val="16"/>
-        </w:rPr>
-        <w:t xml:space="preserve">REAL LINE:  </w:t>
-      </w:r>
-    </w:p>
-    <w:p>
-      <w:pPr>
-        <w:spacing w:after="10"/>
-      </w:pPr>
-      <w:r>
-        <w:rPr>
-          <w:rFonts w:ascii="Courier New" w:cs="Courier New" w:eastAsia="Courier New" w:hAnsi="Courier New"/>
-          <w:b/>
-          <w:bCs/>
-          <w:color w:val="6b7280"/>
-          <w:sz w:val="20"/>
-          <w:szCs w:val="20"/>
-        </w:rPr>
-        <w:t xml:space="preserve">1.12   </w:t>
-      </w:r>
-      <w:r>
-        <w:rPr>
-          <w:rFonts w:ascii="Arial" w:cs="Arial" w:eastAsia="Arial" w:hAnsi="Arial"/>
-          <w:b/>
-          <w:bCs/>
-          <w:color w:val="15151d"/>
-          <w:sz w:val="22"/>
-          <w:szCs w:val="22"/>
-        </w:rPr>
-        <w:t xml:space="preserve">“And I’m still hurting.”</w:t>
-      </w:r>
-    </w:p>
-    <w:p>
-      <w:pPr>
-        <w:pBdr>
-          <w:bottom w:val="single" w:color="9aa0a8" w:sz="6"/>
-        </w:pBdr>
-        <w:spacing w:after="200" w:before="60"/>
-        <w:ind w:left="460"/>
-      </w:pPr>
-      <w:r>
-        <w:rPr>
-          <w:rFonts w:ascii="Arial" w:cs="Arial" w:eastAsia="Arial" w:hAnsi="Arial"/>
-          <w:b/>
-          <w:bCs/>
-          <w:color w:val="6b7280"/>
-          <w:sz w:val="16"/>
-          <w:szCs w:val="16"/>
-        </w:rPr>
-        <w:t xml:space="preserve">REAL LINE:  </w:t>
-      </w:r>
-    </w:p>
-    <w:p>
-      <w:pPr>
-        <w:spacing w:after="10"/>
-      </w:pPr>
-      <w:r>
-        <w:rPr>
-          <w:rFonts w:ascii="Courier New" w:cs="Courier New" w:eastAsia="Courier New" w:hAnsi="Courier New"/>
-          <w:b/>
-          <w:bCs/>
-          <w:color w:val="6b7280"/>
-          <w:sz w:val="20"/>
-          <w:szCs w:val="20"/>
-        </w:rPr>
-        <w:t xml:space="preserve">1.13   </w:t>
-      </w:r>
-      <w:r>
-        <w:rPr>
-          <w:rFonts w:ascii="Arial" w:cs="Arial" w:eastAsia="Arial" w:hAnsi="Arial"/>
-          <w:b/>
-          <w:bCs/>
-          <w:color w:val="15151d"/>
-          <w:sz w:val="22"/>
-          <w:szCs w:val="22"/>
-        </w:rPr>
-        <w:t xml:space="preserve">“What about lies, Jamie?”</w:t>
-      </w:r>
-    </w:p>
-    <w:p>
-      <w:pPr>
-        <w:pBdr>
-          <w:bottom w:val="single" w:color="9aa0a8" w:sz="6"/>
-        </w:pBdr>
-        <w:spacing w:after="200" w:before="60"/>
-        <w:ind w:left="460"/>
-      </w:pPr>
-      <w:r>
-        <w:rPr>
-          <w:rFonts w:ascii="Arial" w:cs="Arial" w:eastAsia="Arial" w:hAnsi="Arial"/>
-          <w:b/>
-          <w:bCs/>
-          <w:color w:val="6b7280"/>
-          <w:sz w:val="16"/>
-          <w:szCs w:val="16"/>
-        </w:rPr>
-        <w:t xml:space="preserve">REAL LINE:  </w:t>
-      </w:r>
-    </w:p>
-    <w:p>
-      <w:pPr>
-        <w:spacing w:after="10"/>
-      </w:pPr>
-      <w:r>
-        <w:rPr>
-          <w:rFonts w:ascii="Courier New" w:cs="Courier New" w:eastAsia="Courier New" w:hAnsi="Courier New"/>
-          <w:b/>
-          <w:bCs/>
-          <w:color w:val="6b7280"/>
-          <w:sz w:val="20"/>
-          <w:szCs w:val="20"/>
-        </w:rPr>
-        <w:t xml:space="preserve">1.14   </w:t>
-      </w:r>
-      <w:r>
-        <w:rPr>
-          <w:rFonts w:ascii="Arial" w:cs="Arial" w:eastAsia="Arial" w:hAnsi="Arial"/>
-          <w:b/>
-          <w:bCs/>
-          <w:color w:val="15151d"/>
-          <w:sz w:val="22"/>
-          <w:szCs w:val="22"/>
-        </w:rPr>
-        <w:t xml:space="preserve">“What about things that you swore to be true?”</w:t>
-      </w:r>
-    </w:p>
-    <w:p>
-      <w:pPr>
-        <w:pBdr>
-          <w:bottom w:val="single" w:color="9aa0a8" w:sz="6"/>
-        </w:pBdr>
-        <w:spacing w:after="200" w:before="60"/>
-        <w:ind w:left="460"/>
-      </w:pPr>
-      <w:r>
-        <w:rPr>
-          <w:rFonts w:ascii="Arial" w:cs="Arial" w:eastAsia="Arial" w:hAnsi="Arial"/>
-          <w:b/>
-          <w:bCs/>
-          <w:color w:val="6b7280"/>
-          <w:sz w:val="16"/>
-          <w:szCs w:val="16"/>
-        </w:rPr>
-        <w:t xml:space="preserve">REAL LINE:  </w:t>
-      </w:r>
-    </w:p>
-    <w:p>
-      <w:pPr>
-        <w:spacing w:after="10"/>
-      </w:pPr>
-      <w:r>
-        <w:rPr>
-          <w:rFonts w:ascii="Courier New" w:cs="Courier New" w:eastAsia="Courier New" w:hAnsi="Courier New"/>
-          <w:b/>
-          <w:bCs/>
-          <w:color w:val="6b7280"/>
-          <w:sz w:val="20"/>
-          <w:szCs w:val="20"/>
-        </w:rPr>
-        <w:t xml:space="preserve">1.15   </w:t>
-      </w:r>
-      <w:r>
-        <w:rPr>
-          <w:rFonts w:ascii="Arial" w:cs="Arial" w:eastAsia="Arial" w:hAnsi="Arial"/>
-          <w:b/>
-          <w:bCs/>
-          <w:color w:val="15151d"/>
-          <w:sz w:val="22"/>
-          <w:szCs w:val="22"/>
-        </w:rPr>
-        <w:t xml:space="preserve">“What about you, Jamie?”</w:t>
-      </w:r>
-    </w:p>
-    <w:p>
-      <w:pPr>
-        <w:pBdr>
-          <w:bottom w:val="single" w:color="9aa0a8" w:sz="6"/>
-        </w:pBdr>
-        <w:spacing w:after="200" w:before="60"/>
-        <w:ind w:left="460"/>
-      </w:pPr>
-      <w:r>
-        <w:rPr>
-          <w:rFonts w:ascii="Arial" w:cs="Arial" w:eastAsia="Arial" w:hAnsi="Arial"/>
-          <w:b/>
-          <w:bCs/>
-          <w:color w:val="6b7280"/>
-          <w:sz w:val="16"/>
-          <w:szCs w:val="16"/>
-        </w:rPr>
-        <w:t xml:space="preserve">REAL LINE:  </w:t>
-      </w:r>
-    </w:p>
-    <w:p>
-      <w:pPr>
-        <w:spacing w:after="10"/>
-      </w:pPr>
-      <w:r>
-        <w:rPr>
-          <w:rFonts w:ascii="Courier New" w:cs="Courier New" w:eastAsia="Courier New" w:hAnsi="Courier New"/>
-          <w:b/>
-          <w:bCs/>
-          <w:color w:val="6b7280"/>
-          <w:sz w:val="20"/>
-          <w:szCs w:val="20"/>
-        </w:rPr>
-        <w:t xml:space="preserve">1.16   </w:t>
-      </w:r>
-      <w:r>
-        <w:rPr>
-          <w:rFonts w:ascii="Arial" w:cs="Arial" w:eastAsia="Arial" w:hAnsi="Arial"/>
-          <w:b/>
-          <w:bCs/>
-          <w:color w:val="15151d"/>
-          <w:sz w:val="22"/>
-          <w:szCs w:val="22"/>
-        </w:rPr>
-        <w:t xml:space="preserve">“What about you?”</w:t>
-      </w:r>
-    </w:p>
-    <w:p>
-      <w:pPr>
-        <w:pBdr>
-          <w:bottom w:val="single" w:color="9aa0a8" w:sz="6"/>
-        </w:pBdr>
-        <w:spacing w:after="200" w:before="60"/>
-        <w:ind w:left="460"/>
-      </w:pPr>
-      <w:r>
-        <w:rPr>
-          <w:rFonts w:ascii="Arial" w:cs="Arial" w:eastAsia="Arial" w:hAnsi="Arial"/>
-          <w:b/>
-          <w:bCs/>
-          <w:color w:val="6b7280"/>
-          <w:sz w:val="16"/>
-          <w:szCs w:val="16"/>
-        </w:rPr>
-        <w:t xml:space="preserve">REAL LINE:  </w:t>
-      </w:r>
-    </w:p>
-    <w:p>
-      <w:pPr>
-        <w:spacing w:after="10"/>
-      </w:pPr>
-      <w:r>
-        <w:rPr>
-          <w:rFonts w:ascii="Courier New" w:cs="Courier New" w:eastAsia="Courier New" w:hAnsi="Courier New"/>
-          <w:b/>
-          <w:bCs/>
-          <w:color w:val="6b7280"/>
-          <w:sz w:val="20"/>
-          <w:szCs w:val="20"/>
-        </w:rPr>
-        <w:t xml:space="preserve">1.17   </w:t>
-      </w:r>
-      <w:r>
-        <w:rPr>
-          <w:rFonts w:ascii="Arial" w:cs="Arial" w:eastAsia="Arial" w:hAnsi="Arial"/>
-          <w:b/>
-          <w:bCs/>
-          <w:color w:val="15151d"/>
-          <w:sz w:val="22"/>
-          <w:szCs w:val="22"/>
-        </w:rPr>
-        <w:t xml:space="preserve">“Jamie is sure something wonderful died.”</w:t>
-      </w:r>
-    </w:p>
-    <w:p>
-      <w:pPr>
-        <w:pBdr>
-          <w:bottom w:val="single" w:color="9aa0a8" w:sz="6"/>
-        </w:pBdr>
-        <w:spacing w:after="200" w:before="60"/>
-        <w:ind w:left="460"/>
-      </w:pPr>
-      <w:r>
-        <w:rPr>
-          <w:rFonts w:ascii="Arial" w:cs="Arial" w:eastAsia="Arial" w:hAnsi="Arial"/>
-          <w:b/>
-          <w:bCs/>
-          <w:color w:val="6b7280"/>
-          <w:sz w:val="16"/>
-          <w:szCs w:val="16"/>
-        </w:rPr>
-        <w:t xml:space="preserve">REAL LINE:  </w:t>
-      </w:r>
-    </w:p>
-    <w:p>
-      <w:pPr>
-        <w:spacing w:after="10"/>
-      </w:pPr>
-      <w:r>
-        <w:rPr>
-          <w:rFonts w:ascii="Courier New" w:cs="Courier New" w:eastAsia="Courier New" w:hAnsi="Courier New"/>
-          <w:b/>
-          <w:bCs/>
-          <w:color w:val="6b7280"/>
-          <w:sz w:val="20"/>
-          <w:szCs w:val="20"/>
-        </w:rPr>
-        <w:t xml:space="preserve">1.18   </w:t>
-      </w:r>
-      <w:r>
-        <w:rPr>
-          <w:rFonts w:ascii="Arial" w:cs="Arial" w:eastAsia="Arial" w:hAnsi="Arial"/>
-          <w:b/>
-          <w:bCs/>
-          <w:color w:val="15151d"/>
-          <w:sz w:val="22"/>
-          <w:szCs w:val="22"/>
-        </w:rPr>
-        <w:t xml:space="preserve">“Jamie decides it’s his right to decide.”</w:t>
-      </w:r>
-    </w:p>
-    <w:p>
-      <w:pPr>
-        <w:pBdr>
-          <w:bottom w:val="single" w:color="9aa0a8" w:sz="6"/>
-        </w:pBdr>
-        <w:spacing w:after="200" w:before="60"/>
-        <w:ind w:left="460"/>
-      </w:pPr>
-      <w:r>
-        <w:rPr>
-          <w:rFonts w:ascii="Arial" w:cs="Arial" w:eastAsia="Arial" w:hAnsi="Arial"/>
-          <w:b/>
-          <w:bCs/>
-          <w:color w:val="6b7280"/>
-          <w:sz w:val="16"/>
-          <w:szCs w:val="16"/>
-        </w:rPr>
-        <w:t xml:space="preserve">REAL LINE:  </w:t>
-      </w:r>
-    </w:p>
-    <w:p>
-      <w:pPr>
-        <w:spacing w:after="10"/>
-      </w:pPr>
-      <w:r>
-        <w:rPr>
-          <w:rFonts w:ascii="Courier New" w:cs="Courier New" w:eastAsia="Courier New" w:hAnsi="Courier New"/>
-          <w:b/>
-          <w:bCs/>
-          <w:color w:val="6b7280"/>
-          <w:sz w:val="20"/>
-          <w:szCs w:val="20"/>
-        </w:rPr>
-        <w:t xml:space="preserve">1.19   </w:t>
-      </w:r>
-      <w:r>
-        <w:rPr>
-          <w:rFonts w:ascii="Arial" w:cs="Arial" w:eastAsia="Arial" w:hAnsi="Arial"/>
-          <w:b/>
-          <w:bCs/>
-          <w:color w:val="15151d"/>
-          <w:sz w:val="22"/>
-          <w:szCs w:val="22"/>
-        </w:rPr>
-        <w:t xml:space="preserve">“Jamie’s got secrets he can’t confide,”</w:t>
-      </w:r>
-    </w:p>
-    <w:p>
-      <w:pPr>
-        <w:pBdr>
-          <w:bottom w:val="single" w:color="9aa0a8" w:sz="6"/>
-        </w:pBdr>
-        <w:spacing w:after="200" w:before="60"/>
-        <w:ind w:left="460"/>
-      </w:pPr>
-      <w:r>
-        <w:rPr>
-          <w:rFonts w:ascii="Arial" w:cs="Arial" w:eastAsia="Arial" w:hAnsi="Arial"/>
-          <w:b/>
-          <w:bCs/>
-          <w:color w:val="6b7280"/>
-          <w:sz w:val="16"/>
-          <w:szCs w:val="16"/>
-        </w:rPr>
-        <w:t xml:space="preserve">REAL LINE:  </w:t>
-      </w:r>
-    </w:p>
-    <w:p>
-      <w:pPr>
-        <w:spacing w:after="10"/>
-      </w:pPr>
-      <w:r>
-        <w:rPr>
-          <w:rFonts w:ascii="Courier New" w:cs="Courier New" w:eastAsia="Courier New" w:hAnsi="Courier New"/>
-          <w:b/>
-          <w:bCs/>
-          <w:color w:val="6b7280"/>
-          <w:sz w:val="20"/>
-          <w:szCs w:val="20"/>
-        </w:rPr>
-        <w:t xml:space="preserve">1.20   </w:t>
-      </w:r>
-      <w:r>
-        <w:rPr>
-          <w:rFonts w:ascii="Arial" w:cs="Arial" w:eastAsia="Arial" w:hAnsi="Arial"/>
-          <w:b/>
-          <w:bCs/>
-          <w:color w:val="15151d"/>
-          <w:sz w:val="22"/>
-          <w:szCs w:val="22"/>
-        </w:rPr>
-        <w:t xml:space="preserve">“And I’m still hurting. (final)”</w:t>
+        <w:t xml:space="preserve">▸ JAMIE takes the phone call (the flashback)</w:t>
+      </w:r>
+    </w:p>
+    <w:p>
+      <w:pPr>
+        <w:pBdr>
+          <w:bottom w:val="single" w:color="9aa0a8" w:sz="6"/>
+        </w:pBdr>
+        <w:spacing w:after="200" w:before="60"/>
+        <w:ind w:left="460"/>
+      </w:pPr>
+      <w:r>
+        <w:rPr>
+          <w:rFonts w:ascii="Arial" w:cs="Arial" w:eastAsia="Arial" w:hAnsi="Arial"/>
+          <w:b/>
+          <w:bCs/>
+          <w:color w:val="6b7280"/>
+          <w:sz w:val="16"/>
+          <w:szCs w:val="16"/>
+        </w:rPr>
+        <w:t xml:space="preserve">REAL LINE:  </w:t>
+      </w:r>
+    </w:p>
+    <w:p>
+      <w:pPr>
+        <w:spacing w:after="10"/>
+      </w:pPr>
+      <w:r>
+        <w:rPr>
+          <w:rFonts w:ascii="Courier New" w:cs="Courier New" w:eastAsia="Courier New" w:hAnsi="Courier New"/>
+          <w:b/>
+          <w:bCs/>
+          <w:color w:val="6b7280"/>
+          <w:sz w:val="20"/>
+          <w:szCs w:val="20"/>
+        </w:rPr>
+        <w:t xml:space="preserve">3.5   </w:t>
+      </w:r>
+      <w:r>
+        <w:rPr>
+          <w:rFonts w:ascii="Arial" w:cs="Arial" w:eastAsia="Arial" w:hAnsi="Arial"/>
+          <w:b w:val="false"/>
+          <w:bCs w:val="false"/>
+          <w:color w:val="7a5f1f"/>
+          <w:sz w:val="22"/>
+          <w:szCs w:val="22"/>
+        </w:rPr>
+        <w:t xml:space="preserve">▸ He hangs up</w:t>
       </w:r>
     </w:p>
     <w:p>
@@ -1025,32 +1829,32 @@
           <w:sz w:val="32"/>
           <w:szCs w:val="32"/>
         </w:rPr>
-        <w:t xml:space="preserve">2 · Shiksa Goddess</w:t>
-      </w:r>
-      <w:r>
-        <w:rPr>
-          <w:rFonts w:ascii="Arial" w:cs="Arial" w:eastAsia="Arial" w:hAnsi="Arial"/>
-          <w:color w:val="6b7280"/>
-          <w:sz w:val="20"/>
-          <w:szCs w:val="20"/>
-        </w:rPr>
-        <w:t xml:space="preserve">   ·   10 cues</w:t>
-      </w:r>
-    </w:p>
-    <w:p>
-      <w:pPr>
-        <w:spacing w:after="10"/>
-      </w:pPr>
-      <w:r>
-        <w:rPr>
-          <w:rFonts w:ascii="Courier New" w:cs="Courier New" w:eastAsia="Courier New" w:hAnsi="Courier New"/>
-          <w:b/>
-          <w:bCs/>
-          <w:color w:val="6b7280"/>
-          <w:sz w:val="20"/>
-          <w:szCs w:val="20"/>
-        </w:rPr>
-        <w:t xml:space="preserve">2.1   </w:t>
+        <w:t xml:space="preserve">4 · Moving Too Fast</w:t>
+      </w:r>
+      <w:r>
+        <w:rPr>
+          <w:rFonts w:ascii="Arial" w:cs="Arial" w:eastAsia="Arial" w:hAnsi="Arial"/>
+          <w:color w:val="6b7280"/>
+          <w:sz w:val="20"/>
+          <w:szCs w:val="20"/>
+        </w:rPr>
+        <w:t xml:space="preserve">   ·   7 cues</w:t>
+      </w:r>
+    </w:p>
+    <w:p>
+      <w:pPr>
+        <w:spacing w:after="10"/>
+      </w:pPr>
+      <w:r>
+        <w:rPr>
+          <w:rFonts w:ascii="Courier New" w:cs="Courier New" w:eastAsia="Courier New" w:hAnsi="Courier New"/>
+          <w:b/>
+          <w:bCs/>
+          <w:color w:val="6b7280"/>
+          <w:sz w:val="20"/>
+          <w:szCs w:val="20"/>
+        </w:rPr>
+        <w:t xml:space="preserve">4.1   </w:t>
       </w:r>
       <w:r>
         <w:rPr>
@@ -1061,419 +1865,278 @@
           <w:sz w:val="22"/>
           <w:szCs w:val="22"/>
         </w:rPr>
-        <w:t xml:space="preserve">♪ Segue chord out of her blackout</w:t>
-      </w:r>
-    </w:p>
-    <w:p>
-      <w:pPr>
-        <w:pBdr>
-          <w:bottom w:val="single" w:color="9aa0a8" w:sz="6"/>
-        </w:pBdr>
-        <w:spacing w:after="200" w:before="60"/>
-        <w:ind w:left="460"/>
-      </w:pPr>
-      <w:r>
-        <w:rPr>
-          <w:rFonts w:ascii="Arial" w:cs="Arial" w:eastAsia="Arial" w:hAnsi="Arial"/>
-          <w:b/>
-          <w:bCs/>
-          <w:color w:val="6b7280"/>
-          <w:sz w:val="16"/>
-          <w:szCs w:val="16"/>
-        </w:rPr>
-        <w:t xml:space="preserve">REAL LINE:  </w:t>
-      </w:r>
-    </w:p>
-    <w:p>
-      <w:pPr>
-        <w:spacing w:after="10"/>
-      </w:pPr>
-      <w:r>
-        <w:rPr>
-          <w:rFonts w:ascii="Courier New" w:cs="Courier New" w:eastAsia="Courier New" w:hAnsi="Courier New"/>
-          <w:b/>
-          <w:bCs/>
-          <w:color w:val="6b7280"/>
-          <w:sz w:val="20"/>
-          <w:szCs w:val="20"/>
-        </w:rPr>
-        <w:t xml:space="preserve">2.2   </w:t>
-      </w:r>
-      <w:r>
-        <w:rPr>
-          <w:rFonts w:ascii="Arial" w:cs="Arial" w:eastAsia="Arial" w:hAnsi="Arial"/>
-          <w:b/>
-          <w:bCs/>
-          <w:color w:val="15151d"/>
-          <w:sz w:val="22"/>
-          <w:szCs w:val="22"/>
-        </w:rPr>
-        <w:t xml:space="preserve">“I’m breaking my mother’s heart,”</w:t>
-      </w:r>
-    </w:p>
-    <w:p>
-      <w:pPr>
-        <w:pBdr>
-          <w:bottom w:val="single" w:color="9aa0a8" w:sz="6"/>
-        </w:pBdr>
-        <w:spacing w:after="200" w:before="60"/>
-        <w:ind w:left="460"/>
-      </w:pPr>
-      <w:r>
-        <w:rPr>
-          <w:rFonts w:ascii="Arial" w:cs="Arial" w:eastAsia="Arial" w:hAnsi="Arial"/>
-          <w:b/>
-          <w:bCs/>
-          <w:color w:val="6b7280"/>
-          <w:sz w:val="16"/>
-          <w:szCs w:val="16"/>
-        </w:rPr>
-        <w:t xml:space="preserve">REAL LINE:  </w:t>
-      </w:r>
-    </w:p>
-    <w:p>
-      <w:pPr>
-        <w:spacing w:after="10"/>
-      </w:pPr>
-      <w:r>
-        <w:rPr>
-          <w:rFonts w:ascii="Courier New" w:cs="Courier New" w:eastAsia="Courier New" w:hAnsi="Courier New"/>
-          <w:b/>
-          <w:bCs/>
-          <w:color w:val="6b7280"/>
-          <w:sz w:val="20"/>
-          <w:szCs w:val="20"/>
-        </w:rPr>
-        <w:t xml:space="preserve">2.3   </w:t>
-      </w:r>
-      <w:r>
-        <w:rPr>
-          <w:rFonts w:ascii="Arial" w:cs="Arial" w:eastAsia="Arial" w:hAnsi="Arial"/>
-          <w:b/>
-          <w:bCs/>
-          <w:color w:val="15151d"/>
-          <w:sz w:val="22"/>
-          <w:szCs w:val="22"/>
-        </w:rPr>
-        <w:t xml:space="preserve">“The JCC of Spring Valley is shaking,”</w:t>
-      </w:r>
-    </w:p>
-    <w:p>
-      <w:pPr>
-        <w:pBdr>
-          <w:bottom w:val="single" w:color="9aa0a8" w:sz="6"/>
-        </w:pBdr>
-        <w:spacing w:after="200" w:before="60"/>
-        <w:ind w:left="460"/>
-      </w:pPr>
-      <w:r>
-        <w:rPr>
-          <w:rFonts w:ascii="Arial" w:cs="Arial" w:eastAsia="Arial" w:hAnsi="Arial"/>
-          <w:b/>
-          <w:bCs/>
-          <w:color w:val="6b7280"/>
-          <w:sz w:val="16"/>
-          <w:szCs w:val="16"/>
-        </w:rPr>
-        <w:t xml:space="preserve">REAL LINE:  </w:t>
-      </w:r>
-    </w:p>
-    <w:p>
-      <w:pPr>
-        <w:spacing w:after="10"/>
-      </w:pPr>
-      <w:r>
-        <w:rPr>
-          <w:rFonts w:ascii="Courier New" w:cs="Courier New" w:eastAsia="Courier New" w:hAnsi="Courier New"/>
-          <w:b/>
-          <w:bCs/>
-          <w:color w:val="6b7280"/>
-          <w:sz w:val="20"/>
-          <w:szCs w:val="20"/>
-        </w:rPr>
-        <w:t xml:space="preserve">2.4   </w:t>
-      </w:r>
-      <w:r>
-        <w:rPr>
-          <w:rFonts w:ascii="Arial" w:cs="Arial" w:eastAsia="Arial" w:hAnsi="Arial"/>
-          <w:b/>
-          <w:bCs/>
-          <w:color w:val="15151d"/>
-          <w:sz w:val="22"/>
-          <w:szCs w:val="22"/>
-        </w:rPr>
-        <w:t xml:space="preserve">“And if you had a tattoo, that wouldn’t matter.”</w:t>
-      </w:r>
-    </w:p>
-    <w:p>
-      <w:pPr>
-        <w:pBdr>
-          <w:bottom w:val="single" w:color="9aa0a8" w:sz="6"/>
-        </w:pBdr>
-        <w:spacing w:after="200" w:before="60"/>
-        <w:ind w:left="460"/>
-      </w:pPr>
-      <w:r>
-        <w:rPr>
-          <w:rFonts w:ascii="Arial" w:cs="Arial" w:eastAsia="Arial" w:hAnsi="Arial"/>
-          <w:b/>
-          <w:bCs/>
-          <w:color w:val="6b7280"/>
-          <w:sz w:val="16"/>
-          <w:szCs w:val="16"/>
-        </w:rPr>
-        <w:t xml:space="preserve">REAL LINE:  </w:t>
-      </w:r>
-    </w:p>
-    <w:p>
-      <w:pPr>
-        <w:spacing w:after="10"/>
-      </w:pPr>
-      <w:r>
-        <w:rPr>
-          <w:rFonts w:ascii="Courier New" w:cs="Courier New" w:eastAsia="Courier New" w:hAnsi="Courier New"/>
-          <w:b/>
-          <w:bCs/>
-          <w:color w:val="6b7280"/>
-          <w:sz w:val="20"/>
-          <w:szCs w:val="20"/>
-        </w:rPr>
-        <w:t xml:space="preserve">2.5   </w:t>
-      </w:r>
-      <w:r>
-        <w:rPr>
-          <w:rFonts w:ascii="Arial" w:cs="Arial" w:eastAsia="Arial" w:hAnsi="Arial"/>
-          <w:b/>
-          <w:bCs/>
-          <w:color w:val="15151d"/>
-          <w:sz w:val="22"/>
-          <w:szCs w:val="22"/>
-        </w:rPr>
-        <w:t xml:space="preserve">“And if you had a shaved head, that would be cool.”</w:t>
-      </w:r>
-    </w:p>
-    <w:p>
-      <w:pPr>
-        <w:pBdr>
-          <w:bottom w:val="single" w:color="9aa0a8" w:sz="6"/>
-        </w:pBdr>
-        <w:spacing w:after="200" w:before="60"/>
-        <w:ind w:left="460"/>
-      </w:pPr>
-      <w:r>
-        <w:rPr>
-          <w:rFonts w:ascii="Arial" w:cs="Arial" w:eastAsia="Arial" w:hAnsi="Arial"/>
-          <w:b/>
-          <w:bCs/>
-          <w:color w:val="6b7280"/>
-          <w:sz w:val="16"/>
-          <w:szCs w:val="16"/>
-        </w:rPr>
-        <w:t xml:space="preserve">REAL LINE:  </w:t>
-      </w:r>
-    </w:p>
-    <w:p>
-      <w:pPr>
-        <w:spacing w:after="10"/>
-      </w:pPr>
-      <w:r>
-        <w:rPr>
-          <w:rFonts w:ascii="Courier New" w:cs="Courier New" w:eastAsia="Courier New" w:hAnsi="Courier New"/>
-          <w:b/>
-          <w:bCs/>
-          <w:color w:val="6b7280"/>
-          <w:sz w:val="20"/>
-          <w:szCs w:val="20"/>
-        </w:rPr>
-        <w:t xml:space="preserve">2.6   </w:t>
-      </w:r>
-      <w:r>
-        <w:rPr>
-          <w:rFonts w:ascii="Arial" w:cs="Arial" w:eastAsia="Arial" w:hAnsi="Arial"/>
-          <w:b/>
-          <w:bCs/>
-          <w:color w:val="15151d"/>
-          <w:sz w:val="22"/>
-          <w:szCs w:val="22"/>
-        </w:rPr>
-        <w:t xml:space="preserve">“If you came from Spain or Japan or the back of a van—”</w:t>
-      </w:r>
-    </w:p>
-    <w:p>
-      <w:pPr>
-        <w:pBdr>
-          <w:bottom w:val="single" w:color="9aa0a8" w:sz="6"/>
-        </w:pBdr>
-        <w:spacing w:after="200" w:before="60"/>
-        <w:ind w:left="460"/>
-      </w:pPr>
-      <w:r>
-        <w:rPr>
-          <w:rFonts w:ascii="Arial" w:cs="Arial" w:eastAsia="Arial" w:hAnsi="Arial"/>
-          <w:b/>
-          <w:bCs/>
-          <w:color w:val="6b7280"/>
-          <w:sz w:val="16"/>
-          <w:szCs w:val="16"/>
-        </w:rPr>
-        <w:t xml:space="preserve">REAL LINE:  </w:t>
-      </w:r>
-    </w:p>
-    <w:p>
-      <w:pPr>
-        <w:spacing w:after="10"/>
-      </w:pPr>
-      <w:r>
-        <w:rPr>
-          <w:rFonts w:ascii="Courier New" w:cs="Courier New" w:eastAsia="Courier New" w:hAnsi="Courier New"/>
-          <w:b/>
-          <w:bCs/>
-          <w:color w:val="6b7280"/>
-          <w:sz w:val="20"/>
-          <w:szCs w:val="20"/>
-        </w:rPr>
-        <w:t xml:space="preserve">2.7   </w:t>
-      </w:r>
-      <w:r>
-        <w:rPr>
-          <w:rFonts w:ascii="Arial" w:cs="Arial" w:eastAsia="Arial" w:hAnsi="Arial"/>
-          <w:b/>
-          <w:bCs/>
-          <w:color w:val="15151d"/>
-          <w:sz w:val="22"/>
-          <w:szCs w:val="22"/>
-        </w:rPr>
-        <w:t xml:space="preserve">“Just as long as you’re not from Hebrew school.”</w:t>
-      </w:r>
-    </w:p>
-    <w:p>
-      <w:pPr>
-        <w:pBdr>
-          <w:bottom w:val="single" w:color="9aa0a8" w:sz="6"/>
-        </w:pBdr>
-        <w:spacing w:after="200" w:before="60"/>
-        <w:ind w:left="460"/>
-      </w:pPr>
-      <w:r>
-        <w:rPr>
-          <w:rFonts w:ascii="Arial" w:cs="Arial" w:eastAsia="Arial" w:hAnsi="Arial"/>
-          <w:b/>
-          <w:bCs/>
-          <w:color w:val="6b7280"/>
-          <w:sz w:val="16"/>
-          <w:szCs w:val="16"/>
-        </w:rPr>
-        <w:t xml:space="preserve">REAL LINE:  </w:t>
-      </w:r>
-    </w:p>
-    <w:p>
-      <w:pPr>
-        <w:spacing w:after="10"/>
-      </w:pPr>
-      <w:r>
-        <w:rPr>
-          <w:rFonts w:ascii="Courier New" w:cs="Courier New" w:eastAsia="Courier New" w:hAnsi="Courier New"/>
-          <w:b/>
-          <w:bCs/>
-          <w:color w:val="6b7280"/>
-          <w:sz w:val="20"/>
-          <w:szCs w:val="20"/>
-        </w:rPr>
-        <w:t xml:space="preserve">2.8   </w:t>
-      </w:r>
-      <w:r>
-        <w:rPr>
-          <w:rFonts w:ascii="Arial" w:cs="Arial" w:eastAsia="Arial" w:hAnsi="Arial"/>
-          <w:b/>
-          <w:bCs/>
-          <w:color w:val="15151d"/>
-          <w:sz w:val="22"/>
-          <w:szCs w:val="22"/>
-        </w:rPr>
-        <w:t xml:space="preserve">“I’ve been waiting for someone like you.”</w:t>
-      </w:r>
-    </w:p>
-    <w:p>
-      <w:pPr>
-        <w:pBdr>
-          <w:bottom w:val="single" w:color="9aa0a8" w:sz="6"/>
-        </w:pBdr>
-        <w:spacing w:after="200" w:before="60"/>
-        <w:ind w:left="460"/>
-      </w:pPr>
-      <w:r>
-        <w:rPr>
-          <w:rFonts w:ascii="Arial" w:cs="Arial" w:eastAsia="Arial" w:hAnsi="Arial"/>
-          <w:b/>
-          <w:bCs/>
-          <w:color w:val="6b7280"/>
-          <w:sz w:val="16"/>
-          <w:szCs w:val="16"/>
-        </w:rPr>
-        <w:t xml:space="preserve">REAL LINE:  </w:t>
-      </w:r>
-    </w:p>
-    <w:p>
-      <w:pPr>
-        <w:spacing w:after="10"/>
-      </w:pPr>
-      <w:r>
-        <w:rPr>
-          <w:rFonts w:ascii="Courier New" w:cs="Courier New" w:eastAsia="Courier New" w:hAnsi="Courier New"/>
-          <w:b/>
-          <w:bCs/>
-          <w:color w:val="6b7280"/>
-          <w:sz w:val="20"/>
-          <w:szCs w:val="20"/>
-        </w:rPr>
-        <w:t xml:space="preserve">2.9   </w:t>
-      </w:r>
-      <w:r>
-        <w:rPr>
-          <w:rFonts w:ascii="Arial" w:cs="Arial" w:eastAsia="Arial" w:hAnsi="Arial"/>
-          <w:b/>
-          <w:bCs/>
-          <w:color w:val="15151d"/>
-          <w:sz w:val="22"/>
-          <w:szCs w:val="22"/>
-        </w:rPr>
-        <w:t xml:space="preserve">“I’ve been waiting for you.”</w:t>
-      </w:r>
-    </w:p>
-    <w:p>
-      <w:pPr>
-        <w:pBdr>
-          <w:bottom w:val="single" w:color="9aa0a8" w:sz="6"/>
-        </w:pBdr>
-        <w:spacing w:after="200" w:before="60"/>
-        <w:ind w:left="460"/>
-      </w:pPr>
-      <w:r>
-        <w:rPr>
-          <w:rFonts w:ascii="Arial" w:cs="Arial" w:eastAsia="Arial" w:hAnsi="Arial"/>
-          <w:b/>
-          <w:bCs/>
-          <w:color w:val="6b7280"/>
-          <w:sz w:val="16"/>
-          <w:szCs w:val="16"/>
-        </w:rPr>
-        <w:t xml:space="preserve">REAL LINE:  </w:t>
-      </w:r>
-    </w:p>
-    <w:p>
-      <w:pPr>
-        <w:spacing w:after="10"/>
-      </w:pPr>
-      <w:r>
-        <w:rPr>
-          <w:rFonts w:ascii="Courier New" w:cs="Courier New" w:eastAsia="Courier New" w:hAnsi="Courier New"/>
-          <w:b/>
-          <w:bCs/>
-          <w:color w:val="6b7280"/>
-          <w:sz w:val="20"/>
-          <w:szCs w:val="20"/>
-        </w:rPr>
-        <w:t xml:space="preserve">2.10   </w:t>
+        <w:t xml:space="preserve">♪ Count-off — drums in</w:t>
+      </w:r>
+    </w:p>
+    <w:p>
+      <w:pPr>
+        <w:pBdr>
+          <w:bottom w:val="single" w:color="9aa0a8" w:sz="6"/>
+        </w:pBdr>
+        <w:spacing w:after="200" w:before="60"/>
+        <w:ind w:left="460"/>
+      </w:pPr>
+      <w:r>
+        <w:rPr>
+          <w:rFonts w:ascii="Arial" w:cs="Arial" w:eastAsia="Arial" w:hAnsi="Arial"/>
+          <w:b/>
+          <w:bCs/>
+          <w:color w:val="6b7280"/>
+          <w:sz w:val="16"/>
+          <w:szCs w:val="16"/>
+        </w:rPr>
+        <w:t xml:space="preserve">REAL LINE:  </w:t>
+      </w:r>
+    </w:p>
+    <w:p>
+      <w:pPr>
+        <w:spacing w:after="10"/>
+      </w:pPr>
+      <w:r>
+        <w:rPr>
+          <w:rFonts w:ascii="Courier New" w:cs="Courier New" w:eastAsia="Courier New" w:hAnsi="Courier New"/>
+          <w:b/>
+          <w:bCs/>
+          <w:color w:val="6b7280"/>
+          <w:sz w:val="20"/>
+          <w:szCs w:val="20"/>
+        </w:rPr>
+        <w:t xml:space="preserve">4.2   </w:t>
+      </w:r>
+      <w:r>
+        <w:rPr>
+          <w:rFonts w:ascii="Arial" w:cs="Arial" w:eastAsia="Arial" w:hAnsi="Arial"/>
+          <w:b/>
+          <w:bCs/>
+          <w:color w:val="15151d"/>
+          <w:sz w:val="22"/>
+          <w:szCs w:val="22"/>
+        </w:rPr>
+        <w:t xml:space="preserve">“⚠CONFIRM LINE — “I found an apartment on 73rd””</w:t>
+      </w:r>
+    </w:p>
+    <w:p>
+      <w:pPr>
+        <w:pBdr>
+          <w:bottom w:val="single" w:color="9aa0a8" w:sz="6"/>
+        </w:pBdr>
+        <w:spacing w:after="200" w:before="60"/>
+        <w:ind w:left="460"/>
+      </w:pPr>
+      <w:r>
+        <w:rPr>
+          <w:rFonts w:ascii="Arial" w:cs="Arial" w:eastAsia="Arial" w:hAnsi="Arial"/>
+          <w:b/>
+          <w:bCs/>
+          <w:color w:val="6b7280"/>
+          <w:sz w:val="16"/>
+          <w:szCs w:val="16"/>
+        </w:rPr>
+        <w:t xml:space="preserve">REAL LINE:  </w:t>
+      </w:r>
+    </w:p>
+    <w:p>
+      <w:pPr>
+        <w:spacing w:after="10"/>
+      </w:pPr>
+      <w:r>
+        <w:rPr>
+          <w:rFonts w:ascii="Courier New" w:cs="Courier New" w:eastAsia="Courier New" w:hAnsi="Courier New"/>
+          <w:b/>
+          <w:bCs/>
+          <w:color w:val="6b7280"/>
+          <w:sz w:val="20"/>
+          <w:szCs w:val="20"/>
+        </w:rPr>
+        <w:t xml:space="preserve">4.3   </w:t>
+      </w:r>
+      <w:r>
+        <w:rPr>
+          <w:rFonts w:ascii="Arial" w:cs="Arial" w:eastAsia="Arial" w:hAnsi="Arial"/>
+          <w:b/>
+          <w:bCs/>
+          <w:color w:val="15151d"/>
+          <w:sz w:val="22"/>
+          <w:szCs w:val="22"/>
+        </w:rPr>
+        <w:t xml:space="preserve">“⚠CONFIRM LINE — “The Atlantic Monthly’s printing my first chapter””</w:t>
+      </w:r>
+    </w:p>
+    <w:p>
+      <w:pPr>
+        <w:pBdr>
+          <w:bottom w:val="single" w:color="9aa0a8" w:sz="6"/>
+        </w:pBdr>
+        <w:spacing w:after="200" w:before="60"/>
+        <w:ind w:left="460"/>
+      </w:pPr>
+      <w:r>
+        <w:rPr>
+          <w:rFonts w:ascii="Arial" w:cs="Arial" w:eastAsia="Arial" w:hAnsi="Arial"/>
+          <w:b/>
+          <w:bCs/>
+          <w:color w:val="6b7280"/>
+          <w:sz w:val="16"/>
+          <w:szCs w:val="16"/>
+        </w:rPr>
+        <w:t xml:space="preserve">REAL LINE:  </w:t>
+      </w:r>
+    </w:p>
+    <w:p>
+      <w:pPr>
+        <w:spacing w:after="10"/>
+      </w:pPr>
+      <w:r>
+        <w:rPr>
+          <w:rFonts w:ascii="Courier New" w:cs="Courier New" w:eastAsia="Courier New" w:hAnsi="Courier New"/>
+          <w:b/>
+          <w:bCs/>
+          <w:color w:val="6b7280"/>
+          <w:sz w:val="20"/>
+          <w:szCs w:val="20"/>
+        </w:rPr>
+        <w:t xml:space="preserve">4.4   </w:t>
+      </w:r>
+      <w:r>
+        <w:rPr>
+          <w:rFonts w:ascii="Arial" w:cs="Arial" w:eastAsia="Arial" w:hAnsi="Arial"/>
+          <w:b/>
+          <w:bCs/>
+          <w:color w:val="15151d"/>
+          <w:sz w:val="22"/>
+          <w:szCs w:val="22"/>
+        </w:rPr>
+        <w:t xml:space="preserve">“⚠CONFIRM LINE — “Two thousand bucks without rewriting one word””</w:t>
+      </w:r>
+    </w:p>
+    <w:p>
+      <w:pPr>
+        <w:pBdr>
+          <w:bottom w:val="single" w:color="9aa0a8" w:sz="6"/>
+        </w:pBdr>
+        <w:spacing w:after="200" w:before="60"/>
+        <w:ind w:left="460"/>
+      </w:pPr>
+      <w:r>
+        <w:rPr>
+          <w:rFonts w:ascii="Arial" w:cs="Arial" w:eastAsia="Arial" w:hAnsi="Arial"/>
+          <w:b/>
+          <w:bCs/>
+          <w:color w:val="6b7280"/>
+          <w:sz w:val="16"/>
+          <w:szCs w:val="16"/>
+        </w:rPr>
+        <w:t xml:space="preserve">REAL LINE:  </w:t>
+      </w:r>
+    </w:p>
+    <w:p>
+      <w:pPr>
+        <w:spacing w:after="10"/>
+      </w:pPr>
+      <w:r>
+        <w:rPr>
+          <w:rFonts w:ascii="Courier New" w:cs="Courier New" w:eastAsia="Courier New" w:hAnsi="Courier New"/>
+          <w:b/>
+          <w:bCs/>
+          <w:color w:val="6b7280"/>
+          <w:sz w:val="20"/>
+          <w:szCs w:val="20"/>
+        </w:rPr>
+        <w:t xml:space="preserve">4.5   </w:t>
+      </w:r>
+      <w:r>
+        <w:rPr>
+          <w:rFonts w:ascii="Arial" w:cs="Arial" w:eastAsia="Arial" w:hAnsi="Arial"/>
+          <w:b/>
+          <w:bCs/>
+          <w:color w:val="15151d"/>
+          <w:sz w:val="22"/>
+          <w:szCs w:val="22"/>
+        </w:rPr>
+        <w:t xml:space="preserve">“⚠CONFIRM LINE — “I left Columbia””</w:t>
+      </w:r>
+    </w:p>
+    <w:p>
+      <w:pPr>
+        <w:pBdr>
+          <w:bottom w:val="single" w:color="9aa0a8" w:sz="6"/>
+        </w:pBdr>
+        <w:spacing w:after="200" w:before="60"/>
+        <w:ind w:left="460"/>
+      </w:pPr>
+      <w:r>
+        <w:rPr>
+          <w:rFonts w:ascii="Arial" w:cs="Arial" w:eastAsia="Arial" w:hAnsi="Arial"/>
+          <w:b/>
+          <w:bCs/>
+          <w:color w:val="6b7280"/>
+          <w:sz w:val="16"/>
+          <w:szCs w:val="16"/>
+        </w:rPr>
+        <w:t xml:space="preserve">REAL LINE:  </w:t>
+      </w:r>
+    </w:p>
+    <w:p>
+      <w:pPr>
+        <w:spacing w:after="10"/>
+      </w:pPr>
+      <w:r>
+        <w:rPr>
+          <w:rFonts w:ascii="Courier New" w:cs="Courier New" w:eastAsia="Courier New" w:hAnsi="Courier New"/>
+          <w:b/>
+          <w:bCs/>
+          <w:color w:val="6b7280"/>
+          <w:sz w:val="20"/>
+          <w:szCs w:val="20"/>
+        </w:rPr>
+        <w:t xml:space="preserve">4.6   </w:t>
+      </w:r>
+      <w:r>
+        <w:rPr>
+          <w:rFonts w:ascii="Arial" w:cs="Arial" w:eastAsia="Arial" w:hAnsi="Arial"/>
+          <w:b/>
+          <w:bCs/>
+          <w:color w:val="15151d"/>
+          <w:sz w:val="22"/>
+          <w:szCs w:val="22"/>
+        </w:rPr>
+        <w:t xml:space="preserve">“⚠CONFIRM LINE — “…and Sonny read it” (his publisher texts)”</w:t>
+      </w:r>
+    </w:p>
+    <w:p>
+      <w:pPr>
+        <w:pBdr>
+          <w:bottom w:val="single" w:color="9aa0a8" w:sz="6"/>
+        </w:pBdr>
+        <w:spacing w:after="200" w:before="60"/>
+        <w:ind w:left="460"/>
+      </w:pPr>
+      <w:r>
+        <w:rPr>
+          <w:rFonts w:ascii="Arial" w:cs="Arial" w:eastAsia="Arial" w:hAnsi="Arial"/>
+          <w:b/>
+          <w:bCs/>
+          <w:color w:val="6b7280"/>
+          <w:sz w:val="16"/>
+          <w:szCs w:val="16"/>
+        </w:rPr>
+        <w:t xml:space="preserve">REAL LINE:  </w:t>
+      </w:r>
+    </w:p>
+    <w:p>
+      <w:pPr>
+        <w:spacing w:after="10"/>
+      </w:pPr>
+      <w:r>
+        <w:rPr>
+          <w:rFonts w:ascii="Courier New" w:cs="Courier New" w:eastAsia="Courier New" w:hAnsi="Courier New"/>
+          <w:b/>
+          <w:bCs/>
+          <w:color w:val="6b7280"/>
+          <w:sz w:val="20"/>
+          <w:szCs w:val="20"/>
+        </w:rPr>
+        <w:t xml:space="preserve">4.7   </w:t>
       </w:r>
       <w:r>
         <w:rPr>
@@ -1484,1610 +2147,7 @@
           <w:sz w:val="22"/>
           <w:szCs w:val="22"/>
         </w:rPr>
-        <w:t xml:space="preserve">♪ Vamp under the button</w:t>
-      </w:r>
-    </w:p>
-    <w:p>
-      <w:pPr>
-        <w:pBdr>
-          <w:bottom w:val="single" w:color="9aa0a8" w:sz="6"/>
-        </w:pBdr>
-        <w:spacing w:after="200" w:before="60"/>
-        <w:ind w:left="460"/>
-      </w:pPr>
-      <w:r>
-        <w:rPr>
-          <w:rFonts w:ascii="Arial" w:cs="Arial" w:eastAsia="Arial" w:hAnsi="Arial"/>
-          <w:b/>
-          <w:bCs/>
-          <w:color w:val="6b7280"/>
-          <w:sz w:val="16"/>
-          <w:szCs w:val="16"/>
-        </w:rPr>
-        <w:t xml:space="preserve">REAL LINE:  </w:t>
-      </w:r>
-    </w:p>
-    <w:p>
-      <w:pPr>
-        <w:pageBreakBefore/>
-        <w:spacing w:after="160"/>
-      </w:pPr>
-      <w:r>
-        <w:rPr>
-          <w:rFonts w:ascii="Arial" w:cs="Arial" w:eastAsia="Arial" w:hAnsi="Arial"/>
-          <w:b/>
-          <w:bCs/>
-          <w:color w:val="15151d"/>
-          <w:sz w:val="32"/>
-          <w:szCs w:val="32"/>
-        </w:rPr>
-        <w:t xml:space="preserve">3 · See I’m Smiling</w:t>
-      </w:r>
-      <w:r>
-        <w:rPr>
-          <w:rFonts w:ascii="Arial" w:cs="Arial" w:eastAsia="Arial" w:hAnsi="Arial"/>
-          <w:color w:val="6b7280"/>
-          <w:sz w:val="20"/>
-          <w:szCs w:val="20"/>
-        </w:rPr>
-        <w:t xml:space="preserve">   ·   15 cues</w:t>
-      </w:r>
-    </w:p>
-    <w:p>
-      <w:pPr>
-        <w:spacing w:after="10"/>
-      </w:pPr>
-      <w:r>
-        <w:rPr>
-          <w:rFonts w:ascii="Courier New" w:cs="Courier New" w:eastAsia="Courier New" w:hAnsi="Courier New"/>
-          <w:b/>
-          <w:bCs/>
-          <w:color w:val="6b7280"/>
-          <w:sz w:val="20"/>
-          <w:szCs w:val="20"/>
-        </w:rPr>
-        <w:t xml:space="preserve">3.1   </w:t>
-      </w:r>
-      <w:r>
-        <w:rPr>
-          <w:rFonts w:ascii="Arial" w:cs="Arial" w:eastAsia="Arial" w:hAnsi="Arial"/>
-          <w:b w:val="false"/>
-          <w:bCs w:val="false"/>
-          <w:color w:val="2b4d8a"/>
-          <w:sz w:val="22"/>
-          <w:szCs w:val="22"/>
-        </w:rPr>
-        <w:t xml:space="preserve">♪ Scene change into Ohio</w:t>
-      </w:r>
-    </w:p>
-    <w:p>
-      <w:pPr>
-        <w:pBdr>
-          <w:bottom w:val="single" w:color="9aa0a8" w:sz="6"/>
-        </w:pBdr>
-        <w:spacing w:after="200" w:before="60"/>
-        <w:ind w:left="460"/>
-      </w:pPr>
-      <w:r>
-        <w:rPr>
-          <w:rFonts w:ascii="Arial" w:cs="Arial" w:eastAsia="Arial" w:hAnsi="Arial"/>
-          <w:b/>
-          <w:bCs/>
-          <w:color w:val="6b7280"/>
-          <w:sz w:val="16"/>
-          <w:szCs w:val="16"/>
-        </w:rPr>
-        <w:t xml:space="preserve">REAL LINE:  </w:t>
-      </w:r>
-    </w:p>
-    <w:p>
-      <w:pPr>
-        <w:spacing w:after="10"/>
-      </w:pPr>
-      <w:r>
-        <w:rPr>
-          <w:rFonts w:ascii="Courier New" w:cs="Courier New" w:eastAsia="Courier New" w:hAnsi="Courier New"/>
-          <w:b/>
-          <w:bCs/>
-          <w:color w:val="6b7280"/>
-          <w:sz w:val="20"/>
-          <w:szCs w:val="20"/>
-        </w:rPr>
-        <w:t xml:space="preserve">3.2   </w:t>
-      </w:r>
-      <w:r>
-        <w:rPr>
-          <w:rFonts w:ascii="Arial" w:cs="Arial" w:eastAsia="Arial" w:hAnsi="Arial"/>
-          <w:b/>
-          <w:bCs/>
-          <w:color w:val="15151d"/>
-          <w:sz w:val="22"/>
-          <w:szCs w:val="22"/>
-        </w:rPr>
-        <w:t xml:space="preserve">“Jamie, I’m so happy you’re here!”</w:t>
-      </w:r>
-    </w:p>
-    <w:p>
-      <w:pPr>
-        <w:pBdr>
-          <w:bottom w:val="single" w:color="9aa0a8" w:sz="6"/>
-        </w:pBdr>
-        <w:spacing w:after="200" w:before="60"/>
-        <w:ind w:left="460"/>
-      </w:pPr>
-      <w:r>
-        <w:rPr>
-          <w:rFonts w:ascii="Arial" w:cs="Arial" w:eastAsia="Arial" w:hAnsi="Arial"/>
-          <w:b/>
-          <w:bCs/>
-          <w:color w:val="6b7280"/>
-          <w:sz w:val="16"/>
-          <w:szCs w:val="16"/>
-        </w:rPr>
-        <w:t xml:space="preserve">REAL LINE:  </w:t>
-      </w:r>
-    </w:p>
-    <w:p>
-      <w:pPr>
-        <w:spacing w:after="10"/>
-      </w:pPr>
-      <w:r>
-        <w:rPr>
-          <w:rFonts w:ascii="Courier New" w:cs="Courier New" w:eastAsia="Courier New" w:hAnsi="Courier New"/>
-          <w:b/>
-          <w:bCs/>
-          <w:color w:val="6b7280"/>
-          <w:sz w:val="20"/>
-          <w:szCs w:val="20"/>
-        </w:rPr>
-        <w:t xml:space="preserve">3.3   </w:t>
-      </w:r>
-      <w:r>
-        <w:rPr>
-          <w:rFonts w:ascii="Arial" w:cs="Arial" w:eastAsia="Arial" w:hAnsi="Arial"/>
-          <w:b/>
-          <w:bCs/>
-          <w:color w:val="15151d"/>
-          <w:sz w:val="22"/>
-          <w:szCs w:val="22"/>
-        </w:rPr>
-        <w:t xml:space="preserve">“I could sing, I could scream!”</w:t>
-      </w:r>
-    </w:p>
-    <w:p>
-      <w:pPr>
-        <w:pBdr>
-          <w:bottom w:val="single" w:color="9aa0a8" w:sz="6"/>
-        </w:pBdr>
-        <w:spacing w:after="200" w:before="60"/>
-        <w:ind w:left="460"/>
-      </w:pPr>
-      <w:r>
-        <w:rPr>
-          <w:rFonts w:ascii="Arial" w:cs="Arial" w:eastAsia="Arial" w:hAnsi="Arial"/>
-          <w:b/>
-          <w:bCs/>
-          <w:color w:val="6b7280"/>
-          <w:sz w:val="16"/>
-          <w:szCs w:val="16"/>
-        </w:rPr>
-        <w:t xml:space="preserve">REAL LINE:  </w:t>
-      </w:r>
-    </w:p>
-    <w:p>
-      <w:pPr>
-        <w:spacing w:after="10"/>
-      </w:pPr>
-      <w:r>
-        <w:rPr>
-          <w:rFonts w:ascii="Courier New" w:cs="Courier New" w:eastAsia="Courier New" w:hAnsi="Courier New"/>
-          <w:b/>
-          <w:bCs/>
-          <w:color w:val="6b7280"/>
-          <w:sz w:val="20"/>
-          <w:szCs w:val="20"/>
-        </w:rPr>
-        <w:t xml:space="preserve">3.4   </w:t>
-      </w:r>
-      <w:r>
-        <w:rPr>
-          <w:rFonts w:ascii="Arial" w:cs="Arial" w:eastAsia="Arial" w:hAnsi="Arial"/>
-          <w:b w:val="false"/>
-          <w:bCs w:val="false"/>
-          <w:color w:val="7a5f1f"/>
-          <w:sz w:val="22"/>
-          <w:szCs w:val="22"/>
-        </w:rPr>
-        <w:t xml:space="preserve">▸ HER face falls — JAMIE tells her he is leaving tomorrow.</w:t>
-      </w:r>
-    </w:p>
-    <w:p>
-      <w:pPr>
-        <w:pBdr>
-          <w:bottom w:val="single" w:color="9aa0a8" w:sz="6"/>
-        </w:pBdr>
-        <w:spacing w:after="200" w:before="60"/>
-        <w:ind w:left="460"/>
-      </w:pPr>
-      <w:r>
-        <w:rPr>
-          <w:rFonts w:ascii="Arial" w:cs="Arial" w:eastAsia="Arial" w:hAnsi="Arial"/>
-          <w:b/>
-          <w:bCs/>
-          <w:color w:val="6b7280"/>
-          <w:sz w:val="16"/>
-          <w:szCs w:val="16"/>
-        </w:rPr>
-        <w:t xml:space="preserve">REAL LINE:  </w:t>
-      </w:r>
-    </w:p>
-    <w:p>
-      <w:pPr>
-        <w:spacing w:after="10"/>
-      </w:pPr>
-      <w:r>
-        <w:rPr>
-          <w:rFonts w:ascii="Courier New" w:cs="Courier New" w:eastAsia="Courier New" w:hAnsi="Courier New"/>
-          <w:b/>
-          <w:bCs/>
-          <w:color w:val="6b7280"/>
-          <w:sz w:val="20"/>
-          <w:szCs w:val="20"/>
-        </w:rPr>
-        <w:t xml:space="preserve">3.5   </w:t>
-      </w:r>
-      <w:r>
-        <w:rPr>
-          <w:rFonts w:ascii="Arial" w:cs="Arial" w:eastAsia="Arial" w:hAnsi="Arial"/>
-          <w:b w:val="false"/>
-          <w:bCs w:val="false"/>
-          <w:color w:val="2b4d8a"/>
-          <w:sz w:val="22"/>
-          <w:szCs w:val="22"/>
-        </w:rPr>
-        <w:t xml:space="preserve">♪ Underscore turns into the flashback</w:t>
-      </w:r>
-    </w:p>
-    <w:p>
-      <w:pPr>
-        <w:pBdr>
-          <w:bottom w:val="single" w:color="9aa0a8" w:sz="6"/>
-        </w:pBdr>
-        <w:spacing w:after="200" w:before="60"/>
-        <w:ind w:left="460"/>
-      </w:pPr>
-      <w:r>
-        <w:rPr>
-          <w:rFonts w:ascii="Arial" w:cs="Arial" w:eastAsia="Arial" w:hAnsi="Arial"/>
-          <w:b/>
-          <w:bCs/>
-          <w:color w:val="6b7280"/>
-          <w:sz w:val="16"/>
-          <w:szCs w:val="16"/>
-        </w:rPr>
-        <w:t xml:space="preserve">REAL LINE:  </w:t>
-      </w:r>
-    </w:p>
-    <w:p>
-      <w:pPr>
-        <w:spacing w:after="10"/>
-      </w:pPr>
-      <w:r>
-        <w:rPr>
-          <w:rFonts w:ascii="Courier New" w:cs="Courier New" w:eastAsia="Courier New" w:hAnsi="Courier New"/>
-          <w:b/>
-          <w:bCs/>
-          <w:color w:val="6b7280"/>
-          <w:sz w:val="20"/>
-          <w:szCs w:val="20"/>
-        </w:rPr>
-        <w:t xml:space="preserve">3.6   </w:t>
-      </w:r>
-      <w:r>
-        <w:rPr>
-          <w:rFonts w:ascii="Arial" w:cs="Arial" w:eastAsia="Arial" w:hAnsi="Arial"/>
-          <w:b w:val="false"/>
-          <w:bCs w:val="false"/>
-          <w:color w:val="2b4d8a"/>
-          <w:sz w:val="22"/>
-          <w:szCs w:val="22"/>
-        </w:rPr>
-        <w:t xml:space="preserve">♪ One bar later</w:t>
-      </w:r>
-    </w:p>
-    <w:p>
-      <w:pPr>
-        <w:pBdr>
-          <w:bottom w:val="single" w:color="9aa0a8" w:sz="6"/>
-        </w:pBdr>
-        <w:spacing w:after="200" w:before="60"/>
-        <w:ind w:left="460"/>
-      </w:pPr>
-      <w:r>
-        <w:rPr>
-          <w:rFonts w:ascii="Arial" w:cs="Arial" w:eastAsia="Arial" w:hAnsi="Arial"/>
-          <w:b/>
-          <w:bCs/>
-          <w:color w:val="6b7280"/>
-          <w:sz w:val="16"/>
-          <w:szCs w:val="16"/>
-        </w:rPr>
-        <w:t xml:space="preserve">REAL LINE:  </w:t>
-      </w:r>
-    </w:p>
-    <w:p>
-      <w:pPr>
-        <w:spacing w:after="10"/>
-      </w:pPr>
-      <w:r>
-        <w:rPr>
-          <w:rFonts w:ascii="Courier New" w:cs="Courier New" w:eastAsia="Courier New" w:hAnsi="Courier New"/>
-          <w:b/>
-          <w:bCs/>
-          <w:color w:val="6b7280"/>
-          <w:sz w:val="20"/>
-          <w:szCs w:val="20"/>
-        </w:rPr>
-        <w:t xml:space="preserve">3.7   </w:t>
-      </w:r>
-      <w:r>
-        <w:rPr>
-          <w:rFonts w:ascii="Arial" w:cs="Arial" w:eastAsia="Arial" w:hAnsi="Arial"/>
-          <w:b w:val="false"/>
-          <w:bCs w:val="false"/>
-          <w:color w:val="7a5f1f"/>
-          <w:sz w:val="22"/>
-          <w:szCs w:val="22"/>
-        </w:rPr>
-        <w:t xml:space="preserve">▸ JAMIE, on the phone with his agent</w:t>
-      </w:r>
-    </w:p>
-    <w:p>
-      <w:pPr>
-        <w:pBdr>
-          <w:bottom w:val="single" w:color="9aa0a8" w:sz="6"/>
-        </w:pBdr>
-        <w:spacing w:after="200" w:before="60"/>
-        <w:ind w:left="460"/>
-      </w:pPr>
-      <w:r>
-        <w:rPr>
-          <w:rFonts w:ascii="Arial" w:cs="Arial" w:eastAsia="Arial" w:hAnsi="Arial"/>
-          <w:b/>
-          <w:bCs/>
-          <w:color w:val="6b7280"/>
-          <w:sz w:val="16"/>
-          <w:szCs w:val="16"/>
-        </w:rPr>
-        <w:t xml:space="preserve">REAL LINE:  </w:t>
-      </w:r>
-    </w:p>
-    <w:p>
-      <w:pPr>
-        <w:spacing w:after="10"/>
-      </w:pPr>
-      <w:r>
-        <w:rPr>
-          <w:rFonts w:ascii="Courier New" w:cs="Courier New" w:eastAsia="Courier New" w:hAnsi="Courier New"/>
-          <w:b/>
-          <w:bCs/>
-          <w:color w:val="6b7280"/>
-          <w:sz w:val="20"/>
-          <w:szCs w:val="20"/>
-        </w:rPr>
-        <w:t xml:space="preserve">3.8   </w:t>
-      </w:r>
-      <w:r>
-        <w:rPr>
-          <w:rFonts w:ascii="Arial" w:cs="Arial" w:eastAsia="Arial" w:hAnsi="Arial"/>
-          <w:b/>
-          <w:bCs/>
-          <w:color w:val="15151d"/>
-          <w:sz w:val="22"/>
-          <w:szCs w:val="22"/>
-        </w:rPr>
-        <w:t xml:space="preserve">“They want the book.”</w:t>
-      </w:r>
-    </w:p>
-    <w:p>
-      <w:pPr>
-        <w:pBdr>
-          <w:bottom w:val="single" w:color="9aa0a8" w:sz="6"/>
-        </w:pBdr>
-        <w:spacing w:after="200" w:before="60"/>
-        <w:ind w:left="460"/>
-      </w:pPr>
-      <w:r>
-        <w:rPr>
-          <w:rFonts w:ascii="Arial" w:cs="Arial" w:eastAsia="Arial" w:hAnsi="Arial"/>
-          <w:b/>
-          <w:bCs/>
-          <w:color w:val="6b7280"/>
-          <w:sz w:val="16"/>
-          <w:szCs w:val="16"/>
-        </w:rPr>
-        <w:t xml:space="preserve">REAL LINE:  </w:t>
-      </w:r>
-    </w:p>
-    <w:p>
-      <w:pPr>
-        <w:spacing w:after="10"/>
-      </w:pPr>
-      <w:r>
-        <w:rPr>
-          <w:rFonts w:ascii="Courier New" w:cs="Courier New" w:eastAsia="Courier New" w:hAnsi="Courier New"/>
-          <w:b/>
-          <w:bCs/>
-          <w:color w:val="6b7280"/>
-          <w:sz w:val="20"/>
-          <w:szCs w:val="20"/>
-        </w:rPr>
-        <w:t xml:space="preserve">3.9   </w:t>
-      </w:r>
-      <w:r>
-        <w:rPr>
-          <w:rFonts w:ascii="Arial" w:cs="Arial" w:eastAsia="Arial" w:hAnsi="Arial"/>
-          <w:b w:val="false"/>
-          <w:bCs w:val="false"/>
-          <w:color w:val="2b4d8a"/>
-          <w:sz w:val="22"/>
-          <w:szCs w:val="22"/>
-        </w:rPr>
-        <w:t xml:space="preserve">♪ Lights restore on her — Ohio, July 2025</w:t>
-      </w:r>
-    </w:p>
-    <w:p>
-      <w:pPr>
-        <w:pBdr>
-          <w:bottom w:val="single" w:color="9aa0a8" w:sz="6"/>
-        </w:pBdr>
-        <w:spacing w:after="200" w:before="60"/>
-        <w:ind w:left="460"/>
-      </w:pPr>
-      <w:r>
-        <w:rPr>
-          <w:rFonts w:ascii="Arial" w:cs="Arial" w:eastAsia="Arial" w:hAnsi="Arial"/>
-          <w:b/>
-          <w:bCs/>
-          <w:color w:val="6b7280"/>
-          <w:sz w:val="16"/>
-          <w:szCs w:val="16"/>
-        </w:rPr>
-        <w:t xml:space="preserve">REAL LINE:  </w:t>
-      </w:r>
-    </w:p>
-    <w:p>
-      <w:pPr>
-        <w:spacing w:after="10"/>
-      </w:pPr>
-      <w:r>
-        <w:rPr>
-          <w:rFonts w:ascii="Courier New" w:cs="Courier New" w:eastAsia="Courier New" w:hAnsi="Courier New"/>
-          <w:b/>
-          <w:bCs/>
-          <w:color w:val="6b7280"/>
-          <w:sz w:val="20"/>
-          <w:szCs w:val="20"/>
-        </w:rPr>
-        <w:t xml:space="preserve">3.10   </w:t>
-      </w:r>
-      <w:r>
-        <w:rPr>
-          <w:rFonts w:ascii="Arial" w:cs="Arial" w:eastAsia="Arial" w:hAnsi="Arial"/>
-          <w:b/>
-          <w:bCs/>
-          <w:color w:val="15151d"/>
-          <w:sz w:val="22"/>
-          <w:szCs w:val="22"/>
-        </w:rPr>
-        <w:t xml:space="preserve">“See, I’m smiling —”</w:t>
-      </w:r>
-    </w:p>
-    <w:p>
-      <w:pPr>
-        <w:pBdr>
-          <w:bottom w:val="single" w:color="9aa0a8" w:sz="6"/>
-        </w:pBdr>
-        <w:spacing w:after="200" w:before="60"/>
-        <w:ind w:left="460"/>
-      </w:pPr>
-      <w:r>
-        <w:rPr>
-          <w:rFonts w:ascii="Arial" w:cs="Arial" w:eastAsia="Arial" w:hAnsi="Arial"/>
-          <w:b/>
-          <w:bCs/>
-          <w:color w:val="6b7280"/>
-          <w:sz w:val="16"/>
-          <w:szCs w:val="16"/>
-        </w:rPr>
-        <w:t xml:space="preserve">REAL LINE:  </w:t>
-      </w:r>
-    </w:p>
-    <w:p>
-      <w:pPr>
-        <w:spacing w:after="10"/>
-      </w:pPr>
-      <w:r>
-        <w:rPr>
-          <w:rFonts w:ascii="Courier New" w:cs="Courier New" w:eastAsia="Courier New" w:hAnsi="Courier New"/>
-          <w:b/>
-          <w:bCs/>
-          <w:color w:val="6b7280"/>
-          <w:sz w:val="20"/>
-          <w:szCs w:val="20"/>
-        </w:rPr>
-        <w:t xml:space="preserve">3.11   </w:t>
-      </w:r>
-      <w:r>
-        <w:rPr>
-          <w:rFonts w:ascii="Arial" w:cs="Arial" w:eastAsia="Arial" w:hAnsi="Arial"/>
-          <w:b/>
-          <w:bCs/>
-          <w:color w:val="15151d"/>
-          <w:sz w:val="22"/>
-          <w:szCs w:val="22"/>
-        </w:rPr>
-        <w:t xml:space="preserve">“That’s what I do —”</w:t>
-      </w:r>
-    </w:p>
-    <w:p>
-      <w:pPr>
-        <w:pBdr>
-          <w:bottom w:val="single" w:color="9aa0a8" w:sz="6"/>
-        </w:pBdr>
-        <w:spacing w:after="200" w:before="60"/>
-        <w:ind w:left="460"/>
-      </w:pPr>
-      <w:r>
-        <w:rPr>
-          <w:rFonts w:ascii="Arial" w:cs="Arial" w:eastAsia="Arial" w:hAnsi="Arial"/>
-          <w:b/>
-          <w:bCs/>
-          <w:color w:val="6b7280"/>
-          <w:sz w:val="16"/>
-          <w:szCs w:val="16"/>
-        </w:rPr>
-        <w:t xml:space="preserve">REAL LINE:  </w:t>
-      </w:r>
-    </w:p>
-    <w:p>
-      <w:pPr>
-        <w:spacing w:after="10"/>
-      </w:pPr>
-      <w:r>
-        <w:rPr>
-          <w:rFonts w:ascii="Courier New" w:cs="Courier New" w:eastAsia="Courier New" w:hAnsi="Courier New"/>
-          <w:b/>
-          <w:bCs/>
-          <w:color w:val="6b7280"/>
-          <w:sz w:val="20"/>
-          <w:szCs w:val="20"/>
-        </w:rPr>
-        <w:t xml:space="preserve">3.12   </w:t>
-      </w:r>
-      <w:r>
-        <w:rPr>
-          <w:rFonts w:ascii="Arial" w:cs="Arial" w:eastAsia="Arial" w:hAnsi="Arial"/>
-          <w:b/>
-          <w:bCs/>
-          <w:color w:val="15151d"/>
-          <w:sz w:val="22"/>
-          <w:szCs w:val="22"/>
-        </w:rPr>
-        <w:t xml:space="preserve">“When you come home to me.”</w:t>
-      </w:r>
-    </w:p>
-    <w:p>
-      <w:pPr>
-        <w:pBdr>
-          <w:bottom w:val="single" w:color="9aa0a8" w:sz="6"/>
-        </w:pBdr>
-        <w:spacing w:after="200" w:before="60"/>
-        <w:ind w:left="460"/>
-      </w:pPr>
-      <w:r>
-        <w:rPr>
-          <w:rFonts w:ascii="Arial" w:cs="Arial" w:eastAsia="Arial" w:hAnsi="Arial"/>
-          <w:b/>
-          <w:bCs/>
-          <w:color w:val="6b7280"/>
-          <w:sz w:val="16"/>
-          <w:szCs w:val="16"/>
-        </w:rPr>
-        <w:t xml:space="preserve">REAL LINE:  </w:t>
-      </w:r>
-    </w:p>
-    <w:p>
-      <w:pPr>
-        <w:spacing w:after="10"/>
-      </w:pPr>
-      <w:r>
-        <w:rPr>
-          <w:rFonts w:ascii="Courier New" w:cs="Courier New" w:eastAsia="Courier New" w:hAnsi="Courier New"/>
-          <w:b/>
-          <w:bCs/>
-          <w:color w:val="6b7280"/>
-          <w:sz w:val="20"/>
-          <w:szCs w:val="20"/>
-        </w:rPr>
-        <w:t xml:space="preserve">3.13   </w:t>
-      </w:r>
-      <w:r>
-        <w:rPr>
-          <w:rFonts w:ascii="Arial" w:cs="Arial" w:eastAsia="Arial" w:hAnsi="Arial"/>
-          <w:b/>
-          <w:bCs/>
-          <w:color w:val="15151d"/>
-          <w:sz w:val="22"/>
-          <w:szCs w:val="22"/>
-        </w:rPr>
-        <w:t xml:space="preserve">“(after his exit)”</w:t>
-      </w:r>
-    </w:p>
-    <w:p>
-      <w:pPr>
-        <w:pBdr>
-          <w:bottom w:val="single" w:color="9aa0a8" w:sz="6"/>
-        </w:pBdr>
-        <w:spacing w:after="200" w:before="60"/>
-        <w:ind w:left="460"/>
-      </w:pPr>
-      <w:r>
-        <w:rPr>
-          <w:rFonts w:ascii="Arial" w:cs="Arial" w:eastAsia="Arial" w:hAnsi="Arial"/>
-          <w:b/>
-          <w:bCs/>
-          <w:color w:val="6b7280"/>
-          <w:sz w:val="16"/>
-          <w:szCs w:val="16"/>
-        </w:rPr>
-        <w:t xml:space="preserve">REAL LINE:  </w:t>
-      </w:r>
-    </w:p>
-    <w:p>
-      <w:pPr>
-        <w:spacing w:after="10"/>
-      </w:pPr>
-      <w:r>
-        <w:rPr>
-          <w:rFonts w:ascii="Courier New" w:cs="Courier New" w:eastAsia="Courier New" w:hAnsi="Courier New"/>
-          <w:b/>
-          <w:bCs/>
-          <w:color w:val="6b7280"/>
-          <w:sz w:val="20"/>
-          <w:szCs w:val="20"/>
-        </w:rPr>
-        <w:t xml:space="preserve">3.14   </w:t>
-      </w:r>
-      <w:r>
-        <w:rPr>
-          <w:rFonts w:ascii="Arial" w:cs="Arial" w:eastAsia="Arial" w:hAnsi="Arial"/>
-          <w:b/>
-          <w:bCs/>
-          <w:color w:val="15151d"/>
-          <w:sz w:val="22"/>
-          <w:szCs w:val="22"/>
-        </w:rPr>
-        <w:t xml:space="preserve">“Final held note”</w:t>
-      </w:r>
-    </w:p>
-    <w:p>
-      <w:pPr>
-        <w:pBdr>
-          <w:bottom w:val="single" w:color="9aa0a8" w:sz="6"/>
-        </w:pBdr>
-        <w:spacing w:after="200" w:before="60"/>
-        <w:ind w:left="460"/>
-      </w:pPr>
-      <w:r>
-        <w:rPr>
-          <w:rFonts w:ascii="Arial" w:cs="Arial" w:eastAsia="Arial" w:hAnsi="Arial"/>
-          <w:b/>
-          <w:bCs/>
-          <w:color w:val="6b7280"/>
-          <w:sz w:val="16"/>
-          <w:szCs w:val="16"/>
-        </w:rPr>
-        <w:t xml:space="preserve">REAL LINE:  </w:t>
-      </w:r>
-    </w:p>
-    <w:p>
-      <w:pPr>
-        <w:spacing w:after="10"/>
-      </w:pPr>
-      <w:r>
-        <w:rPr>
-          <w:rFonts w:ascii="Courier New" w:cs="Courier New" w:eastAsia="Courier New" w:hAnsi="Courier New"/>
-          <w:b/>
-          <w:bCs/>
-          <w:color w:val="6b7280"/>
-          <w:sz w:val="20"/>
-          <w:szCs w:val="20"/>
-        </w:rPr>
-        <w:t xml:space="preserve">3.15   </w:t>
-      </w:r>
-      <w:r>
-        <w:rPr>
-          <w:rFonts w:ascii="Arial" w:cs="Arial" w:eastAsia="Arial" w:hAnsi="Arial"/>
-          <w:b w:val="false"/>
-          <w:bCs w:val="false"/>
-          <w:color w:val="2b4d8a"/>
-          <w:sz w:val="22"/>
-          <w:szCs w:val="22"/>
-        </w:rPr>
-        <w:t xml:space="preserve">♪ Cutoff</w:t>
-      </w:r>
-    </w:p>
-    <w:p>
-      <w:pPr>
-        <w:pBdr>
-          <w:bottom w:val="single" w:color="9aa0a8" w:sz="6"/>
-        </w:pBdr>
-        <w:spacing w:after="200" w:before="60"/>
-        <w:ind w:left="460"/>
-      </w:pPr>
-      <w:r>
-        <w:rPr>
-          <w:rFonts w:ascii="Arial" w:cs="Arial" w:eastAsia="Arial" w:hAnsi="Arial"/>
-          <w:b/>
-          <w:bCs/>
-          <w:color w:val="6b7280"/>
-          <w:sz w:val="16"/>
-          <w:szCs w:val="16"/>
-        </w:rPr>
-        <w:t xml:space="preserve">REAL LINE:  </w:t>
-      </w:r>
-    </w:p>
-    <w:p>
-      <w:pPr>
-        <w:pageBreakBefore/>
-        <w:spacing w:after="160"/>
-      </w:pPr>
-      <w:r>
-        <w:rPr>
-          <w:rFonts w:ascii="Arial" w:cs="Arial" w:eastAsia="Arial" w:hAnsi="Arial"/>
-          <w:b/>
-          <w:bCs/>
-          <w:color w:val="15151d"/>
-          <w:sz w:val="32"/>
-          <w:szCs w:val="32"/>
-        </w:rPr>
-        <w:t xml:space="preserve">4 · Moving Too Fast</w:t>
-      </w:r>
-      <w:r>
-        <w:rPr>
-          <w:rFonts w:ascii="Arial" w:cs="Arial" w:eastAsia="Arial" w:hAnsi="Arial"/>
-          <w:color w:val="6b7280"/>
-          <w:sz w:val="20"/>
-          <w:szCs w:val="20"/>
-        </w:rPr>
-        <w:t xml:space="preserve">   ·   18 cues</w:t>
-      </w:r>
-    </w:p>
-    <w:p>
-      <w:pPr>
-        <w:spacing w:after="10"/>
-      </w:pPr>
-      <w:r>
-        <w:rPr>
-          <w:rFonts w:ascii="Courier New" w:cs="Courier New" w:eastAsia="Courier New" w:hAnsi="Courier New"/>
-          <w:b/>
-          <w:bCs/>
-          <w:color w:val="6b7280"/>
-          <w:sz w:val="20"/>
-          <w:szCs w:val="20"/>
-        </w:rPr>
-        <w:t xml:space="preserve">4.1   </w:t>
-      </w:r>
-      <w:r>
-        <w:rPr>
-          <w:rFonts w:ascii="Arial" w:cs="Arial" w:eastAsia="Arial" w:hAnsi="Arial"/>
-          <w:b w:val="false"/>
-          <w:bCs w:val="false"/>
-          <w:color w:val="2b4d8a"/>
-          <w:sz w:val="22"/>
-          <w:szCs w:val="22"/>
-        </w:rPr>
-        <w:t xml:space="preserve">♪ Count-off — drums in</w:t>
-      </w:r>
-    </w:p>
-    <w:p>
-      <w:pPr>
-        <w:pBdr>
-          <w:bottom w:val="single" w:color="9aa0a8" w:sz="6"/>
-        </w:pBdr>
-        <w:spacing w:after="200" w:before="60"/>
-        <w:ind w:left="460"/>
-      </w:pPr>
-      <w:r>
-        <w:rPr>
-          <w:rFonts w:ascii="Arial" w:cs="Arial" w:eastAsia="Arial" w:hAnsi="Arial"/>
-          <w:b/>
-          <w:bCs/>
-          <w:color w:val="6b7280"/>
-          <w:sz w:val="16"/>
-          <w:szCs w:val="16"/>
-        </w:rPr>
-        <w:t xml:space="preserve">REAL LINE:  </w:t>
-      </w:r>
-    </w:p>
-    <w:p>
-      <w:pPr>
-        <w:spacing w:after="10"/>
-      </w:pPr>
-      <w:r>
-        <w:rPr>
-          <w:rFonts w:ascii="Courier New" w:cs="Courier New" w:eastAsia="Courier New" w:hAnsi="Courier New"/>
-          <w:b/>
-          <w:bCs/>
-          <w:color w:val="6b7280"/>
-          <w:sz w:val="20"/>
-          <w:szCs w:val="20"/>
-        </w:rPr>
-        <w:t xml:space="preserve">4.2   </w:t>
-      </w:r>
-      <w:r>
-        <w:rPr>
-          <w:rFonts w:ascii="Arial" w:cs="Arial" w:eastAsia="Arial" w:hAnsi="Arial"/>
-          <w:b/>
-          <w:bCs/>
-          <w:color w:val="15151d"/>
-          <w:sz w:val="22"/>
-          <w:szCs w:val="22"/>
-        </w:rPr>
-        <w:t xml:space="preserve">“I’m up in the morning,”</w:t>
-      </w:r>
-    </w:p>
-    <w:p>
-      <w:pPr>
-        <w:pBdr>
-          <w:bottom w:val="single" w:color="9aa0a8" w:sz="6"/>
-        </w:pBdr>
-        <w:spacing w:after="200" w:before="60"/>
-        <w:ind w:left="460"/>
-      </w:pPr>
-      <w:r>
-        <w:rPr>
-          <w:rFonts w:ascii="Arial" w:cs="Arial" w:eastAsia="Arial" w:hAnsi="Arial"/>
-          <w:b/>
-          <w:bCs/>
-          <w:color w:val="6b7280"/>
-          <w:sz w:val="16"/>
-          <w:szCs w:val="16"/>
-        </w:rPr>
-        <w:t xml:space="preserve">REAL LINE:  </w:t>
-      </w:r>
-    </w:p>
-    <w:p>
-      <w:pPr>
-        <w:spacing w:after="10"/>
-      </w:pPr>
-      <w:r>
-        <w:rPr>
-          <w:rFonts w:ascii="Courier New" w:cs="Courier New" w:eastAsia="Courier New" w:hAnsi="Courier New"/>
-          <w:b/>
-          <w:bCs/>
-          <w:color w:val="6b7280"/>
-          <w:sz w:val="20"/>
-          <w:szCs w:val="20"/>
-        </w:rPr>
-        <w:t xml:space="preserve">4.3   </w:t>
-      </w:r>
-      <w:r>
-        <w:rPr>
-          <w:rFonts w:ascii="Arial" w:cs="Arial" w:eastAsia="Arial" w:hAnsi="Arial"/>
-          <w:b/>
-          <w:bCs/>
-          <w:color w:val="15151d"/>
-          <w:sz w:val="22"/>
-          <w:szCs w:val="22"/>
-        </w:rPr>
-        <w:t xml:space="preserve">“I’m taking a shower,”</w:t>
-      </w:r>
-    </w:p>
-    <w:p>
-      <w:pPr>
-        <w:pBdr>
-          <w:bottom w:val="single" w:color="9aa0a8" w:sz="6"/>
-        </w:pBdr>
-        <w:spacing w:after="200" w:before="60"/>
-        <w:ind w:left="460"/>
-      </w:pPr>
-      <w:r>
-        <w:rPr>
-          <w:rFonts w:ascii="Arial" w:cs="Arial" w:eastAsia="Arial" w:hAnsi="Arial"/>
-          <w:b/>
-          <w:bCs/>
-          <w:color w:val="6b7280"/>
-          <w:sz w:val="16"/>
-          <w:szCs w:val="16"/>
-        </w:rPr>
-        <w:t xml:space="preserve">REAL LINE:  </w:t>
-      </w:r>
-    </w:p>
-    <w:p>
-      <w:pPr>
-        <w:spacing w:after="10"/>
-      </w:pPr>
-      <w:r>
-        <w:rPr>
-          <w:rFonts w:ascii="Courier New" w:cs="Courier New" w:eastAsia="Courier New" w:hAnsi="Courier New"/>
-          <w:b/>
-          <w:bCs/>
-          <w:color w:val="6b7280"/>
-          <w:sz w:val="20"/>
-          <w:szCs w:val="20"/>
-        </w:rPr>
-        <w:t xml:space="preserve">4.4   </w:t>
-      </w:r>
-      <w:r>
-        <w:rPr>
-          <w:rFonts w:ascii="Arial" w:cs="Arial" w:eastAsia="Arial" w:hAnsi="Arial"/>
-          <w:b/>
-          <w:bCs/>
-          <w:color w:val="15151d"/>
-          <w:sz w:val="22"/>
-          <w:szCs w:val="22"/>
-        </w:rPr>
-        <w:t xml:space="preserve">“I’m out on the street,”</w:t>
-      </w:r>
-    </w:p>
-    <w:p>
-      <w:pPr>
-        <w:pBdr>
-          <w:bottom w:val="single" w:color="9aa0a8" w:sz="6"/>
-        </w:pBdr>
-        <w:spacing w:after="200" w:before="60"/>
-        <w:ind w:left="460"/>
-      </w:pPr>
-      <w:r>
-        <w:rPr>
-          <w:rFonts w:ascii="Arial" w:cs="Arial" w:eastAsia="Arial" w:hAnsi="Arial"/>
-          <w:b/>
-          <w:bCs/>
-          <w:color w:val="6b7280"/>
-          <w:sz w:val="16"/>
-          <w:szCs w:val="16"/>
-        </w:rPr>
-        <w:t xml:space="preserve">REAL LINE:  </w:t>
-      </w:r>
-    </w:p>
-    <w:p>
-      <w:pPr>
-        <w:spacing w:after="10"/>
-      </w:pPr>
-      <w:r>
-        <w:rPr>
-          <w:rFonts w:ascii="Courier New" w:cs="Courier New" w:eastAsia="Courier New" w:hAnsi="Courier New"/>
-          <w:b/>
-          <w:bCs/>
-          <w:color w:val="6b7280"/>
-          <w:sz w:val="20"/>
-          <w:szCs w:val="20"/>
-        </w:rPr>
-        <w:t xml:space="preserve">4.5   </w:t>
-      </w:r>
-      <w:r>
-        <w:rPr>
-          <w:rFonts w:ascii="Arial" w:cs="Arial" w:eastAsia="Arial" w:hAnsi="Arial"/>
-          <w:b/>
-          <w:bCs/>
-          <w:color w:val="15151d"/>
-          <w:sz w:val="22"/>
-          <w:szCs w:val="22"/>
-        </w:rPr>
-        <w:t xml:space="preserve">“And I’m dressed and I’m ready,”</w:t>
-      </w:r>
-    </w:p>
-    <w:p>
-      <w:pPr>
-        <w:pBdr>
-          <w:bottom w:val="single" w:color="9aa0a8" w:sz="6"/>
-        </w:pBdr>
-        <w:spacing w:after="200" w:before="60"/>
-        <w:ind w:left="460"/>
-      </w:pPr>
-      <w:r>
-        <w:rPr>
-          <w:rFonts w:ascii="Arial" w:cs="Arial" w:eastAsia="Arial" w:hAnsi="Arial"/>
-          <w:b/>
-          <w:bCs/>
-          <w:color w:val="6b7280"/>
-          <w:sz w:val="16"/>
-          <w:szCs w:val="16"/>
-        </w:rPr>
-        <w:t xml:space="preserve">REAL LINE:  </w:t>
-      </w:r>
-    </w:p>
-    <w:p>
-      <w:pPr>
-        <w:spacing w:after="10"/>
-      </w:pPr>
-      <w:r>
-        <w:rPr>
-          <w:rFonts w:ascii="Courier New" w:cs="Courier New" w:eastAsia="Courier New" w:hAnsi="Courier New"/>
-          <w:b/>
-          <w:bCs/>
-          <w:color w:val="6b7280"/>
-          <w:sz w:val="20"/>
-          <w:szCs w:val="20"/>
-        </w:rPr>
-        <w:t xml:space="preserve">4.6   </w:t>
-      </w:r>
-      <w:r>
-        <w:rPr>
-          <w:rFonts w:ascii="Arial" w:cs="Arial" w:eastAsia="Arial" w:hAnsi="Arial"/>
-          <w:b/>
-          <w:bCs/>
-          <w:color w:val="15151d"/>
-          <w:sz w:val="22"/>
-          <w:szCs w:val="22"/>
-        </w:rPr>
-        <w:t xml:space="preserve">“And I’m taking the stairs,”</w:t>
-      </w:r>
-    </w:p>
-    <w:p>
-      <w:pPr>
-        <w:pBdr>
-          <w:bottom w:val="single" w:color="9aa0a8" w:sz="6"/>
-        </w:pBdr>
-        <w:spacing w:after="200" w:before="60"/>
-        <w:ind w:left="460"/>
-      </w:pPr>
-      <w:r>
-        <w:rPr>
-          <w:rFonts w:ascii="Arial" w:cs="Arial" w:eastAsia="Arial" w:hAnsi="Arial"/>
-          <w:b/>
-          <w:bCs/>
-          <w:color w:val="6b7280"/>
-          <w:sz w:val="16"/>
-          <w:szCs w:val="16"/>
-        </w:rPr>
-        <w:t xml:space="preserve">REAL LINE:  </w:t>
-      </w:r>
-    </w:p>
-    <w:p>
-      <w:pPr>
-        <w:spacing w:after="10"/>
-      </w:pPr>
-      <w:r>
-        <w:rPr>
-          <w:rFonts w:ascii="Courier New" w:cs="Courier New" w:eastAsia="Courier New" w:hAnsi="Courier New"/>
-          <w:b/>
-          <w:bCs/>
-          <w:color w:val="6b7280"/>
-          <w:sz w:val="20"/>
-          <w:szCs w:val="20"/>
-        </w:rPr>
-        <w:t xml:space="preserve">4.7   </w:t>
-      </w:r>
-      <w:r>
-        <w:rPr>
-          <w:rFonts w:ascii="Arial" w:cs="Arial" w:eastAsia="Arial" w:hAnsi="Arial"/>
-          <w:b/>
-          <w:bCs/>
-          <w:color w:val="15151d"/>
-          <w:sz w:val="22"/>
-          <w:szCs w:val="22"/>
-        </w:rPr>
-        <w:t xml:space="preserve">“Something’s happening!”</w:t>
-      </w:r>
-    </w:p>
-    <w:p>
-      <w:pPr>
-        <w:pBdr>
-          <w:bottom w:val="single" w:color="9aa0a8" w:sz="6"/>
-        </w:pBdr>
-        <w:spacing w:after="200" w:before="60"/>
-        <w:ind w:left="460"/>
-      </w:pPr>
-      <w:r>
-        <w:rPr>
-          <w:rFonts w:ascii="Arial" w:cs="Arial" w:eastAsia="Arial" w:hAnsi="Arial"/>
-          <w:b/>
-          <w:bCs/>
-          <w:color w:val="6b7280"/>
-          <w:sz w:val="16"/>
-          <w:szCs w:val="16"/>
-        </w:rPr>
-        <w:t xml:space="preserve">REAL LINE:  </w:t>
-      </w:r>
-    </w:p>
-    <w:p>
-      <w:pPr>
-        <w:spacing w:after="10"/>
-      </w:pPr>
-      <w:r>
-        <w:rPr>
-          <w:rFonts w:ascii="Courier New" w:cs="Courier New" w:eastAsia="Courier New" w:hAnsi="Courier New"/>
-          <w:b/>
-          <w:bCs/>
-          <w:color w:val="6b7280"/>
-          <w:sz w:val="20"/>
-          <w:szCs w:val="20"/>
-        </w:rPr>
-        <w:t xml:space="preserve">4.8   </w:t>
-      </w:r>
-      <w:r>
-        <w:rPr>
-          <w:rFonts w:ascii="Arial" w:cs="Arial" w:eastAsia="Arial" w:hAnsi="Arial"/>
-          <w:b/>
-          <w:bCs/>
-          <w:color w:val="15151d"/>
-          <w:sz w:val="22"/>
-          <w:szCs w:val="22"/>
-        </w:rPr>
-        <w:t xml:space="preserve">“I’m feeling alive!”</w:t>
-      </w:r>
-    </w:p>
-    <w:p>
-      <w:pPr>
-        <w:pBdr>
-          <w:bottom w:val="single" w:color="9aa0a8" w:sz="6"/>
-        </w:pBdr>
-        <w:spacing w:after="200" w:before="60"/>
-        <w:ind w:left="460"/>
-      </w:pPr>
-      <w:r>
-        <w:rPr>
-          <w:rFonts w:ascii="Arial" w:cs="Arial" w:eastAsia="Arial" w:hAnsi="Arial"/>
-          <w:b/>
-          <w:bCs/>
-          <w:color w:val="6b7280"/>
-          <w:sz w:val="16"/>
-          <w:szCs w:val="16"/>
-        </w:rPr>
-        <w:t xml:space="preserve">REAL LINE:  </w:t>
-      </w:r>
-    </w:p>
-    <w:p>
-      <w:pPr>
-        <w:spacing w:after="10"/>
-      </w:pPr>
-      <w:r>
-        <w:rPr>
-          <w:rFonts w:ascii="Courier New" w:cs="Courier New" w:eastAsia="Courier New" w:hAnsi="Courier New"/>
-          <w:b/>
-          <w:bCs/>
-          <w:color w:val="6b7280"/>
-          <w:sz w:val="20"/>
-          <w:szCs w:val="20"/>
-        </w:rPr>
-        <w:t xml:space="preserve">4.9   </w:t>
-      </w:r>
-      <w:r>
-        <w:rPr>
-          <w:rFonts w:ascii="Arial" w:cs="Arial" w:eastAsia="Arial" w:hAnsi="Arial"/>
-          <w:b/>
-          <w:bCs/>
-          <w:color w:val="15151d"/>
-          <w:sz w:val="22"/>
-          <w:szCs w:val="22"/>
-        </w:rPr>
-        <w:t xml:space="preserve">“And the sky is bright —”</w:t>
-      </w:r>
-    </w:p>
-    <w:p>
-      <w:pPr>
-        <w:pBdr>
-          <w:bottom w:val="single" w:color="9aa0a8" w:sz="6"/>
-        </w:pBdr>
-        <w:spacing w:after="200" w:before="60"/>
-        <w:ind w:left="460"/>
-      </w:pPr>
-      <w:r>
-        <w:rPr>
-          <w:rFonts w:ascii="Arial" w:cs="Arial" w:eastAsia="Arial" w:hAnsi="Arial"/>
-          <w:b/>
-          <w:bCs/>
-          <w:color w:val="6b7280"/>
-          <w:sz w:val="16"/>
-          <w:szCs w:val="16"/>
-        </w:rPr>
-        <w:t xml:space="preserve">REAL LINE:  </w:t>
-      </w:r>
-    </w:p>
-    <w:p>
-      <w:pPr>
-        <w:spacing w:after="10"/>
-      </w:pPr>
-      <w:r>
-        <w:rPr>
-          <w:rFonts w:ascii="Courier New" w:cs="Courier New" w:eastAsia="Courier New" w:hAnsi="Courier New"/>
-          <w:b/>
-          <w:bCs/>
-          <w:color w:val="6b7280"/>
-          <w:sz w:val="20"/>
-          <w:szCs w:val="20"/>
-        </w:rPr>
-        <w:t xml:space="preserve">4.10   </w:t>
-      </w:r>
-      <w:r>
-        <w:rPr>
-          <w:rFonts w:ascii="Arial" w:cs="Arial" w:eastAsia="Arial" w:hAnsi="Arial"/>
-          <w:b/>
-          <w:bCs/>
-          <w:color w:val="15151d"/>
-          <w:sz w:val="22"/>
-          <w:szCs w:val="22"/>
-        </w:rPr>
-        <w:t xml:space="preserve">“And I’m sure my career will explode,”</w:t>
-      </w:r>
-    </w:p>
-    <w:p>
-      <w:pPr>
-        <w:pBdr>
-          <w:bottom w:val="single" w:color="9aa0a8" w:sz="6"/>
-        </w:pBdr>
-        <w:spacing w:after="200" w:before="60"/>
-        <w:ind w:left="460"/>
-      </w:pPr>
-      <w:r>
-        <w:rPr>
-          <w:rFonts w:ascii="Arial" w:cs="Arial" w:eastAsia="Arial" w:hAnsi="Arial"/>
-          <w:b/>
-          <w:bCs/>
-          <w:color w:val="6b7280"/>
-          <w:sz w:val="16"/>
-          <w:szCs w:val="16"/>
-        </w:rPr>
-        <w:t xml:space="preserve">REAL LINE:  </w:t>
-      </w:r>
-    </w:p>
-    <w:p>
-      <w:pPr>
-        <w:spacing w:after="10"/>
-      </w:pPr>
-      <w:r>
-        <w:rPr>
-          <w:rFonts w:ascii="Courier New" w:cs="Courier New" w:eastAsia="Courier New" w:hAnsi="Courier New"/>
-          <w:b/>
-          <w:bCs/>
-          <w:color w:val="6b7280"/>
-          <w:sz w:val="20"/>
-          <w:szCs w:val="20"/>
-        </w:rPr>
-        <w:t xml:space="preserve">4.11   </w:t>
-      </w:r>
-      <w:r>
-        <w:rPr>
-          <w:rFonts w:ascii="Arial" w:cs="Arial" w:eastAsia="Arial" w:hAnsi="Arial"/>
-          <w:b/>
-          <w:bCs/>
-          <w:color w:val="15151d"/>
-          <w:sz w:val="22"/>
-          <w:szCs w:val="22"/>
-        </w:rPr>
-        <w:t xml:space="preserve">“And I’ll never lose my hair,”</w:t>
-      </w:r>
-    </w:p>
-    <w:p>
-      <w:pPr>
-        <w:pBdr>
-          <w:bottom w:val="single" w:color="9aa0a8" w:sz="6"/>
-        </w:pBdr>
-        <w:spacing w:after="200" w:before="60"/>
-        <w:ind w:left="460"/>
-      </w:pPr>
-      <w:r>
-        <w:rPr>
-          <w:rFonts w:ascii="Arial" w:cs="Arial" w:eastAsia="Arial" w:hAnsi="Arial"/>
-          <w:b/>
-          <w:bCs/>
-          <w:color w:val="6b7280"/>
-          <w:sz w:val="16"/>
-          <w:szCs w:val="16"/>
-        </w:rPr>
-        <w:t xml:space="preserve">REAL LINE:  </w:t>
-      </w:r>
-    </w:p>
-    <w:p>
-      <w:pPr>
-        <w:spacing w:after="10"/>
-      </w:pPr>
-      <w:r>
-        <w:rPr>
-          <w:rFonts w:ascii="Courier New" w:cs="Courier New" w:eastAsia="Courier New" w:hAnsi="Courier New"/>
-          <w:b/>
-          <w:bCs/>
-          <w:color w:val="6b7280"/>
-          <w:sz w:val="20"/>
-          <w:szCs w:val="20"/>
-        </w:rPr>
-        <w:t xml:space="preserve">4.12   </w:t>
-      </w:r>
-      <w:r>
-        <w:rPr>
-          <w:rFonts w:ascii="Arial" w:cs="Arial" w:eastAsia="Arial" w:hAnsi="Arial"/>
-          <w:b/>
-          <w:bCs/>
-          <w:color w:val="15151d"/>
-          <w:sz w:val="22"/>
-          <w:szCs w:val="22"/>
-        </w:rPr>
-        <w:t xml:space="preserve">“And I’ll never see thirty,”</w:t>
-      </w:r>
-    </w:p>
-    <w:p>
-      <w:pPr>
-        <w:pBdr>
-          <w:bottom w:val="single" w:color="9aa0a8" w:sz="6"/>
-        </w:pBdr>
-        <w:spacing w:after="200" w:before="60"/>
-        <w:ind w:left="460"/>
-      </w:pPr>
-      <w:r>
-        <w:rPr>
-          <w:rFonts w:ascii="Arial" w:cs="Arial" w:eastAsia="Arial" w:hAnsi="Arial"/>
-          <w:b/>
-          <w:bCs/>
-          <w:color w:val="6b7280"/>
-          <w:sz w:val="16"/>
-          <w:szCs w:val="16"/>
-        </w:rPr>
-        <w:t xml:space="preserve">REAL LINE:  </w:t>
-      </w:r>
-    </w:p>
-    <w:p>
-      <w:pPr>
-        <w:spacing w:after="10"/>
-      </w:pPr>
-      <w:r>
-        <w:rPr>
-          <w:rFonts w:ascii="Courier New" w:cs="Courier New" w:eastAsia="Courier New" w:hAnsi="Courier New"/>
-          <w:b/>
-          <w:bCs/>
-          <w:color w:val="6b7280"/>
-          <w:sz w:val="20"/>
-          <w:szCs w:val="20"/>
-        </w:rPr>
-        <w:t xml:space="preserve">4.13   </w:t>
-      </w:r>
-      <w:r>
-        <w:rPr>
-          <w:rFonts w:ascii="Arial" w:cs="Arial" w:eastAsia="Arial" w:hAnsi="Arial"/>
-          <w:b/>
-          <w:bCs/>
-          <w:color w:val="15151d"/>
-          <w:sz w:val="22"/>
-          <w:szCs w:val="22"/>
-        </w:rPr>
-        <w:t xml:space="preserve">“I’m so happy I won’t last a day!”</w:t>
-      </w:r>
-    </w:p>
-    <w:p>
-      <w:pPr>
-        <w:pBdr>
-          <w:bottom w:val="single" w:color="9aa0a8" w:sz="6"/>
-        </w:pBdr>
-        <w:spacing w:after="200" w:before="60"/>
-        <w:ind w:left="460"/>
-      </w:pPr>
-      <w:r>
-        <w:rPr>
-          <w:rFonts w:ascii="Arial" w:cs="Arial" w:eastAsia="Arial" w:hAnsi="Arial"/>
-          <w:b/>
-          <w:bCs/>
-          <w:color w:val="6b7280"/>
-          <w:sz w:val="16"/>
-          <w:szCs w:val="16"/>
-        </w:rPr>
-        <w:t xml:space="preserve">REAL LINE:  </w:t>
-      </w:r>
-    </w:p>
-    <w:p>
-      <w:pPr>
-        <w:spacing w:after="10"/>
-      </w:pPr>
-      <w:r>
-        <w:rPr>
-          <w:rFonts w:ascii="Courier New" w:cs="Courier New" w:eastAsia="Courier New" w:hAnsi="Courier New"/>
-          <w:b/>
-          <w:bCs/>
-          <w:color w:val="6b7280"/>
-          <w:sz w:val="20"/>
-          <w:szCs w:val="20"/>
-        </w:rPr>
-        <w:t xml:space="preserve">4.14   </w:t>
-      </w:r>
-      <w:r>
-        <w:rPr>
-          <w:rFonts w:ascii="Arial" w:cs="Arial" w:eastAsia="Arial" w:hAnsi="Arial"/>
-          <w:b/>
-          <w:bCs/>
-          <w:color w:val="15151d"/>
-          <w:sz w:val="22"/>
-          <w:szCs w:val="22"/>
-        </w:rPr>
-        <w:t xml:space="preserve">“(the couch vignette)”</w:t>
-      </w:r>
-    </w:p>
-    <w:p>
-      <w:pPr>
-        <w:pBdr>
-          <w:bottom w:val="single" w:color="9aa0a8" w:sz="6"/>
-        </w:pBdr>
-        <w:spacing w:after="200" w:before="60"/>
-        <w:ind w:left="460"/>
-      </w:pPr>
-      <w:r>
-        <w:rPr>
-          <w:rFonts w:ascii="Arial" w:cs="Arial" w:eastAsia="Arial" w:hAnsi="Arial"/>
-          <w:b/>
-          <w:bCs/>
-          <w:color w:val="6b7280"/>
-          <w:sz w:val="16"/>
-          <w:szCs w:val="16"/>
-        </w:rPr>
-        <w:t xml:space="preserve">REAL LINE:  </w:t>
-      </w:r>
-    </w:p>
-    <w:p>
-      <w:pPr>
-        <w:spacing w:after="10"/>
-      </w:pPr>
-      <w:r>
-        <w:rPr>
-          <w:rFonts w:ascii="Courier New" w:cs="Courier New" w:eastAsia="Courier New" w:hAnsi="Courier New"/>
-          <w:b/>
-          <w:bCs/>
-          <w:color w:val="6b7280"/>
-          <w:sz w:val="20"/>
-          <w:szCs w:val="20"/>
-        </w:rPr>
-        <w:t xml:space="preserve">4.15   </w:t>
-      </w:r>
-      <w:r>
-        <w:rPr>
-          <w:rFonts w:ascii="Arial" w:cs="Arial" w:eastAsia="Arial" w:hAnsi="Arial"/>
-          <w:b/>
-          <w:bCs/>
-          <w:color w:val="15151d"/>
-          <w:sz w:val="22"/>
-          <w:szCs w:val="22"/>
-        </w:rPr>
-        <w:t xml:space="preserve">“(vamp)”</w:t>
-      </w:r>
-    </w:p>
-    <w:p>
-      <w:pPr>
-        <w:pBdr>
-          <w:bottom w:val="single" w:color="9aa0a8" w:sz="6"/>
-        </w:pBdr>
-        <w:spacing w:after="200" w:before="60"/>
-        <w:ind w:left="460"/>
-      </w:pPr>
-      <w:r>
-        <w:rPr>
-          <w:rFonts w:ascii="Arial" w:cs="Arial" w:eastAsia="Arial" w:hAnsi="Arial"/>
-          <w:b/>
-          <w:bCs/>
-          <w:color w:val="6b7280"/>
-          <w:sz w:val="16"/>
-          <w:szCs w:val="16"/>
-        </w:rPr>
-        <w:t xml:space="preserve">REAL LINE:  </w:t>
-      </w:r>
-    </w:p>
-    <w:p>
-      <w:pPr>
-        <w:spacing w:after="10"/>
-      </w:pPr>
-      <w:r>
-        <w:rPr>
-          <w:rFonts w:ascii="Courier New" w:cs="Courier New" w:eastAsia="Courier New" w:hAnsi="Courier New"/>
-          <w:b/>
-          <w:bCs/>
-          <w:color w:val="6b7280"/>
-          <w:sz w:val="20"/>
-          <w:szCs w:val="20"/>
-        </w:rPr>
-        <w:t xml:space="preserve">4.16   </w:t>
-      </w:r>
-      <w:r>
-        <w:rPr>
-          <w:rFonts w:ascii="Arial" w:cs="Arial" w:eastAsia="Arial" w:hAnsi="Arial"/>
-          <w:b/>
-          <w:bCs/>
-          <w:color w:val="15151d"/>
-          <w:sz w:val="22"/>
-          <w:szCs w:val="22"/>
-        </w:rPr>
-        <w:t xml:space="preserve">“(vamp button)”</w:t>
-      </w:r>
-    </w:p>
-    <w:p>
-      <w:pPr>
-        <w:pBdr>
-          <w:bottom w:val="single" w:color="9aa0a8" w:sz="6"/>
-        </w:pBdr>
-        <w:spacing w:after="200" w:before="60"/>
-        <w:ind w:left="460"/>
-      </w:pPr>
-      <w:r>
-        <w:rPr>
-          <w:rFonts w:ascii="Arial" w:cs="Arial" w:eastAsia="Arial" w:hAnsi="Arial"/>
-          <w:b/>
-          <w:bCs/>
-          <w:color w:val="6b7280"/>
-          <w:sz w:val="16"/>
-          <w:szCs w:val="16"/>
-        </w:rPr>
-        <w:t xml:space="preserve">REAL LINE:  </w:t>
-      </w:r>
-    </w:p>
-    <w:p>
-      <w:pPr>
-        <w:spacing w:after="10"/>
-      </w:pPr>
-      <w:r>
-        <w:rPr>
-          <w:rFonts w:ascii="Courier New" w:cs="Courier New" w:eastAsia="Courier New" w:hAnsi="Courier New"/>
-          <w:b/>
-          <w:bCs/>
-          <w:color w:val="6b7280"/>
-          <w:sz w:val="20"/>
-          <w:szCs w:val="20"/>
-        </w:rPr>
-        <w:t xml:space="preserve">4.17   </w:t>
-      </w:r>
-      <w:r>
-        <w:rPr>
-          <w:rFonts w:ascii="Arial" w:cs="Arial" w:eastAsia="Arial" w:hAnsi="Arial"/>
-          <w:b/>
-          <w:bCs/>
-          <w:color w:val="15151d"/>
-          <w:sz w:val="22"/>
-          <w:szCs w:val="22"/>
-        </w:rPr>
-        <w:t xml:space="preserve">“Final chorus”</w:t>
-      </w:r>
-    </w:p>
-    <w:p>
-      <w:pPr>
-        <w:pBdr>
-          <w:bottom w:val="single" w:color="9aa0a8" w:sz="6"/>
-        </w:pBdr>
-        <w:spacing w:after="200" w:before="60"/>
-        <w:ind w:left="460"/>
-      </w:pPr>
-      <w:r>
-        <w:rPr>
-          <w:rFonts w:ascii="Arial" w:cs="Arial" w:eastAsia="Arial" w:hAnsi="Arial"/>
-          <w:b/>
-          <w:bCs/>
-          <w:color w:val="6b7280"/>
-          <w:sz w:val="16"/>
-          <w:szCs w:val="16"/>
-        </w:rPr>
-        <w:t xml:space="preserve">REAL LINE:  </w:t>
-      </w:r>
-    </w:p>
-    <w:p>
-      <w:pPr>
-        <w:spacing w:after="10"/>
-      </w:pPr>
-      <w:r>
-        <w:rPr>
-          <w:rFonts w:ascii="Courier New" w:cs="Courier New" w:eastAsia="Courier New" w:hAnsi="Courier New"/>
-          <w:b/>
-          <w:bCs/>
-          <w:color w:val="6b7280"/>
-          <w:sz w:val="20"/>
-          <w:szCs w:val="20"/>
-        </w:rPr>
-        <w:t xml:space="preserve">4.18   </w:t>
-      </w:r>
-      <w:r>
-        <w:rPr>
-          <w:rFonts w:ascii="Arial" w:cs="Arial" w:eastAsia="Arial" w:hAnsi="Arial"/>
-          <w:b w:val="false"/>
-          <w:bCs w:val="false"/>
-          <w:color w:val="2b4d8a"/>
-          <w:sz w:val="22"/>
-          <w:szCs w:val="22"/>
-        </w:rPr>
-        <w:t xml:space="preserve">♪ Ride the outro to the cutoff</w:t>
+        <w:t xml:space="preserve">♪ CUTOFF</w:t>
       </w:r>
     </w:p>
     <w:p>

--- a/L5Y-Lines-Worksheet.docx
+++ b/L5Y-Lines-Worksheet.docx
@@ -471,7 +471,7 @@
           <w:sz w:val="22"/>
           <w:szCs w:val="22"/>
         </w:rPr>
-        <w:t xml:space="preserve">♪ AS SHE BEGINS TO SING</w:t>
+        <w:t xml:space="preserve">♪ FIRST BAR of Still Hurting</w:t>
       </w:r>
     </w:p>
     <w:p>
@@ -518,7 +518,7 @@
           <w:sz w:val="22"/>
           <w:szCs w:val="22"/>
         </w:rPr>
-        <w:t xml:space="preserve">♪ INTERLUDE — measure 58. She picks the phone back up.</w:t>
+        <w:t xml:space="preserve">♪ INTERLUDE, m. 58 — after “Like it’s simple, like it’s right.” She picks the phone back up.</w:t>
       </w:r>
     </w:p>
     <w:p>
@@ -894,7 +894,7 @@
           <w:sz w:val="22"/>
           <w:szCs w:val="22"/>
         </w:rPr>
-        <w:t xml:space="preserve">“⚠CONFIRM LINE — “Give me a day” · the memories return”</w:t>
+        <w:t xml:space="preserve">““Give me a day…” — the memories return”</w:t>
       </w:r>
     </w:p>
     <w:p>
@@ -931,53 +931,6 @@
           <w:szCs w:val="20"/>
         </w:rPr>
         <w:t xml:space="preserve">1.19   </w:t>
-      </w:r>
-      <w:r>
-        <w:rPr>
-          <w:rFonts w:ascii="Arial" w:cs="Arial" w:eastAsia="Arial" w:hAnsi="Arial"/>
-          <w:b/>
-          <w:bCs/>
-          <w:color w:val="15151d"/>
-          <w:sz w:val="22"/>
-          <w:szCs w:val="22"/>
-        </w:rPr>
-        <w:t xml:space="preserve">“⚠CONFIRM LINE — “Bring back the lies” · back to the beginning”</w:t>
-      </w:r>
-    </w:p>
-    <w:p>
-      <w:pPr>
-        <w:pBdr>
-          <w:bottom w:val="single" w:color="9aa0a8" w:sz="6"/>
-        </w:pBdr>
-        <w:spacing w:after="200" w:before="60"/>
-        <w:ind w:left="460"/>
-      </w:pPr>
-      <w:r>
-        <w:rPr>
-          <w:rFonts w:ascii="Arial" w:cs="Arial" w:eastAsia="Arial" w:hAnsi="Arial"/>
-          <w:b/>
-          <w:bCs/>
-          <w:color w:val="6b7280"/>
-          <w:sz w:val="16"/>
-          <w:szCs w:val="16"/>
-        </w:rPr>
-        <w:t xml:space="preserve">REAL LINE:  </w:t>
-      </w:r>
-    </w:p>
-    <w:p>
-      <w:pPr>
-        <w:spacing w:after="10"/>
-      </w:pPr>
-      <w:r>
-        <w:rPr>
-          <w:rFonts w:ascii="Courier New" w:cs="Courier New" w:eastAsia="Courier New" w:hAnsi="Courier New"/>
-          <w:b/>
-          <w:bCs/>
-          <w:color w:val="6b7280"/>
-          <w:sz w:val="20"/>
-          <w:szCs w:val="20"/>
-        </w:rPr>
-        <w:t xml:space="preserve">1.20   </w:t>
       </w:r>
       <w:r>
         <w:rPr>
@@ -988,69 +941,43 @@
           <w:sz w:val="22"/>
           <w:szCs w:val="22"/>
         </w:rPr>
-        <w:t xml:space="preserve">♪ FINAL CUTOFF</w:t>
-      </w:r>
-    </w:p>
-    <w:p>
-      <w:pPr>
-        <w:pBdr>
-          <w:bottom w:val="single" w:color="9aa0a8" w:sz="6"/>
-        </w:pBdr>
-        <w:spacing w:after="200" w:before="60"/>
-        <w:ind w:left="460"/>
-      </w:pPr>
-      <w:r>
-        <w:rPr>
-          <w:rFonts w:ascii="Arial" w:cs="Arial" w:eastAsia="Arial" w:hAnsi="Arial"/>
-          <w:b/>
-          <w:bCs/>
-          <w:color w:val="6b7280"/>
-          <w:sz w:val="16"/>
-          <w:szCs w:val="16"/>
-        </w:rPr>
-        <w:t xml:space="preserve">REAL LINE:  </w:t>
-      </w:r>
-    </w:p>
-    <w:p>
-      <w:pPr>
-        <w:pageBreakBefore/>
-        <w:spacing w:after="160"/>
-      </w:pPr>
-      <w:r>
-        <w:rPr>
-          <w:rFonts w:ascii="Arial" w:cs="Arial" w:eastAsia="Arial" w:hAnsi="Arial"/>
-          <w:b/>
-          <w:bCs/>
-          <w:color w:val="15151d"/>
-          <w:sz w:val="32"/>
-          <w:szCs w:val="32"/>
-        </w:rPr>
-        <w:t xml:space="preserve">2 · Shiksa Goddess</w:t>
-      </w:r>
-      <w:r>
-        <w:rPr>
-          <w:rFonts w:ascii="Arial" w:cs="Arial" w:eastAsia="Arial" w:hAnsi="Arial"/>
-          <w:color w:val="6b7280"/>
-          <w:sz w:val="20"/>
-          <w:szCs w:val="20"/>
-        </w:rPr>
-        <w:t xml:space="preserve">   ·   11 cues</w:t>
-      </w:r>
-    </w:p>
-    <w:p>
-      <w:pPr>
-        <w:spacing w:after="10"/>
-      </w:pPr>
-      <w:r>
-        <w:rPr>
-          <w:rFonts w:ascii="Courier New" w:cs="Courier New" w:eastAsia="Courier New" w:hAnsi="Courier New"/>
-          <w:b/>
-          <w:bCs/>
-          <w:color w:val="6b7280"/>
-          <w:sz w:val="20"/>
-          <w:szCs w:val="20"/>
-        </w:rPr>
-        <w:t xml:space="preserve">2.1   </w:t>
+        <w:t xml:space="preserve">♪ The feed drifts on — more memories</w:t>
+      </w:r>
+    </w:p>
+    <w:p>
+      <w:pPr>
+        <w:pBdr>
+          <w:bottom w:val="single" w:color="9aa0a8" w:sz="6"/>
+        </w:pBdr>
+        <w:spacing w:after="200" w:before="60"/>
+        <w:ind w:left="460"/>
+      </w:pPr>
+      <w:r>
+        <w:rPr>
+          <w:rFonts w:ascii="Arial" w:cs="Arial" w:eastAsia="Arial" w:hAnsi="Arial"/>
+          <w:b/>
+          <w:bCs/>
+          <w:color w:val="6b7280"/>
+          <w:sz w:val="16"/>
+          <w:szCs w:val="16"/>
+        </w:rPr>
+        <w:t xml:space="preserve">REAL LINE:  </w:t>
+      </w:r>
+    </w:p>
+    <w:p>
+      <w:pPr>
+        <w:spacing w:after="10"/>
+      </w:pPr>
+      <w:r>
+        <w:rPr>
+          <w:rFonts w:ascii="Courier New" w:cs="Courier New" w:eastAsia="Courier New" w:hAnsi="Courier New"/>
+          <w:b/>
+          <w:bCs/>
+          <w:color w:val="6b7280"/>
+          <w:sz w:val="20"/>
+          <w:szCs w:val="20"/>
+        </w:rPr>
+        <w:t xml:space="preserve">1.20   </w:t>
       </w:r>
       <w:r>
         <w:rPr>
@@ -1061,419 +988,69 @@
           <w:sz w:val="22"/>
           <w:szCs w:val="22"/>
         </w:rPr>
-        <w:t xml:space="preserve">♪ Segue chord out of her blackout</w:t>
-      </w:r>
-    </w:p>
-    <w:p>
-      <w:pPr>
-        <w:pBdr>
-          <w:bottom w:val="single" w:color="9aa0a8" w:sz="6"/>
-        </w:pBdr>
-        <w:spacing w:after="200" w:before="60"/>
-        <w:ind w:left="460"/>
-      </w:pPr>
-      <w:r>
-        <w:rPr>
-          <w:rFonts w:ascii="Arial" w:cs="Arial" w:eastAsia="Arial" w:hAnsi="Arial"/>
-          <w:b/>
-          <w:bCs/>
-          <w:color w:val="6b7280"/>
-          <w:sz w:val="16"/>
-          <w:szCs w:val="16"/>
-        </w:rPr>
-        <w:t xml:space="preserve">REAL LINE:  </w:t>
-      </w:r>
-    </w:p>
-    <w:p>
-      <w:pPr>
-        <w:spacing w:after="10"/>
-      </w:pPr>
-      <w:r>
-        <w:rPr>
-          <w:rFonts w:ascii="Courier New" w:cs="Courier New" w:eastAsia="Courier New" w:hAnsi="Courier New"/>
-          <w:b/>
-          <w:bCs/>
-          <w:color w:val="6b7280"/>
-          <w:sz w:val="20"/>
-          <w:szCs w:val="20"/>
-        </w:rPr>
-        <w:t xml:space="preserve">2.2   </w:t>
-      </w:r>
-      <w:r>
-        <w:rPr>
-          <w:rFonts w:ascii="Arial" w:cs="Arial" w:eastAsia="Arial" w:hAnsi="Arial"/>
-          <w:b/>
-          <w:bCs/>
-          <w:color w:val="15151d"/>
-          <w:sz w:val="22"/>
-          <w:szCs w:val="22"/>
-        </w:rPr>
-        <w:t xml:space="preserve">“I’m breaking my mother’s heart,”</w:t>
-      </w:r>
-    </w:p>
-    <w:p>
-      <w:pPr>
-        <w:pBdr>
-          <w:bottom w:val="single" w:color="9aa0a8" w:sz="6"/>
-        </w:pBdr>
-        <w:spacing w:after="200" w:before="60"/>
-        <w:ind w:left="460"/>
-      </w:pPr>
-      <w:r>
-        <w:rPr>
-          <w:rFonts w:ascii="Arial" w:cs="Arial" w:eastAsia="Arial" w:hAnsi="Arial"/>
-          <w:b/>
-          <w:bCs/>
-          <w:color w:val="6b7280"/>
-          <w:sz w:val="16"/>
-          <w:szCs w:val="16"/>
-        </w:rPr>
-        <w:t xml:space="preserve">REAL LINE:  </w:t>
-      </w:r>
-    </w:p>
-    <w:p>
-      <w:pPr>
-        <w:spacing w:after="10"/>
-      </w:pPr>
-      <w:r>
-        <w:rPr>
-          <w:rFonts w:ascii="Courier New" w:cs="Courier New" w:eastAsia="Courier New" w:hAnsi="Courier New"/>
-          <w:b/>
-          <w:bCs/>
-          <w:color w:val="6b7280"/>
-          <w:sz w:val="20"/>
-          <w:szCs w:val="20"/>
-        </w:rPr>
-        <w:t xml:space="preserve">2.3   </w:t>
-      </w:r>
-      <w:r>
-        <w:rPr>
-          <w:rFonts w:ascii="Arial" w:cs="Arial" w:eastAsia="Arial" w:hAnsi="Arial"/>
-          <w:b/>
-          <w:bCs/>
-          <w:color w:val="15151d"/>
-          <w:sz w:val="22"/>
-          <w:szCs w:val="22"/>
-        </w:rPr>
-        <w:t xml:space="preserve">“The JCC of Spring Valley is shaking,”</w:t>
-      </w:r>
-    </w:p>
-    <w:p>
-      <w:pPr>
-        <w:pBdr>
-          <w:bottom w:val="single" w:color="9aa0a8" w:sz="6"/>
-        </w:pBdr>
-        <w:spacing w:after="200" w:before="60"/>
-        <w:ind w:left="460"/>
-      </w:pPr>
-      <w:r>
-        <w:rPr>
-          <w:rFonts w:ascii="Arial" w:cs="Arial" w:eastAsia="Arial" w:hAnsi="Arial"/>
-          <w:b/>
-          <w:bCs/>
-          <w:color w:val="6b7280"/>
-          <w:sz w:val="16"/>
-          <w:szCs w:val="16"/>
-        </w:rPr>
-        <w:t xml:space="preserve">REAL LINE:  </w:t>
-      </w:r>
-    </w:p>
-    <w:p>
-      <w:pPr>
-        <w:spacing w:after="10"/>
-      </w:pPr>
-      <w:r>
-        <w:rPr>
-          <w:rFonts w:ascii="Courier New" w:cs="Courier New" w:eastAsia="Courier New" w:hAnsi="Courier New"/>
-          <w:b/>
-          <w:bCs/>
-          <w:color w:val="6b7280"/>
-          <w:sz w:val="20"/>
-          <w:szCs w:val="20"/>
-        </w:rPr>
-        <w:t xml:space="preserve">2.4   </w:t>
-      </w:r>
-      <w:r>
-        <w:rPr>
-          <w:rFonts w:ascii="Arial" w:cs="Arial" w:eastAsia="Arial" w:hAnsi="Arial"/>
-          <w:b/>
-          <w:bCs/>
-          <w:color w:val="15151d"/>
-          <w:sz w:val="22"/>
-          <w:szCs w:val="22"/>
-        </w:rPr>
-        <w:t xml:space="preserve">“And if you had a tattoo, that wouldn’t matter.”</w:t>
-      </w:r>
-    </w:p>
-    <w:p>
-      <w:pPr>
-        <w:pBdr>
-          <w:bottom w:val="single" w:color="9aa0a8" w:sz="6"/>
-        </w:pBdr>
-        <w:spacing w:after="200" w:before="60"/>
-        <w:ind w:left="460"/>
-      </w:pPr>
-      <w:r>
-        <w:rPr>
-          <w:rFonts w:ascii="Arial" w:cs="Arial" w:eastAsia="Arial" w:hAnsi="Arial"/>
-          <w:b/>
-          <w:bCs/>
-          <w:color w:val="6b7280"/>
-          <w:sz w:val="16"/>
-          <w:szCs w:val="16"/>
-        </w:rPr>
-        <w:t xml:space="preserve">REAL LINE:  </w:t>
-      </w:r>
-    </w:p>
-    <w:p>
-      <w:pPr>
-        <w:spacing w:after="10"/>
-      </w:pPr>
-      <w:r>
-        <w:rPr>
-          <w:rFonts w:ascii="Courier New" w:cs="Courier New" w:eastAsia="Courier New" w:hAnsi="Courier New"/>
-          <w:b/>
-          <w:bCs/>
-          <w:color w:val="6b7280"/>
-          <w:sz w:val="20"/>
-          <w:szCs w:val="20"/>
-        </w:rPr>
-        <w:t xml:space="preserve">2.5   </w:t>
-      </w:r>
-      <w:r>
-        <w:rPr>
-          <w:rFonts w:ascii="Arial" w:cs="Arial" w:eastAsia="Arial" w:hAnsi="Arial"/>
-          <w:b/>
-          <w:bCs/>
-          <w:color w:val="15151d"/>
-          <w:sz w:val="22"/>
-          <w:szCs w:val="22"/>
-        </w:rPr>
-        <w:t xml:space="preserve">“And if you had a shaved head, that would be cool.”</w:t>
-      </w:r>
-    </w:p>
-    <w:p>
-      <w:pPr>
-        <w:pBdr>
-          <w:bottom w:val="single" w:color="9aa0a8" w:sz="6"/>
-        </w:pBdr>
-        <w:spacing w:after="200" w:before="60"/>
-        <w:ind w:left="460"/>
-      </w:pPr>
-      <w:r>
-        <w:rPr>
-          <w:rFonts w:ascii="Arial" w:cs="Arial" w:eastAsia="Arial" w:hAnsi="Arial"/>
-          <w:b/>
-          <w:bCs/>
-          <w:color w:val="6b7280"/>
-          <w:sz w:val="16"/>
-          <w:szCs w:val="16"/>
-        </w:rPr>
-        <w:t xml:space="preserve">REAL LINE:  </w:t>
-      </w:r>
-    </w:p>
-    <w:p>
-      <w:pPr>
-        <w:spacing w:after="10"/>
-      </w:pPr>
-      <w:r>
-        <w:rPr>
-          <w:rFonts w:ascii="Courier New" w:cs="Courier New" w:eastAsia="Courier New" w:hAnsi="Courier New"/>
-          <w:b/>
-          <w:bCs/>
-          <w:color w:val="6b7280"/>
-          <w:sz w:val="20"/>
-          <w:szCs w:val="20"/>
-        </w:rPr>
-        <w:t xml:space="preserve">2.6   </w:t>
-      </w:r>
-      <w:r>
-        <w:rPr>
-          <w:rFonts w:ascii="Arial" w:cs="Arial" w:eastAsia="Arial" w:hAnsi="Arial"/>
-          <w:b/>
-          <w:bCs/>
-          <w:color w:val="15151d"/>
-          <w:sz w:val="22"/>
-          <w:szCs w:val="22"/>
-        </w:rPr>
-        <w:t xml:space="preserve">“If you came from Spain or Japan or the back of a van—”</w:t>
-      </w:r>
-    </w:p>
-    <w:p>
-      <w:pPr>
-        <w:pBdr>
-          <w:bottom w:val="single" w:color="9aa0a8" w:sz="6"/>
-        </w:pBdr>
-        <w:spacing w:after="200" w:before="60"/>
-        <w:ind w:left="460"/>
-      </w:pPr>
-      <w:r>
-        <w:rPr>
-          <w:rFonts w:ascii="Arial" w:cs="Arial" w:eastAsia="Arial" w:hAnsi="Arial"/>
-          <w:b/>
-          <w:bCs/>
-          <w:color w:val="6b7280"/>
-          <w:sz w:val="16"/>
-          <w:szCs w:val="16"/>
-        </w:rPr>
-        <w:t xml:space="preserve">REAL LINE:  </w:t>
-      </w:r>
-    </w:p>
-    <w:p>
-      <w:pPr>
-        <w:spacing w:after="10"/>
-      </w:pPr>
-      <w:r>
-        <w:rPr>
-          <w:rFonts w:ascii="Courier New" w:cs="Courier New" w:eastAsia="Courier New" w:hAnsi="Courier New"/>
-          <w:b/>
-          <w:bCs/>
-          <w:color w:val="6b7280"/>
-          <w:sz w:val="20"/>
-          <w:szCs w:val="20"/>
-        </w:rPr>
-        <w:t xml:space="preserve">2.7   </w:t>
-      </w:r>
-      <w:r>
-        <w:rPr>
-          <w:rFonts w:ascii="Arial" w:cs="Arial" w:eastAsia="Arial" w:hAnsi="Arial"/>
-          <w:b/>
-          <w:bCs/>
-          <w:color w:val="15151d"/>
-          <w:sz w:val="22"/>
-          <w:szCs w:val="22"/>
-        </w:rPr>
-        <w:t xml:space="preserve">“Just as long as you’re not from Hebrew school.”</w:t>
-      </w:r>
-    </w:p>
-    <w:p>
-      <w:pPr>
-        <w:pBdr>
-          <w:bottom w:val="single" w:color="9aa0a8" w:sz="6"/>
-        </w:pBdr>
-        <w:spacing w:after="200" w:before="60"/>
-        <w:ind w:left="460"/>
-      </w:pPr>
-      <w:r>
-        <w:rPr>
-          <w:rFonts w:ascii="Arial" w:cs="Arial" w:eastAsia="Arial" w:hAnsi="Arial"/>
-          <w:b/>
-          <w:bCs/>
-          <w:color w:val="6b7280"/>
-          <w:sz w:val="16"/>
-          <w:szCs w:val="16"/>
-        </w:rPr>
-        <w:t xml:space="preserve">REAL LINE:  </w:t>
-      </w:r>
-    </w:p>
-    <w:p>
-      <w:pPr>
-        <w:spacing w:after="10"/>
-      </w:pPr>
-      <w:r>
-        <w:rPr>
-          <w:rFonts w:ascii="Courier New" w:cs="Courier New" w:eastAsia="Courier New" w:hAnsi="Courier New"/>
-          <w:b/>
-          <w:bCs/>
-          <w:color w:val="6b7280"/>
-          <w:sz w:val="20"/>
-          <w:szCs w:val="20"/>
-        </w:rPr>
-        <w:t xml:space="preserve">2.8   </w:t>
-      </w:r>
-      <w:r>
-        <w:rPr>
-          <w:rFonts w:ascii="Arial" w:cs="Arial" w:eastAsia="Arial" w:hAnsi="Arial"/>
-          <w:b/>
-          <w:bCs/>
-          <w:color w:val="15151d"/>
-          <w:sz w:val="22"/>
-          <w:szCs w:val="22"/>
-        </w:rPr>
-        <w:t xml:space="preserve">“I’ve been waiting for someone like you.”</w:t>
-      </w:r>
-    </w:p>
-    <w:p>
-      <w:pPr>
-        <w:pBdr>
-          <w:bottom w:val="single" w:color="9aa0a8" w:sz="6"/>
-        </w:pBdr>
-        <w:spacing w:after="200" w:before="60"/>
-        <w:ind w:left="460"/>
-      </w:pPr>
-      <w:r>
-        <w:rPr>
-          <w:rFonts w:ascii="Arial" w:cs="Arial" w:eastAsia="Arial" w:hAnsi="Arial"/>
-          <w:b/>
-          <w:bCs/>
-          <w:color w:val="6b7280"/>
-          <w:sz w:val="16"/>
-          <w:szCs w:val="16"/>
-        </w:rPr>
-        <w:t xml:space="preserve">REAL LINE:  </w:t>
-      </w:r>
-    </w:p>
-    <w:p>
-      <w:pPr>
-        <w:spacing w:after="10"/>
-      </w:pPr>
-      <w:r>
-        <w:rPr>
-          <w:rFonts w:ascii="Courier New" w:cs="Courier New" w:eastAsia="Courier New" w:hAnsi="Courier New"/>
-          <w:b/>
-          <w:bCs/>
-          <w:color w:val="6b7280"/>
-          <w:sz w:val="20"/>
-          <w:szCs w:val="20"/>
-        </w:rPr>
-        <w:t xml:space="preserve">2.9   </w:t>
-      </w:r>
-      <w:r>
-        <w:rPr>
-          <w:rFonts w:ascii="Arial" w:cs="Arial" w:eastAsia="Arial" w:hAnsi="Arial"/>
-          <w:b/>
-          <w:bCs/>
-          <w:color w:val="15151d"/>
-          <w:sz w:val="22"/>
-          <w:szCs w:val="22"/>
-        </w:rPr>
-        <w:t xml:space="preserve">“I’ve been waiting for you.”</w:t>
-      </w:r>
-    </w:p>
-    <w:p>
-      <w:pPr>
-        <w:pBdr>
-          <w:bottom w:val="single" w:color="9aa0a8" w:sz="6"/>
-        </w:pBdr>
-        <w:spacing w:after="200" w:before="60"/>
-        <w:ind w:left="460"/>
-      </w:pPr>
-      <w:r>
-        <w:rPr>
-          <w:rFonts w:ascii="Arial" w:cs="Arial" w:eastAsia="Arial" w:hAnsi="Arial"/>
-          <w:b/>
-          <w:bCs/>
-          <w:color w:val="6b7280"/>
-          <w:sz w:val="16"/>
-          <w:szCs w:val="16"/>
-        </w:rPr>
-        <w:t xml:space="preserve">REAL LINE:  </w:t>
-      </w:r>
-    </w:p>
-    <w:p>
-      <w:pPr>
-        <w:spacing w:after="10"/>
-      </w:pPr>
-      <w:r>
-        <w:rPr>
-          <w:rFonts w:ascii="Courier New" w:cs="Courier New" w:eastAsia="Courier New" w:hAnsi="Courier New"/>
-          <w:b/>
-          <w:bCs/>
-          <w:color w:val="6b7280"/>
-          <w:sz w:val="20"/>
-          <w:szCs w:val="20"/>
-        </w:rPr>
-        <w:t xml:space="preserve">2.10   </w:t>
+        <w:t xml:space="preserve">♪ FINAL CUTOFF</w:t>
+      </w:r>
+    </w:p>
+    <w:p>
+      <w:pPr>
+        <w:pBdr>
+          <w:bottom w:val="single" w:color="9aa0a8" w:sz="6"/>
+        </w:pBdr>
+        <w:spacing w:after="200" w:before="60"/>
+        <w:ind w:left="460"/>
+      </w:pPr>
+      <w:r>
+        <w:rPr>
+          <w:rFonts w:ascii="Arial" w:cs="Arial" w:eastAsia="Arial" w:hAnsi="Arial"/>
+          <w:b/>
+          <w:bCs/>
+          <w:color w:val="6b7280"/>
+          <w:sz w:val="16"/>
+          <w:szCs w:val="16"/>
+        </w:rPr>
+        <w:t xml:space="preserve">REAL LINE:  </w:t>
+      </w:r>
+    </w:p>
+    <w:p>
+      <w:pPr>
+        <w:pageBreakBefore/>
+        <w:spacing w:after="160"/>
+      </w:pPr>
+      <w:r>
+        <w:rPr>
+          <w:rFonts w:ascii="Arial" w:cs="Arial" w:eastAsia="Arial" w:hAnsi="Arial"/>
+          <w:b/>
+          <w:bCs/>
+          <w:color w:val="15151d"/>
+          <w:sz w:val="32"/>
+          <w:szCs w:val="32"/>
+        </w:rPr>
+        <w:t xml:space="preserve">2 · Shiksa Goddess</w:t>
+      </w:r>
+      <w:r>
+        <w:rPr>
+          <w:rFonts w:ascii="Arial" w:cs="Arial" w:eastAsia="Arial" w:hAnsi="Arial"/>
+          <w:color w:val="6b7280"/>
+          <w:sz w:val="20"/>
+          <w:szCs w:val="20"/>
+        </w:rPr>
+        <w:t xml:space="preserve">   ·   11 cues</w:t>
+      </w:r>
+    </w:p>
+    <w:p>
+      <w:pPr>
+        <w:spacing w:after="10"/>
+      </w:pPr>
+      <w:r>
+        <w:rPr>
+          <w:rFonts w:ascii="Courier New" w:cs="Courier New" w:eastAsia="Courier New" w:hAnsi="Courier New"/>
+          <w:b/>
+          <w:bCs/>
+          <w:color w:val="6b7280"/>
+          <w:sz w:val="20"/>
+          <w:szCs w:val="20"/>
+        </w:rPr>
+        <w:t xml:space="preserve">2.1   </w:t>
       </w:r>
       <w:r>
         <w:rPr>
@@ -1484,43 +1061,372 @@
           <w:sz w:val="22"/>
           <w:szCs w:val="22"/>
         </w:rPr>
-        <w:t xml:space="preserve">♪ Vamp under the button</w:t>
-      </w:r>
-    </w:p>
-    <w:p>
-      <w:pPr>
-        <w:pBdr>
-          <w:bottom w:val="single" w:color="9aa0a8" w:sz="6"/>
-        </w:pBdr>
-        <w:spacing w:after="200" w:before="60"/>
-        <w:ind w:left="460"/>
-      </w:pPr>
-      <w:r>
-        <w:rPr>
-          <w:rFonts w:ascii="Arial" w:cs="Arial" w:eastAsia="Arial" w:hAnsi="Arial"/>
-          <w:b/>
-          <w:bCs/>
-          <w:color w:val="6b7280"/>
-          <w:sz w:val="16"/>
-          <w:szCs w:val="16"/>
-        </w:rPr>
-        <w:t xml:space="preserve">REAL LINE:  </w:t>
-      </w:r>
-    </w:p>
-    <w:p>
-      <w:pPr>
-        <w:spacing w:after="10"/>
-      </w:pPr>
-      <w:r>
-        <w:rPr>
-          <w:rFonts w:ascii="Courier New" w:cs="Courier New" w:eastAsia="Courier New" w:hAnsi="Courier New"/>
-          <w:b/>
-          <w:bCs/>
-          <w:color w:val="6b7280"/>
-          <w:sz w:val="20"/>
-          <w:szCs w:val="20"/>
-        </w:rPr>
-        <w:t xml:space="preserve">2.11   </w:t>
+        <w:t xml:space="preserve">♪ Segue chord out of her blackout</w:t>
+      </w:r>
+    </w:p>
+    <w:p>
+      <w:pPr>
+        <w:pBdr>
+          <w:bottom w:val="single" w:color="9aa0a8" w:sz="6"/>
+        </w:pBdr>
+        <w:spacing w:after="200" w:before="60"/>
+        <w:ind w:left="460"/>
+      </w:pPr>
+      <w:r>
+        <w:rPr>
+          <w:rFonts w:ascii="Arial" w:cs="Arial" w:eastAsia="Arial" w:hAnsi="Arial"/>
+          <w:b/>
+          <w:bCs/>
+          <w:color w:val="6b7280"/>
+          <w:sz w:val="16"/>
+          <w:szCs w:val="16"/>
+        </w:rPr>
+        <w:t xml:space="preserve">REAL LINE:  </w:t>
+      </w:r>
+    </w:p>
+    <w:p>
+      <w:pPr>
+        <w:spacing w:after="10"/>
+      </w:pPr>
+      <w:r>
+        <w:rPr>
+          <w:rFonts w:ascii="Courier New" w:cs="Courier New" w:eastAsia="Courier New" w:hAnsi="Courier New"/>
+          <w:b/>
+          <w:bCs/>
+          <w:color w:val="6b7280"/>
+          <w:sz w:val="20"/>
+          <w:szCs w:val="20"/>
+        </w:rPr>
+        <w:t xml:space="preserve">2.2   </w:t>
+      </w:r>
+      <w:r>
+        <w:rPr>
+          <w:rFonts w:ascii="Arial" w:cs="Arial" w:eastAsia="Arial" w:hAnsi="Arial"/>
+          <w:b/>
+          <w:bCs/>
+          <w:color w:val="15151d"/>
+          <w:sz w:val="22"/>
+          <w:szCs w:val="22"/>
+        </w:rPr>
+        <w:t xml:space="preserve">“I’m breaking my mother’s heart — THE SECOND TIME”</w:t>
+      </w:r>
+    </w:p>
+    <w:p>
+      <w:pPr>
+        <w:pBdr>
+          <w:bottom w:val="single" w:color="9aa0a8" w:sz="6"/>
+        </w:pBdr>
+        <w:spacing w:after="200" w:before="60"/>
+        <w:ind w:left="460"/>
+      </w:pPr>
+      <w:r>
+        <w:rPr>
+          <w:rFonts w:ascii="Arial" w:cs="Arial" w:eastAsia="Arial" w:hAnsi="Arial"/>
+          <w:b/>
+          <w:bCs/>
+          <w:color w:val="6b7280"/>
+          <w:sz w:val="16"/>
+          <w:szCs w:val="16"/>
+        </w:rPr>
+        <w:t xml:space="preserve">REAL LINE:  </w:t>
+      </w:r>
+    </w:p>
+    <w:p>
+      <w:pPr>
+        <w:spacing w:after="10"/>
+      </w:pPr>
+      <w:r>
+        <w:rPr>
+          <w:rFonts w:ascii="Courier New" w:cs="Courier New" w:eastAsia="Courier New" w:hAnsi="Courier New"/>
+          <w:b/>
+          <w:bCs/>
+          <w:color w:val="6b7280"/>
+          <w:sz w:val="20"/>
+          <w:szCs w:val="20"/>
+        </w:rPr>
+        <w:t xml:space="preserve">2.3   </w:t>
+      </w:r>
+      <w:r>
+        <w:rPr>
+          <w:rFonts w:ascii="Arial" w:cs="Arial" w:eastAsia="Arial" w:hAnsi="Arial"/>
+          <w:b/>
+          <w:bCs/>
+          <w:color w:val="15151d"/>
+          <w:sz w:val="22"/>
+          <w:szCs w:val="22"/>
+        </w:rPr>
+        <w:t xml:space="preserve">“Before “…my grandfather’s rolling in his grave” — the first draft”</w:t>
+      </w:r>
+    </w:p>
+    <w:p>
+      <w:pPr>
+        <w:pBdr>
+          <w:bottom w:val="single" w:color="9aa0a8" w:sz="6"/>
+        </w:pBdr>
+        <w:spacing w:after="200" w:before="60"/>
+        <w:ind w:left="460"/>
+      </w:pPr>
+      <w:r>
+        <w:rPr>
+          <w:rFonts w:ascii="Arial" w:cs="Arial" w:eastAsia="Arial" w:hAnsi="Arial"/>
+          <w:b/>
+          <w:bCs/>
+          <w:color w:val="6b7280"/>
+          <w:sz w:val="16"/>
+          <w:szCs w:val="16"/>
+        </w:rPr>
+        <w:t xml:space="preserve">REAL LINE:  </w:t>
+      </w:r>
+    </w:p>
+    <w:p>
+      <w:pPr>
+        <w:spacing w:after="10"/>
+      </w:pPr>
+      <w:r>
+        <w:rPr>
+          <w:rFonts w:ascii="Courier New" w:cs="Courier New" w:eastAsia="Courier New" w:hAnsi="Courier New"/>
+          <w:b/>
+          <w:bCs/>
+          <w:color w:val="6b7280"/>
+          <w:sz w:val="20"/>
+          <w:szCs w:val="20"/>
+        </w:rPr>
+        <w:t xml:space="preserve">2.4   </w:t>
+      </w:r>
+      <w:r>
+        <w:rPr>
+          <w:rFonts w:ascii="Arial" w:cs="Arial" w:eastAsia="Arial" w:hAnsi="Arial"/>
+          <w:b/>
+          <w:bCs/>
+          <w:color w:val="15151d"/>
+          <w:sz w:val="22"/>
+          <w:szCs w:val="22"/>
+        </w:rPr>
+        <w:t xml:space="preserve">“Still before the grandfather line — deleted; a bolder one”</w:t>
+      </w:r>
+    </w:p>
+    <w:p>
+      <w:pPr>
+        <w:pBdr>
+          <w:bottom w:val="single" w:color="9aa0a8" w:sz="6"/>
+        </w:pBdr>
+        <w:spacing w:after="200" w:before="60"/>
+        <w:ind w:left="460"/>
+      </w:pPr>
+      <w:r>
+        <w:rPr>
+          <w:rFonts w:ascii="Arial" w:cs="Arial" w:eastAsia="Arial" w:hAnsi="Arial"/>
+          <w:b/>
+          <w:bCs/>
+          <w:color w:val="6b7280"/>
+          <w:sz w:val="16"/>
+          <w:szCs w:val="16"/>
+        </w:rPr>
+        <w:t xml:space="preserve">REAL LINE:  </w:t>
+      </w:r>
+    </w:p>
+    <w:p>
+      <w:pPr>
+        <w:spacing w:after="10"/>
+      </w:pPr>
+      <w:r>
+        <w:rPr>
+          <w:rFonts w:ascii="Courier New" w:cs="Courier New" w:eastAsia="Courier New" w:hAnsi="Courier New"/>
+          <w:b/>
+          <w:bCs/>
+          <w:color w:val="6b7280"/>
+          <w:sz w:val="20"/>
+          <w:szCs w:val="20"/>
+        </w:rPr>
+        <w:t xml:space="preserve">2.5   </w:t>
+      </w:r>
+      <w:r>
+        <w:rPr>
+          <w:rFonts w:ascii="Arial" w:cs="Arial" w:eastAsia="Arial" w:hAnsi="Arial"/>
+          <w:b/>
+          <w:bCs/>
+          <w:color w:val="15151d"/>
+          <w:sz w:val="22"/>
+          <w:szCs w:val="22"/>
+        </w:rPr>
+        <w:t xml:space="preserve">“…and that one goes too”</w:t>
+      </w:r>
+    </w:p>
+    <w:p>
+      <w:pPr>
+        <w:pBdr>
+          <w:bottom w:val="single" w:color="9aa0a8" w:sz="6"/>
+        </w:pBdr>
+        <w:spacing w:after="200" w:before="60"/>
+        <w:ind w:left="460"/>
+      </w:pPr>
+      <w:r>
+        <w:rPr>
+          <w:rFonts w:ascii="Arial" w:cs="Arial" w:eastAsia="Arial" w:hAnsi="Arial"/>
+          <w:b/>
+          <w:bCs/>
+          <w:color w:val="6b7280"/>
+          <w:sz w:val="16"/>
+          <w:szCs w:val="16"/>
+        </w:rPr>
+        <w:t xml:space="preserve">REAL LINE:  </w:t>
+      </w:r>
+    </w:p>
+    <w:p>
+      <w:pPr>
+        <w:spacing w:after="10"/>
+      </w:pPr>
+      <w:r>
+        <w:rPr>
+          <w:rFonts w:ascii="Courier New" w:cs="Courier New" w:eastAsia="Courier New" w:hAnsi="Courier New"/>
+          <w:b/>
+          <w:bCs/>
+          <w:color w:val="6b7280"/>
+          <w:sz w:val="20"/>
+          <w:szCs w:val="20"/>
+        </w:rPr>
+        <w:t xml:space="preserve">2.6   </w:t>
+      </w:r>
+      <w:r>
+        <w:rPr>
+          <w:rFonts w:ascii="Arial" w:cs="Arial" w:eastAsia="Arial" w:hAnsi="Arial"/>
+          <w:b w:val="false"/>
+          <w:bCs w:val="false"/>
+          <w:color w:val="7a5f1f"/>
+          <w:sz w:val="22"/>
+          <w:szCs w:val="22"/>
+        </w:rPr>
+        <w:t xml:space="preserve">▸ He pockets the phone</w:t>
+      </w:r>
+    </w:p>
+    <w:p>
+      <w:pPr>
+        <w:pBdr>
+          <w:bottom w:val="single" w:color="9aa0a8" w:sz="6"/>
+        </w:pBdr>
+        <w:spacing w:after="200" w:before="60"/>
+        <w:ind w:left="460"/>
+      </w:pPr>
+      <w:r>
+        <w:rPr>
+          <w:rFonts w:ascii="Arial" w:cs="Arial" w:eastAsia="Arial" w:hAnsi="Arial"/>
+          <w:b/>
+          <w:bCs/>
+          <w:color w:val="6b7280"/>
+          <w:sz w:val="16"/>
+          <w:szCs w:val="16"/>
+        </w:rPr>
+        <w:t xml:space="preserve">REAL LINE:  </w:t>
+      </w:r>
+    </w:p>
+    <w:p>
+      <w:pPr>
+        <w:spacing w:after="10"/>
+      </w:pPr>
+      <w:r>
+        <w:rPr>
+          <w:rFonts w:ascii="Courier New" w:cs="Courier New" w:eastAsia="Courier New" w:hAnsi="Courier New"/>
+          <w:b/>
+          <w:bCs/>
+          <w:color w:val="6b7280"/>
+          <w:sz w:val="20"/>
+          <w:szCs w:val="20"/>
+        </w:rPr>
+        <w:t xml:space="preserve">2.7   </w:t>
+      </w:r>
+      <w:r>
+        <w:rPr>
+          <w:rFonts w:ascii="Arial" w:cs="Arial" w:eastAsia="Arial" w:hAnsi="Arial"/>
+          <w:b/>
+          <w:bCs/>
+          <w:color w:val="15151d"/>
+          <w:sz w:val="22"/>
+          <w:szCs w:val="22"/>
+        </w:rPr>
+        <w:t xml:space="preserve">“⚠CONFIRM LINE — “I’ve been standing…” (garbled in notes) · the phone comes back out”</w:t>
+      </w:r>
+    </w:p>
+    <w:p>
+      <w:pPr>
+        <w:pBdr>
+          <w:bottom w:val="single" w:color="9aa0a8" w:sz="6"/>
+        </w:pBdr>
+        <w:spacing w:after="200" w:before="60"/>
+        <w:ind w:left="460"/>
+      </w:pPr>
+      <w:r>
+        <w:rPr>
+          <w:rFonts w:ascii="Arial" w:cs="Arial" w:eastAsia="Arial" w:hAnsi="Arial"/>
+          <w:b/>
+          <w:bCs/>
+          <w:color w:val="6b7280"/>
+          <w:sz w:val="16"/>
+          <w:szCs w:val="16"/>
+        </w:rPr>
+        <w:t xml:space="preserve">REAL LINE:  </w:t>
+      </w:r>
+    </w:p>
+    <w:p>
+      <w:pPr>
+        <w:spacing w:after="10"/>
+      </w:pPr>
+      <w:r>
+        <w:rPr>
+          <w:rFonts w:ascii="Courier New" w:cs="Courier New" w:eastAsia="Courier New" w:hAnsi="Courier New"/>
+          <w:b/>
+          <w:bCs/>
+          <w:color w:val="6b7280"/>
+          <w:sz w:val="20"/>
+          <w:szCs w:val="20"/>
+        </w:rPr>
+        <w:t xml:space="preserve">2.8   </w:t>
+      </w:r>
+      <w:r>
+        <w:rPr>
+          <w:rFonts w:ascii="Arial" w:cs="Arial" w:eastAsia="Arial" w:hAnsi="Arial"/>
+          <w:b/>
+          <w:bCs/>
+          <w:color w:val="15151d"/>
+          <w:sz w:val="22"/>
+          <w:szCs w:val="22"/>
+        </w:rPr>
+        <w:t xml:space="preserve">““Like an idiot, scared to death” — he finally sends it”</w:t>
+      </w:r>
+    </w:p>
+    <w:p>
+      <w:pPr>
+        <w:pBdr>
+          <w:bottom w:val="single" w:color="9aa0a8" w:sz="6"/>
+        </w:pBdr>
+        <w:spacing w:after="200" w:before="60"/>
+        <w:ind w:left="460"/>
+      </w:pPr>
+      <w:r>
+        <w:rPr>
+          <w:rFonts w:ascii="Arial" w:cs="Arial" w:eastAsia="Arial" w:hAnsi="Arial"/>
+          <w:b/>
+          <w:bCs/>
+          <w:color w:val="6b7280"/>
+          <w:sz w:val="16"/>
+          <w:szCs w:val="16"/>
+        </w:rPr>
+        <w:t xml:space="preserve">REAL LINE:  </w:t>
+      </w:r>
+    </w:p>
+    <w:p>
+      <w:pPr>
+        <w:spacing w:after="10"/>
+      </w:pPr>
+      <w:r>
+        <w:rPr>
+          <w:rFonts w:ascii="Courier New" w:cs="Courier New" w:eastAsia="Courier New" w:hAnsi="Courier New"/>
+          <w:b/>
+          <w:bCs/>
+          <w:color w:val="6b7280"/>
+          <w:sz w:val="20"/>
+          <w:szCs w:val="20"/>
+        </w:rPr>
+        <w:t xml:space="preserve">2.9   </w:t>
       </w:r>
       <w:r>
         <w:rPr>
@@ -1531,7 +1437,101 @@
           <w:sz w:val="22"/>
           <w:szCs w:val="22"/>
         </w:rPr>
-        <w:t xml:space="preserve">♪ After the vamp settles</w:t>
+        <w:t xml:space="preserve">♪ Under the vamp</w:t>
+      </w:r>
+    </w:p>
+    <w:p>
+      <w:pPr>
+        <w:pBdr>
+          <w:bottom w:val="single" w:color="9aa0a8" w:sz="6"/>
+        </w:pBdr>
+        <w:spacing w:after="200" w:before="60"/>
+        <w:ind w:left="460"/>
+      </w:pPr>
+      <w:r>
+        <w:rPr>
+          <w:rFonts w:ascii="Arial" w:cs="Arial" w:eastAsia="Arial" w:hAnsi="Arial"/>
+          <w:b/>
+          <w:bCs/>
+          <w:color w:val="6b7280"/>
+          <w:sz w:val="16"/>
+          <w:szCs w:val="16"/>
+        </w:rPr>
+        <w:t xml:space="preserve">REAL LINE:  </w:t>
+      </w:r>
+    </w:p>
+    <w:p>
+      <w:pPr>
+        <w:spacing w:after="10"/>
+      </w:pPr>
+      <w:r>
+        <w:rPr>
+          <w:rFonts w:ascii="Courier New" w:cs="Courier New" w:eastAsia="Courier New" w:hAnsi="Courier New"/>
+          <w:b/>
+          <w:bCs/>
+          <w:color w:val="6b7280"/>
+          <w:sz w:val="20"/>
+          <w:szCs w:val="20"/>
+        </w:rPr>
+        <w:t xml:space="preserve">2.10   </w:t>
+      </w:r>
+      <w:r>
+        <w:rPr>
+          <w:rFonts w:ascii="Arial" w:cs="Arial" w:eastAsia="Arial" w:hAnsi="Arial"/>
+          <w:b/>
+          <w:bCs/>
+          <w:color w:val="15151d"/>
+          <w:sz w:val="22"/>
+          <w:szCs w:val="22"/>
+        </w:rPr>
+        <w:t xml:space="preserve">““And if you had a pierced tongue” — he is ON THE PHONE with Cathy”</w:t>
+      </w:r>
+    </w:p>
+    <w:p>
+      <w:pPr>
+        <w:pBdr>
+          <w:bottom w:val="single" w:color="9aa0a8" w:sz="6"/>
+        </w:pBdr>
+        <w:spacing w:after="200" w:before="60"/>
+        <w:ind w:left="460"/>
+      </w:pPr>
+      <w:r>
+        <w:rPr>
+          <w:rFonts w:ascii="Arial" w:cs="Arial" w:eastAsia="Arial" w:hAnsi="Arial"/>
+          <w:b/>
+          <w:bCs/>
+          <w:color w:val="6b7280"/>
+          <w:sz w:val="16"/>
+          <w:szCs w:val="16"/>
+        </w:rPr>
+        <w:t xml:space="preserve">REAL LINE:  </w:t>
+      </w:r>
+    </w:p>
+    <w:p>
+      <w:pPr>
+        <w:spacing w:after="10"/>
+      </w:pPr>
+      <w:r>
+        <w:rPr>
+          <w:rFonts w:ascii="Courier New" w:cs="Courier New" w:eastAsia="Courier New" w:hAnsi="Courier New"/>
+          <w:b/>
+          <w:bCs/>
+          <w:color w:val="6b7280"/>
+          <w:sz w:val="20"/>
+          <w:szCs w:val="20"/>
+        </w:rPr>
+        <w:t xml:space="preserve">2.11   </w:t>
+      </w:r>
+      <w:r>
+        <w:rPr>
+          <w:rFonts w:ascii="Arial" w:cs="Arial" w:eastAsia="Arial" w:hAnsi="Arial"/>
+          <w:b w:val="false"/>
+          <w:bCs w:val="false"/>
+          <w:color w:val="7a5f1f"/>
+          <w:sz w:val="22"/>
+          <w:szCs w:val="22"/>
+        </w:rPr>
+        <w:t xml:space="preserve">▸ Call ends — phone away just before “breaking the circle”</w:t>
       </w:r>
     </w:p>
     <w:p>
@@ -1577,7 +1577,7 @@
           <w:sz w:val="20"/>
           <w:szCs w:val="20"/>
         </w:rPr>
-        <w:t xml:space="preserve">   ·   5 cues</w:t>
+        <w:t xml:space="preserve">   ·   12 cues</w:t>
       </w:r>
     </w:p>
     <w:p>
@@ -1651,7 +1651,7 @@
           <w:sz w:val="22"/>
           <w:szCs w:val="22"/>
         </w:rPr>
-        <w:t xml:space="preserve">♪ A beat later — the likes climb</w:t>
+        <w:t xml:space="preserve">♪ A beat later</w:t>
       </w:r>
     </w:p>
     <w:p>
@@ -1688,6 +1688,429 @@
           <w:szCs w:val="20"/>
         </w:rPr>
         <w:t xml:space="preserve">3.3   </w:t>
+      </w:r>
+      <w:r>
+        <w:rPr>
+          <w:rFonts w:ascii="Arial" w:cs="Arial" w:eastAsia="Arial" w:hAnsi="Arial"/>
+          <w:b w:val="false"/>
+          <w:bCs w:val="false"/>
+          <w:color w:val="7a5f1f"/>
+          <w:sz w:val="22"/>
+          <w:szCs w:val="22"/>
+        </w:rPr>
+        <w:t xml:space="preserve">▸ She puts the phone away</w:t>
+      </w:r>
+    </w:p>
+    <w:p>
+      <w:pPr>
+        <w:pBdr>
+          <w:bottom w:val="single" w:color="9aa0a8" w:sz="6"/>
+        </w:pBdr>
+        <w:spacing w:after="200" w:before="60"/>
+        <w:ind w:left="460"/>
+      </w:pPr>
+      <w:r>
+        <w:rPr>
+          <w:rFonts w:ascii="Arial" w:cs="Arial" w:eastAsia="Arial" w:hAnsi="Arial"/>
+          <w:b/>
+          <w:bCs/>
+          <w:color w:val="6b7280"/>
+          <w:sz w:val="16"/>
+          <w:szCs w:val="16"/>
+        </w:rPr>
+        <w:t xml:space="preserve">REAL LINE:  </w:t>
+      </w:r>
+    </w:p>
+    <w:p>
+      <w:pPr>
+        <w:spacing w:after="10"/>
+      </w:pPr>
+      <w:r>
+        <w:rPr>
+          <w:rFonts w:ascii="Courier New" w:cs="Courier New" w:eastAsia="Courier New" w:hAnsi="Courier New"/>
+          <w:b/>
+          <w:bCs/>
+          <w:color w:val="6b7280"/>
+          <w:sz w:val="20"/>
+          <w:szCs w:val="20"/>
+        </w:rPr>
+        <w:t xml:space="preserve">3.4   </w:t>
+      </w:r>
+      <w:r>
+        <w:rPr>
+          <w:rFonts w:ascii="Arial" w:cs="Arial" w:eastAsia="Arial" w:hAnsi="Arial"/>
+          <w:b/>
+          <w:bCs/>
+          <w:color w:val="15151d"/>
+          <w:sz w:val="22"/>
+          <w:szCs w:val="22"/>
+        </w:rPr>
+        <w:t xml:space="preserve">““You’re mine, we’re doing fine” — JAMIE DIALS. Time snaps back.”</w:t>
+      </w:r>
+    </w:p>
+    <w:p>
+      <w:pPr>
+        <w:pBdr>
+          <w:bottom w:val="single" w:color="9aa0a8" w:sz="6"/>
+        </w:pBdr>
+        <w:spacing w:after="200" w:before="60"/>
+        <w:ind w:left="460"/>
+      </w:pPr>
+      <w:r>
+        <w:rPr>
+          <w:rFonts w:ascii="Arial" w:cs="Arial" w:eastAsia="Arial" w:hAnsi="Arial"/>
+          <w:b/>
+          <w:bCs/>
+          <w:color w:val="6b7280"/>
+          <w:sz w:val="16"/>
+          <w:szCs w:val="16"/>
+        </w:rPr>
+        <w:t xml:space="preserve">REAL LINE:  </w:t>
+      </w:r>
+    </w:p>
+    <w:p>
+      <w:pPr>
+        <w:spacing w:after="10"/>
+      </w:pPr>
+      <w:r>
+        <w:rPr>
+          <w:rFonts w:ascii="Courier New" w:cs="Courier New" w:eastAsia="Courier New" w:hAnsi="Courier New"/>
+          <w:b/>
+          <w:bCs/>
+          <w:color w:val="6b7280"/>
+          <w:sz w:val="20"/>
+          <w:szCs w:val="20"/>
+        </w:rPr>
+        <w:t xml:space="preserve">3.5   </w:t>
+      </w:r>
+      <w:r>
+        <w:rPr>
+          <w:rFonts w:ascii="Arial" w:cs="Arial" w:eastAsia="Arial" w:hAnsi="Arial"/>
+          <w:b w:val="false"/>
+          <w:bCs w:val="false"/>
+          <w:color w:val="7a5f1f"/>
+          <w:sz w:val="22"/>
+          <w:szCs w:val="22"/>
+        </w:rPr>
+        <w:t xml:space="preserve">▸ On his “Hi — I’m calling for Miss Whitfield”</w:t>
+      </w:r>
+    </w:p>
+    <w:p>
+      <w:pPr>
+        <w:pBdr>
+          <w:bottom w:val="single" w:color="9aa0a8" w:sz="6"/>
+        </w:pBdr>
+        <w:spacing w:after="200" w:before="60"/>
+        <w:ind w:left="460"/>
+      </w:pPr>
+      <w:r>
+        <w:rPr>
+          <w:rFonts w:ascii="Arial" w:cs="Arial" w:eastAsia="Arial" w:hAnsi="Arial"/>
+          <w:b/>
+          <w:bCs/>
+          <w:color w:val="6b7280"/>
+          <w:sz w:val="16"/>
+          <w:szCs w:val="16"/>
+        </w:rPr>
+        <w:t xml:space="preserve">REAL LINE:  </w:t>
+      </w:r>
+    </w:p>
+    <w:p>
+      <w:pPr>
+        <w:spacing w:after="10"/>
+      </w:pPr>
+      <w:r>
+        <w:rPr>
+          <w:rFonts w:ascii="Courier New" w:cs="Courier New" w:eastAsia="Courier New" w:hAnsi="Courier New"/>
+          <w:b/>
+          <w:bCs/>
+          <w:color w:val="6b7280"/>
+          <w:sz w:val="20"/>
+          <w:szCs w:val="20"/>
+        </w:rPr>
+        <w:t xml:space="preserve">3.6   </w:t>
+      </w:r>
+      <w:r>
+        <w:rPr>
+          <w:rFonts w:ascii="Arial" w:cs="Arial" w:eastAsia="Arial" w:hAnsi="Arial"/>
+          <w:b w:val="false"/>
+          <w:bCs w:val="false"/>
+          <w:color w:val="7a5f1f"/>
+          <w:sz w:val="22"/>
+          <w:szCs w:val="22"/>
+        </w:rPr>
+        <w:t xml:space="preserve">▸ Through “what’s your address” — he hangs up</w:t>
+      </w:r>
+    </w:p>
+    <w:p>
+      <w:pPr>
+        <w:pBdr>
+          <w:bottom w:val="single" w:color="9aa0a8" w:sz="6"/>
+        </w:pBdr>
+        <w:spacing w:after="200" w:before="60"/>
+        <w:ind w:left="460"/>
+      </w:pPr>
+      <w:r>
+        <w:rPr>
+          <w:rFonts w:ascii="Arial" w:cs="Arial" w:eastAsia="Arial" w:hAnsi="Arial"/>
+          <w:b/>
+          <w:bCs/>
+          <w:color w:val="6b7280"/>
+          <w:sz w:val="16"/>
+          <w:szCs w:val="16"/>
+        </w:rPr>
+        <w:t xml:space="preserve">REAL LINE:  </w:t>
+      </w:r>
+    </w:p>
+    <w:p>
+      <w:pPr>
+        <w:spacing w:after="10"/>
+      </w:pPr>
+      <w:r>
+        <w:rPr>
+          <w:rFonts w:ascii="Courier New" w:cs="Courier New" w:eastAsia="Courier New" w:hAnsi="Courier New"/>
+          <w:b/>
+          <w:bCs/>
+          <w:color w:val="6b7280"/>
+          <w:sz w:val="20"/>
+          <w:szCs w:val="20"/>
+        </w:rPr>
+        <w:t xml:space="preserve">3.7   </w:t>
+      </w:r>
+      <w:r>
+        <w:rPr>
+          <w:rFonts w:ascii="Arial" w:cs="Arial" w:eastAsia="Arial" w:hAnsi="Arial"/>
+          <w:b/>
+          <w:bCs/>
+          <w:color w:val="15151d"/>
+          <w:sz w:val="22"/>
+          <w:szCs w:val="22"/>
+        </w:rPr>
+        <w:t xml:space="preserve">““It’s all right, we’ll have tonight” — SHE RINGS HIM”</w:t>
+      </w:r>
+    </w:p>
+    <w:p>
+      <w:pPr>
+        <w:pBdr>
+          <w:bottom w:val="single" w:color="9aa0a8" w:sz="6"/>
+        </w:pBdr>
+        <w:spacing w:after="200" w:before="60"/>
+        <w:ind w:left="460"/>
+      </w:pPr>
+      <w:r>
+        <w:rPr>
+          <w:rFonts w:ascii="Arial" w:cs="Arial" w:eastAsia="Arial" w:hAnsi="Arial"/>
+          <w:b/>
+          <w:bCs/>
+          <w:color w:val="6b7280"/>
+          <w:sz w:val="16"/>
+          <w:szCs w:val="16"/>
+        </w:rPr>
+        <w:t xml:space="preserve">REAL LINE:  </w:t>
+      </w:r>
+    </w:p>
+    <w:p>
+      <w:pPr>
+        <w:spacing w:after="10"/>
+      </w:pPr>
+      <w:r>
+        <w:rPr>
+          <w:rFonts w:ascii="Courier New" w:cs="Courier New" w:eastAsia="Courier New" w:hAnsi="Courier New"/>
+          <w:b/>
+          <w:bCs/>
+          <w:color w:val="6b7280"/>
+          <w:sz w:val="20"/>
+          <w:szCs w:val="20"/>
+        </w:rPr>
+        <w:t xml:space="preserve">3.8   </w:t>
+      </w:r>
+      <w:r>
+        <w:rPr>
+          <w:rFonts w:ascii="Arial" w:cs="Arial" w:eastAsia="Arial" w:hAnsi="Arial"/>
+          <w:b w:val="false"/>
+          <w:bCs w:val="false"/>
+          <w:color w:val="7a5f1f"/>
+          <w:sz w:val="22"/>
+          <w:szCs w:val="22"/>
+        </w:rPr>
+        <w:t xml:space="preserve">▸ “Hello… this is— oh, Miss Whitfield.” He answers</w:t>
+      </w:r>
+    </w:p>
+    <w:p>
+      <w:pPr>
+        <w:pBdr>
+          <w:bottom w:val="single" w:color="9aa0a8" w:sz="6"/>
+        </w:pBdr>
+        <w:spacing w:after="200" w:before="60"/>
+        <w:ind w:left="460"/>
+      </w:pPr>
+      <w:r>
+        <w:rPr>
+          <w:rFonts w:ascii="Arial" w:cs="Arial" w:eastAsia="Arial" w:hAnsi="Arial"/>
+          <w:b/>
+          <w:bCs/>
+          <w:color w:val="6b7280"/>
+          <w:sz w:val="16"/>
+          <w:szCs w:val="16"/>
+        </w:rPr>
+        <w:t xml:space="preserve">REAL LINE:  </w:t>
+      </w:r>
+    </w:p>
+    <w:p>
+      <w:pPr>
+        <w:spacing w:after="10"/>
+      </w:pPr>
+      <w:r>
+        <w:rPr>
+          <w:rFonts w:ascii="Courier New" w:cs="Courier New" w:eastAsia="Courier New" w:hAnsi="Courier New"/>
+          <w:b/>
+          <w:bCs/>
+          <w:color w:val="6b7280"/>
+          <w:sz w:val="20"/>
+          <w:szCs w:val="20"/>
+        </w:rPr>
+        <w:t xml:space="preserve">3.9   </w:t>
+      </w:r>
+      <w:r>
+        <w:rPr>
+          <w:rFonts w:ascii="Arial" w:cs="Arial" w:eastAsia="Arial" w:hAnsi="Arial"/>
+          <w:b w:val="false"/>
+          <w:bCs w:val="false"/>
+          <w:color w:val="7a5f1f"/>
+          <w:sz w:val="22"/>
+          <w:szCs w:val="22"/>
+        </w:rPr>
+        <w:t xml:space="preserve">▸ Through “thank you — this is great” — it ends</w:t>
+      </w:r>
+    </w:p>
+    <w:p>
+      <w:pPr>
+        <w:pBdr>
+          <w:bottom w:val="single" w:color="9aa0a8" w:sz="6"/>
+        </w:pBdr>
+        <w:spacing w:after="200" w:before="60"/>
+        <w:ind w:left="460"/>
+      </w:pPr>
+      <w:r>
+        <w:rPr>
+          <w:rFonts w:ascii="Arial" w:cs="Arial" w:eastAsia="Arial" w:hAnsi="Arial"/>
+          <w:b/>
+          <w:bCs/>
+          <w:color w:val="6b7280"/>
+          <w:sz w:val="16"/>
+          <w:szCs w:val="16"/>
+        </w:rPr>
+        <w:t xml:space="preserve">REAL LINE:  </w:t>
+      </w:r>
+    </w:p>
+    <w:p>
+      <w:pPr>
+        <w:spacing w:after="10"/>
+      </w:pPr>
+      <w:r>
+        <w:rPr>
+          <w:rFonts w:ascii="Courier New" w:cs="Courier New" w:eastAsia="Courier New" w:hAnsi="Courier New"/>
+          <w:b/>
+          <w:bCs/>
+          <w:color w:val="6b7280"/>
+          <w:sz w:val="20"/>
+          <w:szCs w:val="20"/>
+        </w:rPr>
+        <w:t xml:space="preserve">3.10   </w:t>
+      </w:r>
+      <w:r>
+        <w:rPr>
+          <w:rFonts w:ascii="Arial" w:cs="Arial" w:eastAsia="Arial" w:hAnsi="Arial"/>
+          <w:b/>
+          <w:bCs/>
+          <w:color w:val="15151d"/>
+          <w:sz w:val="22"/>
+          <w:szCs w:val="22"/>
+        </w:rPr>
+        <w:t xml:space="preserve">“After Cathy’s “and not do anything at all” — ROB CALLS”</w:t>
+      </w:r>
+    </w:p>
+    <w:p>
+      <w:pPr>
+        <w:pBdr>
+          <w:bottom w:val="single" w:color="9aa0a8" w:sz="6"/>
+        </w:pBdr>
+        <w:spacing w:after="200" w:before="60"/>
+        <w:ind w:left="460"/>
+      </w:pPr>
+      <w:r>
+        <w:rPr>
+          <w:rFonts w:ascii="Arial" w:cs="Arial" w:eastAsia="Arial" w:hAnsi="Arial"/>
+          <w:b/>
+          <w:bCs/>
+          <w:color w:val="6b7280"/>
+          <w:sz w:val="16"/>
+          <w:szCs w:val="16"/>
+        </w:rPr>
+        <w:t xml:space="preserve">REAL LINE:  </w:t>
+      </w:r>
+    </w:p>
+    <w:p>
+      <w:pPr>
+        <w:spacing w:after="10"/>
+      </w:pPr>
+      <w:r>
+        <w:rPr>
+          <w:rFonts w:ascii="Courier New" w:cs="Courier New" w:eastAsia="Courier New" w:hAnsi="Courier New"/>
+          <w:b/>
+          <w:bCs/>
+          <w:color w:val="6b7280"/>
+          <w:sz w:val="20"/>
+          <w:szCs w:val="20"/>
+        </w:rPr>
+        <w:t xml:space="preserve">3.11   </w:t>
+      </w:r>
+      <w:r>
+        <w:rPr>
+          <w:rFonts w:ascii="Arial" w:cs="Arial" w:eastAsia="Arial" w:hAnsi="Arial"/>
+          <w:b w:val="false"/>
+          <w:bCs w:val="false"/>
+          <w:color w:val="7a5f1f"/>
+          <w:sz w:val="22"/>
+          <w:szCs w:val="22"/>
+        </w:rPr>
+        <w:t xml:space="preserve">▸ Instant pickup</w:t>
+      </w:r>
+    </w:p>
+    <w:p>
+      <w:pPr>
+        <w:pBdr>
+          <w:bottom w:val="single" w:color="9aa0a8" w:sz="6"/>
+        </w:pBdr>
+        <w:spacing w:after="200" w:before="60"/>
+        <w:ind w:left="460"/>
+      </w:pPr>
+      <w:r>
+        <w:rPr>
+          <w:rFonts w:ascii="Arial" w:cs="Arial" w:eastAsia="Arial" w:hAnsi="Arial"/>
+          <w:b/>
+          <w:bCs/>
+          <w:color w:val="6b7280"/>
+          <w:sz w:val="16"/>
+          <w:szCs w:val="16"/>
+        </w:rPr>
+        <w:t xml:space="preserve">REAL LINE:  </w:t>
+      </w:r>
+    </w:p>
+    <w:p>
+      <w:pPr>
+        <w:spacing w:after="10"/>
+      </w:pPr>
+      <w:r>
+        <w:rPr>
+          <w:rFonts w:ascii="Courier New" w:cs="Courier New" w:eastAsia="Courier New" w:hAnsi="Courier New"/>
+          <w:b/>
+          <w:bCs/>
+          <w:color w:val="6b7280"/>
+          <w:sz w:val="20"/>
+          <w:szCs w:val="20"/>
+        </w:rPr>
+        <w:t xml:space="preserve">3.12   </w:t>
       </w:r>
       <w:r>
         <w:rPr>
@@ -1698,43 +2121,988 @@
           <w:sz w:val="22"/>
           <w:szCs w:val="22"/>
         </w:rPr>
-        <w:t xml:space="preserve">♪ She puts the phone away</w:t>
-      </w:r>
-    </w:p>
-    <w:p>
-      <w:pPr>
-        <w:pBdr>
-          <w:bottom w:val="single" w:color="9aa0a8" w:sz="6"/>
-        </w:pBdr>
-        <w:spacing w:after="200" w:before="60"/>
-        <w:ind w:left="460"/>
-      </w:pPr>
-      <w:r>
-        <w:rPr>
-          <w:rFonts w:ascii="Arial" w:cs="Arial" w:eastAsia="Arial" w:hAnsi="Arial"/>
-          <w:b/>
-          <w:bCs/>
-          <w:color w:val="6b7280"/>
-          <w:sz w:val="16"/>
-          <w:szCs w:val="16"/>
-        </w:rPr>
-        <w:t xml:space="preserve">REAL LINE:  </w:t>
-      </w:r>
-    </w:p>
-    <w:p>
-      <w:pPr>
-        <w:spacing w:after="10"/>
-      </w:pPr>
-      <w:r>
-        <w:rPr>
-          <w:rFonts w:ascii="Courier New" w:cs="Courier New" w:eastAsia="Courier New" w:hAnsi="Courier New"/>
-          <w:b/>
-          <w:bCs/>
-          <w:color w:val="6b7280"/>
-          <w:sz w:val="20"/>
-          <w:szCs w:val="20"/>
-        </w:rPr>
-        <w:t xml:space="preserve">3.4   </w:t>
+        <w:t xml:space="preserve">♪ DOWNBEAT of Moving Too Fast — he hangs up</w:t>
+      </w:r>
+    </w:p>
+    <w:p>
+      <w:pPr>
+        <w:pBdr>
+          <w:bottom w:val="single" w:color="9aa0a8" w:sz="6"/>
+        </w:pBdr>
+        <w:spacing w:after="200" w:before="60"/>
+        <w:ind w:left="460"/>
+      </w:pPr>
+      <w:r>
+        <w:rPr>
+          <w:rFonts w:ascii="Arial" w:cs="Arial" w:eastAsia="Arial" w:hAnsi="Arial"/>
+          <w:b/>
+          <w:bCs/>
+          <w:color w:val="6b7280"/>
+          <w:sz w:val="16"/>
+          <w:szCs w:val="16"/>
+        </w:rPr>
+        <w:t xml:space="preserve">REAL LINE:  </w:t>
+      </w:r>
+    </w:p>
+    <w:p>
+      <w:pPr>
+        <w:pageBreakBefore/>
+        <w:spacing w:after="160"/>
+      </w:pPr>
+      <w:r>
+        <w:rPr>
+          <w:rFonts w:ascii="Arial" w:cs="Arial" w:eastAsia="Arial" w:hAnsi="Arial"/>
+          <w:b/>
+          <w:bCs/>
+          <w:color w:val="15151d"/>
+          <w:sz w:val="32"/>
+          <w:szCs w:val="32"/>
+        </w:rPr>
+        <w:t xml:space="preserve">4 · Moving Too Fast</w:t>
+      </w:r>
+      <w:r>
+        <w:rPr>
+          <w:rFonts w:ascii="Arial" w:cs="Arial" w:eastAsia="Arial" w:hAnsi="Arial"/>
+          <w:color w:val="6b7280"/>
+          <w:sz w:val="20"/>
+          <w:szCs w:val="20"/>
+        </w:rPr>
+        <w:t xml:space="preserve">   ·   10 cues</w:t>
+      </w:r>
+    </w:p>
+    <w:p>
+      <w:pPr>
+        <w:spacing w:after="10"/>
+      </w:pPr>
+      <w:r>
+        <w:rPr>
+          <w:rFonts w:ascii="Courier New" w:cs="Courier New" w:eastAsia="Courier New" w:hAnsi="Courier New"/>
+          <w:b/>
+          <w:bCs/>
+          <w:color w:val="6b7280"/>
+          <w:sz w:val="20"/>
+          <w:szCs w:val="20"/>
+        </w:rPr>
+        <w:t xml:space="preserve">4.1   </w:t>
+      </w:r>
+      <w:r>
+        <w:rPr>
+          <w:rFonts w:ascii="Arial" w:cs="Arial" w:eastAsia="Arial" w:hAnsi="Arial"/>
+          <w:b w:val="false"/>
+          <w:bCs w:val="false"/>
+          <w:color w:val="2b4d8a"/>
+          <w:sz w:val="22"/>
+          <w:szCs w:val="22"/>
+        </w:rPr>
+        <w:t xml:space="preserve">♪ Count-off — drums in</w:t>
+      </w:r>
+    </w:p>
+    <w:p>
+      <w:pPr>
+        <w:pBdr>
+          <w:bottom w:val="single" w:color="9aa0a8" w:sz="6"/>
+        </w:pBdr>
+        <w:spacing w:after="200" w:before="60"/>
+        <w:ind w:left="460"/>
+      </w:pPr>
+      <w:r>
+        <w:rPr>
+          <w:rFonts w:ascii="Arial" w:cs="Arial" w:eastAsia="Arial" w:hAnsi="Arial"/>
+          <w:b/>
+          <w:bCs/>
+          <w:color w:val="6b7280"/>
+          <w:sz w:val="16"/>
+          <w:szCs w:val="16"/>
+        </w:rPr>
+        <w:t xml:space="preserve">REAL LINE:  </w:t>
+      </w:r>
+    </w:p>
+    <w:p>
+      <w:pPr>
+        <w:spacing w:after="10"/>
+      </w:pPr>
+      <w:r>
+        <w:rPr>
+          <w:rFonts w:ascii="Courier New" w:cs="Courier New" w:eastAsia="Courier New" w:hAnsi="Courier New"/>
+          <w:b/>
+          <w:bCs/>
+          <w:color w:val="6b7280"/>
+          <w:sz w:val="20"/>
+          <w:szCs w:val="20"/>
+        </w:rPr>
+        <w:t xml:space="preserve">4.2   </w:t>
+      </w:r>
+      <w:r>
+        <w:rPr>
+          <w:rFonts w:ascii="Arial" w:cs="Arial" w:eastAsia="Arial" w:hAnsi="Arial"/>
+          <w:b/>
+          <w:bCs/>
+          <w:color w:val="15151d"/>
+          <w:sz w:val="22"/>
+          <w:szCs w:val="22"/>
+        </w:rPr>
+        <w:t xml:space="preserve">“⚠CONFIRM LINE — “What else am I supposed to do” · CATHY DIALS”</w:t>
+      </w:r>
+    </w:p>
+    <w:p>
+      <w:pPr>
+        <w:pBdr>
+          <w:bottom w:val="single" w:color="9aa0a8" w:sz="6"/>
+        </w:pBdr>
+        <w:spacing w:after="200" w:before="60"/>
+        <w:ind w:left="460"/>
+      </w:pPr>
+      <w:r>
+        <w:rPr>
+          <w:rFonts w:ascii="Arial" w:cs="Arial" w:eastAsia="Arial" w:hAnsi="Arial"/>
+          <w:b/>
+          <w:bCs/>
+          <w:color w:val="6b7280"/>
+          <w:sz w:val="16"/>
+          <w:szCs w:val="16"/>
+        </w:rPr>
+        <w:t xml:space="preserve">REAL LINE:  </w:t>
+      </w:r>
+    </w:p>
+    <w:p>
+      <w:pPr>
+        <w:spacing w:after="10"/>
+      </w:pPr>
+      <w:r>
+        <w:rPr>
+          <w:rFonts w:ascii="Courier New" w:cs="Courier New" w:eastAsia="Courier New" w:hAnsi="Courier New"/>
+          <w:b/>
+          <w:bCs/>
+          <w:color w:val="6b7280"/>
+          <w:sz w:val="20"/>
+          <w:szCs w:val="20"/>
+        </w:rPr>
+        <w:t xml:space="preserve">4.3   </w:t>
+      </w:r>
+      <w:r>
+        <w:rPr>
+          <w:rFonts w:ascii="Arial" w:cs="Arial" w:eastAsia="Arial" w:hAnsi="Arial"/>
+          <w:b/>
+          <w:bCs/>
+          <w:color w:val="15151d"/>
+          <w:sz w:val="22"/>
+          <w:szCs w:val="22"/>
+        </w:rPr>
+        <w:t xml:space="preserve">“End of that line — it connects”</w:t>
+      </w:r>
+    </w:p>
+    <w:p>
+      <w:pPr>
+        <w:pBdr>
+          <w:bottom w:val="single" w:color="9aa0a8" w:sz="6"/>
+        </w:pBdr>
+        <w:spacing w:after="200" w:before="60"/>
+        <w:ind w:left="460"/>
+      </w:pPr>
+      <w:r>
+        <w:rPr>
+          <w:rFonts w:ascii="Arial" w:cs="Arial" w:eastAsia="Arial" w:hAnsi="Arial"/>
+          <w:b/>
+          <w:bCs/>
+          <w:color w:val="6b7280"/>
+          <w:sz w:val="16"/>
+          <w:szCs w:val="16"/>
+        </w:rPr>
+        <w:t xml:space="preserve">REAL LINE:  </w:t>
+      </w:r>
+    </w:p>
+    <w:p>
+      <w:pPr>
+        <w:spacing w:after="10"/>
+      </w:pPr>
+      <w:r>
+        <w:rPr>
+          <w:rFonts w:ascii="Courier New" w:cs="Courier New" w:eastAsia="Courier New" w:hAnsi="Courier New"/>
+          <w:b/>
+          <w:bCs/>
+          <w:color w:val="6b7280"/>
+          <w:sz w:val="20"/>
+          <w:szCs w:val="20"/>
+        </w:rPr>
+        <w:t xml:space="preserve">4.4   </w:t>
+      </w:r>
+      <w:r>
+        <w:rPr>
+          <w:rFonts w:ascii="Arial" w:cs="Arial" w:eastAsia="Arial" w:hAnsi="Arial"/>
+          <w:b/>
+          <w:bCs/>
+          <w:color w:val="15151d"/>
+          <w:sz w:val="22"/>
+          <w:szCs w:val="22"/>
+        </w:rPr>
+        <w:t xml:space="preserve">“⚠CONFIRM LINE — “I’ll call you soon” · the call ends”</w:t>
+      </w:r>
+    </w:p>
+    <w:p>
+      <w:pPr>
+        <w:pBdr>
+          <w:bottom w:val="single" w:color="9aa0a8" w:sz="6"/>
+        </w:pBdr>
+        <w:spacing w:after="200" w:before="60"/>
+        <w:ind w:left="460"/>
+      </w:pPr>
+      <w:r>
+        <w:rPr>
+          <w:rFonts w:ascii="Arial" w:cs="Arial" w:eastAsia="Arial" w:hAnsi="Arial"/>
+          <w:b/>
+          <w:bCs/>
+          <w:color w:val="6b7280"/>
+          <w:sz w:val="16"/>
+          <w:szCs w:val="16"/>
+        </w:rPr>
+        <w:t xml:space="preserve">REAL LINE:  </w:t>
+      </w:r>
+    </w:p>
+    <w:p>
+      <w:pPr>
+        <w:spacing w:after="10"/>
+      </w:pPr>
+      <w:r>
+        <w:rPr>
+          <w:rFonts w:ascii="Courier New" w:cs="Courier New" w:eastAsia="Courier New" w:hAnsi="Courier New"/>
+          <w:b/>
+          <w:bCs/>
+          <w:color w:val="6b7280"/>
+          <w:sz w:val="20"/>
+          <w:szCs w:val="20"/>
+        </w:rPr>
+        <w:t xml:space="preserve">4.5   </w:t>
+      </w:r>
+      <w:r>
+        <w:rPr>
+          <w:rFonts w:ascii="Arial" w:cs="Arial" w:eastAsia="Arial" w:hAnsi="Arial"/>
+          <w:b/>
+          <w:bCs/>
+          <w:color w:val="15151d"/>
+          <w:sz w:val="22"/>
+          <w:szCs w:val="22"/>
+        </w:rPr>
+        <w:t xml:space="preserve">“⚠LINE from script (worksheet) — the apartment on 73rd”</w:t>
+      </w:r>
+    </w:p>
+    <w:p>
+      <w:pPr>
+        <w:pBdr>
+          <w:bottom w:val="single" w:color="9aa0a8" w:sz="6"/>
+        </w:pBdr>
+        <w:spacing w:after="200" w:before="60"/>
+        <w:ind w:left="460"/>
+      </w:pPr>
+      <w:r>
+        <w:rPr>
+          <w:rFonts w:ascii="Arial" w:cs="Arial" w:eastAsia="Arial" w:hAnsi="Arial"/>
+          <w:b/>
+          <w:bCs/>
+          <w:color w:val="6b7280"/>
+          <w:sz w:val="16"/>
+          <w:szCs w:val="16"/>
+        </w:rPr>
+        <w:t xml:space="preserve">REAL LINE:  </w:t>
+      </w:r>
+    </w:p>
+    <w:p>
+      <w:pPr>
+        <w:spacing w:after="10"/>
+      </w:pPr>
+      <w:r>
+        <w:rPr>
+          <w:rFonts w:ascii="Courier New" w:cs="Courier New" w:eastAsia="Courier New" w:hAnsi="Courier New"/>
+          <w:b/>
+          <w:bCs/>
+          <w:color w:val="6b7280"/>
+          <w:sz w:val="20"/>
+          <w:szCs w:val="20"/>
+        </w:rPr>
+        <w:t xml:space="preserve">4.6   </w:t>
+      </w:r>
+      <w:r>
+        <w:rPr>
+          <w:rFonts w:ascii="Arial" w:cs="Arial" w:eastAsia="Arial" w:hAnsi="Arial"/>
+          <w:b/>
+          <w:bCs/>
+          <w:color w:val="15151d"/>
+          <w:sz w:val="22"/>
+          <w:szCs w:val="22"/>
+        </w:rPr>
+        <w:t xml:space="preserve">“⚠LINE from script (worksheet) — The Atlantic Monthly”</w:t>
+      </w:r>
+    </w:p>
+    <w:p>
+      <w:pPr>
+        <w:pBdr>
+          <w:bottom w:val="single" w:color="9aa0a8" w:sz="6"/>
+        </w:pBdr>
+        <w:spacing w:after="200" w:before="60"/>
+        <w:ind w:left="460"/>
+      </w:pPr>
+      <w:r>
+        <w:rPr>
+          <w:rFonts w:ascii="Arial" w:cs="Arial" w:eastAsia="Arial" w:hAnsi="Arial"/>
+          <w:b/>
+          <w:bCs/>
+          <w:color w:val="6b7280"/>
+          <w:sz w:val="16"/>
+          <w:szCs w:val="16"/>
+        </w:rPr>
+        <w:t xml:space="preserve">REAL LINE:  </w:t>
+      </w:r>
+    </w:p>
+    <w:p>
+      <w:pPr>
+        <w:spacing w:after="10"/>
+      </w:pPr>
+      <w:r>
+        <w:rPr>
+          <w:rFonts w:ascii="Courier New" w:cs="Courier New" w:eastAsia="Courier New" w:hAnsi="Courier New"/>
+          <w:b/>
+          <w:bCs/>
+          <w:color w:val="6b7280"/>
+          <w:sz w:val="20"/>
+          <w:szCs w:val="20"/>
+        </w:rPr>
+        <w:t xml:space="preserve">4.7   </w:t>
+      </w:r>
+      <w:r>
+        <w:rPr>
+          <w:rFonts w:ascii="Arial" w:cs="Arial" w:eastAsia="Arial" w:hAnsi="Arial"/>
+          <w:b/>
+          <w:bCs/>
+          <w:color w:val="15151d"/>
+          <w:sz w:val="22"/>
+          <w:szCs w:val="22"/>
+        </w:rPr>
+        <w:t xml:space="preserve">“⚠LINE from script (worksheet) — the two thousand dollars”</w:t>
+      </w:r>
+    </w:p>
+    <w:p>
+      <w:pPr>
+        <w:pBdr>
+          <w:bottom w:val="single" w:color="9aa0a8" w:sz="6"/>
+        </w:pBdr>
+        <w:spacing w:after="200" w:before="60"/>
+        <w:ind w:left="460"/>
+      </w:pPr>
+      <w:r>
+        <w:rPr>
+          <w:rFonts w:ascii="Arial" w:cs="Arial" w:eastAsia="Arial" w:hAnsi="Arial"/>
+          <w:b/>
+          <w:bCs/>
+          <w:color w:val="6b7280"/>
+          <w:sz w:val="16"/>
+          <w:szCs w:val="16"/>
+        </w:rPr>
+        <w:t xml:space="preserve">REAL LINE:  </w:t>
+      </w:r>
+    </w:p>
+    <w:p>
+      <w:pPr>
+        <w:spacing w:after="10"/>
+      </w:pPr>
+      <w:r>
+        <w:rPr>
+          <w:rFonts w:ascii="Courier New" w:cs="Courier New" w:eastAsia="Courier New" w:hAnsi="Courier New"/>
+          <w:b/>
+          <w:bCs/>
+          <w:color w:val="6b7280"/>
+          <w:sz w:val="20"/>
+          <w:szCs w:val="20"/>
+        </w:rPr>
+        <w:t xml:space="preserve">4.8   </w:t>
+      </w:r>
+      <w:r>
+        <w:rPr>
+          <w:rFonts w:ascii="Arial" w:cs="Arial" w:eastAsia="Arial" w:hAnsi="Arial"/>
+          <w:b/>
+          <w:bCs/>
+          <w:color w:val="15151d"/>
+          <w:sz w:val="22"/>
+          <w:szCs w:val="22"/>
+        </w:rPr>
+        <w:t xml:space="preserve">“⚠LINE from script (worksheet) — leaving Columbia”</w:t>
+      </w:r>
+    </w:p>
+    <w:p>
+      <w:pPr>
+        <w:pBdr>
+          <w:bottom w:val="single" w:color="9aa0a8" w:sz="6"/>
+        </w:pBdr>
+        <w:spacing w:after="200" w:before="60"/>
+        <w:ind w:left="460"/>
+      </w:pPr>
+      <w:r>
+        <w:rPr>
+          <w:rFonts w:ascii="Arial" w:cs="Arial" w:eastAsia="Arial" w:hAnsi="Arial"/>
+          <w:b/>
+          <w:bCs/>
+          <w:color w:val="6b7280"/>
+          <w:sz w:val="16"/>
+          <w:szCs w:val="16"/>
+        </w:rPr>
+        <w:t xml:space="preserve">REAL LINE:  </w:t>
+      </w:r>
+    </w:p>
+    <w:p>
+      <w:pPr>
+        <w:spacing w:after="10"/>
+      </w:pPr>
+      <w:r>
+        <w:rPr>
+          <w:rFonts w:ascii="Courier New" w:cs="Courier New" w:eastAsia="Courier New" w:hAnsi="Courier New"/>
+          <w:b/>
+          <w:bCs/>
+          <w:color w:val="6b7280"/>
+          <w:sz w:val="20"/>
+          <w:szCs w:val="20"/>
+        </w:rPr>
+        <w:t xml:space="preserve">4.9   </w:t>
+      </w:r>
+      <w:r>
+        <w:rPr>
+          <w:rFonts w:ascii="Arial" w:cs="Arial" w:eastAsia="Arial" w:hAnsi="Arial"/>
+          <w:b/>
+          <w:bCs/>
+          <w:color w:val="15151d"/>
+          <w:sz w:val="22"/>
+          <w:szCs w:val="22"/>
+        </w:rPr>
+        <w:t xml:space="preserve">“⚠LINE from script (worksheet) — Sonny read it”</w:t>
+      </w:r>
+    </w:p>
+    <w:p>
+      <w:pPr>
+        <w:pBdr>
+          <w:bottom w:val="single" w:color="9aa0a8" w:sz="6"/>
+        </w:pBdr>
+        <w:spacing w:after="200" w:before="60"/>
+        <w:ind w:left="460"/>
+      </w:pPr>
+      <w:r>
+        <w:rPr>
+          <w:rFonts w:ascii="Arial" w:cs="Arial" w:eastAsia="Arial" w:hAnsi="Arial"/>
+          <w:b/>
+          <w:bCs/>
+          <w:color w:val="6b7280"/>
+          <w:sz w:val="16"/>
+          <w:szCs w:val="16"/>
+        </w:rPr>
+        <w:t xml:space="preserve">REAL LINE:  </w:t>
+      </w:r>
+    </w:p>
+    <w:p>
+      <w:pPr>
+        <w:spacing w:after="10"/>
+      </w:pPr>
+      <w:r>
+        <w:rPr>
+          <w:rFonts w:ascii="Courier New" w:cs="Courier New" w:eastAsia="Courier New" w:hAnsi="Courier New"/>
+          <w:b/>
+          <w:bCs/>
+          <w:color w:val="6b7280"/>
+          <w:sz w:val="20"/>
+          <w:szCs w:val="20"/>
+        </w:rPr>
+        <w:t xml:space="preserve">4.10   </w:t>
+      </w:r>
+      <w:r>
+        <w:rPr>
+          <w:rFonts w:ascii="Arial" w:cs="Arial" w:eastAsia="Arial" w:hAnsi="Arial"/>
+          <w:b w:val="false"/>
+          <w:bCs w:val="false"/>
+          <w:color w:val="2b4d8a"/>
+          <w:sz w:val="22"/>
+          <w:szCs w:val="22"/>
+        </w:rPr>
+        <w:t xml:space="preserve">♪ Button</w:t>
+      </w:r>
+    </w:p>
+    <w:p>
+      <w:pPr>
+        <w:pBdr>
+          <w:bottom w:val="single" w:color="9aa0a8" w:sz="6"/>
+        </w:pBdr>
+        <w:spacing w:after="200" w:before="60"/>
+        <w:ind w:left="460"/>
+      </w:pPr>
+      <w:r>
+        <w:rPr>
+          <w:rFonts w:ascii="Arial" w:cs="Arial" w:eastAsia="Arial" w:hAnsi="Arial"/>
+          <w:b/>
+          <w:bCs/>
+          <w:color w:val="6b7280"/>
+          <w:sz w:val="16"/>
+          <w:szCs w:val="16"/>
+        </w:rPr>
+        <w:t xml:space="preserve">REAL LINE:  </w:t>
+      </w:r>
+    </w:p>
+    <w:p>
+      <w:pPr>
+        <w:pageBreakBefore/>
+        <w:spacing w:after="160"/>
+      </w:pPr>
+      <w:r>
+        <w:rPr>
+          <w:rFonts w:ascii="Arial" w:cs="Arial" w:eastAsia="Arial" w:hAnsi="Arial"/>
+          <w:b/>
+          <w:bCs/>
+          <w:color w:val="15151d"/>
+          <w:sz w:val="32"/>
+          <w:szCs w:val="32"/>
+        </w:rPr>
+        <w:t xml:space="preserve">5 · I’m a Part of That</w:t>
+      </w:r>
+      <w:r>
+        <w:rPr>
+          <w:rFonts w:ascii="Arial" w:cs="Arial" w:eastAsia="Arial" w:hAnsi="Arial"/>
+          <w:color w:val="6b7280"/>
+          <w:sz w:val="20"/>
+          <w:szCs w:val="20"/>
+        </w:rPr>
+        <w:t xml:space="preserve">   ·   13 cues</w:t>
+      </w:r>
+    </w:p>
+    <w:p>
+      <w:pPr>
+        <w:spacing w:after="10"/>
+      </w:pPr>
+      <w:r>
+        <w:rPr>
+          <w:rFonts w:ascii="Courier New" w:cs="Courier New" w:eastAsia="Courier New" w:hAnsi="Courier New"/>
+          <w:b/>
+          <w:bCs/>
+          <w:color w:val="6b7280"/>
+          <w:sz w:val="20"/>
+          <w:szCs w:val="20"/>
+        </w:rPr>
+        <w:t xml:space="preserve">5.1   </w:t>
+      </w:r>
+      <w:r>
+        <w:rPr>
+          <w:rFonts w:ascii="Arial" w:cs="Arial" w:eastAsia="Arial" w:hAnsi="Arial"/>
+          <w:b w:val="false"/>
+          <w:bCs w:val="false"/>
+          <w:color w:val="2b4d8a"/>
+          <w:sz w:val="22"/>
+          <w:szCs w:val="22"/>
+        </w:rPr>
+        <w:t xml:space="preserve">♪ Intro figure</w:t>
+      </w:r>
+    </w:p>
+    <w:p>
+      <w:pPr>
+        <w:pBdr>
+          <w:bottom w:val="single" w:color="9aa0a8" w:sz="6"/>
+        </w:pBdr>
+        <w:spacing w:after="200" w:before="60"/>
+        <w:ind w:left="460"/>
+      </w:pPr>
+      <w:r>
+        <w:rPr>
+          <w:rFonts w:ascii="Arial" w:cs="Arial" w:eastAsia="Arial" w:hAnsi="Arial"/>
+          <w:b/>
+          <w:bCs/>
+          <w:color w:val="6b7280"/>
+          <w:sz w:val="16"/>
+          <w:szCs w:val="16"/>
+        </w:rPr>
+        <w:t xml:space="preserve">REAL LINE:  </w:t>
+      </w:r>
+    </w:p>
+    <w:p>
+      <w:pPr>
+        <w:spacing w:after="10"/>
+      </w:pPr>
+      <w:r>
+        <w:rPr>
+          <w:rFonts w:ascii="Courier New" w:cs="Courier New" w:eastAsia="Courier New" w:hAnsi="Courier New"/>
+          <w:b/>
+          <w:bCs/>
+          <w:color w:val="6b7280"/>
+          <w:sz w:val="20"/>
+          <w:szCs w:val="20"/>
+        </w:rPr>
+        <w:t xml:space="preserve">5.2   </w:t>
+      </w:r>
+      <w:r>
+        <w:rPr>
+          <w:rFonts w:ascii="Arial" w:cs="Arial" w:eastAsia="Arial" w:hAnsi="Arial"/>
+          <w:b/>
+          <w:bCs/>
+          <w:color w:val="15151d"/>
+          <w:sz w:val="22"/>
+          <w:szCs w:val="22"/>
+        </w:rPr>
+        <w:t xml:space="preserve">“He looks at me and sees me”</w:t>
+      </w:r>
+    </w:p>
+    <w:p>
+      <w:pPr>
+        <w:pBdr>
+          <w:bottom w:val="single" w:color="9aa0a8" w:sz="6"/>
+        </w:pBdr>
+        <w:spacing w:after="200" w:before="60"/>
+        <w:ind w:left="460"/>
+      </w:pPr>
+      <w:r>
+        <w:rPr>
+          <w:rFonts w:ascii="Arial" w:cs="Arial" w:eastAsia="Arial" w:hAnsi="Arial"/>
+          <w:b/>
+          <w:bCs/>
+          <w:color w:val="6b7280"/>
+          <w:sz w:val="16"/>
+          <w:szCs w:val="16"/>
+        </w:rPr>
+        <w:t xml:space="preserve">REAL LINE:  </w:t>
+      </w:r>
+    </w:p>
+    <w:p>
+      <w:pPr>
+        <w:spacing w:after="10"/>
+      </w:pPr>
+      <w:r>
+        <w:rPr>
+          <w:rFonts w:ascii="Courier New" w:cs="Courier New" w:eastAsia="Courier New" w:hAnsi="Courier New"/>
+          <w:b/>
+          <w:bCs/>
+          <w:color w:val="6b7280"/>
+          <w:sz w:val="20"/>
+          <w:szCs w:val="20"/>
+        </w:rPr>
+        <w:t xml:space="preserve">5.3   </w:t>
+      </w:r>
+      <w:r>
+        <w:rPr>
+          <w:rFonts w:ascii="Arial" w:cs="Arial" w:eastAsia="Arial" w:hAnsi="Arial"/>
+          <w:b/>
+          <w:bCs/>
+          <w:color w:val="15151d"/>
+          <w:sz w:val="22"/>
+          <w:szCs w:val="22"/>
+        </w:rPr>
+        <w:t xml:space="preserve">“And soon he wanders off”</w:t>
+      </w:r>
+    </w:p>
+    <w:p>
+      <w:pPr>
+        <w:pBdr>
+          <w:bottom w:val="single" w:color="9aa0a8" w:sz="6"/>
+        </w:pBdr>
+        <w:spacing w:after="200" w:before="60"/>
+        <w:ind w:left="460"/>
+      </w:pPr>
+      <w:r>
+        <w:rPr>
+          <w:rFonts w:ascii="Arial" w:cs="Arial" w:eastAsia="Arial" w:hAnsi="Arial"/>
+          <w:b/>
+          <w:bCs/>
+          <w:color w:val="6b7280"/>
+          <w:sz w:val="16"/>
+          <w:szCs w:val="16"/>
+        </w:rPr>
+        <w:t xml:space="preserve">REAL LINE:  </w:t>
+      </w:r>
+    </w:p>
+    <w:p>
+      <w:pPr>
+        <w:spacing w:after="10"/>
+      </w:pPr>
+      <w:r>
+        <w:rPr>
+          <w:rFonts w:ascii="Courier New" w:cs="Courier New" w:eastAsia="Courier New" w:hAnsi="Courier New"/>
+          <w:b/>
+          <w:bCs/>
+          <w:color w:val="6b7280"/>
+          <w:sz w:val="20"/>
+          <w:szCs w:val="20"/>
+        </w:rPr>
+        <w:t xml:space="preserve">5.4   </w:t>
+      </w:r>
+      <w:r>
+        <w:rPr>
+          <w:rFonts w:ascii="Arial" w:cs="Arial" w:eastAsia="Arial" w:hAnsi="Arial"/>
+          <w:b/>
+          <w:bCs/>
+          <w:color w:val="15151d"/>
+          <w:sz w:val="22"/>
+          <w:szCs w:val="22"/>
+        </w:rPr>
+        <w:t xml:space="preserve">“And I’m a part of that.”</w:t>
+      </w:r>
+    </w:p>
+    <w:p>
+      <w:pPr>
+        <w:pBdr>
+          <w:bottom w:val="single" w:color="9aa0a8" w:sz="6"/>
+        </w:pBdr>
+        <w:spacing w:after="200" w:before="60"/>
+        <w:ind w:left="460"/>
+      </w:pPr>
+      <w:r>
+        <w:rPr>
+          <w:rFonts w:ascii="Arial" w:cs="Arial" w:eastAsia="Arial" w:hAnsi="Arial"/>
+          <w:b/>
+          <w:bCs/>
+          <w:color w:val="6b7280"/>
+          <w:sz w:val="16"/>
+          <w:szCs w:val="16"/>
+        </w:rPr>
+        <w:t xml:space="preserve">REAL LINE:  </w:t>
+      </w:r>
+    </w:p>
+    <w:p>
+      <w:pPr>
+        <w:spacing w:after="10"/>
+      </w:pPr>
+      <w:r>
+        <w:rPr>
+          <w:rFonts w:ascii="Courier New" w:cs="Courier New" w:eastAsia="Courier New" w:hAnsi="Courier New"/>
+          <w:b/>
+          <w:bCs/>
+          <w:color w:val="6b7280"/>
+          <w:sz w:val="20"/>
+          <w:szCs w:val="20"/>
+        </w:rPr>
+        <w:t xml:space="preserve">5.5   </w:t>
+      </w:r>
+      <w:r>
+        <w:rPr>
+          <w:rFonts w:ascii="Arial" w:cs="Arial" w:eastAsia="Arial" w:hAnsi="Arial"/>
+          <w:b/>
+          <w:bCs/>
+          <w:color w:val="15151d"/>
+          <w:sz w:val="22"/>
+          <w:szCs w:val="22"/>
+        </w:rPr>
+        <w:t xml:space="preserve">“He’s got a mind like a diamond”</w:t>
+      </w:r>
+    </w:p>
+    <w:p>
+      <w:pPr>
+        <w:pBdr>
+          <w:bottom w:val="single" w:color="9aa0a8" w:sz="6"/>
+        </w:pBdr>
+        <w:spacing w:after="200" w:before="60"/>
+        <w:ind w:left="460"/>
+      </w:pPr>
+      <w:r>
+        <w:rPr>
+          <w:rFonts w:ascii="Arial" w:cs="Arial" w:eastAsia="Arial" w:hAnsi="Arial"/>
+          <w:b/>
+          <w:bCs/>
+          <w:color w:val="6b7280"/>
+          <w:sz w:val="16"/>
+          <w:szCs w:val="16"/>
+        </w:rPr>
+        <w:t xml:space="preserve">REAL LINE:  </w:t>
+      </w:r>
+    </w:p>
+    <w:p>
+      <w:pPr>
+        <w:spacing w:after="10"/>
+      </w:pPr>
+      <w:r>
+        <w:rPr>
+          <w:rFonts w:ascii="Courier New" w:cs="Courier New" w:eastAsia="Courier New" w:hAnsi="Courier New"/>
+          <w:b/>
+          <w:bCs/>
+          <w:color w:val="6b7280"/>
+          <w:sz w:val="20"/>
+          <w:szCs w:val="20"/>
+        </w:rPr>
+        <w:t xml:space="preserve">5.6   </w:t>
+      </w:r>
+      <w:r>
+        <w:rPr>
+          <w:rFonts w:ascii="Arial" w:cs="Arial" w:eastAsia="Arial" w:hAnsi="Arial"/>
+          <w:b/>
+          <w:bCs/>
+          <w:color w:val="15151d"/>
+          <w:sz w:val="22"/>
+          <w:szCs w:val="22"/>
+        </w:rPr>
+        <w:t xml:space="preserve">“He’s got a smile that would blind me,”</w:t>
+      </w:r>
+    </w:p>
+    <w:p>
+      <w:pPr>
+        <w:pBdr>
+          <w:bottom w:val="single" w:color="9aa0a8" w:sz="6"/>
+        </w:pBdr>
+        <w:spacing w:after="200" w:before="60"/>
+        <w:ind w:left="460"/>
+      </w:pPr>
+      <w:r>
+        <w:rPr>
+          <w:rFonts w:ascii="Arial" w:cs="Arial" w:eastAsia="Arial" w:hAnsi="Arial"/>
+          <w:b/>
+          <w:bCs/>
+          <w:color w:val="6b7280"/>
+          <w:sz w:val="16"/>
+          <w:szCs w:val="16"/>
+        </w:rPr>
+        <w:t xml:space="preserve">REAL LINE:  </w:t>
+      </w:r>
+    </w:p>
+    <w:p>
+      <w:pPr>
+        <w:spacing w:after="10"/>
+      </w:pPr>
+      <w:r>
+        <w:rPr>
+          <w:rFonts w:ascii="Courier New" w:cs="Courier New" w:eastAsia="Courier New" w:hAnsi="Courier New"/>
+          <w:b/>
+          <w:bCs/>
+          <w:color w:val="6b7280"/>
+          <w:sz w:val="20"/>
+          <w:szCs w:val="20"/>
+        </w:rPr>
+        <w:t xml:space="preserve">5.7   </w:t>
+      </w:r>
+      <w:r>
+        <w:rPr>
+          <w:rFonts w:ascii="Arial" w:cs="Arial" w:eastAsia="Arial" w:hAnsi="Arial"/>
+          <w:b/>
+          <w:bCs/>
+          <w:color w:val="15151d"/>
+          <w:sz w:val="22"/>
+          <w:szCs w:val="22"/>
+        </w:rPr>
+        <w:t xml:space="preserve">“(phrase button)”</w:t>
+      </w:r>
+    </w:p>
+    <w:p>
+      <w:pPr>
+        <w:pBdr>
+          <w:bottom w:val="single" w:color="9aa0a8" w:sz="6"/>
+        </w:pBdr>
+        <w:spacing w:after="200" w:before="60"/>
+        <w:ind w:left="460"/>
+      </w:pPr>
+      <w:r>
+        <w:rPr>
+          <w:rFonts w:ascii="Arial" w:cs="Arial" w:eastAsia="Arial" w:hAnsi="Arial"/>
+          <w:b/>
+          <w:bCs/>
+          <w:color w:val="6b7280"/>
+          <w:sz w:val="16"/>
+          <w:szCs w:val="16"/>
+        </w:rPr>
+        <w:t xml:space="preserve">REAL LINE:  </w:t>
+      </w:r>
+    </w:p>
+    <w:p>
+      <w:pPr>
+        <w:spacing w:after="10"/>
+      </w:pPr>
+      <w:r>
+        <w:rPr>
+          <w:rFonts w:ascii="Courier New" w:cs="Courier New" w:eastAsia="Courier New" w:hAnsi="Courier New"/>
+          <w:b/>
+          <w:bCs/>
+          <w:color w:val="6b7280"/>
+          <w:sz w:val="20"/>
+          <w:szCs w:val="20"/>
+        </w:rPr>
+        <w:t xml:space="preserve">5.8   </w:t>
+      </w:r>
+      <w:r>
+        <w:rPr>
+          <w:rFonts w:ascii="Arial" w:cs="Arial" w:eastAsia="Arial" w:hAnsi="Arial"/>
+          <w:b/>
+          <w:bCs/>
+          <w:color w:val="15151d"/>
+          <w:sz w:val="22"/>
+          <w:szCs w:val="22"/>
+        </w:rPr>
+        <w:t xml:space="preserve">“And I’m a part of that.”</w:t>
+      </w:r>
+    </w:p>
+    <w:p>
+      <w:pPr>
+        <w:pBdr>
+          <w:bottom w:val="single" w:color="9aa0a8" w:sz="6"/>
+        </w:pBdr>
+        <w:spacing w:after="200" w:before="60"/>
+        <w:ind w:left="460"/>
+      </w:pPr>
+      <w:r>
+        <w:rPr>
+          <w:rFonts w:ascii="Arial" w:cs="Arial" w:eastAsia="Arial" w:hAnsi="Arial"/>
+          <w:b/>
+          <w:bCs/>
+          <w:color w:val="6b7280"/>
+          <w:sz w:val="16"/>
+          <w:szCs w:val="16"/>
+        </w:rPr>
+        <w:t xml:space="preserve">REAL LINE:  </w:t>
+      </w:r>
+    </w:p>
+    <w:p>
+      <w:pPr>
+        <w:spacing w:after="10"/>
+      </w:pPr>
+      <w:r>
+        <w:rPr>
+          <w:rFonts w:ascii="Courier New" w:cs="Courier New" w:eastAsia="Courier New" w:hAnsi="Courier New"/>
+          <w:b/>
+          <w:bCs/>
+          <w:color w:val="6b7280"/>
+          <w:sz w:val="20"/>
+          <w:szCs w:val="20"/>
+        </w:rPr>
+        <w:t xml:space="preserve">5.9   </w:t>
+      </w:r>
+      <w:r>
+        <w:rPr>
+          <w:rFonts w:ascii="Arial" w:cs="Arial" w:eastAsia="Arial" w:hAnsi="Arial"/>
+          <w:b/>
+          <w:bCs/>
+          <w:color w:val="15151d"/>
+          <w:sz w:val="22"/>
+          <w:szCs w:val="22"/>
+        </w:rPr>
+        <w:t xml:space="preserve">“And he smiles.”</w:t>
+      </w:r>
+    </w:p>
+    <w:p>
+      <w:pPr>
+        <w:pBdr>
+          <w:bottom w:val="single" w:color="9aa0a8" w:sz="6"/>
+        </w:pBdr>
+        <w:spacing w:after="200" w:before="60"/>
+        <w:ind w:left="460"/>
+      </w:pPr>
+      <w:r>
+        <w:rPr>
+          <w:rFonts w:ascii="Arial" w:cs="Arial" w:eastAsia="Arial" w:hAnsi="Arial"/>
+          <w:b/>
+          <w:bCs/>
+          <w:color w:val="6b7280"/>
+          <w:sz w:val="16"/>
+          <w:szCs w:val="16"/>
+        </w:rPr>
+        <w:t xml:space="preserve">REAL LINE:  </w:t>
+      </w:r>
+    </w:p>
+    <w:p>
+      <w:pPr>
+        <w:spacing w:after="10"/>
+      </w:pPr>
+      <w:r>
+        <w:rPr>
+          <w:rFonts w:ascii="Courier New" w:cs="Courier New" w:eastAsia="Courier New" w:hAnsi="Courier New"/>
+          <w:b/>
+          <w:bCs/>
+          <w:color w:val="6b7280"/>
+          <w:sz w:val="20"/>
+          <w:szCs w:val="20"/>
+        </w:rPr>
+        <w:t xml:space="preserve">5.10   </w:t>
       </w:r>
       <w:r>
         <w:rPr>
@@ -1745,43 +3113,210 @@
           <w:sz w:val="22"/>
           <w:szCs w:val="22"/>
         </w:rPr>
-        <w:t xml:space="preserve">▸ JAMIE takes the phone call (the flashback)</w:t>
-      </w:r>
-    </w:p>
-    <w:p>
-      <w:pPr>
-        <w:pBdr>
-          <w:bottom w:val="single" w:color="9aa0a8" w:sz="6"/>
-        </w:pBdr>
-        <w:spacing w:after="200" w:before="60"/>
-        <w:ind w:left="460"/>
-      </w:pPr>
-      <w:r>
-        <w:rPr>
-          <w:rFonts w:ascii="Arial" w:cs="Arial" w:eastAsia="Arial" w:hAnsi="Arial"/>
-          <w:b/>
-          <w:bCs/>
-          <w:color w:val="6b7280"/>
-          <w:sz w:val="16"/>
-          <w:szCs w:val="16"/>
-        </w:rPr>
-        <w:t xml:space="preserve">REAL LINE:  </w:t>
-      </w:r>
-    </w:p>
-    <w:p>
-      <w:pPr>
-        <w:spacing w:after="10"/>
-      </w:pPr>
-      <w:r>
-        <w:rPr>
-          <w:rFonts w:ascii="Courier New" w:cs="Courier New" w:eastAsia="Courier New" w:hAnsi="Courier New"/>
-          <w:b/>
-          <w:bCs/>
-          <w:color w:val="6b7280"/>
-          <w:sz w:val="20"/>
-          <w:szCs w:val="20"/>
-        </w:rPr>
-        <w:t xml:space="preserve">3.5   </w:t>
+        <w:t xml:space="preserve">▸ SHE opens the book and closes it.</w:t>
+      </w:r>
+    </w:p>
+    <w:p>
+      <w:pPr>
+        <w:pBdr>
+          <w:bottom w:val="single" w:color="9aa0a8" w:sz="6"/>
+        </w:pBdr>
+        <w:spacing w:after="200" w:before="60"/>
+        <w:ind w:left="460"/>
+      </w:pPr>
+      <w:r>
+        <w:rPr>
+          <w:rFonts w:ascii="Arial" w:cs="Arial" w:eastAsia="Arial" w:hAnsi="Arial"/>
+          <w:b/>
+          <w:bCs/>
+          <w:color w:val="6b7280"/>
+          <w:sz w:val="16"/>
+          <w:szCs w:val="16"/>
+        </w:rPr>
+        <w:t xml:space="preserve">REAL LINE:  </w:t>
+      </w:r>
+    </w:p>
+    <w:p>
+      <w:pPr>
+        <w:spacing w:after="10"/>
+      </w:pPr>
+      <w:r>
+        <w:rPr>
+          <w:rFonts w:ascii="Courier New" w:cs="Courier New" w:eastAsia="Courier New" w:hAnsi="Courier New"/>
+          <w:b/>
+          <w:bCs/>
+          <w:color w:val="6b7280"/>
+          <w:sz w:val="20"/>
+          <w:szCs w:val="20"/>
+        </w:rPr>
+        <w:t xml:space="preserve">5.11   </w:t>
+      </w:r>
+      <w:r>
+        <w:rPr>
+          <w:rFonts w:ascii="Arial" w:cs="Arial" w:eastAsia="Arial" w:hAnsi="Arial"/>
+          <w:b/>
+          <w:bCs/>
+          <w:color w:val="15151d"/>
+          <w:sz w:val="22"/>
+          <w:szCs w:val="22"/>
+        </w:rPr>
+        <w:t xml:space="preserve">“(two bars later)”</w:t>
+      </w:r>
+    </w:p>
+    <w:p>
+      <w:pPr>
+        <w:pBdr>
+          <w:bottom w:val="single" w:color="9aa0a8" w:sz="6"/>
+        </w:pBdr>
+        <w:spacing w:after="200" w:before="60"/>
+        <w:ind w:left="460"/>
+      </w:pPr>
+      <w:r>
+        <w:rPr>
+          <w:rFonts w:ascii="Arial" w:cs="Arial" w:eastAsia="Arial" w:hAnsi="Arial"/>
+          <w:b/>
+          <w:bCs/>
+          <w:color w:val="6b7280"/>
+          <w:sz w:val="16"/>
+          <w:szCs w:val="16"/>
+        </w:rPr>
+        <w:t xml:space="preserve">REAL LINE:  </w:t>
+      </w:r>
+    </w:p>
+    <w:p>
+      <w:pPr>
+        <w:spacing w:after="10"/>
+      </w:pPr>
+      <w:r>
+        <w:rPr>
+          <w:rFonts w:ascii="Courier New" w:cs="Courier New" w:eastAsia="Courier New" w:hAnsi="Courier New"/>
+          <w:b/>
+          <w:bCs/>
+          <w:color w:val="6b7280"/>
+          <w:sz w:val="20"/>
+          <w:szCs w:val="20"/>
+        </w:rPr>
+        <w:t xml:space="preserve">5.12   </w:t>
+      </w:r>
+      <w:r>
+        <w:rPr>
+          <w:rFonts w:ascii="Arial" w:cs="Arial" w:eastAsia="Arial" w:hAnsi="Arial"/>
+          <w:b/>
+          <w:bCs/>
+          <w:color w:val="15151d"/>
+          <w:sz w:val="22"/>
+          <w:szCs w:val="22"/>
+        </w:rPr>
+        <w:t xml:space="preserve">“And I’m a part of that.”</w:t>
+      </w:r>
+    </w:p>
+    <w:p>
+      <w:pPr>
+        <w:pBdr>
+          <w:bottom w:val="single" w:color="9aa0a8" w:sz="6"/>
+        </w:pBdr>
+        <w:spacing w:after="200" w:before="60"/>
+        <w:ind w:left="460"/>
+      </w:pPr>
+      <w:r>
+        <w:rPr>
+          <w:rFonts w:ascii="Arial" w:cs="Arial" w:eastAsia="Arial" w:hAnsi="Arial"/>
+          <w:b/>
+          <w:bCs/>
+          <w:color w:val="6b7280"/>
+          <w:sz w:val="16"/>
+          <w:szCs w:val="16"/>
+        </w:rPr>
+        <w:t xml:space="preserve">REAL LINE:  </w:t>
+      </w:r>
+    </w:p>
+    <w:p>
+      <w:pPr>
+        <w:spacing w:after="10"/>
+      </w:pPr>
+      <w:r>
+        <w:rPr>
+          <w:rFonts w:ascii="Courier New" w:cs="Courier New" w:eastAsia="Courier New" w:hAnsi="Courier New"/>
+          <w:b/>
+          <w:bCs/>
+          <w:color w:val="6b7280"/>
+          <w:sz w:val="20"/>
+          <w:szCs w:val="20"/>
+        </w:rPr>
+        <w:t xml:space="preserve">5.13   </w:t>
+      </w:r>
+      <w:r>
+        <w:rPr>
+          <w:rFonts w:ascii="Arial" w:cs="Arial" w:eastAsia="Arial" w:hAnsi="Arial"/>
+          <w:b w:val="false"/>
+          <w:bCs w:val="false"/>
+          <w:color w:val="2b4d8a"/>
+          <w:sz w:val="22"/>
+          <w:szCs w:val="22"/>
+        </w:rPr>
+        <w:t xml:space="preserve">♪ As the song ends</w:t>
+      </w:r>
+    </w:p>
+    <w:p>
+      <w:pPr>
+        <w:pBdr>
+          <w:bottom w:val="single" w:color="9aa0a8" w:sz="6"/>
+        </w:pBdr>
+        <w:spacing w:after="200" w:before="60"/>
+        <w:ind w:left="460"/>
+      </w:pPr>
+      <w:r>
+        <w:rPr>
+          <w:rFonts w:ascii="Arial" w:cs="Arial" w:eastAsia="Arial" w:hAnsi="Arial"/>
+          <w:b/>
+          <w:bCs/>
+          <w:color w:val="6b7280"/>
+          <w:sz w:val="16"/>
+          <w:szCs w:val="16"/>
+        </w:rPr>
+        <w:t xml:space="preserve">REAL LINE:  </w:t>
+      </w:r>
+    </w:p>
+    <w:p>
+      <w:pPr>
+        <w:pageBreakBefore/>
+        <w:spacing w:after="160"/>
+      </w:pPr>
+      <w:r>
+        <w:rPr>
+          <w:rFonts w:ascii="Arial" w:cs="Arial" w:eastAsia="Arial" w:hAnsi="Arial"/>
+          <w:b/>
+          <w:bCs/>
+          <w:color w:val="15151d"/>
+          <w:sz w:val="32"/>
+          <w:szCs w:val="32"/>
+        </w:rPr>
+        <w:t xml:space="preserve">6 · The Schmuel Song</w:t>
+      </w:r>
+      <w:r>
+        <w:rPr>
+          <w:rFonts w:ascii="Arial" w:cs="Arial" w:eastAsia="Arial" w:hAnsi="Arial"/>
+          <w:color w:val="6b7280"/>
+          <w:sz w:val="20"/>
+          <w:szCs w:val="20"/>
+        </w:rPr>
+        <w:t xml:space="preserve">   ·   2 cues</w:t>
+      </w:r>
+    </w:p>
+    <w:p>
+      <w:pPr>
+        <w:spacing w:after="10"/>
+      </w:pPr>
+      <w:r>
+        <w:rPr>
+          <w:rFonts w:ascii="Courier New" w:cs="Courier New" w:eastAsia="Courier New" w:hAnsi="Courier New"/>
+          <w:b/>
+          <w:bCs/>
+          <w:color w:val="6b7280"/>
+          <w:sz w:val="20"/>
+          <w:szCs w:val="20"/>
+        </w:rPr>
+        <w:t xml:space="preserve">6.1   </w:t>
       </w:r>
       <w:r>
         <w:rPr>
@@ -1792,69 +3327,43 @@
           <w:sz w:val="22"/>
           <w:szCs w:val="22"/>
         </w:rPr>
-        <w:t xml:space="preserve">▸ He hangs up</w:t>
-      </w:r>
-    </w:p>
-    <w:p>
-      <w:pPr>
-        <w:pBdr>
-          <w:bottom w:val="single" w:color="9aa0a8" w:sz="6"/>
-        </w:pBdr>
-        <w:spacing w:after="200" w:before="60"/>
-        <w:ind w:left="460"/>
-      </w:pPr>
-      <w:r>
-        <w:rPr>
-          <w:rFonts w:ascii="Arial" w:cs="Arial" w:eastAsia="Arial" w:hAnsi="Arial"/>
-          <w:b/>
-          <w:bCs/>
-          <w:color w:val="6b7280"/>
-          <w:sz w:val="16"/>
-          <w:szCs w:val="16"/>
-        </w:rPr>
-        <w:t xml:space="preserve">REAL LINE:  </w:t>
-      </w:r>
-    </w:p>
-    <w:p>
-      <w:pPr>
-        <w:pageBreakBefore/>
-        <w:spacing w:after="160"/>
-      </w:pPr>
-      <w:r>
-        <w:rPr>
-          <w:rFonts w:ascii="Arial" w:cs="Arial" w:eastAsia="Arial" w:hAnsi="Arial"/>
-          <w:b/>
-          <w:bCs/>
-          <w:color w:val="15151d"/>
-          <w:sz w:val="32"/>
-          <w:szCs w:val="32"/>
-        </w:rPr>
-        <w:t xml:space="preserve">4 · Moving Too Fast</w:t>
-      </w:r>
-      <w:r>
-        <w:rPr>
-          <w:rFonts w:ascii="Arial" w:cs="Arial" w:eastAsia="Arial" w:hAnsi="Arial"/>
-          <w:color w:val="6b7280"/>
-          <w:sz w:val="20"/>
-          <w:szCs w:val="20"/>
-        </w:rPr>
-        <w:t xml:space="preserve">   ·   7 cues</w:t>
-      </w:r>
-    </w:p>
-    <w:p>
-      <w:pPr>
-        <w:spacing w:after="10"/>
-      </w:pPr>
-      <w:r>
-        <w:rPr>
-          <w:rFonts w:ascii="Courier New" w:cs="Courier New" w:eastAsia="Courier New" w:hAnsi="Courier New"/>
-          <w:b/>
-          <w:bCs/>
-          <w:color w:val="6b7280"/>
-          <w:sz w:val="20"/>
-          <w:szCs w:val="20"/>
-        </w:rPr>
-        <w:t xml:space="preserve">4.1   </w:t>
+        <w:t xml:space="preserve">▸ Christmas — the story is his to tell</w:t>
+      </w:r>
+    </w:p>
+    <w:p>
+      <w:pPr>
+        <w:pBdr>
+          <w:bottom w:val="single" w:color="9aa0a8" w:sz="6"/>
+        </w:pBdr>
+        <w:spacing w:after="200" w:before="60"/>
+        <w:ind w:left="460"/>
+      </w:pPr>
+      <w:r>
+        <w:rPr>
+          <w:rFonts w:ascii="Arial" w:cs="Arial" w:eastAsia="Arial" w:hAnsi="Arial"/>
+          <w:b/>
+          <w:bCs/>
+          <w:color w:val="6b7280"/>
+          <w:sz w:val="16"/>
+          <w:szCs w:val="16"/>
+        </w:rPr>
+        <w:t xml:space="preserve">REAL LINE:  </w:t>
+      </w:r>
+    </w:p>
+    <w:p>
+      <w:pPr>
+        <w:spacing w:after="10"/>
+      </w:pPr>
+      <w:r>
+        <w:rPr>
+          <w:rFonts w:ascii="Courier New" w:cs="Courier New" w:eastAsia="Courier New" w:hAnsi="Courier New"/>
+          <w:b/>
+          <w:bCs/>
+          <w:color w:val="6b7280"/>
+          <w:sz w:val="20"/>
+          <w:szCs w:val="20"/>
+        </w:rPr>
+        <w:t xml:space="preserve">6.2   </w:t>
       </w:r>
       <w:r>
         <w:rPr>
@@ -1865,278 +3374,69 @@
           <w:sz w:val="22"/>
           <w:szCs w:val="22"/>
         </w:rPr>
-        <w:t xml:space="preserve">♪ Count-off — drums in</w:t>
-      </w:r>
-    </w:p>
-    <w:p>
-      <w:pPr>
-        <w:pBdr>
-          <w:bottom w:val="single" w:color="9aa0a8" w:sz="6"/>
-        </w:pBdr>
-        <w:spacing w:after="200" w:before="60"/>
-        <w:ind w:left="460"/>
-      </w:pPr>
-      <w:r>
-        <w:rPr>
-          <w:rFonts w:ascii="Arial" w:cs="Arial" w:eastAsia="Arial" w:hAnsi="Arial"/>
-          <w:b/>
-          <w:bCs/>
-          <w:color w:val="6b7280"/>
-          <w:sz w:val="16"/>
-          <w:szCs w:val="16"/>
-        </w:rPr>
-        <w:t xml:space="preserve">REAL LINE:  </w:t>
-      </w:r>
-    </w:p>
-    <w:p>
-      <w:pPr>
-        <w:spacing w:after="10"/>
-      </w:pPr>
-      <w:r>
-        <w:rPr>
-          <w:rFonts w:ascii="Courier New" w:cs="Courier New" w:eastAsia="Courier New" w:hAnsi="Courier New"/>
-          <w:b/>
-          <w:bCs/>
-          <w:color w:val="6b7280"/>
-          <w:sz w:val="20"/>
-          <w:szCs w:val="20"/>
-        </w:rPr>
-        <w:t xml:space="preserve">4.2   </w:t>
-      </w:r>
-      <w:r>
-        <w:rPr>
-          <w:rFonts w:ascii="Arial" w:cs="Arial" w:eastAsia="Arial" w:hAnsi="Arial"/>
-          <w:b/>
-          <w:bCs/>
-          <w:color w:val="15151d"/>
-          <w:sz w:val="22"/>
-          <w:szCs w:val="22"/>
-        </w:rPr>
-        <w:t xml:space="preserve">“⚠CONFIRM LINE — “I found an apartment on 73rd””</w:t>
-      </w:r>
-    </w:p>
-    <w:p>
-      <w:pPr>
-        <w:pBdr>
-          <w:bottom w:val="single" w:color="9aa0a8" w:sz="6"/>
-        </w:pBdr>
-        <w:spacing w:after="200" w:before="60"/>
-        <w:ind w:left="460"/>
-      </w:pPr>
-      <w:r>
-        <w:rPr>
-          <w:rFonts w:ascii="Arial" w:cs="Arial" w:eastAsia="Arial" w:hAnsi="Arial"/>
-          <w:b/>
-          <w:bCs/>
-          <w:color w:val="6b7280"/>
-          <w:sz w:val="16"/>
-          <w:szCs w:val="16"/>
-        </w:rPr>
-        <w:t xml:space="preserve">REAL LINE:  </w:t>
-      </w:r>
-    </w:p>
-    <w:p>
-      <w:pPr>
-        <w:spacing w:after="10"/>
-      </w:pPr>
-      <w:r>
-        <w:rPr>
-          <w:rFonts w:ascii="Courier New" w:cs="Courier New" w:eastAsia="Courier New" w:hAnsi="Courier New"/>
-          <w:b/>
-          <w:bCs/>
-          <w:color w:val="6b7280"/>
-          <w:sz w:val="20"/>
-          <w:szCs w:val="20"/>
-        </w:rPr>
-        <w:t xml:space="preserve">4.3   </w:t>
-      </w:r>
-      <w:r>
-        <w:rPr>
-          <w:rFonts w:ascii="Arial" w:cs="Arial" w:eastAsia="Arial" w:hAnsi="Arial"/>
-          <w:b/>
-          <w:bCs/>
-          <w:color w:val="15151d"/>
-          <w:sz w:val="22"/>
-          <w:szCs w:val="22"/>
-        </w:rPr>
-        <w:t xml:space="preserve">“⚠CONFIRM LINE — “The Atlantic Monthly’s printing my first chapter””</w:t>
-      </w:r>
-    </w:p>
-    <w:p>
-      <w:pPr>
-        <w:pBdr>
-          <w:bottom w:val="single" w:color="9aa0a8" w:sz="6"/>
-        </w:pBdr>
-        <w:spacing w:after="200" w:before="60"/>
-        <w:ind w:left="460"/>
-      </w:pPr>
-      <w:r>
-        <w:rPr>
-          <w:rFonts w:ascii="Arial" w:cs="Arial" w:eastAsia="Arial" w:hAnsi="Arial"/>
-          <w:b/>
-          <w:bCs/>
-          <w:color w:val="6b7280"/>
-          <w:sz w:val="16"/>
-          <w:szCs w:val="16"/>
-        </w:rPr>
-        <w:t xml:space="preserve">REAL LINE:  </w:t>
-      </w:r>
-    </w:p>
-    <w:p>
-      <w:pPr>
-        <w:spacing w:after="10"/>
-      </w:pPr>
-      <w:r>
-        <w:rPr>
-          <w:rFonts w:ascii="Courier New" w:cs="Courier New" w:eastAsia="Courier New" w:hAnsi="Courier New"/>
-          <w:b/>
-          <w:bCs/>
-          <w:color w:val="6b7280"/>
-          <w:sz w:val="20"/>
-          <w:szCs w:val="20"/>
-        </w:rPr>
-        <w:t xml:space="preserve">4.4   </w:t>
-      </w:r>
-      <w:r>
-        <w:rPr>
-          <w:rFonts w:ascii="Arial" w:cs="Arial" w:eastAsia="Arial" w:hAnsi="Arial"/>
-          <w:b/>
-          <w:bCs/>
-          <w:color w:val="15151d"/>
-          <w:sz w:val="22"/>
-          <w:szCs w:val="22"/>
-        </w:rPr>
-        <w:t xml:space="preserve">“⚠CONFIRM LINE — “Two thousand bucks without rewriting one word””</w:t>
-      </w:r>
-    </w:p>
-    <w:p>
-      <w:pPr>
-        <w:pBdr>
-          <w:bottom w:val="single" w:color="9aa0a8" w:sz="6"/>
-        </w:pBdr>
-        <w:spacing w:after="200" w:before="60"/>
-        <w:ind w:left="460"/>
-      </w:pPr>
-      <w:r>
-        <w:rPr>
-          <w:rFonts w:ascii="Arial" w:cs="Arial" w:eastAsia="Arial" w:hAnsi="Arial"/>
-          <w:b/>
-          <w:bCs/>
-          <w:color w:val="6b7280"/>
-          <w:sz w:val="16"/>
-          <w:szCs w:val="16"/>
-        </w:rPr>
-        <w:t xml:space="preserve">REAL LINE:  </w:t>
-      </w:r>
-    </w:p>
-    <w:p>
-      <w:pPr>
-        <w:spacing w:after="10"/>
-      </w:pPr>
-      <w:r>
-        <w:rPr>
-          <w:rFonts w:ascii="Courier New" w:cs="Courier New" w:eastAsia="Courier New" w:hAnsi="Courier New"/>
-          <w:b/>
-          <w:bCs/>
-          <w:color w:val="6b7280"/>
-          <w:sz w:val="20"/>
-          <w:szCs w:val="20"/>
-        </w:rPr>
-        <w:t xml:space="preserve">4.5   </w:t>
-      </w:r>
-      <w:r>
-        <w:rPr>
-          <w:rFonts w:ascii="Arial" w:cs="Arial" w:eastAsia="Arial" w:hAnsi="Arial"/>
-          <w:b/>
-          <w:bCs/>
-          <w:color w:val="15151d"/>
-          <w:sz w:val="22"/>
-          <w:szCs w:val="22"/>
-        </w:rPr>
-        <w:t xml:space="preserve">“⚠CONFIRM LINE — “I left Columbia””</w:t>
-      </w:r>
-    </w:p>
-    <w:p>
-      <w:pPr>
-        <w:pBdr>
-          <w:bottom w:val="single" w:color="9aa0a8" w:sz="6"/>
-        </w:pBdr>
-        <w:spacing w:after="200" w:before="60"/>
-        <w:ind w:left="460"/>
-      </w:pPr>
-      <w:r>
-        <w:rPr>
-          <w:rFonts w:ascii="Arial" w:cs="Arial" w:eastAsia="Arial" w:hAnsi="Arial"/>
-          <w:b/>
-          <w:bCs/>
-          <w:color w:val="6b7280"/>
-          <w:sz w:val="16"/>
-          <w:szCs w:val="16"/>
-        </w:rPr>
-        <w:t xml:space="preserve">REAL LINE:  </w:t>
-      </w:r>
-    </w:p>
-    <w:p>
-      <w:pPr>
-        <w:spacing w:after="10"/>
-      </w:pPr>
-      <w:r>
-        <w:rPr>
-          <w:rFonts w:ascii="Courier New" w:cs="Courier New" w:eastAsia="Courier New" w:hAnsi="Courier New"/>
-          <w:b/>
-          <w:bCs/>
-          <w:color w:val="6b7280"/>
-          <w:sz w:val="20"/>
-          <w:szCs w:val="20"/>
-        </w:rPr>
-        <w:t xml:space="preserve">4.6   </w:t>
-      </w:r>
-      <w:r>
-        <w:rPr>
-          <w:rFonts w:ascii="Arial" w:cs="Arial" w:eastAsia="Arial" w:hAnsi="Arial"/>
-          <w:b/>
-          <w:bCs/>
-          <w:color w:val="15151d"/>
-          <w:sz w:val="22"/>
-          <w:szCs w:val="22"/>
-        </w:rPr>
-        <w:t xml:space="preserve">“⚠CONFIRM LINE — “…and Sonny read it” (his publisher texts)”</w:t>
-      </w:r>
-    </w:p>
-    <w:p>
-      <w:pPr>
-        <w:pBdr>
-          <w:bottom w:val="single" w:color="9aa0a8" w:sz="6"/>
-        </w:pBdr>
-        <w:spacing w:after="200" w:before="60"/>
-        <w:ind w:left="460"/>
-      </w:pPr>
-      <w:r>
-        <w:rPr>
-          <w:rFonts w:ascii="Arial" w:cs="Arial" w:eastAsia="Arial" w:hAnsi="Arial"/>
-          <w:b/>
-          <w:bCs/>
-          <w:color w:val="6b7280"/>
-          <w:sz w:val="16"/>
-          <w:szCs w:val="16"/>
-        </w:rPr>
-        <w:t xml:space="preserve">REAL LINE:  </w:t>
-      </w:r>
-    </w:p>
-    <w:p>
-      <w:pPr>
-        <w:spacing w:after="10"/>
-      </w:pPr>
-      <w:r>
-        <w:rPr>
-          <w:rFonts w:ascii="Courier New" w:cs="Courier New" w:eastAsia="Courier New" w:hAnsi="Courier New"/>
-          <w:b/>
-          <w:bCs/>
-          <w:color w:val="6b7280"/>
-          <w:sz w:val="20"/>
-          <w:szCs w:val="20"/>
-        </w:rPr>
-        <w:t xml:space="preserve">4.7   </w:t>
+        <w:t xml:space="preserve">♪ Cutoff</w:t>
+      </w:r>
+    </w:p>
+    <w:p>
+      <w:pPr>
+        <w:pBdr>
+          <w:bottom w:val="single" w:color="9aa0a8" w:sz="6"/>
+        </w:pBdr>
+        <w:spacing w:after="200" w:before="60"/>
+        <w:ind w:left="460"/>
+      </w:pPr>
+      <w:r>
+        <w:rPr>
+          <w:rFonts w:ascii="Arial" w:cs="Arial" w:eastAsia="Arial" w:hAnsi="Arial"/>
+          <w:b/>
+          <w:bCs/>
+          <w:color w:val="6b7280"/>
+          <w:sz w:val="16"/>
+          <w:szCs w:val="16"/>
+        </w:rPr>
+        <w:t xml:space="preserve">REAL LINE:  </w:t>
+      </w:r>
+    </w:p>
+    <w:p>
+      <w:pPr>
+        <w:pageBreakBefore/>
+        <w:spacing w:after="160"/>
+      </w:pPr>
+      <w:r>
+        <w:rPr>
+          <w:rFonts w:ascii="Arial" w:cs="Arial" w:eastAsia="Arial" w:hAnsi="Arial"/>
+          <w:b/>
+          <w:bCs/>
+          <w:color w:val="15151d"/>
+          <w:sz w:val="32"/>
+          <w:szCs w:val="32"/>
+        </w:rPr>
+        <w:t xml:space="preserve">7 · A Summer in Ohio</w:t>
+      </w:r>
+      <w:r>
+        <w:rPr>
+          <w:rFonts w:ascii="Arial" w:cs="Arial" w:eastAsia="Arial" w:hAnsi="Arial"/>
+          <w:color w:val="6b7280"/>
+          <w:sz w:val="20"/>
+          <w:szCs w:val="20"/>
+        </w:rPr>
+        <w:t xml:space="preserve">   ·   2 cues</w:t>
+      </w:r>
+    </w:p>
+    <w:p>
+      <w:pPr>
+        <w:spacing w:after="10"/>
+      </w:pPr>
+      <w:r>
+        <w:rPr>
+          <w:rFonts w:ascii="Courier New" w:cs="Courier New" w:eastAsia="Courier New" w:hAnsi="Courier New"/>
+          <w:b/>
+          <w:bCs/>
+          <w:color w:val="6b7280"/>
+          <w:sz w:val="20"/>
+          <w:szCs w:val="20"/>
+        </w:rPr>
+        <w:t xml:space="preserve">7.1   </w:t>
       </w:r>
       <w:r>
         <w:rPr>
@@ -2147,69 +3447,43 @@
           <w:sz w:val="22"/>
           <w:szCs w:val="22"/>
         </w:rPr>
-        <w:t xml:space="preserve">♪ CUTOFF</w:t>
-      </w:r>
-    </w:p>
-    <w:p>
-      <w:pPr>
-        <w:pBdr>
-          <w:bottom w:val="single" w:color="9aa0a8" w:sz="6"/>
-        </w:pBdr>
-        <w:spacing w:after="200" w:before="60"/>
-        <w:ind w:left="460"/>
-      </w:pPr>
-      <w:r>
-        <w:rPr>
-          <w:rFonts w:ascii="Arial" w:cs="Arial" w:eastAsia="Arial" w:hAnsi="Arial"/>
-          <w:b/>
-          <w:bCs/>
-          <w:color w:val="6b7280"/>
-          <w:sz w:val="16"/>
-          <w:szCs w:val="16"/>
-        </w:rPr>
-        <w:t xml:space="preserve">REAL LINE:  </w:t>
-      </w:r>
-    </w:p>
-    <w:p>
-      <w:pPr>
-        <w:pageBreakBefore/>
-        <w:spacing w:after="160"/>
-      </w:pPr>
-      <w:r>
-        <w:rPr>
-          <w:rFonts w:ascii="Arial" w:cs="Arial" w:eastAsia="Arial" w:hAnsi="Arial"/>
-          <w:b/>
-          <w:bCs/>
-          <w:color w:val="15151d"/>
-          <w:sz w:val="32"/>
-          <w:szCs w:val="32"/>
-        </w:rPr>
-        <w:t xml:space="preserve">5 · I’m a Part of That</w:t>
-      </w:r>
-      <w:r>
-        <w:rPr>
-          <w:rFonts w:ascii="Arial" w:cs="Arial" w:eastAsia="Arial" w:hAnsi="Arial"/>
-          <w:color w:val="6b7280"/>
-          <w:sz w:val="20"/>
-          <w:szCs w:val="20"/>
-        </w:rPr>
-        <w:t xml:space="preserve">   ·   13 cues</w:t>
-      </w:r>
-    </w:p>
-    <w:p>
-      <w:pPr>
-        <w:spacing w:after="10"/>
-      </w:pPr>
-      <w:r>
-        <w:rPr>
-          <w:rFonts w:ascii="Courier New" w:cs="Courier New" w:eastAsia="Courier New" w:hAnsi="Courier New"/>
-          <w:b/>
-          <w:bCs/>
-          <w:color w:val="6b7280"/>
-          <w:sz w:val="20"/>
-          <w:szCs w:val="20"/>
-        </w:rPr>
-        <w:t xml:space="preserve">5.1   </w:t>
+        <w:t xml:space="preserve">♪ TOP OF THE SONG — one cue fires the whole number</w:t>
+      </w:r>
+    </w:p>
+    <w:p>
+      <w:pPr>
+        <w:pBdr>
+          <w:bottom w:val="single" w:color="9aa0a8" w:sz="6"/>
+        </w:pBdr>
+        <w:spacing w:after="200" w:before="60"/>
+        <w:ind w:left="460"/>
+      </w:pPr>
+      <w:r>
+        <w:rPr>
+          <w:rFonts w:ascii="Arial" w:cs="Arial" w:eastAsia="Arial" w:hAnsi="Arial"/>
+          <w:b/>
+          <w:bCs/>
+          <w:color w:val="6b7280"/>
+          <w:sz w:val="16"/>
+          <w:szCs w:val="16"/>
+        </w:rPr>
+        <w:t xml:space="preserve">REAL LINE:  </w:t>
+      </w:r>
+    </w:p>
+    <w:p>
+      <w:pPr>
+        <w:spacing w:after="10"/>
+      </w:pPr>
+      <w:r>
+        <w:rPr>
+          <w:rFonts w:ascii="Courier New" w:cs="Courier New" w:eastAsia="Courier New" w:hAnsi="Courier New"/>
+          <w:b/>
+          <w:bCs/>
+          <w:color w:val="6b7280"/>
+          <w:sz w:val="20"/>
+          <w:szCs w:val="20"/>
+        </w:rPr>
+        <w:t xml:space="preserve">7.2   </w:t>
       </w:r>
       <w:r>
         <w:rPr>
@@ -2220,419 +3494,69 @@
           <w:sz w:val="22"/>
           <w:szCs w:val="22"/>
         </w:rPr>
-        <w:t xml:space="preserve">♪ Intro figure</w:t>
-      </w:r>
-    </w:p>
-    <w:p>
-      <w:pPr>
-        <w:pBdr>
-          <w:bottom w:val="single" w:color="9aa0a8" w:sz="6"/>
-        </w:pBdr>
-        <w:spacing w:after="200" w:before="60"/>
-        <w:ind w:left="460"/>
-      </w:pPr>
-      <w:r>
-        <w:rPr>
-          <w:rFonts w:ascii="Arial" w:cs="Arial" w:eastAsia="Arial" w:hAnsi="Arial"/>
-          <w:b/>
-          <w:bCs/>
-          <w:color w:val="6b7280"/>
-          <w:sz w:val="16"/>
-          <w:szCs w:val="16"/>
-        </w:rPr>
-        <w:t xml:space="preserve">REAL LINE:  </w:t>
-      </w:r>
-    </w:p>
-    <w:p>
-      <w:pPr>
-        <w:spacing w:after="10"/>
-      </w:pPr>
-      <w:r>
-        <w:rPr>
-          <w:rFonts w:ascii="Courier New" w:cs="Courier New" w:eastAsia="Courier New" w:hAnsi="Courier New"/>
-          <w:b/>
-          <w:bCs/>
-          <w:color w:val="6b7280"/>
-          <w:sz w:val="20"/>
-          <w:szCs w:val="20"/>
-        </w:rPr>
-        <w:t xml:space="preserve">5.2   </w:t>
-      </w:r>
-      <w:r>
-        <w:rPr>
-          <w:rFonts w:ascii="Arial" w:cs="Arial" w:eastAsia="Arial" w:hAnsi="Arial"/>
-          <w:b/>
-          <w:bCs/>
-          <w:color w:val="15151d"/>
-          <w:sz w:val="22"/>
-          <w:szCs w:val="22"/>
-        </w:rPr>
-        <w:t xml:space="preserve">“He looks at me and sees me”</w:t>
-      </w:r>
-    </w:p>
-    <w:p>
-      <w:pPr>
-        <w:pBdr>
-          <w:bottom w:val="single" w:color="9aa0a8" w:sz="6"/>
-        </w:pBdr>
-        <w:spacing w:after="200" w:before="60"/>
-        <w:ind w:left="460"/>
-      </w:pPr>
-      <w:r>
-        <w:rPr>
-          <w:rFonts w:ascii="Arial" w:cs="Arial" w:eastAsia="Arial" w:hAnsi="Arial"/>
-          <w:b/>
-          <w:bCs/>
-          <w:color w:val="6b7280"/>
-          <w:sz w:val="16"/>
-          <w:szCs w:val="16"/>
-        </w:rPr>
-        <w:t xml:space="preserve">REAL LINE:  </w:t>
-      </w:r>
-    </w:p>
-    <w:p>
-      <w:pPr>
-        <w:spacing w:after="10"/>
-      </w:pPr>
-      <w:r>
-        <w:rPr>
-          <w:rFonts w:ascii="Courier New" w:cs="Courier New" w:eastAsia="Courier New" w:hAnsi="Courier New"/>
-          <w:b/>
-          <w:bCs/>
-          <w:color w:val="6b7280"/>
-          <w:sz w:val="20"/>
-          <w:szCs w:val="20"/>
-        </w:rPr>
-        <w:t xml:space="preserve">5.3   </w:t>
-      </w:r>
-      <w:r>
-        <w:rPr>
-          <w:rFonts w:ascii="Arial" w:cs="Arial" w:eastAsia="Arial" w:hAnsi="Arial"/>
-          <w:b/>
-          <w:bCs/>
-          <w:color w:val="15151d"/>
-          <w:sz w:val="22"/>
-          <w:szCs w:val="22"/>
-        </w:rPr>
-        <w:t xml:space="preserve">“And soon he wanders off”</w:t>
-      </w:r>
-    </w:p>
-    <w:p>
-      <w:pPr>
-        <w:pBdr>
-          <w:bottom w:val="single" w:color="9aa0a8" w:sz="6"/>
-        </w:pBdr>
-        <w:spacing w:after="200" w:before="60"/>
-        <w:ind w:left="460"/>
-      </w:pPr>
-      <w:r>
-        <w:rPr>
-          <w:rFonts w:ascii="Arial" w:cs="Arial" w:eastAsia="Arial" w:hAnsi="Arial"/>
-          <w:b/>
-          <w:bCs/>
-          <w:color w:val="6b7280"/>
-          <w:sz w:val="16"/>
-          <w:szCs w:val="16"/>
-        </w:rPr>
-        <w:t xml:space="preserve">REAL LINE:  </w:t>
-      </w:r>
-    </w:p>
-    <w:p>
-      <w:pPr>
-        <w:spacing w:after="10"/>
-      </w:pPr>
-      <w:r>
-        <w:rPr>
-          <w:rFonts w:ascii="Courier New" w:cs="Courier New" w:eastAsia="Courier New" w:hAnsi="Courier New"/>
-          <w:b/>
-          <w:bCs/>
-          <w:color w:val="6b7280"/>
-          <w:sz w:val="20"/>
-          <w:szCs w:val="20"/>
-        </w:rPr>
-        <w:t xml:space="preserve">5.4   </w:t>
-      </w:r>
-      <w:r>
-        <w:rPr>
-          <w:rFonts w:ascii="Arial" w:cs="Arial" w:eastAsia="Arial" w:hAnsi="Arial"/>
-          <w:b/>
-          <w:bCs/>
-          <w:color w:val="15151d"/>
-          <w:sz w:val="22"/>
-          <w:szCs w:val="22"/>
-        </w:rPr>
-        <w:t xml:space="preserve">“And I’m a part of that.”</w:t>
-      </w:r>
-    </w:p>
-    <w:p>
-      <w:pPr>
-        <w:pBdr>
-          <w:bottom w:val="single" w:color="9aa0a8" w:sz="6"/>
-        </w:pBdr>
-        <w:spacing w:after="200" w:before="60"/>
-        <w:ind w:left="460"/>
-      </w:pPr>
-      <w:r>
-        <w:rPr>
-          <w:rFonts w:ascii="Arial" w:cs="Arial" w:eastAsia="Arial" w:hAnsi="Arial"/>
-          <w:b/>
-          <w:bCs/>
-          <w:color w:val="6b7280"/>
-          <w:sz w:val="16"/>
-          <w:szCs w:val="16"/>
-        </w:rPr>
-        <w:t xml:space="preserve">REAL LINE:  </w:t>
-      </w:r>
-    </w:p>
-    <w:p>
-      <w:pPr>
-        <w:spacing w:after="10"/>
-      </w:pPr>
-      <w:r>
-        <w:rPr>
-          <w:rFonts w:ascii="Courier New" w:cs="Courier New" w:eastAsia="Courier New" w:hAnsi="Courier New"/>
-          <w:b/>
-          <w:bCs/>
-          <w:color w:val="6b7280"/>
-          <w:sz w:val="20"/>
-          <w:szCs w:val="20"/>
-        </w:rPr>
-        <w:t xml:space="preserve">5.5   </w:t>
-      </w:r>
-      <w:r>
-        <w:rPr>
-          <w:rFonts w:ascii="Arial" w:cs="Arial" w:eastAsia="Arial" w:hAnsi="Arial"/>
-          <w:b/>
-          <w:bCs/>
-          <w:color w:val="15151d"/>
-          <w:sz w:val="22"/>
-          <w:szCs w:val="22"/>
-        </w:rPr>
-        <w:t xml:space="preserve">“He’s got a mind like a diamond”</w:t>
-      </w:r>
-    </w:p>
-    <w:p>
-      <w:pPr>
-        <w:pBdr>
-          <w:bottom w:val="single" w:color="9aa0a8" w:sz="6"/>
-        </w:pBdr>
-        <w:spacing w:after="200" w:before="60"/>
-        <w:ind w:left="460"/>
-      </w:pPr>
-      <w:r>
-        <w:rPr>
-          <w:rFonts w:ascii="Arial" w:cs="Arial" w:eastAsia="Arial" w:hAnsi="Arial"/>
-          <w:b/>
-          <w:bCs/>
-          <w:color w:val="6b7280"/>
-          <w:sz w:val="16"/>
-          <w:szCs w:val="16"/>
-        </w:rPr>
-        <w:t xml:space="preserve">REAL LINE:  </w:t>
-      </w:r>
-    </w:p>
-    <w:p>
-      <w:pPr>
-        <w:spacing w:after="10"/>
-      </w:pPr>
-      <w:r>
-        <w:rPr>
-          <w:rFonts w:ascii="Courier New" w:cs="Courier New" w:eastAsia="Courier New" w:hAnsi="Courier New"/>
-          <w:b/>
-          <w:bCs/>
-          <w:color w:val="6b7280"/>
-          <w:sz w:val="20"/>
-          <w:szCs w:val="20"/>
-        </w:rPr>
-        <w:t xml:space="preserve">5.6   </w:t>
-      </w:r>
-      <w:r>
-        <w:rPr>
-          <w:rFonts w:ascii="Arial" w:cs="Arial" w:eastAsia="Arial" w:hAnsi="Arial"/>
-          <w:b/>
-          <w:bCs/>
-          <w:color w:val="15151d"/>
-          <w:sz w:val="22"/>
-          <w:szCs w:val="22"/>
-        </w:rPr>
-        <w:t xml:space="preserve">“He’s got a smile that would blind me,”</w:t>
-      </w:r>
-    </w:p>
-    <w:p>
-      <w:pPr>
-        <w:pBdr>
-          <w:bottom w:val="single" w:color="9aa0a8" w:sz="6"/>
-        </w:pBdr>
-        <w:spacing w:after="200" w:before="60"/>
-        <w:ind w:left="460"/>
-      </w:pPr>
-      <w:r>
-        <w:rPr>
-          <w:rFonts w:ascii="Arial" w:cs="Arial" w:eastAsia="Arial" w:hAnsi="Arial"/>
-          <w:b/>
-          <w:bCs/>
-          <w:color w:val="6b7280"/>
-          <w:sz w:val="16"/>
-          <w:szCs w:val="16"/>
-        </w:rPr>
-        <w:t xml:space="preserve">REAL LINE:  </w:t>
-      </w:r>
-    </w:p>
-    <w:p>
-      <w:pPr>
-        <w:spacing w:after="10"/>
-      </w:pPr>
-      <w:r>
-        <w:rPr>
-          <w:rFonts w:ascii="Courier New" w:cs="Courier New" w:eastAsia="Courier New" w:hAnsi="Courier New"/>
-          <w:b/>
-          <w:bCs/>
-          <w:color w:val="6b7280"/>
-          <w:sz w:val="20"/>
-          <w:szCs w:val="20"/>
-        </w:rPr>
-        <w:t xml:space="preserve">5.7   </w:t>
-      </w:r>
-      <w:r>
-        <w:rPr>
-          <w:rFonts w:ascii="Arial" w:cs="Arial" w:eastAsia="Arial" w:hAnsi="Arial"/>
-          <w:b/>
-          <w:bCs/>
-          <w:color w:val="15151d"/>
-          <w:sz w:val="22"/>
-          <w:szCs w:val="22"/>
-        </w:rPr>
-        <w:t xml:space="preserve">“(phrase button)”</w:t>
-      </w:r>
-    </w:p>
-    <w:p>
-      <w:pPr>
-        <w:pBdr>
-          <w:bottom w:val="single" w:color="9aa0a8" w:sz="6"/>
-        </w:pBdr>
-        <w:spacing w:after="200" w:before="60"/>
-        <w:ind w:left="460"/>
-      </w:pPr>
-      <w:r>
-        <w:rPr>
-          <w:rFonts w:ascii="Arial" w:cs="Arial" w:eastAsia="Arial" w:hAnsi="Arial"/>
-          <w:b/>
-          <w:bCs/>
-          <w:color w:val="6b7280"/>
-          <w:sz w:val="16"/>
-          <w:szCs w:val="16"/>
-        </w:rPr>
-        <w:t xml:space="preserve">REAL LINE:  </w:t>
-      </w:r>
-    </w:p>
-    <w:p>
-      <w:pPr>
-        <w:spacing w:after="10"/>
-      </w:pPr>
-      <w:r>
-        <w:rPr>
-          <w:rFonts w:ascii="Courier New" w:cs="Courier New" w:eastAsia="Courier New" w:hAnsi="Courier New"/>
-          <w:b/>
-          <w:bCs/>
-          <w:color w:val="6b7280"/>
-          <w:sz w:val="20"/>
-          <w:szCs w:val="20"/>
-        </w:rPr>
-        <w:t xml:space="preserve">5.8   </w:t>
-      </w:r>
-      <w:r>
-        <w:rPr>
-          <w:rFonts w:ascii="Arial" w:cs="Arial" w:eastAsia="Arial" w:hAnsi="Arial"/>
-          <w:b/>
-          <w:bCs/>
-          <w:color w:val="15151d"/>
-          <w:sz w:val="22"/>
-          <w:szCs w:val="22"/>
-        </w:rPr>
-        <w:t xml:space="preserve">“And I’m a part of that.”</w:t>
-      </w:r>
-    </w:p>
-    <w:p>
-      <w:pPr>
-        <w:pBdr>
-          <w:bottom w:val="single" w:color="9aa0a8" w:sz="6"/>
-        </w:pBdr>
-        <w:spacing w:after="200" w:before="60"/>
-        <w:ind w:left="460"/>
-      </w:pPr>
-      <w:r>
-        <w:rPr>
-          <w:rFonts w:ascii="Arial" w:cs="Arial" w:eastAsia="Arial" w:hAnsi="Arial"/>
-          <w:b/>
-          <w:bCs/>
-          <w:color w:val="6b7280"/>
-          <w:sz w:val="16"/>
-          <w:szCs w:val="16"/>
-        </w:rPr>
-        <w:t xml:space="preserve">REAL LINE:  </w:t>
-      </w:r>
-    </w:p>
-    <w:p>
-      <w:pPr>
-        <w:spacing w:after="10"/>
-      </w:pPr>
-      <w:r>
-        <w:rPr>
-          <w:rFonts w:ascii="Courier New" w:cs="Courier New" w:eastAsia="Courier New" w:hAnsi="Courier New"/>
-          <w:b/>
-          <w:bCs/>
-          <w:color w:val="6b7280"/>
-          <w:sz w:val="20"/>
-          <w:szCs w:val="20"/>
-        </w:rPr>
-        <w:t xml:space="preserve">5.9   </w:t>
-      </w:r>
-      <w:r>
-        <w:rPr>
-          <w:rFonts w:ascii="Arial" w:cs="Arial" w:eastAsia="Arial" w:hAnsi="Arial"/>
-          <w:b/>
-          <w:bCs/>
-          <w:color w:val="15151d"/>
-          <w:sz w:val="22"/>
-          <w:szCs w:val="22"/>
-        </w:rPr>
-        <w:t xml:space="preserve">“And he smiles.”</w:t>
-      </w:r>
-    </w:p>
-    <w:p>
-      <w:pPr>
-        <w:pBdr>
-          <w:bottom w:val="single" w:color="9aa0a8" w:sz="6"/>
-        </w:pBdr>
-        <w:spacing w:after="200" w:before="60"/>
-        <w:ind w:left="460"/>
-      </w:pPr>
-      <w:r>
-        <w:rPr>
-          <w:rFonts w:ascii="Arial" w:cs="Arial" w:eastAsia="Arial" w:hAnsi="Arial"/>
-          <w:b/>
-          <w:bCs/>
-          <w:color w:val="6b7280"/>
-          <w:sz w:val="16"/>
-          <w:szCs w:val="16"/>
-        </w:rPr>
-        <w:t xml:space="preserve">REAL LINE:  </w:t>
-      </w:r>
-    </w:p>
-    <w:p>
-      <w:pPr>
-        <w:spacing w:after="10"/>
-      </w:pPr>
-      <w:r>
-        <w:rPr>
-          <w:rFonts w:ascii="Courier New" w:cs="Courier New" w:eastAsia="Courier New" w:hAnsi="Courier New"/>
-          <w:b/>
-          <w:bCs/>
-          <w:color w:val="6b7280"/>
-          <w:sz w:val="20"/>
-          <w:szCs w:val="20"/>
-        </w:rPr>
-        <w:t xml:space="preserve">5.10   </w:t>
+        <w:t xml:space="preserve">♪ End of the song</w:t>
+      </w:r>
+    </w:p>
+    <w:p>
+      <w:pPr>
+        <w:pBdr>
+          <w:bottom w:val="single" w:color="9aa0a8" w:sz="6"/>
+        </w:pBdr>
+        <w:spacing w:after="200" w:before="60"/>
+        <w:ind w:left="460"/>
+      </w:pPr>
+      <w:r>
+        <w:rPr>
+          <w:rFonts w:ascii="Arial" w:cs="Arial" w:eastAsia="Arial" w:hAnsi="Arial"/>
+          <w:b/>
+          <w:bCs/>
+          <w:color w:val="6b7280"/>
+          <w:sz w:val="16"/>
+          <w:szCs w:val="16"/>
+        </w:rPr>
+        <w:t xml:space="preserve">REAL LINE:  </w:t>
+      </w:r>
+    </w:p>
+    <w:p>
+      <w:pPr>
+        <w:pageBreakBefore/>
+        <w:spacing w:after="160"/>
+      </w:pPr>
+      <w:r>
+        <w:rPr>
+          <w:rFonts w:ascii="Arial" w:cs="Arial" w:eastAsia="Arial" w:hAnsi="Arial"/>
+          <w:b/>
+          <w:bCs/>
+          <w:color w:val="15151d"/>
+          <w:sz w:val="32"/>
+          <w:szCs w:val="32"/>
+        </w:rPr>
+        <w:t xml:space="preserve">8 · The Next Ten Minutes</w:t>
+      </w:r>
+      <w:r>
+        <w:rPr>
+          <w:rFonts w:ascii="Arial" w:cs="Arial" w:eastAsia="Arial" w:hAnsi="Arial"/>
+          <w:color w:val="6b7280"/>
+          <w:sz w:val="20"/>
+          <w:szCs w:val="20"/>
+        </w:rPr>
+        <w:t xml:space="preserve">   ·   4 cues</w:t>
+      </w:r>
+    </w:p>
+    <w:p>
+      <w:pPr>
+        <w:spacing w:after="10"/>
+      </w:pPr>
+      <w:r>
+        <w:rPr>
+          <w:rFonts w:ascii="Courier New" w:cs="Courier New" w:eastAsia="Courier New" w:hAnsi="Courier New"/>
+          <w:b/>
+          <w:bCs/>
+          <w:color w:val="6b7280"/>
+          <w:sz w:val="20"/>
+          <w:szCs w:val="20"/>
+        </w:rPr>
+        <w:t xml:space="preserve">8.1   </w:t>
       </w:r>
       <w:r>
         <w:rPr>
@@ -2643,137 +3567,43 @@
           <w:sz w:val="22"/>
           <w:szCs w:val="22"/>
         </w:rPr>
-        <w:t xml:space="preserve">▸ SHE opens the book and closes it.</w:t>
-      </w:r>
-    </w:p>
-    <w:p>
-      <w:pPr>
-        <w:pBdr>
-          <w:bottom w:val="single" w:color="9aa0a8" w:sz="6"/>
-        </w:pBdr>
-        <w:spacing w:after="200" w:before="60"/>
-        <w:ind w:left="460"/>
-      </w:pPr>
-      <w:r>
-        <w:rPr>
-          <w:rFonts w:ascii="Arial" w:cs="Arial" w:eastAsia="Arial" w:hAnsi="Arial"/>
-          <w:b/>
-          <w:bCs/>
-          <w:color w:val="6b7280"/>
-          <w:sz w:val="16"/>
-          <w:szCs w:val="16"/>
-        </w:rPr>
-        <w:t xml:space="preserve">REAL LINE:  </w:t>
-      </w:r>
-    </w:p>
-    <w:p>
-      <w:pPr>
-        <w:spacing w:after="10"/>
-      </w:pPr>
-      <w:r>
-        <w:rPr>
-          <w:rFonts w:ascii="Courier New" w:cs="Courier New" w:eastAsia="Courier New" w:hAnsi="Courier New"/>
-          <w:b/>
-          <w:bCs/>
-          <w:color w:val="6b7280"/>
-          <w:sz w:val="20"/>
-          <w:szCs w:val="20"/>
-        </w:rPr>
-        <w:t xml:space="preserve">5.11   </w:t>
-      </w:r>
-      <w:r>
-        <w:rPr>
-          <w:rFonts w:ascii="Arial" w:cs="Arial" w:eastAsia="Arial" w:hAnsi="Arial"/>
-          <w:b/>
-          <w:bCs/>
-          <w:color w:val="15151d"/>
-          <w:sz w:val="22"/>
-          <w:szCs w:val="22"/>
-        </w:rPr>
-        <w:t xml:space="preserve">“(two bars later)”</w:t>
-      </w:r>
-    </w:p>
-    <w:p>
-      <w:pPr>
-        <w:pBdr>
-          <w:bottom w:val="single" w:color="9aa0a8" w:sz="6"/>
-        </w:pBdr>
-        <w:spacing w:after="200" w:before="60"/>
-        <w:ind w:left="460"/>
-      </w:pPr>
-      <w:r>
-        <w:rPr>
-          <w:rFonts w:ascii="Arial" w:cs="Arial" w:eastAsia="Arial" w:hAnsi="Arial"/>
-          <w:b/>
-          <w:bCs/>
-          <w:color w:val="6b7280"/>
-          <w:sz w:val="16"/>
-          <w:szCs w:val="16"/>
-        </w:rPr>
-        <w:t xml:space="preserve">REAL LINE:  </w:t>
-      </w:r>
-    </w:p>
-    <w:p>
-      <w:pPr>
-        <w:spacing w:after="10"/>
-      </w:pPr>
-      <w:r>
-        <w:rPr>
-          <w:rFonts w:ascii="Courier New" w:cs="Courier New" w:eastAsia="Courier New" w:hAnsi="Courier New"/>
-          <w:b/>
-          <w:bCs/>
-          <w:color w:val="6b7280"/>
-          <w:sz w:val="20"/>
-          <w:szCs w:val="20"/>
-        </w:rPr>
-        <w:t xml:space="preserve">5.12   </w:t>
-      </w:r>
-      <w:r>
-        <w:rPr>
-          <w:rFonts w:ascii="Arial" w:cs="Arial" w:eastAsia="Arial" w:hAnsi="Arial"/>
-          <w:b/>
-          <w:bCs/>
-          <w:color w:val="15151d"/>
-          <w:sz w:val="22"/>
-          <w:szCs w:val="22"/>
-        </w:rPr>
-        <w:t xml:space="preserve">“And I’m a part of that.”</w:t>
-      </w:r>
-    </w:p>
-    <w:p>
-      <w:pPr>
-        <w:pBdr>
-          <w:bottom w:val="single" w:color="9aa0a8" w:sz="6"/>
-        </w:pBdr>
-        <w:spacing w:after="200" w:before="60"/>
-        <w:ind w:left="460"/>
-      </w:pPr>
-      <w:r>
-        <w:rPr>
-          <w:rFonts w:ascii="Arial" w:cs="Arial" w:eastAsia="Arial" w:hAnsi="Arial"/>
-          <w:b/>
-          <w:bCs/>
-          <w:color w:val="6b7280"/>
-          <w:sz w:val="16"/>
-          <w:szCs w:val="16"/>
-        </w:rPr>
-        <w:t xml:space="preserve">REAL LINE:  </w:t>
-      </w:r>
-    </w:p>
-    <w:p>
-      <w:pPr>
-        <w:spacing w:after="10"/>
-      </w:pPr>
-      <w:r>
-        <w:rPr>
-          <w:rFonts w:ascii="Courier New" w:cs="Courier New" w:eastAsia="Courier New" w:hAnsi="Courier New"/>
-          <w:b/>
-          <w:bCs/>
-          <w:color w:val="6b7280"/>
-          <w:sz w:val="20"/>
-          <w:szCs w:val="20"/>
-        </w:rPr>
-        <w:t xml:space="preserve">5.13   </w:t>
+        <w:t xml:space="preserve">▸ Sightseeing — he pops the question</w:t>
+      </w:r>
+    </w:p>
+    <w:p>
+      <w:pPr>
+        <w:pBdr>
+          <w:bottom w:val="single" w:color="9aa0a8" w:sz="6"/>
+        </w:pBdr>
+        <w:spacing w:after="200" w:before="60"/>
+        <w:ind w:left="460"/>
+      </w:pPr>
+      <w:r>
+        <w:rPr>
+          <w:rFonts w:ascii="Arial" w:cs="Arial" w:eastAsia="Arial" w:hAnsi="Arial"/>
+          <w:b/>
+          <w:bCs/>
+          <w:color w:val="6b7280"/>
+          <w:sz w:val="16"/>
+          <w:szCs w:val="16"/>
+        </w:rPr>
+        <w:t xml:space="preserve">REAL LINE:  </w:t>
+      </w:r>
+    </w:p>
+    <w:p>
+      <w:pPr>
+        <w:spacing w:after="10"/>
+      </w:pPr>
+      <w:r>
+        <w:rPr>
+          <w:rFonts w:ascii="Courier New" w:cs="Courier New" w:eastAsia="Courier New" w:hAnsi="Courier New"/>
+          <w:b/>
+          <w:bCs/>
+          <w:color w:val="6b7280"/>
+          <w:sz w:val="20"/>
+          <w:szCs w:val="20"/>
+        </w:rPr>
+        <w:t xml:space="preserve">8.2   </w:t>
       </w:r>
       <w:r>
         <w:rPr>
@@ -2784,518 +3614,43 @@
           <w:sz w:val="22"/>
           <w:szCs w:val="22"/>
         </w:rPr>
-        <w:t xml:space="preserve">♪ As the song ends</w:t>
-      </w:r>
-    </w:p>
-    <w:p>
-      <w:pPr>
-        <w:pBdr>
-          <w:bottom w:val="single" w:color="9aa0a8" w:sz="6"/>
-        </w:pBdr>
-        <w:spacing w:after="200" w:before="60"/>
-        <w:ind w:left="460"/>
-      </w:pPr>
-      <w:r>
-        <w:rPr>
-          <w:rFonts w:ascii="Arial" w:cs="Arial" w:eastAsia="Arial" w:hAnsi="Arial"/>
-          <w:b/>
-          <w:bCs/>
-          <w:color w:val="6b7280"/>
-          <w:sz w:val="16"/>
-          <w:szCs w:val="16"/>
-        </w:rPr>
-        <w:t xml:space="preserve">REAL LINE:  </w:t>
-      </w:r>
-    </w:p>
-    <w:p>
-      <w:pPr>
-        <w:pageBreakBefore/>
-        <w:spacing w:after="160"/>
-      </w:pPr>
-      <w:r>
-        <w:rPr>
-          <w:rFonts w:ascii="Arial" w:cs="Arial" w:eastAsia="Arial" w:hAnsi="Arial"/>
-          <w:b/>
-          <w:bCs/>
-          <w:color w:val="15151d"/>
-          <w:sz w:val="32"/>
-          <w:szCs w:val="32"/>
-        </w:rPr>
-        <w:t xml:space="preserve">6 · The Schmuel Song</w:t>
-      </w:r>
-      <w:r>
-        <w:rPr>
-          <w:rFonts w:ascii="Arial" w:cs="Arial" w:eastAsia="Arial" w:hAnsi="Arial"/>
-          <w:color w:val="6b7280"/>
-          <w:sz w:val="20"/>
-          <w:szCs w:val="20"/>
-        </w:rPr>
-        <w:t xml:space="preserve">   ·   9 cues</w:t>
-      </w:r>
-    </w:p>
-    <w:p>
-      <w:pPr>
-        <w:spacing w:after="10"/>
-      </w:pPr>
-      <w:r>
-        <w:rPr>
-          <w:rFonts w:ascii="Courier New" w:cs="Courier New" w:eastAsia="Courier New" w:hAnsi="Courier New"/>
-          <w:b/>
-          <w:bCs/>
-          <w:color w:val="6b7280"/>
-          <w:sz w:val="20"/>
-          <w:szCs w:val="20"/>
-        </w:rPr>
-        <w:t xml:space="preserve">6.1   </w:t>
-      </w:r>
-      <w:r>
-        <w:rPr>
-          <w:rFonts w:ascii="Arial" w:cs="Arial" w:eastAsia="Arial" w:hAnsi="Arial"/>
-          <w:b w:val="false"/>
-          <w:bCs w:val="false"/>
-          <w:color w:val="7a5f1f"/>
-          <w:sz w:val="22"/>
-          <w:szCs w:val="22"/>
-        </w:rPr>
-        <w:t xml:space="preserve">▸ Christmas. JAMIE has a gift for her.</w:t>
-      </w:r>
-    </w:p>
-    <w:p>
-      <w:pPr>
-        <w:pBdr>
-          <w:bottom w:val="single" w:color="9aa0a8" w:sz="6"/>
-        </w:pBdr>
-        <w:spacing w:after="200" w:before="60"/>
-        <w:ind w:left="460"/>
-      </w:pPr>
-      <w:r>
-        <w:rPr>
-          <w:rFonts w:ascii="Arial" w:cs="Arial" w:eastAsia="Arial" w:hAnsi="Arial"/>
-          <w:b/>
-          <w:bCs/>
-          <w:color w:val="6b7280"/>
-          <w:sz w:val="16"/>
-          <w:szCs w:val="16"/>
-        </w:rPr>
-        <w:t xml:space="preserve">REAL LINE:  </w:t>
-      </w:r>
-    </w:p>
-    <w:p>
-      <w:pPr>
-        <w:spacing w:after="10"/>
-      </w:pPr>
-      <w:r>
-        <w:rPr>
-          <w:rFonts w:ascii="Courier New" w:cs="Courier New" w:eastAsia="Courier New" w:hAnsi="Courier New"/>
-          <w:b/>
-          <w:bCs/>
-          <w:color w:val="6b7280"/>
-          <w:sz w:val="20"/>
-          <w:szCs w:val="20"/>
-        </w:rPr>
-        <w:t xml:space="preserve">6.2   </w:t>
-      </w:r>
-      <w:r>
-        <w:rPr>
-          <w:rFonts w:ascii="Arial" w:cs="Arial" w:eastAsia="Arial" w:hAnsi="Arial"/>
-          <w:b/>
-          <w:bCs/>
-          <w:color w:val="15151d"/>
-          <w:sz w:val="22"/>
-          <w:szCs w:val="22"/>
-        </w:rPr>
-        <w:t xml:space="preserve">“Schmuel, you’ve got to make the dress!”</w:t>
-      </w:r>
-    </w:p>
-    <w:p>
-      <w:pPr>
-        <w:pBdr>
-          <w:bottom w:val="single" w:color="9aa0a8" w:sz="6"/>
-        </w:pBdr>
-        <w:spacing w:after="200" w:before="60"/>
-        <w:ind w:left="460"/>
-      </w:pPr>
-      <w:r>
-        <w:rPr>
-          <w:rFonts w:ascii="Arial" w:cs="Arial" w:eastAsia="Arial" w:hAnsi="Arial"/>
-          <w:b/>
-          <w:bCs/>
-          <w:color w:val="6b7280"/>
-          <w:sz w:val="16"/>
-          <w:szCs w:val="16"/>
-        </w:rPr>
-        <w:t xml:space="preserve">REAL LINE:  </w:t>
-      </w:r>
-    </w:p>
-    <w:p>
-      <w:pPr>
-        <w:spacing w:after="10"/>
-      </w:pPr>
-      <w:r>
-        <w:rPr>
-          <w:rFonts w:ascii="Courier New" w:cs="Courier New" w:eastAsia="Courier New" w:hAnsi="Courier New"/>
-          <w:b/>
-          <w:bCs/>
-          <w:color w:val="6b7280"/>
-          <w:sz w:val="20"/>
-          <w:szCs w:val="20"/>
-        </w:rPr>
-        <w:t xml:space="preserve">6.3   </w:t>
-      </w:r>
-      <w:r>
-        <w:rPr>
-          <w:rFonts w:ascii="Arial" w:cs="Arial" w:eastAsia="Arial" w:hAnsi="Arial"/>
-          <w:b/>
-          <w:bCs/>
-          <w:color w:val="15151d"/>
-          <w:sz w:val="22"/>
-          <w:szCs w:val="22"/>
-        </w:rPr>
-        <w:t xml:space="preserve">“The clock began to sing:”</w:t>
-      </w:r>
-    </w:p>
-    <w:p>
-      <w:pPr>
-        <w:pBdr>
-          <w:bottom w:val="single" w:color="9aa0a8" w:sz="6"/>
-        </w:pBdr>
-        <w:spacing w:after="200" w:before="60"/>
-        <w:ind w:left="460"/>
-      </w:pPr>
-      <w:r>
-        <w:rPr>
-          <w:rFonts w:ascii="Arial" w:cs="Arial" w:eastAsia="Arial" w:hAnsi="Arial"/>
-          <w:b/>
-          <w:bCs/>
-          <w:color w:val="6b7280"/>
-          <w:sz w:val="16"/>
-          <w:szCs w:val="16"/>
-        </w:rPr>
-        <w:t xml:space="preserve">REAL LINE:  </w:t>
-      </w:r>
-    </w:p>
-    <w:p>
-      <w:pPr>
-        <w:spacing w:after="10"/>
-      </w:pPr>
-      <w:r>
-        <w:rPr>
-          <w:rFonts w:ascii="Courier New" w:cs="Courier New" w:eastAsia="Courier New" w:hAnsi="Courier New"/>
-          <w:b/>
-          <w:bCs/>
-          <w:color w:val="6b7280"/>
-          <w:sz w:val="20"/>
-          <w:szCs w:val="20"/>
-        </w:rPr>
-        <w:t xml:space="preserve">6.4   </w:t>
-      </w:r>
-      <w:r>
-        <w:rPr>
-          <w:rFonts w:ascii="Arial" w:cs="Arial" w:eastAsia="Arial" w:hAnsi="Arial"/>
-          <w:b/>
-          <w:bCs/>
-          <w:color w:val="15151d"/>
-          <w:sz w:val="22"/>
-          <w:szCs w:val="22"/>
-        </w:rPr>
-        <w:t xml:space="preserve">““Schmuel, you’re a tailor!””</w:t>
-      </w:r>
-    </w:p>
-    <w:p>
-      <w:pPr>
-        <w:pBdr>
-          <w:bottom w:val="single" w:color="9aa0a8" w:sz="6"/>
-        </w:pBdr>
-        <w:spacing w:after="200" w:before="60"/>
-        <w:ind w:left="460"/>
-      </w:pPr>
-      <w:r>
-        <w:rPr>
-          <w:rFonts w:ascii="Arial" w:cs="Arial" w:eastAsia="Arial" w:hAnsi="Arial"/>
-          <w:b/>
-          <w:bCs/>
-          <w:color w:val="6b7280"/>
-          <w:sz w:val="16"/>
-          <w:szCs w:val="16"/>
-        </w:rPr>
-        <w:t xml:space="preserve">REAL LINE:  </w:t>
-      </w:r>
-    </w:p>
-    <w:p>
-      <w:pPr>
-        <w:spacing w:after="10"/>
-      </w:pPr>
-      <w:r>
-        <w:rPr>
-          <w:rFonts w:ascii="Courier New" w:cs="Courier New" w:eastAsia="Courier New" w:hAnsi="Courier New"/>
-          <w:b/>
-          <w:bCs/>
-          <w:color w:val="6b7280"/>
-          <w:sz w:val="20"/>
-          <w:szCs w:val="20"/>
-        </w:rPr>
-        <w:t xml:space="preserve">6.5   </w:t>
-      </w:r>
-      <w:r>
-        <w:rPr>
-          <w:rFonts w:ascii="Arial" w:cs="Arial" w:eastAsia="Arial" w:hAnsi="Arial"/>
-          <w:b/>
-          <w:bCs/>
-          <w:color w:val="15151d"/>
-          <w:sz w:val="22"/>
-          <w:szCs w:val="22"/>
-        </w:rPr>
-        <w:t xml:space="preserve">“And time is what you need!”</w:t>
-      </w:r>
-    </w:p>
-    <w:p>
-      <w:pPr>
-        <w:pBdr>
-          <w:bottom w:val="single" w:color="9aa0a8" w:sz="6"/>
-        </w:pBdr>
-        <w:spacing w:after="200" w:before="60"/>
-        <w:ind w:left="460"/>
-      </w:pPr>
-      <w:r>
-        <w:rPr>
-          <w:rFonts w:ascii="Arial" w:cs="Arial" w:eastAsia="Arial" w:hAnsi="Arial"/>
-          <w:b/>
-          <w:bCs/>
-          <w:color w:val="6b7280"/>
-          <w:sz w:val="16"/>
-          <w:szCs w:val="16"/>
-        </w:rPr>
-        <w:t xml:space="preserve">REAL LINE:  </w:t>
-      </w:r>
-    </w:p>
-    <w:p>
-      <w:pPr>
-        <w:spacing w:after="10"/>
-      </w:pPr>
-      <w:r>
-        <w:rPr>
-          <w:rFonts w:ascii="Courier New" w:cs="Courier New" w:eastAsia="Courier New" w:hAnsi="Courier New"/>
-          <w:b/>
-          <w:bCs/>
-          <w:color w:val="6b7280"/>
-          <w:sz w:val="20"/>
-          <w:szCs w:val="20"/>
-        </w:rPr>
-        <w:t xml:space="preserve">6.6   </w:t>
-      </w:r>
-      <w:r>
-        <w:rPr>
-          <w:rFonts w:ascii="Arial" w:cs="Arial" w:eastAsia="Arial" w:hAnsi="Arial"/>
-          <w:b/>
-          <w:bCs/>
-          <w:color w:val="15151d"/>
-          <w:sz w:val="22"/>
-          <w:szCs w:val="22"/>
-        </w:rPr>
-        <w:t xml:space="preserve">“And Schmuel took his needle,”</w:t>
-      </w:r>
-    </w:p>
-    <w:p>
-      <w:pPr>
-        <w:pBdr>
-          <w:bottom w:val="single" w:color="9aa0a8" w:sz="6"/>
-        </w:pBdr>
-        <w:spacing w:after="200" w:before="60"/>
-        <w:ind w:left="460"/>
-      </w:pPr>
-      <w:r>
-        <w:rPr>
-          <w:rFonts w:ascii="Arial" w:cs="Arial" w:eastAsia="Arial" w:hAnsi="Arial"/>
-          <w:b/>
-          <w:bCs/>
-          <w:color w:val="6b7280"/>
-          <w:sz w:val="16"/>
-          <w:szCs w:val="16"/>
-        </w:rPr>
-        <w:t xml:space="preserve">REAL LINE:  </w:t>
-      </w:r>
-    </w:p>
-    <w:p>
-      <w:pPr>
-        <w:spacing w:after="10"/>
-      </w:pPr>
-      <w:r>
-        <w:rPr>
-          <w:rFonts w:ascii="Courier New" w:cs="Courier New" w:eastAsia="Courier New" w:hAnsi="Courier New"/>
-          <w:b/>
-          <w:bCs/>
-          <w:color w:val="6b7280"/>
-          <w:sz w:val="20"/>
-          <w:szCs w:val="20"/>
-        </w:rPr>
-        <w:t xml:space="preserve">6.7   </w:t>
-      </w:r>
-      <w:r>
-        <w:rPr>
-          <w:rFonts w:ascii="Arial" w:cs="Arial" w:eastAsia="Arial" w:hAnsi="Arial"/>
-          <w:b/>
-          <w:bCs/>
-          <w:color w:val="15151d"/>
-          <w:sz w:val="22"/>
-          <w:szCs w:val="22"/>
-        </w:rPr>
-        <w:t xml:space="preserve">“And the moral of the story is:”</w:t>
-      </w:r>
-    </w:p>
-    <w:p>
-      <w:pPr>
-        <w:pBdr>
-          <w:bottom w:val="single" w:color="9aa0a8" w:sz="6"/>
-        </w:pBdr>
-        <w:spacing w:after="200" w:before="60"/>
-        <w:ind w:left="460"/>
-      </w:pPr>
-      <w:r>
-        <w:rPr>
-          <w:rFonts w:ascii="Arial" w:cs="Arial" w:eastAsia="Arial" w:hAnsi="Arial"/>
-          <w:b/>
-          <w:bCs/>
-          <w:color w:val="6b7280"/>
-          <w:sz w:val="16"/>
-          <w:szCs w:val="16"/>
-        </w:rPr>
-        <w:t xml:space="preserve">REAL LINE:  </w:t>
-      </w:r>
-    </w:p>
-    <w:p>
-      <w:pPr>
-        <w:spacing w:after="10"/>
-      </w:pPr>
-      <w:r>
-        <w:rPr>
-          <w:rFonts w:ascii="Courier New" w:cs="Courier New" w:eastAsia="Courier New" w:hAnsi="Courier New"/>
-          <w:b/>
-          <w:bCs/>
-          <w:color w:val="6b7280"/>
-          <w:sz w:val="20"/>
-          <w:szCs w:val="20"/>
-        </w:rPr>
-        <w:t xml:space="preserve">6.8   </w:t>
-      </w:r>
-      <w:r>
-        <w:rPr>
-          <w:rFonts w:ascii="Arial" w:cs="Arial" w:eastAsia="Arial" w:hAnsi="Arial"/>
-          <w:b/>
-          <w:bCs/>
-          <w:color w:val="15151d"/>
-          <w:sz w:val="22"/>
-          <w:szCs w:val="22"/>
-        </w:rPr>
-        <w:t xml:space="preserve">“You have to move on.”</w:t>
-      </w:r>
-    </w:p>
-    <w:p>
-      <w:pPr>
-        <w:pBdr>
-          <w:bottom w:val="single" w:color="9aa0a8" w:sz="6"/>
-        </w:pBdr>
-        <w:spacing w:after="200" w:before="60"/>
-        <w:ind w:left="460"/>
-      </w:pPr>
-      <w:r>
-        <w:rPr>
-          <w:rFonts w:ascii="Arial" w:cs="Arial" w:eastAsia="Arial" w:hAnsi="Arial"/>
-          <w:b/>
-          <w:bCs/>
-          <w:color w:val="6b7280"/>
-          <w:sz w:val="16"/>
-          <w:szCs w:val="16"/>
-        </w:rPr>
-        <w:t xml:space="preserve">REAL LINE:  </w:t>
-      </w:r>
-    </w:p>
-    <w:p>
-      <w:pPr>
-        <w:spacing w:after="10"/>
-      </w:pPr>
-      <w:r>
-        <w:rPr>
-          <w:rFonts w:ascii="Courier New" w:cs="Courier New" w:eastAsia="Courier New" w:hAnsi="Courier New"/>
-          <w:b/>
-          <w:bCs/>
-          <w:color w:val="6b7280"/>
-          <w:sz w:val="20"/>
-          <w:szCs w:val="20"/>
-        </w:rPr>
-        <w:t xml:space="preserve">6.9   </w:t>
-      </w:r>
-      <w:r>
-        <w:rPr>
-          <w:rFonts w:ascii="Arial" w:cs="Arial" w:eastAsia="Arial" w:hAnsi="Arial"/>
-          <w:b/>
-          <w:bCs/>
-          <w:color w:val="15151d"/>
-          <w:sz w:val="22"/>
-          <w:szCs w:val="22"/>
-        </w:rPr>
-        <w:t xml:space="preserve">“(final phrase)”</w:t>
-      </w:r>
-    </w:p>
-    <w:p>
-      <w:pPr>
-        <w:pBdr>
-          <w:bottom w:val="single" w:color="9aa0a8" w:sz="6"/>
-        </w:pBdr>
-        <w:spacing w:after="200" w:before="60"/>
-        <w:ind w:left="460"/>
-      </w:pPr>
-      <w:r>
-        <w:rPr>
-          <w:rFonts w:ascii="Arial" w:cs="Arial" w:eastAsia="Arial" w:hAnsi="Arial"/>
-          <w:b/>
-          <w:bCs/>
-          <w:color w:val="6b7280"/>
-          <w:sz w:val="16"/>
-          <w:szCs w:val="16"/>
-        </w:rPr>
-        <w:t xml:space="preserve">REAL LINE:  </w:t>
-      </w:r>
-    </w:p>
-    <w:p>
-      <w:pPr>
-        <w:pageBreakBefore/>
-        <w:spacing w:after="160"/>
-      </w:pPr>
-      <w:r>
-        <w:rPr>
-          <w:rFonts w:ascii="Arial" w:cs="Arial" w:eastAsia="Arial" w:hAnsi="Arial"/>
-          <w:b/>
-          <w:bCs/>
-          <w:color w:val="15151d"/>
-          <w:sz w:val="32"/>
-          <w:szCs w:val="32"/>
-        </w:rPr>
-        <w:t xml:space="preserve">7 · A Summer in Ohio</w:t>
-      </w:r>
-      <w:r>
-        <w:rPr>
-          <w:rFonts w:ascii="Arial" w:cs="Arial" w:eastAsia="Arial" w:hAnsi="Arial"/>
-          <w:color w:val="6b7280"/>
-          <w:sz w:val="20"/>
-          <w:szCs w:val="20"/>
-        </w:rPr>
-        <w:t xml:space="preserve">   ·   15 cues</w:t>
-      </w:r>
-    </w:p>
-    <w:p>
-      <w:pPr>
-        <w:spacing w:after="10"/>
-      </w:pPr>
-      <w:r>
-        <w:rPr>
-          <w:rFonts w:ascii="Courier New" w:cs="Courier New" w:eastAsia="Courier New" w:hAnsi="Courier New"/>
-          <w:b/>
-          <w:bCs/>
-          <w:color w:val="6b7280"/>
-          <w:sz w:val="20"/>
-          <w:szCs w:val="20"/>
-        </w:rPr>
-        <w:t xml:space="preserve">7.1   </w:t>
+        <w:t xml:space="preserve">♪ AT THE VOWS — the underscore turns</w:t>
+      </w:r>
+    </w:p>
+    <w:p>
+      <w:pPr>
+        <w:pBdr>
+          <w:bottom w:val="single" w:color="9aa0a8" w:sz="6"/>
+        </w:pBdr>
+        <w:spacing w:after="200" w:before="60"/>
+        <w:ind w:left="460"/>
+      </w:pPr>
+      <w:r>
+        <w:rPr>
+          <w:rFonts w:ascii="Arial" w:cs="Arial" w:eastAsia="Arial" w:hAnsi="Arial"/>
+          <w:b/>
+          <w:bCs/>
+          <w:color w:val="6b7280"/>
+          <w:sz w:val="16"/>
+          <w:szCs w:val="16"/>
+        </w:rPr>
+        <w:t xml:space="preserve">REAL LINE:  </w:t>
+      </w:r>
+    </w:p>
+    <w:p>
+      <w:pPr>
+        <w:spacing w:after="10"/>
+      </w:pPr>
+      <w:r>
+        <w:rPr>
+          <w:rFonts w:ascii="Courier New" w:cs="Courier New" w:eastAsia="Courier New" w:hAnsi="Courier New"/>
+          <w:b/>
+          <w:bCs/>
+          <w:color w:val="6b7280"/>
+          <w:sz w:val="20"/>
+          <w:szCs w:val="20"/>
+        </w:rPr>
+        <w:t xml:space="preserve">8.3   </w:t>
       </w:r>
       <w:r>
         <w:rPr>
@@ -3306,278 +3661,43 @@
           <w:sz w:val="22"/>
           <w:szCs w:val="22"/>
         </w:rPr>
-        <w:t xml:space="preserve">♪ Vamp in</w:t>
-      </w:r>
-    </w:p>
-    <w:p>
-      <w:pPr>
-        <w:pBdr>
-          <w:bottom w:val="single" w:color="9aa0a8" w:sz="6"/>
-        </w:pBdr>
-        <w:spacing w:after="200" w:before="60"/>
-        <w:ind w:left="460"/>
-      </w:pPr>
-      <w:r>
-        <w:rPr>
-          <w:rFonts w:ascii="Arial" w:cs="Arial" w:eastAsia="Arial" w:hAnsi="Arial"/>
-          <w:b/>
-          <w:bCs/>
-          <w:color w:val="6b7280"/>
-          <w:sz w:val="16"/>
-          <w:szCs w:val="16"/>
-        </w:rPr>
-        <w:t xml:space="preserve">REAL LINE:  </w:t>
-      </w:r>
-    </w:p>
-    <w:p>
-      <w:pPr>
-        <w:spacing w:after="10"/>
-      </w:pPr>
-      <w:r>
-        <w:rPr>
-          <w:rFonts w:ascii="Courier New" w:cs="Courier New" w:eastAsia="Courier New" w:hAnsi="Courier New"/>
-          <w:b/>
-          <w:bCs/>
-          <w:color w:val="6b7280"/>
-          <w:sz w:val="20"/>
-          <w:szCs w:val="20"/>
-        </w:rPr>
-        <w:t xml:space="preserve">7.2   </w:t>
-      </w:r>
-      <w:r>
-        <w:rPr>
-          <w:rFonts w:ascii="Arial" w:cs="Arial" w:eastAsia="Arial" w:hAnsi="Arial"/>
-          <w:b/>
-          <w:bCs/>
-          <w:color w:val="15151d"/>
-          <w:sz w:val="22"/>
-          <w:szCs w:val="22"/>
-        </w:rPr>
-        <w:t xml:space="preserve">“I could stay here,”</w:t>
-      </w:r>
-    </w:p>
-    <w:p>
-      <w:pPr>
-        <w:pBdr>
-          <w:bottom w:val="single" w:color="9aa0a8" w:sz="6"/>
-        </w:pBdr>
-        <w:spacing w:after="200" w:before="60"/>
-        <w:ind w:left="460"/>
-      </w:pPr>
-      <w:r>
-        <w:rPr>
-          <w:rFonts w:ascii="Arial" w:cs="Arial" w:eastAsia="Arial" w:hAnsi="Arial"/>
-          <w:b/>
-          <w:bCs/>
-          <w:color w:val="6b7280"/>
-          <w:sz w:val="16"/>
-          <w:szCs w:val="16"/>
-        </w:rPr>
-        <w:t xml:space="preserve">REAL LINE:  </w:t>
-      </w:r>
-    </w:p>
-    <w:p>
-      <w:pPr>
-        <w:spacing w:after="10"/>
-      </w:pPr>
-      <w:r>
-        <w:rPr>
-          <w:rFonts w:ascii="Courier New" w:cs="Courier New" w:eastAsia="Courier New" w:hAnsi="Courier New"/>
-          <w:b/>
-          <w:bCs/>
-          <w:color w:val="6b7280"/>
-          <w:sz w:val="20"/>
-          <w:szCs w:val="20"/>
-        </w:rPr>
-        <w:t xml:space="preserve">7.3   </w:t>
-      </w:r>
-      <w:r>
-        <w:rPr>
-          <w:rFonts w:ascii="Arial" w:cs="Arial" w:eastAsia="Arial" w:hAnsi="Arial"/>
-          <w:b/>
-          <w:bCs/>
-          <w:color w:val="15151d"/>
-          <w:sz w:val="22"/>
-          <w:szCs w:val="22"/>
-        </w:rPr>
-        <w:t xml:space="preserve">“Or I could go —”</w:t>
-      </w:r>
-    </w:p>
-    <w:p>
-      <w:pPr>
-        <w:pBdr>
-          <w:bottom w:val="single" w:color="9aa0a8" w:sz="6"/>
-        </w:pBdr>
-        <w:spacing w:after="200" w:before="60"/>
-        <w:ind w:left="460"/>
-      </w:pPr>
-      <w:r>
-        <w:rPr>
-          <w:rFonts w:ascii="Arial" w:cs="Arial" w:eastAsia="Arial" w:hAnsi="Arial"/>
-          <w:b/>
-          <w:bCs/>
-          <w:color w:val="6b7280"/>
-          <w:sz w:val="16"/>
-          <w:szCs w:val="16"/>
-        </w:rPr>
-        <w:t xml:space="preserve">REAL LINE:  </w:t>
-      </w:r>
-    </w:p>
-    <w:p>
-      <w:pPr>
-        <w:spacing w:after="10"/>
-      </w:pPr>
-      <w:r>
-        <w:rPr>
-          <w:rFonts w:ascii="Courier New" w:cs="Courier New" w:eastAsia="Courier New" w:hAnsi="Courier New"/>
-          <w:b/>
-          <w:bCs/>
-          <w:color w:val="6b7280"/>
-          <w:sz w:val="20"/>
-          <w:szCs w:val="20"/>
-        </w:rPr>
-        <w:t xml:space="preserve">7.4   </w:t>
-      </w:r>
-      <w:r>
-        <w:rPr>
-          <w:rFonts w:ascii="Arial" w:cs="Arial" w:eastAsia="Arial" w:hAnsi="Arial"/>
-          <w:b/>
-          <w:bCs/>
-          <w:color w:val="15151d"/>
-          <w:sz w:val="22"/>
-          <w:szCs w:val="22"/>
-        </w:rPr>
-        <w:t xml:space="preserve">“And in a hundred years,”</w:t>
-      </w:r>
-    </w:p>
-    <w:p>
-      <w:pPr>
-        <w:pBdr>
-          <w:bottom w:val="single" w:color="9aa0a8" w:sz="6"/>
-        </w:pBdr>
-        <w:spacing w:after="200" w:before="60"/>
-        <w:ind w:left="460"/>
-      </w:pPr>
-      <w:r>
-        <w:rPr>
-          <w:rFonts w:ascii="Arial" w:cs="Arial" w:eastAsia="Arial" w:hAnsi="Arial"/>
-          <w:b/>
-          <w:bCs/>
-          <w:color w:val="6b7280"/>
-          <w:sz w:val="16"/>
-          <w:szCs w:val="16"/>
-        </w:rPr>
-        <w:t xml:space="preserve">REAL LINE:  </w:t>
-      </w:r>
-    </w:p>
-    <w:p>
-      <w:pPr>
-        <w:spacing w:after="10"/>
-      </w:pPr>
-      <w:r>
-        <w:rPr>
-          <w:rFonts w:ascii="Courier New" w:cs="Courier New" w:eastAsia="Courier New" w:hAnsi="Courier New"/>
-          <w:b/>
-          <w:bCs/>
-          <w:color w:val="6b7280"/>
-          <w:sz w:val="20"/>
-          <w:szCs w:val="20"/>
-        </w:rPr>
-        <w:t xml:space="preserve">7.5   </w:t>
-      </w:r>
-      <w:r>
-        <w:rPr>
-          <w:rFonts w:ascii="Arial" w:cs="Arial" w:eastAsia="Arial" w:hAnsi="Arial"/>
-          <w:b/>
-          <w:bCs/>
-          <w:color w:val="15151d"/>
-          <w:sz w:val="22"/>
-          <w:szCs w:val="22"/>
-        </w:rPr>
-        <w:t xml:space="preserve">“(next joke)”</w:t>
-      </w:r>
-    </w:p>
-    <w:p>
-      <w:pPr>
-        <w:pBdr>
-          <w:bottom w:val="single" w:color="9aa0a8" w:sz="6"/>
-        </w:pBdr>
-        <w:spacing w:after="200" w:before="60"/>
-        <w:ind w:left="460"/>
-      </w:pPr>
-      <w:r>
-        <w:rPr>
-          <w:rFonts w:ascii="Arial" w:cs="Arial" w:eastAsia="Arial" w:hAnsi="Arial"/>
-          <w:b/>
-          <w:bCs/>
-          <w:color w:val="6b7280"/>
-          <w:sz w:val="16"/>
-          <w:szCs w:val="16"/>
-        </w:rPr>
-        <w:t xml:space="preserve">REAL LINE:  </w:t>
-      </w:r>
-    </w:p>
-    <w:p>
-      <w:pPr>
-        <w:spacing w:after="10"/>
-      </w:pPr>
-      <w:r>
-        <w:rPr>
-          <w:rFonts w:ascii="Courier New" w:cs="Courier New" w:eastAsia="Courier New" w:hAnsi="Courier New"/>
-          <w:b/>
-          <w:bCs/>
-          <w:color w:val="6b7280"/>
-          <w:sz w:val="20"/>
-          <w:szCs w:val="20"/>
-        </w:rPr>
-        <w:t xml:space="preserve">7.6   </w:t>
-      </w:r>
-      <w:r>
-        <w:rPr>
-          <w:rFonts w:ascii="Arial" w:cs="Arial" w:eastAsia="Arial" w:hAnsi="Arial"/>
-          <w:b/>
-          <w:bCs/>
-          <w:color w:val="15151d"/>
-          <w:sz w:val="22"/>
-          <w:szCs w:val="22"/>
-        </w:rPr>
-        <w:t xml:space="preserve">“And I’m so glad I could fail you in Ohio.”</w:t>
-      </w:r>
-    </w:p>
-    <w:p>
-      <w:pPr>
-        <w:pBdr>
-          <w:bottom w:val="single" w:color="9aa0a8" w:sz="6"/>
-        </w:pBdr>
-        <w:spacing w:after="200" w:before="60"/>
-        <w:ind w:left="460"/>
-      </w:pPr>
-      <w:r>
-        <w:rPr>
-          <w:rFonts w:ascii="Arial" w:cs="Arial" w:eastAsia="Arial" w:hAnsi="Arial"/>
-          <w:b/>
-          <w:bCs/>
-          <w:color w:val="6b7280"/>
-          <w:sz w:val="16"/>
-          <w:szCs w:val="16"/>
-        </w:rPr>
-        <w:t xml:space="preserve">REAL LINE:  </w:t>
-      </w:r>
-    </w:p>
-    <w:p>
-      <w:pPr>
-        <w:spacing w:after="10"/>
-      </w:pPr>
-      <w:r>
-        <w:rPr>
-          <w:rFonts w:ascii="Courier New" w:cs="Courier New" w:eastAsia="Courier New" w:hAnsi="Courier New"/>
-          <w:b/>
-          <w:bCs/>
-          <w:color w:val="6b7280"/>
-          <w:sz w:val="20"/>
-          <w:szCs w:val="20"/>
-        </w:rPr>
-        <w:t xml:space="preserve">7.7   </w:t>
+        <w:t xml:space="preserve">♪ After the waltz and interlude — BACK IN TIME to the engagement</w:t>
+      </w:r>
+    </w:p>
+    <w:p>
+      <w:pPr>
+        <w:pBdr>
+          <w:bottom w:val="single" w:color="9aa0a8" w:sz="6"/>
+        </w:pBdr>
+        <w:spacing w:after="200" w:before="60"/>
+        <w:ind w:left="460"/>
+      </w:pPr>
+      <w:r>
+        <w:rPr>
+          <w:rFonts w:ascii="Arial" w:cs="Arial" w:eastAsia="Arial" w:hAnsi="Arial"/>
+          <w:b/>
+          <w:bCs/>
+          <w:color w:val="6b7280"/>
+          <w:sz w:val="16"/>
+          <w:szCs w:val="16"/>
+        </w:rPr>
+        <w:t xml:space="preserve">REAL LINE:  </w:t>
+      </w:r>
+    </w:p>
+    <w:p>
+      <w:pPr>
+        <w:spacing w:after="10"/>
+      </w:pPr>
+      <w:r>
+        <w:rPr>
+          <w:rFonts w:ascii="Courier New" w:cs="Courier New" w:eastAsia="Courier New" w:hAnsi="Courier New"/>
+          <w:b/>
+          <w:bCs/>
+          <w:color w:val="6b7280"/>
+          <w:sz w:val="20"/>
+          <w:szCs w:val="20"/>
+        </w:rPr>
+        <w:t xml:space="preserve">8.4   </w:t>
       </w:r>
       <w:r>
         <w:rPr>
@@ -3588,43 +3708,69 @@
           <w:sz w:val="22"/>
           <w:szCs w:val="22"/>
         </w:rPr>
-        <w:t xml:space="preserve">♪ INSTRUMENTAL BREAK — the call connects</w:t>
-      </w:r>
-    </w:p>
-    <w:p>
-      <w:pPr>
-        <w:pBdr>
-          <w:bottom w:val="single" w:color="9aa0a8" w:sz="6"/>
-        </w:pBdr>
-        <w:spacing w:after="200" w:before="60"/>
-        <w:ind w:left="460"/>
-      </w:pPr>
-      <w:r>
-        <w:rPr>
-          <w:rFonts w:ascii="Arial" w:cs="Arial" w:eastAsia="Arial" w:hAnsi="Arial"/>
-          <w:b/>
-          <w:bCs/>
-          <w:color w:val="6b7280"/>
-          <w:sz w:val="16"/>
-          <w:szCs w:val="16"/>
-        </w:rPr>
-        <w:t xml:space="preserve">REAL LINE:  </w:t>
-      </w:r>
-    </w:p>
-    <w:p>
-      <w:pPr>
-        <w:spacing w:after="10"/>
-      </w:pPr>
-      <w:r>
-        <w:rPr>
-          <w:rFonts w:ascii="Courier New" w:cs="Courier New" w:eastAsia="Courier New" w:hAnsi="Courier New"/>
-          <w:b/>
-          <w:bCs/>
-          <w:color w:val="6b7280"/>
-          <w:sz w:val="20"/>
-          <w:szCs w:val="20"/>
-        </w:rPr>
-        <w:t xml:space="preserve">7.8   </w:t>
+        <w:t xml:space="preserve">♪ Cutoff</w:t>
+      </w:r>
+    </w:p>
+    <w:p>
+      <w:pPr>
+        <w:pBdr>
+          <w:bottom w:val="single" w:color="9aa0a8" w:sz="6"/>
+        </w:pBdr>
+        <w:spacing w:after="200" w:before="60"/>
+        <w:ind w:left="460"/>
+      </w:pPr>
+      <w:r>
+        <w:rPr>
+          <w:rFonts w:ascii="Arial" w:cs="Arial" w:eastAsia="Arial" w:hAnsi="Arial"/>
+          <w:b/>
+          <w:bCs/>
+          <w:color w:val="6b7280"/>
+          <w:sz w:val="16"/>
+          <w:szCs w:val="16"/>
+        </w:rPr>
+        <w:t xml:space="preserve">REAL LINE:  </w:t>
+      </w:r>
+    </w:p>
+    <w:p>
+      <w:pPr>
+        <w:pageBreakBefore/>
+        <w:spacing w:after="160"/>
+      </w:pPr>
+      <w:r>
+        <w:rPr>
+          <w:rFonts w:ascii="Arial" w:cs="Arial" w:eastAsia="Arial" w:hAnsi="Arial"/>
+          <w:b/>
+          <w:bCs/>
+          <w:color w:val="15151d"/>
+          <w:sz w:val="32"/>
+          <w:szCs w:val="32"/>
+        </w:rPr>
+        <w:t xml:space="preserve">9 · A Miracle Would Happen</w:t>
+      </w:r>
+      <w:r>
+        <w:rPr>
+          <w:rFonts w:ascii="Arial" w:cs="Arial" w:eastAsia="Arial" w:hAnsi="Arial"/>
+          <w:color w:val="6b7280"/>
+          <w:sz w:val="20"/>
+          <w:szCs w:val="20"/>
+        </w:rPr>
+        <w:t xml:space="preserve">   ·   7 cues</w:t>
+      </w:r>
+    </w:p>
+    <w:p>
+      <w:pPr>
+        <w:spacing w:after="10"/>
+      </w:pPr>
+      <w:r>
+        <w:rPr>
+          <w:rFonts w:ascii="Courier New" w:cs="Courier New" w:eastAsia="Courier New" w:hAnsi="Courier New"/>
+          <w:b/>
+          <w:bCs/>
+          <w:color w:val="6b7280"/>
+          <w:sz w:val="20"/>
+          <w:szCs w:val="20"/>
+        </w:rPr>
+        <w:t xml:space="preserve">9.1   </w:t>
       </w:r>
       <w:r>
         <w:rPr>
@@ -3635,43 +3781,278 @@
           <w:sz w:val="22"/>
           <w:szCs w:val="22"/>
         </w:rPr>
-        <w:t xml:space="preserve">♪ Two bars in</w:t>
-      </w:r>
-    </w:p>
-    <w:p>
-      <w:pPr>
-        <w:pBdr>
-          <w:bottom w:val="single" w:color="9aa0a8" w:sz="6"/>
-        </w:pBdr>
-        <w:spacing w:after="200" w:before="60"/>
-        <w:ind w:left="460"/>
-      </w:pPr>
-      <w:r>
-        <w:rPr>
-          <w:rFonts w:ascii="Arial" w:cs="Arial" w:eastAsia="Arial" w:hAnsi="Arial"/>
-          <w:b/>
-          <w:bCs/>
-          <w:color w:val="6b7280"/>
-          <w:sz w:val="16"/>
-          <w:szCs w:val="16"/>
-        </w:rPr>
-        <w:t xml:space="preserve">REAL LINE:  </w:t>
-      </w:r>
-    </w:p>
-    <w:p>
-      <w:pPr>
-        <w:spacing w:after="10"/>
-      </w:pPr>
-      <w:r>
-        <w:rPr>
-          <w:rFonts w:ascii="Courier New" w:cs="Courier New" w:eastAsia="Courier New" w:hAnsi="Courier New"/>
-          <w:b/>
-          <w:bCs/>
-          <w:color w:val="6b7280"/>
-          <w:sz w:val="20"/>
-          <w:szCs w:val="20"/>
-        </w:rPr>
-        <w:t xml:space="preserve">7.9   </w:t>
+        <w:t xml:space="preserve">♪ Vamp — his phone, locked</w:t>
+      </w:r>
+    </w:p>
+    <w:p>
+      <w:pPr>
+        <w:pBdr>
+          <w:bottom w:val="single" w:color="9aa0a8" w:sz="6"/>
+        </w:pBdr>
+        <w:spacing w:after="200" w:before="60"/>
+        <w:ind w:left="460"/>
+      </w:pPr>
+      <w:r>
+        <w:rPr>
+          <w:rFonts w:ascii="Arial" w:cs="Arial" w:eastAsia="Arial" w:hAnsi="Arial"/>
+          <w:b/>
+          <w:bCs/>
+          <w:color w:val="6b7280"/>
+          <w:sz w:val="16"/>
+          <w:szCs w:val="16"/>
+        </w:rPr>
+        <w:t xml:space="preserve">REAL LINE:  </w:t>
+      </w:r>
+    </w:p>
+    <w:p>
+      <w:pPr>
+        <w:spacing w:after="10"/>
+      </w:pPr>
+      <w:r>
+        <w:rPr>
+          <w:rFonts w:ascii="Courier New" w:cs="Courier New" w:eastAsia="Courier New" w:hAnsi="Courier New"/>
+          <w:b/>
+          <w:bCs/>
+          <w:color w:val="6b7280"/>
+          <w:sz w:val="20"/>
+          <w:szCs w:val="20"/>
+        </w:rPr>
+        <w:t xml:space="preserve">9.2   </w:t>
+      </w:r>
+      <w:r>
+        <w:rPr>
+          <w:rFonts w:ascii="Arial" w:cs="Arial" w:eastAsia="Arial" w:hAnsi="Arial"/>
+          <w:b/>
+          <w:bCs/>
+          <w:color w:val="15151d"/>
+          <w:sz w:val="22"/>
+          <w:szCs w:val="22"/>
+        </w:rPr>
+        <w:t xml:space="preserve">“⚠LINE from script (worksheet) — the first stranger”</w:t>
+      </w:r>
+    </w:p>
+    <w:p>
+      <w:pPr>
+        <w:pBdr>
+          <w:bottom w:val="single" w:color="9aa0a8" w:sz="6"/>
+        </w:pBdr>
+        <w:spacing w:after="200" w:before="60"/>
+        <w:ind w:left="460"/>
+      </w:pPr>
+      <w:r>
+        <w:rPr>
+          <w:rFonts w:ascii="Arial" w:cs="Arial" w:eastAsia="Arial" w:hAnsi="Arial"/>
+          <w:b/>
+          <w:bCs/>
+          <w:color w:val="6b7280"/>
+          <w:sz w:val="16"/>
+          <w:szCs w:val="16"/>
+        </w:rPr>
+        <w:t xml:space="preserve">REAL LINE:  </w:t>
+      </w:r>
+    </w:p>
+    <w:p>
+      <w:pPr>
+        <w:spacing w:after="10"/>
+      </w:pPr>
+      <w:r>
+        <w:rPr>
+          <w:rFonts w:ascii="Courier New" w:cs="Courier New" w:eastAsia="Courier New" w:hAnsi="Courier New"/>
+          <w:b/>
+          <w:bCs/>
+          <w:color w:val="6b7280"/>
+          <w:sz w:val="20"/>
+          <w:szCs w:val="20"/>
+        </w:rPr>
+        <w:t xml:space="preserve">9.3   </w:t>
+      </w:r>
+      <w:r>
+        <w:rPr>
+          <w:rFonts w:ascii="Arial" w:cs="Arial" w:eastAsia="Arial" w:hAnsi="Arial"/>
+          <w:b/>
+          <w:bCs/>
+          <w:color w:val="15151d"/>
+          <w:sz w:val="22"/>
+          <w:szCs w:val="22"/>
+        </w:rPr>
+        <w:t xml:space="preserve">“⚠LINE from script (worksheet) — another”</w:t>
+      </w:r>
+    </w:p>
+    <w:p>
+      <w:pPr>
+        <w:pBdr>
+          <w:bottom w:val="single" w:color="9aa0a8" w:sz="6"/>
+        </w:pBdr>
+        <w:spacing w:after="200" w:before="60"/>
+        <w:ind w:left="460"/>
+      </w:pPr>
+      <w:r>
+        <w:rPr>
+          <w:rFonts w:ascii="Arial" w:cs="Arial" w:eastAsia="Arial" w:hAnsi="Arial"/>
+          <w:b/>
+          <w:bCs/>
+          <w:color w:val="6b7280"/>
+          <w:sz w:val="16"/>
+          <w:szCs w:val="16"/>
+        </w:rPr>
+        <w:t xml:space="preserve">REAL LINE:  </w:t>
+      </w:r>
+    </w:p>
+    <w:p>
+      <w:pPr>
+        <w:spacing w:after="10"/>
+      </w:pPr>
+      <w:r>
+        <w:rPr>
+          <w:rFonts w:ascii="Courier New" w:cs="Courier New" w:eastAsia="Courier New" w:hAnsi="Courier New"/>
+          <w:b/>
+          <w:bCs/>
+          <w:color w:val="6b7280"/>
+          <w:sz w:val="20"/>
+          <w:szCs w:val="20"/>
+        </w:rPr>
+        <w:t xml:space="preserve">9.4   </w:t>
+      </w:r>
+      <w:r>
+        <w:rPr>
+          <w:rFonts w:ascii="Arial" w:cs="Arial" w:eastAsia="Arial" w:hAnsi="Arial"/>
+          <w:b/>
+          <w:bCs/>
+          <w:color w:val="15151d"/>
+          <w:sz w:val="22"/>
+          <w:szCs w:val="22"/>
+        </w:rPr>
+        <w:t xml:space="preserve">“⚠LINE from script (worksheet) — the numbers”</w:t>
+      </w:r>
+    </w:p>
+    <w:p>
+      <w:pPr>
+        <w:pBdr>
+          <w:bottom w:val="single" w:color="9aa0a8" w:sz="6"/>
+        </w:pBdr>
+        <w:spacing w:after="200" w:before="60"/>
+        <w:ind w:left="460"/>
+      </w:pPr>
+      <w:r>
+        <w:rPr>
+          <w:rFonts w:ascii="Arial" w:cs="Arial" w:eastAsia="Arial" w:hAnsi="Arial"/>
+          <w:b/>
+          <w:bCs/>
+          <w:color w:val="6b7280"/>
+          <w:sz w:val="16"/>
+          <w:szCs w:val="16"/>
+        </w:rPr>
+        <w:t xml:space="preserve">REAL LINE:  </w:t>
+      </w:r>
+    </w:p>
+    <w:p>
+      <w:pPr>
+        <w:spacing w:after="10"/>
+      </w:pPr>
+      <w:r>
+        <w:rPr>
+          <w:rFonts w:ascii="Courier New" w:cs="Courier New" w:eastAsia="Courier New" w:hAnsi="Courier New"/>
+          <w:b/>
+          <w:bCs/>
+          <w:color w:val="6b7280"/>
+          <w:sz w:val="20"/>
+          <w:szCs w:val="20"/>
+        </w:rPr>
+        <w:t xml:space="preserve">9.5   </w:t>
+      </w:r>
+      <w:r>
+        <w:rPr>
+          <w:rFonts w:ascii="Arial" w:cs="Arial" w:eastAsia="Arial" w:hAnsi="Arial"/>
+          <w:b/>
+          <w:bCs/>
+          <w:color w:val="15151d"/>
+          <w:sz w:val="22"/>
+          <w:szCs w:val="22"/>
+        </w:rPr>
+        <w:t xml:space="preserve">“⚠LINE from script (worksheet) — Elise”</w:t>
+      </w:r>
+    </w:p>
+    <w:p>
+      <w:pPr>
+        <w:pBdr>
+          <w:bottom w:val="single" w:color="9aa0a8" w:sz="6"/>
+        </w:pBdr>
+        <w:spacing w:after="200" w:before="60"/>
+        <w:ind w:left="460"/>
+      </w:pPr>
+      <w:r>
+        <w:rPr>
+          <w:rFonts w:ascii="Arial" w:cs="Arial" w:eastAsia="Arial" w:hAnsi="Arial"/>
+          <w:b/>
+          <w:bCs/>
+          <w:color w:val="6b7280"/>
+          <w:sz w:val="16"/>
+          <w:szCs w:val="16"/>
+        </w:rPr>
+        <w:t xml:space="preserve">REAL LINE:  </w:t>
+      </w:r>
+    </w:p>
+    <w:p>
+      <w:pPr>
+        <w:spacing w:after="10"/>
+      </w:pPr>
+      <w:r>
+        <w:rPr>
+          <w:rFonts w:ascii="Courier New" w:cs="Courier New" w:eastAsia="Courier New" w:hAnsi="Courier New"/>
+          <w:b/>
+          <w:bCs/>
+          <w:color w:val="6b7280"/>
+          <w:sz w:val="20"/>
+          <w:szCs w:val="20"/>
+        </w:rPr>
+        <w:t xml:space="preserve">9.6   </w:t>
+      </w:r>
+      <w:r>
+        <w:rPr>
+          <w:rFonts w:ascii="Arial" w:cs="Arial" w:eastAsia="Arial" w:hAnsi="Arial"/>
+          <w:b/>
+          <w:bCs/>
+          <w:color w:val="15151d"/>
+          <w:sz w:val="22"/>
+          <w:szCs w:val="22"/>
+        </w:rPr>
+        <w:t xml:space="preserve">“⚠LINE from script (worksheet) — it keeps coming”</w:t>
+      </w:r>
+    </w:p>
+    <w:p>
+      <w:pPr>
+        <w:pBdr>
+          <w:bottom w:val="single" w:color="9aa0a8" w:sz="6"/>
+        </w:pBdr>
+        <w:spacing w:after="200" w:before="60"/>
+        <w:ind w:left="460"/>
+      </w:pPr>
+      <w:r>
+        <w:rPr>
+          <w:rFonts w:ascii="Arial" w:cs="Arial" w:eastAsia="Arial" w:hAnsi="Arial"/>
+          <w:b/>
+          <w:bCs/>
+          <w:color w:val="6b7280"/>
+          <w:sz w:val="16"/>
+          <w:szCs w:val="16"/>
+        </w:rPr>
+        <w:t xml:space="preserve">REAL LINE:  </w:t>
+      </w:r>
+    </w:p>
+    <w:p>
+      <w:pPr>
+        <w:spacing w:after="10"/>
+      </w:pPr>
+      <w:r>
+        <w:rPr>
+          <w:rFonts w:ascii="Courier New" w:cs="Courier New" w:eastAsia="Courier New" w:hAnsi="Courier New"/>
+          <w:b/>
+          <w:bCs/>
+          <w:color w:val="6b7280"/>
+          <w:sz w:val="20"/>
+          <w:szCs w:val="20"/>
+        </w:rPr>
+        <w:t xml:space="preserve">9.7   </w:t>
       </w:r>
       <w:r>
         <w:rPr>
@@ -3682,1610 +4063,7 @@
           <w:sz w:val="22"/>
           <w:szCs w:val="22"/>
         </w:rPr>
-        <w:t xml:space="preserve">♪ Four bars in</w:t>
-      </w:r>
-    </w:p>
-    <w:p>
-      <w:pPr>
-        <w:pBdr>
-          <w:bottom w:val="single" w:color="9aa0a8" w:sz="6"/>
-        </w:pBdr>
-        <w:spacing w:after="200" w:before="60"/>
-        <w:ind w:left="460"/>
-      </w:pPr>
-      <w:r>
-        <w:rPr>
-          <w:rFonts w:ascii="Arial" w:cs="Arial" w:eastAsia="Arial" w:hAnsi="Arial"/>
-          <w:b/>
-          <w:bCs/>
-          <w:color w:val="6b7280"/>
-          <w:sz w:val="16"/>
-          <w:szCs w:val="16"/>
-        </w:rPr>
-        <w:t xml:space="preserve">REAL LINE:  </w:t>
-      </w:r>
-    </w:p>
-    <w:p>
-      <w:pPr>
-        <w:spacing w:after="10"/>
-      </w:pPr>
-      <w:r>
-        <w:rPr>
-          <w:rFonts w:ascii="Courier New" w:cs="Courier New" w:eastAsia="Courier New" w:hAnsi="Courier New"/>
-          <w:b/>
-          <w:bCs/>
-          <w:color w:val="6b7280"/>
-          <w:sz w:val="20"/>
-          <w:szCs w:val="20"/>
-        </w:rPr>
-        <w:t xml:space="preserve">7.10   </w:t>
-      </w:r>
-      <w:r>
-        <w:rPr>
-          <w:rFonts w:ascii="Arial" w:cs="Arial" w:eastAsia="Arial" w:hAnsi="Arial"/>
-          <w:b w:val="false"/>
-          <w:bCs w:val="false"/>
-          <w:color w:val="2b4d8a"/>
-          <w:sz w:val="22"/>
-          <w:szCs w:val="22"/>
-        </w:rPr>
-        <w:t xml:space="preserve">♪ Break button</w:t>
-      </w:r>
-    </w:p>
-    <w:p>
-      <w:pPr>
-        <w:pBdr>
-          <w:bottom w:val="single" w:color="9aa0a8" w:sz="6"/>
-        </w:pBdr>
-        <w:spacing w:after="200" w:before="60"/>
-        <w:ind w:left="460"/>
-      </w:pPr>
-      <w:r>
-        <w:rPr>
-          <w:rFonts w:ascii="Arial" w:cs="Arial" w:eastAsia="Arial" w:hAnsi="Arial"/>
-          <w:b/>
-          <w:bCs/>
-          <w:color w:val="6b7280"/>
-          <w:sz w:val="16"/>
-          <w:szCs w:val="16"/>
-        </w:rPr>
-        <w:t xml:space="preserve">REAL LINE:  </w:t>
-      </w:r>
-    </w:p>
-    <w:p>
-      <w:pPr>
-        <w:spacing w:after="10"/>
-      </w:pPr>
-      <w:r>
-        <w:rPr>
-          <w:rFonts w:ascii="Courier New" w:cs="Courier New" w:eastAsia="Courier New" w:hAnsi="Courier New"/>
-          <w:b/>
-          <w:bCs/>
-          <w:color w:val="6b7280"/>
-          <w:sz w:val="20"/>
-          <w:szCs w:val="20"/>
-        </w:rPr>
-        <w:t xml:space="preserve">7.11   </w:t>
-      </w:r>
-      <w:r>
-        <w:rPr>
-          <w:rFonts w:ascii="Arial" w:cs="Arial" w:eastAsia="Arial" w:hAnsi="Arial"/>
-          <w:b/>
-          <w:bCs/>
-          <w:color w:val="15151d"/>
-          <w:sz w:val="22"/>
-          <w:szCs w:val="22"/>
-        </w:rPr>
-        <w:t xml:space="preserve">“(she resumes singing)”</w:t>
-      </w:r>
-    </w:p>
-    <w:p>
-      <w:pPr>
-        <w:pBdr>
-          <w:bottom w:val="single" w:color="9aa0a8" w:sz="6"/>
-        </w:pBdr>
-        <w:spacing w:after="200" w:before="60"/>
-        <w:ind w:left="460"/>
-      </w:pPr>
-      <w:r>
-        <w:rPr>
-          <w:rFonts w:ascii="Arial" w:cs="Arial" w:eastAsia="Arial" w:hAnsi="Arial"/>
-          <w:b/>
-          <w:bCs/>
-          <w:color w:val="6b7280"/>
-          <w:sz w:val="16"/>
-          <w:szCs w:val="16"/>
-        </w:rPr>
-        <w:t xml:space="preserve">REAL LINE:  </w:t>
-      </w:r>
-    </w:p>
-    <w:p>
-      <w:pPr>
-        <w:spacing w:after="10"/>
-      </w:pPr>
-      <w:r>
-        <w:rPr>
-          <w:rFonts w:ascii="Courier New" w:cs="Courier New" w:eastAsia="Courier New" w:hAnsi="Courier New"/>
-          <w:b/>
-          <w:bCs/>
-          <w:color w:val="6b7280"/>
-          <w:sz w:val="20"/>
-          <w:szCs w:val="20"/>
-        </w:rPr>
-        <w:t xml:space="preserve">7.12   </w:t>
-      </w:r>
-      <w:r>
-        <w:rPr>
-          <w:rFonts w:ascii="Arial" w:cs="Arial" w:eastAsia="Arial" w:hAnsi="Arial"/>
-          <w:b/>
-          <w:bCs/>
-          <w:color w:val="15151d"/>
-          <w:sz w:val="22"/>
-          <w:szCs w:val="22"/>
-        </w:rPr>
-        <w:t xml:space="preserve">“And I’m so glad I could fail you in Ohio.”</w:t>
-      </w:r>
-    </w:p>
-    <w:p>
-      <w:pPr>
-        <w:pBdr>
-          <w:bottom w:val="single" w:color="9aa0a8" w:sz="6"/>
-        </w:pBdr>
-        <w:spacing w:after="200" w:before="60"/>
-        <w:ind w:left="460"/>
-      </w:pPr>
-      <w:r>
-        <w:rPr>
-          <w:rFonts w:ascii="Arial" w:cs="Arial" w:eastAsia="Arial" w:hAnsi="Arial"/>
-          <w:b/>
-          <w:bCs/>
-          <w:color w:val="6b7280"/>
-          <w:sz w:val="16"/>
-          <w:szCs w:val="16"/>
-        </w:rPr>
-        <w:t xml:space="preserve">REAL LINE:  </w:t>
-      </w:r>
-    </w:p>
-    <w:p>
-      <w:pPr>
-        <w:spacing w:after="10"/>
-      </w:pPr>
-      <w:r>
-        <w:rPr>
-          <w:rFonts w:ascii="Courier New" w:cs="Courier New" w:eastAsia="Courier New" w:hAnsi="Courier New"/>
-          <w:b/>
-          <w:bCs/>
-          <w:color w:val="6b7280"/>
-          <w:sz w:val="20"/>
-          <w:szCs w:val="20"/>
-        </w:rPr>
-        <w:t xml:space="preserve">7.13   </w:t>
-      </w:r>
-      <w:r>
-        <w:rPr>
-          <w:rFonts w:ascii="Arial" w:cs="Arial" w:eastAsia="Arial" w:hAnsi="Arial"/>
-          <w:b/>
-          <w:bCs/>
-          <w:color w:val="15151d"/>
-          <w:sz w:val="22"/>
-          <w:szCs w:val="22"/>
-        </w:rPr>
-        <w:t xml:space="preserve">“(phrase button)”</w:t>
-      </w:r>
-    </w:p>
-    <w:p>
-      <w:pPr>
-        <w:pBdr>
-          <w:bottom w:val="single" w:color="9aa0a8" w:sz="6"/>
-        </w:pBdr>
-        <w:spacing w:after="200" w:before="60"/>
-        <w:ind w:left="460"/>
-      </w:pPr>
-      <w:r>
-        <w:rPr>
-          <w:rFonts w:ascii="Arial" w:cs="Arial" w:eastAsia="Arial" w:hAnsi="Arial"/>
-          <w:b/>
-          <w:bCs/>
-          <w:color w:val="6b7280"/>
-          <w:sz w:val="16"/>
-          <w:szCs w:val="16"/>
-        </w:rPr>
-        <w:t xml:space="preserve">REAL LINE:  </w:t>
-      </w:r>
-    </w:p>
-    <w:p>
-      <w:pPr>
-        <w:spacing w:after="10"/>
-      </w:pPr>
-      <w:r>
-        <w:rPr>
-          <w:rFonts w:ascii="Courier New" w:cs="Courier New" w:eastAsia="Courier New" w:hAnsi="Courier New"/>
-          <w:b/>
-          <w:bCs/>
-          <w:color w:val="6b7280"/>
-          <w:sz w:val="20"/>
-          <w:szCs w:val="20"/>
-        </w:rPr>
-        <w:t xml:space="preserve">7.13b   </w:t>
-      </w:r>
-      <w:r>
-        <w:rPr>
-          <w:rFonts w:ascii="Arial" w:cs="Arial" w:eastAsia="Arial" w:hAnsi="Arial"/>
-          <w:b/>
-          <w:bCs/>
-          <w:color w:val="15151d"/>
-          <w:sz w:val="22"/>
-          <w:szCs w:val="22"/>
-        </w:rPr>
-        <w:t xml:space="preserve">“(before the sign-off)”</w:t>
-      </w:r>
-    </w:p>
-    <w:p>
-      <w:pPr>
-        <w:pBdr>
-          <w:bottom w:val="single" w:color="9aa0a8" w:sz="6"/>
-        </w:pBdr>
-        <w:spacing w:after="200" w:before="60"/>
-        <w:ind w:left="460"/>
-      </w:pPr>
-      <w:r>
-        <w:rPr>
-          <w:rFonts w:ascii="Arial" w:cs="Arial" w:eastAsia="Arial" w:hAnsi="Arial"/>
-          <w:b/>
-          <w:bCs/>
-          <w:color w:val="6b7280"/>
-          <w:sz w:val="16"/>
-          <w:szCs w:val="16"/>
-        </w:rPr>
-        <w:t xml:space="preserve">REAL LINE:  </w:t>
-      </w:r>
-    </w:p>
-    <w:p>
-      <w:pPr>
-        <w:spacing w:after="10"/>
-      </w:pPr>
-      <w:r>
-        <w:rPr>
-          <w:rFonts w:ascii="Courier New" w:cs="Courier New" w:eastAsia="Courier New" w:hAnsi="Courier New"/>
-          <w:b/>
-          <w:bCs/>
-          <w:color w:val="6b7280"/>
-          <w:sz w:val="20"/>
-          <w:szCs w:val="20"/>
-        </w:rPr>
-        <w:t xml:space="preserve">7.14   </w:t>
-      </w:r>
-      <w:r>
-        <w:rPr>
-          <w:rFonts w:ascii="Arial" w:cs="Arial" w:eastAsia="Arial" w:hAnsi="Arial"/>
-          <w:b/>
-          <w:bCs/>
-          <w:color w:val="15151d"/>
-          <w:sz w:val="22"/>
-          <w:szCs w:val="22"/>
-        </w:rPr>
-        <w:t xml:space="preserve">“THE FINAL SIGN-OFF”</w:t>
-      </w:r>
-    </w:p>
-    <w:p>
-      <w:pPr>
-        <w:pBdr>
-          <w:bottom w:val="single" w:color="9aa0a8" w:sz="6"/>
-        </w:pBdr>
-        <w:spacing w:after="200" w:before="60"/>
-        <w:ind w:left="460"/>
-      </w:pPr>
-      <w:r>
-        <w:rPr>
-          <w:rFonts w:ascii="Arial" w:cs="Arial" w:eastAsia="Arial" w:hAnsi="Arial"/>
-          <w:b/>
-          <w:bCs/>
-          <w:color w:val="6b7280"/>
-          <w:sz w:val="16"/>
-          <w:szCs w:val="16"/>
-        </w:rPr>
-        <w:t xml:space="preserve">REAL LINE:  </w:t>
-      </w:r>
-    </w:p>
-    <w:p>
-      <w:pPr>
-        <w:pageBreakBefore/>
-        <w:spacing w:after="160"/>
-      </w:pPr>
-      <w:r>
-        <w:rPr>
-          <w:rFonts w:ascii="Arial" w:cs="Arial" w:eastAsia="Arial" w:hAnsi="Arial"/>
-          <w:b/>
-          <w:bCs/>
-          <w:color w:val="15151d"/>
-          <w:sz w:val="32"/>
-          <w:szCs w:val="32"/>
-        </w:rPr>
-        <w:t xml:space="preserve">8 · The Next Ten Minutes</w:t>
-      </w:r>
-      <w:r>
-        <w:rPr>
-          <w:rFonts w:ascii="Arial" w:cs="Arial" w:eastAsia="Arial" w:hAnsi="Arial"/>
-          <w:color w:val="6b7280"/>
-          <w:sz w:val="20"/>
-          <w:szCs w:val="20"/>
-        </w:rPr>
-        <w:t xml:space="preserve">   ·   8 cues</w:t>
-      </w:r>
-    </w:p>
-    <w:p>
-      <w:pPr>
-        <w:spacing w:after="10"/>
-      </w:pPr>
-      <w:r>
-        <w:rPr>
-          <w:rFonts w:ascii="Courier New" w:cs="Courier New" w:eastAsia="Courier New" w:hAnsi="Courier New"/>
-          <w:b/>
-          <w:bCs/>
-          <w:color w:val="6b7280"/>
-          <w:sz w:val="20"/>
-          <w:szCs w:val="20"/>
-        </w:rPr>
-        <w:t xml:space="preserve">8.1   </w:t>
-      </w:r>
-      <w:r>
-        <w:rPr>
-          <w:rFonts w:ascii="Arial" w:cs="Arial" w:eastAsia="Arial" w:hAnsi="Arial"/>
-          <w:b w:val="false"/>
-          <w:bCs w:val="false"/>
-          <w:color w:val="7a5f1f"/>
-          <w:sz w:val="22"/>
-          <w:szCs w:val="22"/>
-        </w:rPr>
-        <w:t xml:space="preserve">▸ The rowboat. JAMIE proposes.</w:t>
-      </w:r>
-    </w:p>
-    <w:p>
-      <w:pPr>
-        <w:pBdr>
-          <w:bottom w:val="single" w:color="9aa0a8" w:sz="6"/>
-        </w:pBdr>
-        <w:spacing w:after="200" w:before="60"/>
-        <w:ind w:left="460"/>
-      </w:pPr>
-      <w:r>
-        <w:rPr>
-          <w:rFonts w:ascii="Arial" w:cs="Arial" w:eastAsia="Arial" w:hAnsi="Arial"/>
-          <w:b/>
-          <w:bCs/>
-          <w:color w:val="6b7280"/>
-          <w:sz w:val="16"/>
-          <w:szCs w:val="16"/>
-        </w:rPr>
-        <w:t xml:space="preserve">REAL LINE:  </w:t>
-      </w:r>
-    </w:p>
-    <w:p>
-      <w:pPr>
-        <w:spacing w:after="10"/>
-      </w:pPr>
-      <w:r>
-        <w:rPr>
-          <w:rFonts w:ascii="Courier New" w:cs="Courier New" w:eastAsia="Courier New" w:hAnsi="Courier New"/>
-          <w:b/>
-          <w:bCs/>
-          <w:color w:val="6b7280"/>
-          <w:sz w:val="20"/>
-          <w:szCs w:val="20"/>
-        </w:rPr>
-        <w:t xml:space="preserve">8.2   </w:t>
-      </w:r>
-      <w:r>
-        <w:rPr>
-          <w:rFonts w:ascii="Arial" w:cs="Arial" w:eastAsia="Arial" w:hAnsi="Arial"/>
-          <w:b w:val="false"/>
-          <w:bCs w:val="false"/>
-          <w:color w:val="2b4d8a"/>
-          <w:sz w:val="22"/>
-          <w:szCs w:val="22"/>
-        </w:rPr>
-        <w:t xml:space="preserve">♪ AT THE VOWS — the underscore turns</w:t>
-      </w:r>
-    </w:p>
-    <w:p>
-      <w:pPr>
-        <w:pBdr>
-          <w:bottom w:val="single" w:color="9aa0a8" w:sz="6"/>
-        </w:pBdr>
-        <w:spacing w:after="200" w:before="60"/>
-        <w:ind w:left="460"/>
-      </w:pPr>
-      <w:r>
-        <w:rPr>
-          <w:rFonts w:ascii="Arial" w:cs="Arial" w:eastAsia="Arial" w:hAnsi="Arial"/>
-          <w:b/>
-          <w:bCs/>
-          <w:color w:val="6b7280"/>
-          <w:sz w:val="16"/>
-          <w:szCs w:val="16"/>
-        </w:rPr>
-        <w:t xml:space="preserve">REAL LINE:  </w:t>
-      </w:r>
-    </w:p>
-    <w:p>
-      <w:pPr>
-        <w:spacing w:after="10"/>
-      </w:pPr>
-      <w:r>
-        <w:rPr>
-          <w:rFonts w:ascii="Courier New" w:cs="Courier New" w:eastAsia="Courier New" w:hAnsi="Courier New"/>
-          <w:b/>
-          <w:bCs/>
-          <w:color w:val="6b7280"/>
-          <w:sz w:val="20"/>
-          <w:szCs w:val="20"/>
-        </w:rPr>
-        <w:t xml:space="preserve">8.3   </w:t>
-      </w:r>
-      <w:r>
-        <w:rPr>
-          <w:rFonts w:ascii="Arial" w:cs="Arial" w:eastAsia="Arial" w:hAnsi="Arial"/>
-          <w:b/>
-          <w:bCs/>
-          <w:color w:val="15151d"/>
-          <w:sz w:val="22"/>
-          <w:szCs w:val="22"/>
-        </w:rPr>
-        <w:t xml:space="preserve">“CATHY: Will you share your life with me”</w:t>
-      </w:r>
-    </w:p>
-    <w:p>
-      <w:pPr>
-        <w:pBdr>
-          <w:bottom w:val="single" w:color="9aa0a8" w:sz="6"/>
-        </w:pBdr>
-        <w:spacing w:after="200" w:before="60"/>
-        <w:ind w:left="460"/>
-      </w:pPr>
-      <w:r>
-        <w:rPr>
-          <w:rFonts w:ascii="Arial" w:cs="Arial" w:eastAsia="Arial" w:hAnsi="Arial"/>
-          <w:b/>
-          <w:bCs/>
-          <w:color w:val="6b7280"/>
-          <w:sz w:val="16"/>
-          <w:szCs w:val="16"/>
-        </w:rPr>
-        <w:t xml:space="preserve">REAL LINE:  </w:t>
-      </w:r>
-    </w:p>
-    <w:p>
-      <w:pPr>
-        <w:spacing w:after="10"/>
-      </w:pPr>
-      <w:r>
-        <w:rPr>
-          <w:rFonts w:ascii="Courier New" w:cs="Courier New" w:eastAsia="Courier New" w:hAnsi="Courier New"/>
-          <w:b/>
-          <w:bCs/>
-          <w:color w:val="6b7280"/>
-          <w:sz w:val="20"/>
-          <w:szCs w:val="20"/>
-        </w:rPr>
-        <w:t xml:space="preserve">8.4   </w:t>
-      </w:r>
-      <w:r>
-        <w:rPr>
-          <w:rFonts w:ascii="Arial" w:cs="Arial" w:eastAsia="Arial" w:hAnsi="Arial"/>
-          <w:b/>
-          <w:bCs/>
-          <w:color w:val="15151d"/>
-          <w:sz w:val="22"/>
-          <w:szCs w:val="22"/>
-        </w:rPr>
-        <w:t xml:space="preserve">“JAMIE: I am not always on time”</w:t>
-      </w:r>
-    </w:p>
-    <w:p>
-      <w:pPr>
-        <w:pBdr>
-          <w:bottom w:val="single" w:color="9aa0a8" w:sz="6"/>
-        </w:pBdr>
-        <w:spacing w:after="200" w:before="60"/>
-        <w:ind w:left="460"/>
-      </w:pPr>
-      <w:r>
-        <w:rPr>
-          <w:rFonts w:ascii="Arial" w:cs="Arial" w:eastAsia="Arial" w:hAnsi="Arial"/>
-          <w:b/>
-          <w:bCs/>
-          <w:color w:val="6b7280"/>
-          <w:sz w:val="16"/>
-          <w:szCs w:val="16"/>
-        </w:rPr>
-        <w:t xml:space="preserve">REAL LINE:  </w:t>
-      </w:r>
-    </w:p>
-    <w:p>
-      <w:pPr>
-        <w:spacing w:after="10"/>
-      </w:pPr>
-      <w:r>
-        <w:rPr>
-          <w:rFonts w:ascii="Courier New" w:cs="Courier New" w:eastAsia="Courier New" w:hAnsi="Courier New"/>
-          <w:b/>
-          <w:bCs/>
-          <w:color w:val="6b7280"/>
-          <w:sz w:val="20"/>
-          <w:szCs w:val="20"/>
-        </w:rPr>
-        <w:t xml:space="preserve">8.5   </w:t>
-      </w:r>
-      <w:r>
-        <w:rPr>
-          <w:rFonts w:ascii="Arial" w:cs="Arial" w:eastAsia="Arial" w:hAnsi="Arial"/>
-          <w:b/>
-          <w:bCs/>
-          <w:color w:val="15151d"/>
-          <w:sz w:val="22"/>
-          <w:szCs w:val="22"/>
-        </w:rPr>
-        <w:t xml:space="preserve">“BOTH: For the next ten minutes,”</w:t>
-      </w:r>
-    </w:p>
-    <w:p>
-      <w:pPr>
-        <w:pBdr>
-          <w:bottom w:val="single" w:color="9aa0a8" w:sz="6"/>
-        </w:pBdr>
-        <w:spacing w:after="200" w:before="60"/>
-        <w:ind w:left="460"/>
-      </w:pPr>
-      <w:r>
-        <w:rPr>
-          <w:rFonts w:ascii="Arial" w:cs="Arial" w:eastAsia="Arial" w:hAnsi="Arial"/>
-          <w:b/>
-          <w:bCs/>
-          <w:color w:val="6b7280"/>
-          <w:sz w:val="16"/>
-          <w:szCs w:val="16"/>
-        </w:rPr>
-        <w:t xml:space="preserve">REAL LINE:  </w:t>
-      </w:r>
-    </w:p>
-    <w:p>
-      <w:pPr>
-        <w:spacing w:after="10"/>
-      </w:pPr>
-      <w:r>
-        <w:rPr>
-          <w:rFonts w:ascii="Courier New" w:cs="Courier New" w:eastAsia="Courier New" w:hAnsi="Courier New"/>
-          <w:b/>
-          <w:bCs/>
-          <w:color w:val="6b7280"/>
-          <w:sz w:val="20"/>
-          <w:szCs w:val="20"/>
-        </w:rPr>
-        <w:t xml:space="preserve">8.6   </w:t>
-      </w:r>
-      <w:r>
-        <w:rPr>
-          <w:rFonts w:ascii="Arial" w:cs="Arial" w:eastAsia="Arial" w:hAnsi="Arial"/>
-          <w:b/>
-          <w:bCs/>
-          <w:color w:val="15151d"/>
-          <w:sz w:val="22"/>
-          <w:szCs w:val="22"/>
-        </w:rPr>
-        <w:t xml:space="preserve">“We can handle that.”</w:t>
-      </w:r>
-    </w:p>
-    <w:p>
-      <w:pPr>
-        <w:pBdr>
-          <w:bottom w:val="single" w:color="9aa0a8" w:sz="6"/>
-        </w:pBdr>
-        <w:spacing w:after="200" w:before="60"/>
-        <w:ind w:left="460"/>
-      </w:pPr>
-      <w:r>
-        <w:rPr>
-          <w:rFonts w:ascii="Arial" w:cs="Arial" w:eastAsia="Arial" w:hAnsi="Arial"/>
-          <w:b/>
-          <w:bCs/>
-          <w:color w:val="6b7280"/>
-          <w:sz w:val="16"/>
-          <w:szCs w:val="16"/>
-        </w:rPr>
-        <w:t xml:space="preserve">REAL LINE:  </w:t>
-      </w:r>
-    </w:p>
-    <w:p>
-      <w:pPr>
-        <w:spacing w:after="10"/>
-      </w:pPr>
-      <w:r>
-        <w:rPr>
-          <w:rFonts w:ascii="Courier New" w:cs="Courier New" w:eastAsia="Courier New" w:hAnsi="Courier New"/>
-          <w:b/>
-          <w:bCs/>
-          <w:color w:val="6b7280"/>
-          <w:sz w:val="20"/>
-          <w:szCs w:val="20"/>
-        </w:rPr>
-        <w:t xml:space="preserve">8.7   </w:t>
-      </w:r>
-      <w:r>
-        <w:rPr>
-          <w:rFonts w:ascii="Arial" w:cs="Arial" w:eastAsia="Arial" w:hAnsi="Arial"/>
-          <w:b/>
-          <w:bCs/>
-          <w:color w:val="15151d"/>
-          <w:sz w:val="22"/>
-          <w:szCs w:val="22"/>
-        </w:rPr>
-        <w:t xml:space="preserve">“(final phrase of the duet)”</w:t>
-      </w:r>
-    </w:p>
-    <w:p>
-      <w:pPr>
-        <w:pBdr>
-          <w:bottom w:val="single" w:color="9aa0a8" w:sz="6"/>
-        </w:pBdr>
-        <w:spacing w:after="200" w:before="60"/>
-        <w:ind w:left="460"/>
-      </w:pPr>
-      <w:r>
-        <w:rPr>
-          <w:rFonts w:ascii="Arial" w:cs="Arial" w:eastAsia="Arial" w:hAnsi="Arial"/>
-          <w:b/>
-          <w:bCs/>
-          <w:color w:val="6b7280"/>
-          <w:sz w:val="16"/>
-          <w:szCs w:val="16"/>
-        </w:rPr>
-        <w:t xml:space="preserve">REAL LINE:  </w:t>
-      </w:r>
-    </w:p>
-    <w:p>
-      <w:pPr>
-        <w:spacing w:after="10"/>
-      </w:pPr>
-      <w:r>
-        <w:rPr>
-          <w:rFonts w:ascii="Courier New" w:cs="Courier New" w:eastAsia="Courier New" w:hAnsi="Courier New"/>
-          <w:b/>
-          <w:bCs/>
-          <w:color w:val="6b7280"/>
-          <w:sz w:val="20"/>
-          <w:szCs w:val="20"/>
-        </w:rPr>
-        <w:t xml:space="preserve">8.8   </w:t>
-      </w:r>
-      <w:r>
-        <w:rPr>
-          <w:rFonts w:ascii="Arial" w:cs="Arial" w:eastAsia="Arial" w:hAnsi="Arial"/>
-          <w:b w:val="false"/>
-          <w:bCs w:val="false"/>
-          <w:color w:val="2b4d8a"/>
-          <w:sz w:val="22"/>
-          <w:szCs w:val="22"/>
-        </w:rPr>
-        <w:t xml:space="preserve">♪ IN THE PLAYOFF — where the finale melody surfaces</w:t>
-      </w:r>
-    </w:p>
-    <w:p>
-      <w:pPr>
-        <w:pBdr>
-          <w:bottom w:val="single" w:color="9aa0a8" w:sz="6"/>
-        </w:pBdr>
-        <w:spacing w:after="200" w:before="60"/>
-        <w:ind w:left="460"/>
-      </w:pPr>
-      <w:r>
-        <w:rPr>
-          <w:rFonts w:ascii="Arial" w:cs="Arial" w:eastAsia="Arial" w:hAnsi="Arial"/>
-          <w:b/>
-          <w:bCs/>
-          <w:color w:val="6b7280"/>
-          <w:sz w:val="16"/>
-          <w:szCs w:val="16"/>
-        </w:rPr>
-        <w:t xml:space="preserve">REAL LINE:  </w:t>
-      </w:r>
-    </w:p>
-    <w:p>
-      <w:pPr>
-        <w:pageBreakBefore/>
-        <w:spacing w:after="160"/>
-      </w:pPr>
-      <w:r>
-        <w:rPr>
-          <w:rFonts w:ascii="Arial" w:cs="Arial" w:eastAsia="Arial" w:hAnsi="Arial"/>
-          <w:b/>
-          <w:bCs/>
-          <w:color w:val="15151d"/>
-          <w:sz w:val="32"/>
-          <w:szCs w:val="32"/>
-        </w:rPr>
-        <w:t xml:space="preserve">9 · A Miracle Would Happen</w:t>
-      </w:r>
-      <w:r>
-        <w:rPr>
-          <w:rFonts w:ascii="Arial" w:cs="Arial" w:eastAsia="Arial" w:hAnsi="Arial"/>
-          <w:color w:val="6b7280"/>
-          <w:sz w:val="20"/>
-          <w:szCs w:val="20"/>
-        </w:rPr>
-        <w:t xml:space="preserve">   ·   19 cues</w:t>
-      </w:r>
-    </w:p>
-    <w:p>
-      <w:pPr>
-        <w:spacing w:after="10"/>
-      </w:pPr>
-      <w:r>
-        <w:rPr>
-          <w:rFonts w:ascii="Courier New" w:cs="Courier New" w:eastAsia="Courier New" w:hAnsi="Courier New"/>
-          <w:b/>
-          <w:bCs/>
-          <w:color w:val="6b7280"/>
-          <w:sz w:val="20"/>
-          <w:szCs w:val="20"/>
-        </w:rPr>
-        <w:t xml:space="preserve">9.1   </w:t>
-      </w:r>
-      <w:r>
-        <w:rPr>
-          <w:rFonts w:ascii="Arial" w:cs="Arial" w:eastAsia="Arial" w:hAnsi="Arial"/>
-          <w:b w:val="false"/>
-          <w:bCs w:val="false"/>
-          <w:color w:val="2b4d8a"/>
-          <w:sz w:val="22"/>
-          <w:szCs w:val="22"/>
-        </w:rPr>
-        <w:t xml:space="preserve">♪ Vamp</w:t>
-      </w:r>
-    </w:p>
-    <w:p>
-      <w:pPr>
-        <w:pBdr>
-          <w:bottom w:val="single" w:color="9aa0a8" w:sz="6"/>
-        </w:pBdr>
-        <w:spacing w:after="200" w:before="60"/>
-        <w:ind w:left="460"/>
-      </w:pPr>
-      <w:r>
-        <w:rPr>
-          <w:rFonts w:ascii="Arial" w:cs="Arial" w:eastAsia="Arial" w:hAnsi="Arial"/>
-          <w:b/>
-          <w:bCs/>
-          <w:color w:val="6b7280"/>
-          <w:sz w:val="16"/>
-          <w:szCs w:val="16"/>
-        </w:rPr>
-        <w:t xml:space="preserve">REAL LINE:  </w:t>
-      </w:r>
-    </w:p>
-    <w:p>
-      <w:pPr>
-        <w:spacing w:after="10"/>
-      </w:pPr>
-      <w:r>
-        <w:rPr>
-          <w:rFonts w:ascii="Courier New" w:cs="Courier New" w:eastAsia="Courier New" w:hAnsi="Courier New"/>
-          <w:b/>
-          <w:bCs/>
-          <w:color w:val="6b7280"/>
-          <w:sz w:val="20"/>
-          <w:szCs w:val="20"/>
-        </w:rPr>
-        <w:t xml:space="preserve">9.2   </w:t>
-      </w:r>
-      <w:r>
-        <w:rPr>
-          <w:rFonts w:ascii="Arial" w:cs="Arial" w:eastAsia="Arial" w:hAnsi="Arial"/>
-          <w:b/>
-          <w:bCs/>
-          <w:color w:val="15151d"/>
-          <w:sz w:val="22"/>
-          <w:szCs w:val="22"/>
-        </w:rPr>
-        <w:t xml:space="preserve">“There are people, and one of them is me,”</w:t>
-      </w:r>
-    </w:p>
-    <w:p>
-      <w:pPr>
-        <w:pBdr>
-          <w:bottom w:val="single" w:color="9aa0a8" w:sz="6"/>
-        </w:pBdr>
-        <w:spacing w:after="200" w:before="60"/>
-        <w:ind w:left="460"/>
-      </w:pPr>
-      <w:r>
-        <w:rPr>
-          <w:rFonts w:ascii="Arial" w:cs="Arial" w:eastAsia="Arial" w:hAnsi="Arial"/>
-          <w:b/>
-          <w:bCs/>
-          <w:color w:val="6b7280"/>
-          <w:sz w:val="16"/>
-          <w:szCs w:val="16"/>
-        </w:rPr>
-        <w:t xml:space="preserve">REAL LINE:  </w:t>
-      </w:r>
-    </w:p>
-    <w:p>
-      <w:pPr>
-        <w:spacing w:after="10"/>
-      </w:pPr>
-      <w:r>
-        <w:rPr>
-          <w:rFonts w:ascii="Courier New" w:cs="Courier New" w:eastAsia="Courier New" w:hAnsi="Courier New"/>
-          <w:b/>
-          <w:bCs/>
-          <w:color w:val="6b7280"/>
-          <w:sz w:val="20"/>
-          <w:szCs w:val="20"/>
-        </w:rPr>
-        <w:t xml:space="preserve">9.3   </w:t>
-      </w:r>
-      <w:r>
-        <w:rPr>
-          <w:rFonts w:ascii="Arial" w:cs="Arial" w:eastAsia="Arial" w:hAnsi="Arial"/>
-          <w:b/>
-          <w:bCs/>
-          <w:color w:val="15151d"/>
-          <w:sz w:val="22"/>
-          <w:szCs w:val="22"/>
-        </w:rPr>
-        <w:t xml:space="preserve">“Who’s not allowed to look.”</w:t>
-      </w:r>
-    </w:p>
-    <w:p>
-      <w:pPr>
-        <w:pBdr>
-          <w:bottom w:val="single" w:color="9aa0a8" w:sz="6"/>
-        </w:pBdr>
-        <w:spacing w:after="200" w:before="60"/>
-        <w:ind w:left="460"/>
-      </w:pPr>
-      <w:r>
-        <w:rPr>
-          <w:rFonts w:ascii="Arial" w:cs="Arial" w:eastAsia="Arial" w:hAnsi="Arial"/>
-          <w:b/>
-          <w:bCs/>
-          <w:color w:val="6b7280"/>
-          <w:sz w:val="16"/>
-          <w:szCs w:val="16"/>
-        </w:rPr>
-        <w:t xml:space="preserve">REAL LINE:  </w:t>
-      </w:r>
-    </w:p>
-    <w:p>
-      <w:pPr>
-        <w:spacing w:after="10"/>
-      </w:pPr>
-      <w:r>
-        <w:rPr>
-          <w:rFonts w:ascii="Courier New" w:cs="Courier New" w:eastAsia="Courier New" w:hAnsi="Courier New"/>
-          <w:b/>
-          <w:bCs/>
-          <w:color w:val="6b7280"/>
-          <w:sz w:val="20"/>
-          <w:szCs w:val="20"/>
-        </w:rPr>
-        <w:t xml:space="preserve">9.4   </w:t>
-      </w:r>
-      <w:r>
-        <w:rPr>
-          <w:rFonts w:ascii="Arial" w:cs="Arial" w:eastAsia="Arial" w:hAnsi="Arial"/>
-          <w:b/>
-          <w:bCs/>
-          <w:color w:val="15151d"/>
-          <w:sz w:val="22"/>
-          <w:szCs w:val="22"/>
-        </w:rPr>
-        <w:t xml:space="preserve">“I’m not okay!”</w:t>
-      </w:r>
-    </w:p>
-    <w:p>
-      <w:pPr>
-        <w:pBdr>
-          <w:bottom w:val="single" w:color="9aa0a8" w:sz="6"/>
-        </w:pBdr>
-        <w:spacing w:after="200" w:before="60"/>
-        <w:ind w:left="460"/>
-      </w:pPr>
-      <w:r>
-        <w:rPr>
-          <w:rFonts w:ascii="Arial" w:cs="Arial" w:eastAsia="Arial" w:hAnsi="Arial"/>
-          <w:b/>
-          <w:bCs/>
-          <w:color w:val="6b7280"/>
-          <w:sz w:val="16"/>
-          <w:szCs w:val="16"/>
-        </w:rPr>
-        <w:t xml:space="preserve">REAL LINE:  </w:t>
-      </w:r>
-    </w:p>
-    <w:p>
-      <w:pPr>
-        <w:spacing w:after="10"/>
-      </w:pPr>
-      <w:r>
-        <w:rPr>
-          <w:rFonts w:ascii="Courier New" w:cs="Courier New" w:eastAsia="Courier New" w:hAnsi="Courier New"/>
-          <w:b/>
-          <w:bCs/>
-          <w:color w:val="6b7280"/>
-          <w:sz w:val="20"/>
-          <w:szCs w:val="20"/>
-        </w:rPr>
-        <w:t xml:space="preserve">9.5   </w:t>
-      </w:r>
-      <w:r>
-        <w:rPr>
-          <w:rFonts w:ascii="Arial" w:cs="Arial" w:eastAsia="Arial" w:hAnsi="Arial"/>
-          <w:b/>
-          <w:bCs/>
-          <w:color w:val="15151d"/>
-          <w:sz w:val="22"/>
-          <w:szCs w:val="22"/>
-        </w:rPr>
-        <w:t xml:space="preserve">“(cycle 1 button)”</w:t>
-      </w:r>
-    </w:p>
-    <w:p>
-      <w:pPr>
-        <w:pBdr>
-          <w:bottom w:val="single" w:color="9aa0a8" w:sz="6"/>
-        </w:pBdr>
-        <w:spacing w:after="200" w:before="60"/>
-        <w:ind w:left="460"/>
-      </w:pPr>
-      <w:r>
-        <w:rPr>
-          <w:rFonts w:ascii="Arial" w:cs="Arial" w:eastAsia="Arial" w:hAnsi="Arial"/>
-          <w:b/>
-          <w:bCs/>
-          <w:color w:val="6b7280"/>
-          <w:sz w:val="16"/>
-          <w:szCs w:val="16"/>
-        </w:rPr>
-        <w:t xml:space="preserve">REAL LINE:  </w:t>
-      </w:r>
-    </w:p>
-    <w:p>
-      <w:pPr>
-        <w:spacing w:after="10"/>
-      </w:pPr>
-      <w:r>
-        <w:rPr>
-          <w:rFonts w:ascii="Courier New" w:cs="Courier New" w:eastAsia="Courier New" w:hAnsi="Courier New"/>
-          <w:b/>
-          <w:bCs/>
-          <w:color w:val="6b7280"/>
-          <w:sz w:val="20"/>
-          <w:szCs w:val="20"/>
-        </w:rPr>
-        <w:t xml:space="preserve">9.6   </w:t>
-      </w:r>
-      <w:r>
-        <w:rPr>
-          <w:rFonts w:ascii="Arial" w:cs="Arial" w:eastAsia="Arial" w:hAnsi="Arial"/>
-          <w:b/>
-          <w:bCs/>
-          <w:color w:val="15151d"/>
-          <w:sz w:val="22"/>
-          <w:szCs w:val="22"/>
-        </w:rPr>
-        <w:t xml:space="preserve">“A miracle would happen”</w:t>
-      </w:r>
-    </w:p>
-    <w:p>
-      <w:pPr>
-        <w:pBdr>
-          <w:bottom w:val="single" w:color="9aa0a8" w:sz="6"/>
-        </w:pBdr>
-        <w:spacing w:after="200" w:before="60"/>
-        <w:ind w:left="460"/>
-      </w:pPr>
-      <w:r>
-        <w:rPr>
-          <w:rFonts w:ascii="Arial" w:cs="Arial" w:eastAsia="Arial" w:hAnsi="Arial"/>
-          <w:b/>
-          <w:bCs/>
-          <w:color w:val="6b7280"/>
-          <w:sz w:val="16"/>
-          <w:szCs w:val="16"/>
-        </w:rPr>
-        <w:t xml:space="preserve">REAL LINE:  </w:t>
-      </w:r>
-    </w:p>
-    <w:p>
-      <w:pPr>
-        <w:spacing w:after="10"/>
-      </w:pPr>
-      <w:r>
-        <w:rPr>
-          <w:rFonts w:ascii="Courier New" w:cs="Courier New" w:eastAsia="Courier New" w:hAnsi="Courier New"/>
-          <w:b/>
-          <w:bCs/>
-          <w:color w:val="6b7280"/>
-          <w:sz w:val="20"/>
-          <w:szCs w:val="20"/>
-        </w:rPr>
-        <w:t xml:space="preserve">9.7   </w:t>
-      </w:r>
-      <w:r>
-        <w:rPr>
-          <w:rFonts w:ascii="Arial" w:cs="Arial" w:eastAsia="Arial" w:hAnsi="Arial"/>
-          <w:b/>
-          <w:bCs/>
-          <w:color w:val="15151d"/>
-          <w:sz w:val="22"/>
-          <w:szCs w:val="22"/>
-        </w:rPr>
-        <w:t xml:space="preserve">“(cycle 2 button)”</w:t>
-      </w:r>
-    </w:p>
-    <w:p>
-      <w:pPr>
-        <w:pBdr>
-          <w:bottom w:val="single" w:color="9aa0a8" w:sz="6"/>
-        </w:pBdr>
-        <w:spacing w:after="200" w:before="60"/>
-        <w:ind w:left="460"/>
-      </w:pPr>
-      <w:r>
-        <w:rPr>
-          <w:rFonts w:ascii="Arial" w:cs="Arial" w:eastAsia="Arial" w:hAnsi="Arial"/>
-          <w:b/>
-          <w:bCs/>
-          <w:color w:val="6b7280"/>
-          <w:sz w:val="16"/>
-          <w:szCs w:val="16"/>
-        </w:rPr>
-        <w:t xml:space="preserve">REAL LINE:  </w:t>
-      </w:r>
-    </w:p>
-    <w:p>
-      <w:pPr>
-        <w:spacing w:after="10"/>
-      </w:pPr>
-      <w:r>
-        <w:rPr>
-          <w:rFonts w:ascii="Courier New" w:cs="Courier New" w:eastAsia="Courier New" w:hAnsi="Courier New"/>
-          <w:b/>
-          <w:bCs/>
-          <w:color w:val="6b7280"/>
-          <w:sz w:val="20"/>
-          <w:szCs w:val="20"/>
-        </w:rPr>
-        <w:t xml:space="preserve">9.8   </w:t>
-      </w:r>
-      <w:r>
-        <w:rPr>
-          <w:rFonts w:ascii="Arial" w:cs="Arial" w:eastAsia="Arial" w:hAnsi="Arial"/>
-          <w:b/>
-          <w:bCs/>
-          <w:color w:val="15151d"/>
-          <w:sz w:val="22"/>
-          <w:szCs w:val="22"/>
-        </w:rPr>
-        <w:t xml:space="preserve">“And I would be happy —”</w:t>
-      </w:r>
-    </w:p>
-    <w:p>
-      <w:pPr>
-        <w:pBdr>
-          <w:bottom w:val="single" w:color="9aa0a8" w:sz="6"/>
-        </w:pBdr>
-        <w:spacing w:after="200" w:before="60"/>
-        <w:ind w:left="460"/>
-      </w:pPr>
-      <w:r>
-        <w:rPr>
-          <w:rFonts w:ascii="Arial" w:cs="Arial" w:eastAsia="Arial" w:hAnsi="Arial"/>
-          <w:b/>
-          <w:bCs/>
-          <w:color w:val="6b7280"/>
-          <w:sz w:val="16"/>
-          <w:szCs w:val="16"/>
-        </w:rPr>
-        <w:t xml:space="preserve">REAL LINE:  </w:t>
-      </w:r>
-    </w:p>
-    <w:p>
-      <w:pPr>
-        <w:spacing w:after="10"/>
-      </w:pPr>
-      <w:r>
-        <w:rPr>
-          <w:rFonts w:ascii="Courier New" w:cs="Courier New" w:eastAsia="Courier New" w:hAnsi="Courier New"/>
-          <w:b/>
-          <w:bCs/>
-          <w:color w:val="6b7280"/>
-          <w:sz w:val="20"/>
-          <w:szCs w:val="20"/>
-        </w:rPr>
-        <w:t xml:space="preserve">9.9   </w:t>
-      </w:r>
-      <w:r>
-        <w:rPr>
-          <w:rFonts w:ascii="Arial" w:cs="Arial" w:eastAsia="Arial" w:hAnsi="Arial"/>
-          <w:b/>
-          <w:bCs/>
-          <w:color w:val="15151d"/>
-          <w:sz w:val="22"/>
-          <w:szCs w:val="22"/>
-        </w:rPr>
-        <w:t xml:space="preserve">“(on the refrain’s last word)”</w:t>
-      </w:r>
-    </w:p>
-    <w:p>
-      <w:pPr>
-        <w:pBdr>
-          <w:bottom w:val="single" w:color="9aa0a8" w:sz="6"/>
-        </w:pBdr>
-        <w:spacing w:after="200" w:before="60"/>
-        <w:ind w:left="460"/>
-      </w:pPr>
-      <w:r>
-        <w:rPr>
-          <w:rFonts w:ascii="Arial" w:cs="Arial" w:eastAsia="Arial" w:hAnsi="Arial"/>
-          <w:b/>
-          <w:bCs/>
-          <w:color w:val="6b7280"/>
-          <w:sz w:val="16"/>
-          <w:szCs w:val="16"/>
-        </w:rPr>
-        <w:t xml:space="preserve">REAL LINE:  </w:t>
-      </w:r>
-    </w:p>
-    <w:p>
-      <w:pPr>
-        <w:spacing w:after="10"/>
-      </w:pPr>
-      <w:r>
-        <w:rPr>
-          <w:rFonts w:ascii="Courier New" w:cs="Courier New" w:eastAsia="Courier New" w:hAnsi="Courier New"/>
-          <w:b/>
-          <w:bCs/>
-          <w:color w:val="6b7280"/>
-          <w:sz w:val="20"/>
-          <w:szCs w:val="20"/>
-        </w:rPr>
-        <w:t xml:space="preserve">9.10   </w:t>
-      </w:r>
-      <w:r>
-        <w:rPr>
-          <w:rFonts w:ascii="Arial" w:cs="Arial" w:eastAsia="Arial" w:hAnsi="Arial"/>
-          <w:b/>
-          <w:bCs/>
-          <w:color w:val="15151d"/>
-          <w:sz w:val="22"/>
-          <w:szCs w:val="22"/>
-        </w:rPr>
-        <w:t xml:space="preserve">“I could be happy —”</w:t>
-      </w:r>
-    </w:p>
-    <w:p>
-      <w:pPr>
-        <w:pBdr>
-          <w:bottom w:val="single" w:color="9aa0a8" w:sz="6"/>
-        </w:pBdr>
-        <w:spacing w:after="200" w:before="60"/>
-        <w:ind w:left="460"/>
-      </w:pPr>
-      <w:r>
-        <w:rPr>
-          <w:rFonts w:ascii="Arial" w:cs="Arial" w:eastAsia="Arial" w:hAnsi="Arial"/>
-          <w:b/>
-          <w:bCs/>
-          <w:color w:val="6b7280"/>
-          <w:sz w:val="16"/>
-          <w:szCs w:val="16"/>
-        </w:rPr>
-        <w:t xml:space="preserve">REAL LINE:  </w:t>
-      </w:r>
-    </w:p>
-    <w:p>
-      <w:pPr>
-        <w:spacing w:after="10"/>
-      </w:pPr>
-      <w:r>
-        <w:rPr>
-          <w:rFonts w:ascii="Courier New" w:cs="Courier New" w:eastAsia="Courier New" w:hAnsi="Courier New"/>
-          <w:b/>
-          <w:bCs/>
-          <w:color w:val="6b7280"/>
-          <w:sz w:val="20"/>
-          <w:szCs w:val="20"/>
-        </w:rPr>
-        <w:t xml:space="preserve">9.11   </w:t>
-      </w:r>
-      <w:r>
-        <w:rPr>
-          <w:rFonts w:ascii="Arial" w:cs="Arial" w:eastAsia="Arial" w:hAnsi="Arial"/>
-          <w:b/>
-          <w:bCs/>
-          <w:color w:val="15151d"/>
-          <w:sz w:val="22"/>
-          <w:szCs w:val="22"/>
-        </w:rPr>
-        <w:t xml:space="preserve">“(next phrase)”</w:t>
-      </w:r>
-    </w:p>
-    <w:p>
-      <w:pPr>
-        <w:pBdr>
-          <w:bottom w:val="single" w:color="9aa0a8" w:sz="6"/>
-        </w:pBdr>
-        <w:spacing w:after="200" w:before="60"/>
-        <w:ind w:left="460"/>
-      </w:pPr>
-      <w:r>
-        <w:rPr>
-          <w:rFonts w:ascii="Arial" w:cs="Arial" w:eastAsia="Arial" w:hAnsi="Arial"/>
-          <w:b/>
-          <w:bCs/>
-          <w:color w:val="6b7280"/>
-          <w:sz w:val="16"/>
-          <w:szCs w:val="16"/>
-        </w:rPr>
-        <w:t xml:space="preserve">REAL LINE:  </w:t>
-      </w:r>
-    </w:p>
-    <w:p>
-      <w:pPr>
-        <w:spacing w:after="10"/>
-      </w:pPr>
-      <w:r>
-        <w:rPr>
-          <w:rFonts w:ascii="Courier New" w:cs="Courier New" w:eastAsia="Courier New" w:hAnsi="Courier New"/>
-          <w:b/>
-          <w:bCs/>
-          <w:color w:val="6b7280"/>
-          <w:sz w:val="20"/>
-          <w:szCs w:val="20"/>
-        </w:rPr>
-        <w:t xml:space="preserve">9.12   </w:t>
-      </w:r>
-      <w:r>
-        <w:rPr>
-          <w:rFonts w:ascii="Arial" w:cs="Arial" w:eastAsia="Arial" w:hAnsi="Arial"/>
-          <w:b/>
-          <w:bCs/>
-          <w:color w:val="15151d"/>
-          <w:sz w:val="22"/>
-          <w:szCs w:val="22"/>
-        </w:rPr>
-        <w:t xml:space="preserve">“(verse button)”</w:t>
-      </w:r>
-    </w:p>
-    <w:p>
-      <w:pPr>
-        <w:pBdr>
-          <w:bottom w:val="single" w:color="9aa0a8" w:sz="6"/>
-        </w:pBdr>
-        <w:spacing w:after="200" w:before="60"/>
-        <w:ind w:left="460"/>
-      </w:pPr>
-      <w:r>
-        <w:rPr>
-          <w:rFonts w:ascii="Arial" w:cs="Arial" w:eastAsia="Arial" w:hAnsi="Arial"/>
-          <w:b/>
-          <w:bCs/>
-          <w:color w:val="6b7280"/>
-          <w:sz w:val="16"/>
-          <w:szCs w:val="16"/>
-        </w:rPr>
-        <w:t xml:space="preserve">REAL LINE:  </w:t>
-      </w:r>
-    </w:p>
-    <w:p>
-      <w:pPr>
-        <w:spacing w:after="10"/>
-      </w:pPr>
-      <w:r>
-        <w:rPr>
-          <w:rFonts w:ascii="Courier New" w:cs="Courier New" w:eastAsia="Courier New" w:hAnsi="Courier New"/>
-          <w:b/>
-          <w:bCs/>
-          <w:color w:val="6b7280"/>
-          <w:sz w:val="20"/>
-          <w:szCs w:val="20"/>
-        </w:rPr>
-        <w:t xml:space="preserve">9.13   </w:t>
-      </w:r>
-      <w:r>
-        <w:rPr>
-          <w:rFonts w:ascii="Arial" w:cs="Arial" w:eastAsia="Arial" w:hAnsi="Arial"/>
-          <w:b w:val="false"/>
-          <w:bCs w:val="false"/>
-          <w:color w:val="2b4d8a"/>
-          <w:sz w:val="22"/>
-          <w:szCs w:val="22"/>
-        </w:rPr>
-        <w:t xml:space="preserve">♪ CHOICE BLOCK — bridge top</w:t>
-      </w:r>
-    </w:p>
-    <w:p>
-      <w:pPr>
-        <w:pBdr>
-          <w:bottom w:val="single" w:color="9aa0a8" w:sz="6"/>
-        </w:pBdr>
-        <w:spacing w:after="200" w:before="60"/>
-        <w:ind w:left="460"/>
-      </w:pPr>
-      <w:r>
-        <w:rPr>
-          <w:rFonts w:ascii="Arial" w:cs="Arial" w:eastAsia="Arial" w:hAnsi="Arial"/>
-          <w:b/>
-          <w:bCs/>
-          <w:color w:val="6b7280"/>
-          <w:sz w:val="16"/>
-          <w:szCs w:val="16"/>
-        </w:rPr>
-        <w:t xml:space="preserve">REAL LINE:  </w:t>
-      </w:r>
-    </w:p>
-    <w:p>
-      <w:pPr>
-        <w:spacing w:after="10"/>
-      </w:pPr>
-      <w:r>
-        <w:rPr>
-          <w:rFonts w:ascii="Courier New" w:cs="Courier New" w:eastAsia="Courier New" w:hAnsi="Courier New"/>
-          <w:b/>
-          <w:bCs/>
-          <w:color w:val="6b7280"/>
-          <w:sz w:val="20"/>
-          <w:szCs w:val="20"/>
-        </w:rPr>
-        <w:t xml:space="preserve">9.14   </w:t>
-      </w:r>
-      <w:r>
-        <w:rPr>
-          <w:rFonts w:ascii="Arial" w:cs="Arial" w:eastAsia="Arial" w:hAnsi="Arial"/>
-          <w:b/>
-          <w:bCs/>
-          <w:color w:val="15151d"/>
-          <w:sz w:val="22"/>
-          <w:szCs w:val="22"/>
-        </w:rPr>
-        <w:t xml:space="preserve">“(next hit)”</w:t>
-      </w:r>
-    </w:p>
-    <w:p>
-      <w:pPr>
-        <w:pBdr>
-          <w:bottom w:val="single" w:color="9aa0a8" w:sz="6"/>
-        </w:pBdr>
-        <w:spacing w:after="200" w:before="60"/>
-        <w:ind w:left="460"/>
-      </w:pPr>
-      <w:r>
-        <w:rPr>
-          <w:rFonts w:ascii="Arial" w:cs="Arial" w:eastAsia="Arial" w:hAnsi="Arial"/>
-          <w:b/>
-          <w:bCs/>
-          <w:color w:val="6b7280"/>
-          <w:sz w:val="16"/>
-          <w:szCs w:val="16"/>
-        </w:rPr>
-        <w:t xml:space="preserve">REAL LINE:  </w:t>
-      </w:r>
-    </w:p>
-    <w:p>
-      <w:pPr>
-        <w:spacing w:after="10"/>
-      </w:pPr>
-      <w:r>
-        <w:rPr>
-          <w:rFonts w:ascii="Courier New" w:cs="Courier New" w:eastAsia="Courier New" w:hAnsi="Courier New"/>
-          <w:b/>
-          <w:bCs/>
-          <w:color w:val="6b7280"/>
-          <w:sz w:val="20"/>
-          <w:szCs w:val="20"/>
-        </w:rPr>
-        <w:t xml:space="preserve">9.15   </w:t>
-      </w:r>
-      <w:r>
-        <w:rPr>
-          <w:rFonts w:ascii="Arial" w:cs="Arial" w:eastAsia="Arial" w:hAnsi="Arial"/>
-          <w:b/>
-          <w:bCs/>
-          <w:color w:val="15151d"/>
-          <w:sz w:val="22"/>
-          <w:szCs w:val="22"/>
-        </w:rPr>
-        <w:t xml:space="preserve">“(next hit)”</w:t>
-      </w:r>
-    </w:p>
-    <w:p>
-      <w:pPr>
-        <w:pBdr>
-          <w:bottom w:val="single" w:color="9aa0a8" w:sz="6"/>
-        </w:pBdr>
-        <w:spacing w:after="200" w:before="60"/>
-        <w:ind w:left="460"/>
-      </w:pPr>
-      <w:r>
-        <w:rPr>
-          <w:rFonts w:ascii="Arial" w:cs="Arial" w:eastAsia="Arial" w:hAnsi="Arial"/>
-          <w:b/>
-          <w:bCs/>
-          <w:color w:val="6b7280"/>
-          <w:sz w:val="16"/>
-          <w:szCs w:val="16"/>
-        </w:rPr>
-        <w:t xml:space="preserve">REAL LINE:  </w:t>
-      </w:r>
-    </w:p>
-    <w:p>
-      <w:pPr>
-        <w:spacing w:after="10"/>
-      </w:pPr>
-      <w:r>
-        <w:rPr>
-          <w:rFonts w:ascii="Courier New" w:cs="Courier New" w:eastAsia="Courier New" w:hAnsi="Courier New"/>
-          <w:b/>
-          <w:bCs/>
-          <w:color w:val="6b7280"/>
-          <w:sz w:val="20"/>
-          <w:szCs w:val="20"/>
-        </w:rPr>
-        <w:t xml:space="preserve">9.16   </w:t>
-      </w:r>
-      <w:r>
-        <w:rPr>
-          <w:rFonts w:ascii="Arial" w:cs="Arial" w:eastAsia="Arial" w:hAnsi="Arial"/>
-          <w:b/>
-          <w:bCs/>
-          <w:color w:val="15151d"/>
-          <w:sz w:val="22"/>
-          <w:szCs w:val="22"/>
-        </w:rPr>
-        <w:t xml:space="preserve">“(bridge button)”</w:t>
-      </w:r>
-    </w:p>
-    <w:p>
-      <w:pPr>
-        <w:pBdr>
-          <w:bottom w:val="single" w:color="9aa0a8" w:sz="6"/>
-        </w:pBdr>
-        <w:spacing w:after="200" w:before="60"/>
-        <w:ind w:left="460"/>
-      </w:pPr>
-      <w:r>
-        <w:rPr>
-          <w:rFonts w:ascii="Arial" w:cs="Arial" w:eastAsia="Arial" w:hAnsi="Arial"/>
-          <w:b/>
-          <w:bCs/>
-          <w:color w:val="6b7280"/>
-          <w:sz w:val="16"/>
-          <w:szCs w:val="16"/>
-        </w:rPr>
-        <w:t xml:space="preserve">REAL LINE:  </w:t>
-      </w:r>
-    </w:p>
-    <w:p>
-      <w:pPr>
-        <w:spacing w:after="10"/>
-      </w:pPr>
-      <w:r>
-        <w:rPr>
-          <w:rFonts w:ascii="Courier New" w:cs="Courier New" w:eastAsia="Courier New" w:hAnsi="Courier New"/>
-          <w:b/>
-          <w:bCs/>
-          <w:color w:val="6b7280"/>
-          <w:sz w:val="20"/>
-          <w:szCs w:val="20"/>
-        </w:rPr>
-        <w:t xml:space="preserve">9.21   </w:t>
-      </w:r>
-      <w:r>
-        <w:rPr>
-          <w:rFonts w:ascii="Arial" w:cs="Arial" w:eastAsia="Arial" w:hAnsi="Arial"/>
-          <w:b/>
-          <w:bCs/>
-          <w:color w:val="15151d"/>
-          <w:sz w:val="22"/>
-          <w:szCs w:val="22"/>
-        </w:rPr>
-        <w:t xml:space="preserve">“FINAL VERSE”</w:t>
-      </w:r>
-    </w:p>
-    <w:p>
-      <w:pPr>
-        <w:pBdr>
-          <w:bottom w:val="single" w:color="9aa0a8" w:sz="6"/>
-        </w:pBdr>
-        <w:spacing w:after="200" w:before="60"/>
-        <w:ind w:left="460"/>
-      </w:pPr>
-      <w:r>
-        <w:rPr>
-          <w:rFonts w:ascii="Arial" w:cs="Arial" w:eastAsia="Arial" w:hAnsi="Arial"/>
-          <w:b/>
-          <w:bCs/>
-          <w:color w:val="6b7280"/>
-          <w:sz w:val="16"/>
-          <w:szCs w:val="16"/>
-        </w:rPr>
-        <w:t xml:space="preserve">REAL LINE:  </w:t>
-      </w:r>
-    </w:p>
-    <w:p>
-      <w:pPr>
-        <w:spacing w:after="10"/>
-      </w:pPr>
-      <w:r>
-        <w:rPr>
-          <w:rFonts w:ascii="Courier New" w:cs="Courier New" w:eastAsia="Courier New" w:hAnsi="Courier New"/>
-          <w:b/>
-          <w:bCs/>
-          <w:color w:val="6b7280"/>
-          <w:sz w:val="20"/>
-          <w:szCs w:val="20"/>
-        </w:rPr>
-        <w:t xml:space="preserve">9.22   </w:t>
-      </w:r>
-      <w:r>
-        <w:rPr>
-          <w:rFonts w:ascii="Arial" w:cs="Arial" w:eastAsia="Arial" w:hAnsi="Arial"/>
-          <w:b/>
-          <w:bCs/>
-          <w:color w:val="15151d"/>
-          <w:sz w:val="22"/>
-          <w:szCs w:val="22"/>
-        </w:rPr>
-        <w:t xml:space="preserve">“(his last sung phrase)”</w:t>
-      </w:r>
-    </w:p>
-    <w:p>
-      <w:pPr>
-        <w:pBdr>
-          <w:bottom w:val="single" w:color="9aa0a8" w:sz="6"/>
-        </w:pBdr>
-        <w:spacing w:after="200" w:before="60"/>
-        <w:ind w:left="460"/>
-      </w:pPr>
-      <w:r>
-        <w:rPr>
-          <w:rFonts w:ascii="Arial" w:cs="Arial" w:eastAsia="Arial" w:hAnsi="Arial"/>
-          <w:b/>
-          <w:bCs/>
-          <w:color w:val="6b7280"/>
-          <w:sz w:val="16"/>
-          <w:szCs w:val="16"/>
-        </w:rPr>
-        <w:t xml:space="preserve">REAL LINE:  </w:t>
-      </w:r>
-    </w:p>
-    <w:p>
-      <w:pPr>
-        <w:spacing w:after="10"/>
-      </w:pPr>
-      <w:r>
-        <w:rPr>
-          <w:rFonts w:ascii="Courier New" w:cs="Courier New" w:eastAsia="Courier New" w:hAnsi="Courier New"/>
-          <w:b/>
-          <w:bCs/>
-          <w:color w:val="6b7280"/>
-          <w:sz w:val="20"/>
-          <w:szCs w:val="20"/>
-        </w:rPr>
-        <w:t xml:space="preserve">9.23   </w:t>
-      </w:r>
-      <w:r>
-        <w:rPr>
-          <w:rFonts w:ascii="Arial" w:cs="Arial" w:eastAsia="Arial" w:hAnsi="Arial"/>
-          <w:b w:val="false"/>
-          <w:bCs w:val="false"/>
-          <w:color w:val="2b4d8a"/>
-          <w:sz w:val="22"/>
-          <w:szCs w:val="22"/>
-        </w:rPr>
-        <w:t xml:space="preserve">♪ With the final chord</w:t>
+        <w:t xml:space="preserve">♪ Button</w:t>
       </w:r>
     </w:p>
     <w:p>
